--- a/docs/Apostila_Dicionarios_de_Dados_Paineis_Maternidades.docx
+++ b/docs/Apostila_Dicionarios_de_Dados_Paineis_Maternidades.docx
@@ -11,7 +11,7 @@
           <w:noProof/>
         </w:rPr>
         <w:drawing>
-          <wp:inline distT="0" distB="0" distL="0" distR="0" wp14:anchorId="720E32ED" wp14:editId="25C49055">
+          <wp:inline distT="0" distB="0" distL="0" distR="0" wp14:anchorId="3D603CCC" wp14:editId="30092DAF">
             <wp:extent cx="6096000" cy="704850"/>
             <wp:effectExtent l="0" t="0" r="0" b="0"/>
             <wp:docPr id="1" name="faixa" descr="Elemento decorativo, sem conteúdo informativo." title="Faixa decorativa"/>
@@ -59,7 +59,7 @@
           <w:noProof/>
         </w:rPr>
         <w:drawing>
-          <wp:inline distT="0" distB="0" distL="0" distR="0" wp14:anchorId="00E1C574" wp14:editId="7060ABEF">
+          <wp:inline distT="0" distB="0" distL="0" distR="0" wp14:anchorId="6B2A68AA" wp14:editId="54FE36A5">
             <wp:extent cx="4572000" cy="390525"/>
             <wp:effectExtent l="0" t="0" r="0" b="0"/>
             <wp:docPr id="2" name="logos" descr="Marcas do Instituto Nacional de Saúde da Mulher, da Criança e do Adolescente Fernandes Figueira (IFF), da Fiocruz, do SUS e do Ministério da Saúde." title="Marcas institucionais"/>
@@ -111,7 +111,7 @@
           <w:sz w:val="22"/>
           <w:szCs w:val="22"/>
         </w:rPr>
-        <w:t>Painéis de Indicadores · Maternidades Estratégicas · 2019 a 2025</w:t>
+        <w:t>Painéis de Indicadores · Maternidades Estratégicas · 2019 a 2025 e 1º semestre de 2026</w:t>
       </w:r>
     </w:p>
     <w:p>
@@ -184,7 +184,7 @@
           <w:bCs/>
           <w:color w:val="1E6E49"/>
         </w:rPr>
-        <w:t>Versão 1.1 · Rio de Janeiro, 11 de outubro de 2026</w:t>
+        <w:t>Versão 1.2 · Rio de Janeiro, 18 de outubro de 2026</w:t>
       </w:r>
     </w:p>
     <w:p>
@@ -213,7 +213,7 @@
           <w:sz w:val="20"/>
           <w:szCs w:val="20"/>
         </w:rPr>
-        <w:t>. Dados: bases públicas do Ministério da Saúde (SINASC, SIH/SUS, SIM e CNES), 2019 a 2025, sujeitos a revisão.</w:t>
+        <w:t>. Dados: bases públicas do Ministério da Saúde (SINASC, SIH/SUS, SIM e CNES), 2019 a 2025 e 1º semestre de 2026, sujeitos a revisão.</w:t>
       </w:r>
     </w:p>
     <w:p>
@@ -240,7 +240,7 @@
     <w:sdt>
       <w:sdtPr>
         <w:alias w:val="Sumário"/>
-        <w:id w:val="-1613125762"/>
+        <w:id w:val="100068399"/>
       </w:sdtPr>
       <w:sdtEndPr/>
       <w:sdtContent>
@@ -263,7 +263,7 @@
           <w:r>
             <w:fldChar w:fldCharType="separate"/>
           </w:r>
-          <w:hyperlink w:anchor="_Toc242721816" w:history="1">
+          <w:hyperlink w:anchor="_Toc243232714" w:history="1">
             <w:r>
               <w:rPr>
                 <w:rStyle w:val="Hyperlink"/>
@@ -287,7 +287,7 @@
               <w:rPr>
                 <w:noProof/>
               </w:rPr>
-              <w:instrText xml:space="preserve"> PAGEREF _Toc242721816 \h </w:instrText>
+              <w:instrText xml:space="preserve"> PAGEREF _Toc243232714 \h </w:instrText>
             </w:r>
             <w:r>
               <w:rPr>
@@ -324,7 +324,7 @@
               <w:noProof/>
             </w:rPr>
           </w:pPr>
-          <w:hyperlink w:anchor="_Toc242721817" w:history="1">
+          <w:hyperlink w:anchor="_Toc243232715" w:history="1">
             <w:r>
               <w:rPr>
                 <w:rStyle w:val="Hyperlink"/>
@@ -348,7 +348,7 @@
               <w:rPr>
                 <w:noProof/>
               </w:rPr>
-              <w:instrText xml:space="preserve"> PAGEREF _Toc242721817 \h </w:instrText>
+              <w:instrText xml:space="preserve"> PAGEREF _Toc243232715 \h </w:instrText>
             </w:r>
             <w:r>
               <w:rPr>
@@ -385,7 +385,7 @@
               <w:noProof/>
             </w:rPr>
           </w:pPr>
-          <w:hyperlink w:anchor="_Toc242721818" w:history="1">
+          <w:hyperlink w:anchor="_Toc243232716" w:history="1">
             <w:r>
               <w:rPr>
                 <w:rStyle w:val="Hyperlink"/>
@@ -409,7 +409,7 @@
               <w:rPr>
                 <w:noProof/>
               </w:rPr>
-              <w:instrText xml:space="preserve"> PAGEREF _Toc242721818 \h </w:instrText>
+              <w:instrText xml:space="preserve"> PAGEREF _Toc243232716 \h </w:instrText>
             </w:r>
             <w:r>
               <w:rPr>
@@ -446,7 +446,7 @@
               <w:noProof/>
             </w:rPr>
           </w:pPr>
-          <w:hyperlink w:anchor="_Toc242721819" w:history="1">
+          <w:hyperlink w:anchor="_Toc243232717" w:history="1">
             <w:r>
               <w:rPr>
                 <w:rStyle w:val="Hyperlink"/>
@@ -470,7 +470,7 @@
               <w:rPr>
                 <w:noProof/>
               </w:rPr>
-              <w:instrText xml:space="preserve"> PAGEREF _Toc242721819 \h </w:instrText>
+              <w:instrText xml:space="preserve"> PAGEREF _Toc243232717 \h </w:instrText>
             </w:r>
             <w:r>
               <w:rPr>
@@ -507,7 +507,7 @@
               <w:noProof/>
             </w:rPr>
           </w:pPr>
-          <w:hyperlink w:anchor="_Toc242721820" w:history="1">
+          <w:hyperlink w:anchor="_Toc243232718" w:history="1">
             <w:r>
               <w:rPr>
                 <w:rStyle w:val="Hyperlink"/>
@@ -531,7 +531,7 @@
               <w:rPr>
                 <w:noProof/>
               </w:rPr>
-              <w:instrText xml:space="preserve"> PAGEREF _Toc242721820 \h </w:instrText>
+              <w:instrText xml:space="preserve"> PAGEREF _Toc243232718 \h </w:instrText>
             </w:r>
             <w:r>
               <w:rPr>
@@ -568,7 +568,7 @@
               <w:noProof/>
             </w:rPr>
           </w:pPr>
-          <w:hyperlink w:anchor="_Toc242721821" w:history="1">
+          <w:hyperlink w:anchor="_Toc243232719" w:history="1">
             <w:r>
               <w:rPr>
                 <w:rStyle w:val="Hyperlink"/>
@@ -592,7 +592,7 @@
               <w:rPr>
                 <w:noProof/>
               </w:rPr>
-              <w:instrText xml:space="preserve"> PAGEREF _Toc242721821 \h </w:instrText>
+              <w:instrText xml:space="preserve"> PAGEREF _Toc243232719 \h </w:instrText>
             </w:r>
             <w:r>
               <w:rPr>
@@ -629,7 +629,7 @@
               <w:noProof/>
             </w:rPr>
           </w:pPr>
-          <w:hyperlink w:anchor="_Toc242721822" w:history="1">
+          <w:hyperlink w:anchor="_Toc243232720" w:history="1">
             <w:r>
               <w:rPr>
                 <w:rStyle w:val="Hyperlink"/>
@@ -653,7 +653,7 @@
               <w:rPr>
                 <w:noProof/>
               </w:rPr>
-              <w:instrText xml:space="preserve"> PAGEREF _Toc242721822 \h </w:instrText>
+              <w:instrText xml:space="preserve"> PAGEREF _Toc243232720 \h </w:instrText>
             </w:r>
             <w:r>
               <w:rPr>
@@ -690,7 +690,7 @@
               <w:noProof/>
             </w:rPr>
           </w:pPr>
-          <w:hyperlink w:anchor="_Toc242721823" w:history="1">
+          <w:hyperlink w:anchor="_Toc243232721" w:history="1">
             <w:r>
               <w:rPr>
                 <w:rStyle w:val="Hyperlink"/>
@@ -714,7 +714,7 @@
               <w:rPr>
                 <w:noProof/>
               </w:rPr>
-              <w:instrText xml:space="preserve"> PAGEREF _Toc242721823 \h </w:instrText>
+              <w:instrText xml:space="preserve"> PAGEREF _Toc243232721 \h </w:instrText>
             </w:r>
             <w:r>
               <w:rPr>
@@ -731,7 +731,7 @@
               <w:rPr>
                 <w:noProof/>
               </w:rPr>
-              <w:t>7</w:t>
+              <w:t>8</w:t>
             </w:r>
             <w:r>
               <w:rPr>
@@ -751,7 +751,7 @@
               <w:noProof/>
             </w:rPr>
           </w:pPr>
-          <w:hyperlink w:anchor="_Toc242721824" w:history="1">
+          <w:hyperlink w:anchor="_Toc243232722" w:history="1">
             <w:r>
               <w:rPr>
                 <w:rStyle w:val="Hyperlink"/>
@@ -775,7 +775,7 @@
               <w:rPr>
                 <w:noProof/>
               </w:rPr>
-              <w:instrText xml:space="preserve"> PAGEREF _Toc242721824 \h </w:instrText>
+              <w:instrText xml:space="preserve"> PAGEREF _Toc243232722 \h </w:instrText>
             </w:r>
             <w:r>
               <w:rPr>
@@ -792,7 +792,7 @@
               <w:rPr>
                 <w:noProof/>
               </w:rPr>
-              <w:t>7</w:t>
+              <w:t>8</w:t>
             </w:r>
             <w:r>
               <w:rPr>
@@ -812,7 +812,7 @@
               <w:noProof/>
             </w:rPr>
           </w:pPr>
-          <w:hyperlink w:anchor="_Toc242721825" w:history="1">
+          <w:hyperlink w:anchor="_Toc243232723" w:history="1">
             <w:r>
               <w:rPr>
                 <w:rStyle w:val="Hyperlink"/>
@@ -836,7 +836,7 @@
               <w:rPr>
                 <w:noProof/>
               </w:rPr>
-              <w:instrText xml:space="preserve"> PAGEREF _Toc242721825 \h </w:instrText>
+              <w:instrText xml:space="preserve"> PAGEREF _Toc243232723 \h </w:instrText>
             </w:r>
             <w:r>
               <w:rPr>
@@ -853,7 +853,7 @@
               <w:rPr>
                 <w:noProof/>
               </w:rPr>
-              <w:t>8</w:t>
+              <w:t>9</w:t>
             </w:r>
             <w:r>
               <w:rPr>
@@ -873,7 +873,7 @@
               <w:noProof/>
             </w:rPr>
           </w:pPr>
-          <w:hyperlink w:anchor="_Toc242721826" w:history="1">
+          <w:hyperlink w:anchor="_Toc243232724" w:history="1">
             <w:r>
               <w:rPr>
                 <w:rStyle w:val="Hyperlink"/>
@@ -897,7 +897,7 @@
               <w:rPr>
                 <w:noProof/>
               </w:rPr>
-              <w:instrText xml:space="preserve"> PAGEREF _Toc242721826 \h </w:instrText>
+              <w:instrText xml:space="preserve"> PAGEREF _Toc243232724 \h </w:instrText>
             </w:r>
             <w:r>
               <w:rPr>
@@ -914,7 +914,7 @@
               <w:rPr>
                 <w:noProof/>
               </w:rPr>
-              <w:t>9</w:t>
+              <w:t>10</w:t>
             </w:r>
             <w:r>
               <w:rPr>
@@ -934,7 +934,7 @@
               <w:noProof/>
             </w:rPr>
           </w:pPr>
-          <w:hyperlink w:anchor="_Toc242721827" w:history="1">
+          <w:hyperlink w:anchor="_Toc243232725" w:history="1">
             <w:r>
               <w:rPr>
                 <w:rStyle w:val="Hyperlink"/>
@@ -958,7 +958,7 @@
               <w:rPr>
                 <w:noProof/>
               </w:rPr>
-              <w:instrText xml:space="preserve"> PAGEREF _Toc242721827 \h </w:instrText>
+              <w:instrText xml:space="preserve"> PAGEREF _Toc243232725 \h </w:instrText>
             </w:r>
             <w:r>
               <w:rPr>
@@ -995,7 +995,7 @@
               <w:noProof/>
             </w:rPr>
           </w:pPr>
-          <w:hyperlink w:anchor="_Toc242721828" w:history="1">
+          <w:hyperlink w:anchor="_Toc243232726" w:history="1">
             <w:r>
               <w:rPr>
                 <w:rStyle w:val="Hyperlink"/>
@@ -1019,7 +1019,7 @@
               <w:rPr>
                 <w:noProof/>
               </w:rPr>
-              <w:instrText xml:space="preserve"> PAGEREF _Toc242721828 \h </w:instrText>
+              <w:instrText xml:space="preserve"> PAGEREF _Toc243232726 \h </w:instrText>
             </w:r>
             <w:r>
               <w:rPr>
@@ -1056,7 +1056,7 @@
               <w:noProof/>
             </w:rPr>
           </w:pPr>
-          <w:hyperlink w:anchor="_Toc242721829" w:history="1">
+          <w:hyperlink w:anchor="_Toc243232727" w:history="1">
             <w:r>
               <w:rPr>
                 <w:rStyle w:val="Hyperlink"/>
@@ -1080,7 +1080,7 @@
               <w:rPr>
                 <w:noProof/>
               </w:rPr>
-              <w:instrText xml:space="preserve"> PAGEREF _Toc242721829 \h </w:instrText>
+              <w:instrText xml:space="preserve"> PAGEREF _Toc243232727 \h </w:instrText>
             </w:r>
             <w:r>
               <w:rPr>
@@ -1097,7 +1097,7 @@
               <w:rPr>
                 <w:noProof/>
               </w:rPr>
-              <w:t>12</w:t>
+              <w:t>13</w:t>
             </w:r>
             <w:r>
               <w:rPr>
@@ -1117,7 +1117,7 @@
               <w:noProof/>
             </w:rPr>
           </w:pPr>
-          <w:hyperlink w:anchor="_Toc242721830" w:history="1">
+          <w:hyperlink w:anchor="_Toc243232728" w:history="1">
             <w:r>
               <w:rPr>
                 <w:rStyle w:val="Hyperlink"/>
@@ -1141,7 +1141,7 @@
               <w:rPr>
                 <w:noProof/>
               </w:rPr>
-              <w:instrText xml:space="preserve"> PAGEREF _Toc242721830 \h </w:instrText>
+              <w:instrText xml:space="preserve"> PAGEREF _Toc243232728 \h </w:instrText>
             </w:r>
             <w:r>
               <w:rPr>
@@ -1158,7 +1158,7 @@
               <w:rPr>
                 <w:noProof/>
               </w:rPr>
-              <w:t>14</w:t>
+              <w:t>15</w:t>
             </w:r>
             <w:r>
               <w:rPr>
@@ -1178,7 +1178,7 @@
               <w:noProof/>
             </w:rPr>
           </w:pPr>
-          <w:hyperlink w:anchor="_Toc242721831" w:history="1">
+          <w:hyperlink w:anchor="_Toc243232729" w:history="1">
             <w:r>
               <w:rPr>
                 <w:rStyle w:val="Hyperlink"/>
@@ -1202,7 +1202,7 @@
               <w:rPr>
                 <w:noProof/>
               </w:rPr>
-              <w:instrText xml:space="preserve"> PAGEREF _Toc242721831 \h </w:instrText>
+              <w:instrText xml:space="preserve"> PAGEREF _Toc243232729 \h </w:instrText>
             </w:r>
             <w:r>
               <w:rPr>
@@ -1219,7 +1219,7 @@
               <w:rPr>
                 <w:noProof/>
               </w:rPr>
-              <w:t>16</w:t>
+              <w:t>17</w:t>
             </w:r>
             <w:r>
               <w:rPr>
@@ -1239,7 +1239,7 @@
               <w:noProof/>
             </w:rPr>
           </w:pPr>
-          <w:hyperlink w:anchor="_Toc242721832" w:history="1">
+          <w:hyperlink w:anchor="_Toc243232730" w:history="1">
             <w:r>
               <w:rPr>
                 <w:rStyle w:val="Hyperlink"/>
@@ -1263,7 +1263,7 @@
               <w:rPr>
                 <w:noProof/>
               </w:rPr>
-              <w:instrText xml:space="preserve"> PAGEREF _Toc242721832 \h </w:instrText>
+              <w:instrText xml:space="preserve"> PAGEREF _Toc243232730 \h </w:instrText>
             </w:r>
             <w:r>
               <w:rPr>
@@ -1280,7 +1280,7 @@
               <w:rPr>
                 <w:noProof/>
               </w:rPr>
-              <w:t>17</w:t>
+              <w:t>18</w:t>
             </w:r>
             <w:r>
               <w:rPr>
@@ -1300,7 +1300,7 @@
               <w:noProof/>
             </w:rPr>
           </w:pPr>
-          <w:hyperlink w:anchor="_Toc242721833" w:history="1">
+          <w:hyperlink w:anchor="_Toc243232731" w:history="1">
             <w:r>
               <w:rPr>
                 <w:rStyle w:val="Hyperlink"/>
@@ -1324,7 +1324,7 @@
               <w:rPr>
                 <w:noProof/>
               </w:rPr>
-              <w:instrText xml:space="preserve"> PAGEREF _Toc242721833 \h </w:instrText>
+              <w:instrText xml:space="preserve"> PAGEREF _Toc243232731 \h </w:instrText>
             </w:r>
             <w:r>
               <w:rPr>
@@ -1361,7 +1361,7 @@
               <w:noProof/>
             </w:rPr>
           </w:pPr>
-          <w:hyperlink w:anchor="_Toc242721834" w:history="1">
+          <w:hyperlink w:anchor="_Toc243232732" w:history="1">
             <w:r>
               <w:rPr>
                 <w:rStyle w:val="Hyperlink"/>
@@ -1385,7 +1385,7 @@
               <w:rPr>
                 <w:noProof/>
               </w:rPr>
-              <w:instrText xml:space="preserve"> PAGEREF _Toc242721834 \h </w:instrText>
+              <w:instrText xml:space="preserve"> PAGEREF _Toc243232732 \h </w:instrText>
             </w:r>
             <w:r>
               <w:rPr>
@@ -1402,7 +1402,7 @@
               <w:rPr>
                 <w:noProof/>
               </w:rPr>
-              <w:t>26</w:t>
+              <w:t>27</w:t>
             </w:r>
             <w:r>
               <w:rPr>
@@ -1422,7 +1422,7 @@
               <w:noProof/>
             </w:rPr>
           </w:pPr>
-          <w:hyperlink w:anchor="_Toc242721835" w:history="1">
+          <w:hyperlink w:anchor="_Toc243232733" w:history="1">
             <w:r>
               <w:rPr>
                 <w:rStyle w:val="Hyperlink"/>
@@ -1446,7 +1446,7 @@
               <w:rPr>
                 <w:noProof/>
               </w:rPr>
-              <w:instrText xml:space="preserve"> PAGEREF _Toc242721835 \h </w:instrText>
+              <w:instrText xml:space="preserve"> PAGEREF _Toc243232733 \h </w:instrText>
             </w:r>
             <w:r>
               <w:rPr>
@@ -1483,7 +1483,7 @@
               <w:noProof/>
             </w:rPr>
           </w:pPr>
-          <w:hyperlink w:anchor="_Toc242721836" w:history="1">
+          <w:hyperlink w:anchor="_Toc243232734" w:history="1">
             <w:r>
               <w:rPr>
                 <w:rStyle w:val="Hyperlink"/>
@@ -1507,7 +1507,7 @@
               <w:rPr>
                 <w:noProof/>
               </w:rPr>
-              <w:instrText xml:space="preserve"> PAGEREF _Toc242721836 \h </w:instrText>
+              <w:instrText xml:space="preserve"> PAGEREF _Toc243232734 \h </w:instrText>
             </w:r>
             <w:r>
               <w:rPr>
@@ -1524,7 +1524,7 @@
               <w:rPr>
                 <w:noProof/>
               </w:rPr>
-              <w:t>35</w:t>
+              <w:t>36</w:t>
             </w:r>
             <w:r>
               <w:rPr>
@@ -1544,7 +1544,7 @@
               <w:noProof/>
             </w:rPr>
           </w:pPr>
-          <w:hyperlink w:anchor="_Toc242721837" w:history="1">
+          <w:hyperlink w:anchor="_Toc243232735" w:history="1">
             <w:r>
               <w:rPr>
                 <w:rStyle w:val="Hyperlink"/>
@@ -1568,7 +1568,7 @@
               <w:rPr>
                 <w:noProof/>
               </w:rPr>
-              <w:instrText xml:space="preserve"> PAGEREF _Toc242721837 \h </w:instrText>
+              <w:instrText xml:space="preserve"> PAGEREF _Toc243232735 \h </w:instrText>
             </w:r>
             <w:r>
               <w:rPr>
@@ -1605,7 +1605,7 @@
               <w:noProof/>
             </w:rPr>
           </w:pPr>
-          <w:hyperlink w:anchor="_Toc242721838" w:history="1">
+          <w:hyperlink w:anchor="_Toc243232736" w:history="1">
             <w:r>
               <w:rPr>
                 <w:rStyle w:val="Hyperlink"/>
@@ -1629,7 +1629,7 @@
               <w:rPr>
                 <w:noProof/>
               </w:rPr>
-              <w:instrText xml:space="preserve"> PAGEREF _Toc242721838 \h </w:instrText>
+              <w:instrText xml:space="preserve"> PAGEREF _Toc243232736 \h </w:instrText>
             </w:r>
             <w:r>
               <w:rPr>
@@ -1646,7 +1646,7 @@
               <w:rPr>
                 <w:noProof/>
               </w:rPr>
-              <w:t>45</w:t>
+              <w:t>46</w:t>
             </w:r>
             <w:r>
               <w:rPr>
@@ -1666,7 +1666,7 @@
               <w:noProof/>
             </w:rPr>
           </w:pPr>
-          <w:hyperlink w:anchor="_Toc242721839" w:history="1">
+          <w:hyperlink w:anchor="_Toc243232737" w:history="1">
             <w:r>
               <w:rPr>
                 <w:rStyle w:val="Hyperlink"/>
@@ -1690,7 +1690,7 @@
               <w:rPr>
                 <w:noProof/>
               </w:rPr>
-              <w:instrText xml:space="preserve"> PAGEREF _Toc242721839 \h </w:instrText>
+              <w:instrText xml:space="preserve"> PAGEREF _Toc243232737 \h </w:instrText>
             </w:r>
             <w:r>
               <w:rPr>
@@ -1707,7 +1707,7 @@
               <w:rPr>
                 <w:noProof/>
               </w:rPr>
-              <w:t>45</w:t>
+              <w:t>46</w:t>
             </w:r>
             <w:r>
               <w:rPr>
@@ -1727,7 +1727,7 @@
               <w:noProof/>
             </w:rPr>
           </w:pPr>
-          <w:hyperlink w:anchor="_Toc242721840" w:history="1">
+          <w:hyperlink w:anchor="_Toc243232738" w:history="1">
             <w:r>
               <w:rPr>
                 <w:rStyle w:val="Hyperlink"/>
@@ -1751,7 +1751,7 @@
               <w:rPr>
                 <w:noProof/>
               </w:rPr>
-              <w:instrText xml:space="preserve"> PAGEREF _Toc242721840 \h </w:instrText>
+              <w:instrText xml:space="preserve"> PAGEREF _Toc243232738 \h </w:instrText>
             </w:r>
             <w:r>
               <w:rPr>
@@ -1768,7 +1768,7 @@
               <w:rPr>
                 <w:noProof/>
               </w:rPr>
-              <w:t>46</w:t>
+              <w:t>47</w:t>
             </w:r>
             <w:r>
               <w:rPr>
@@ -1788,7 +1788,7 @@
               <w:noProof/>
             </w:rPr>
           </w:pPr>
-          <w:hyperlink w:anchor="_Toc242721841" w:history="1">
+          <w:hyperlink w:anchor="_Toc243232739" w:history="1">
             <w:r>
               <w:rPr>
                 <w:rStyle w:val="Hyperlink"/>
@@ -1812,7 +1812,7 @@
               <w:rPr>
                 <w:noProof/>
               </w:rPr>
-              <w:instrText xml:space="preserve"> PAGEREF _Toc242721841 \h </w:instrText>
+              <w:instrText xml:space="preserve"> PAGEREF _Toc243232739 \h </w:instrText>
             </w:r>
             <w:r>
               <w:rPr>
@@ -1849,7 +1849,7 @@
               <w:noProof/>
             </w:rPr>
           </w:pPr>
-          <w:hyperlink w:anchor="_Toc242721842" w:history="1">
+          <w:hyperlink w:anchor="_Toc243232740" w:history="1">
             <w:r>
               <w:rPr>
                 <w:rStyle w:val="Hyperlink"/>
@@ -1873,7 +1873,7 @@
               <w:rPr>
                 <w:noProof/>
               </w:rPr>
-              <w:instrText xml:space="preserve"> PAGEREF _Toc242721842 \h </w:instrText>
+              <w:instrText xml:space="preserve"> PAGEREF _Toc243232740 \h </w:instrText>
             </w:r>
             <w:r>
               <w:rPr>
@@ -1890,7 +1890,7 @@
               <w:rPr>
                 <w:noProof/>
               </w:rPr>
-              <w:t>49</w:t>
+              <w:t>50</w:t>
             </w:r>
             <w:r>
               <w:rPr>
@@ -1910,7 +1910,7 @@
               <w:noProof/>
             </w:rPr>
           </w:pPr>
-          <w:hyperlink w:anchor="_Toc242721843" w:history="1">
+          <w:hyperlink w:anchor="_Toc243232741" w:history="1">
             <w:r>
               <w:rPr>
                 <w:rStyle w:val="Hyperlink"/>
@@ -1934,7 +1934,7 @@
               <w:rPr>
                 <w:noProof/>
               </w:rPr>
-              <w:instrText xml:space="preserve"> PAGEREF _Toc242721843 \h </w:instrText>
+              <w:instrText xml:space="preserve"> PAGEREF _Toc243232741 \h </w:instrText>
             </w:r>
             <w:r>
               <w:rPr>
@@ -1951,7 +1951,7 @@
               <w:rPr>
                 <w:noProof/>
               </w:rPr>
-              <w:t>49</w:t>
+              <w:t>50</w:t>
             </w:r>
             <w:r>
               <w:rPr>
@@ -1971,7 +1971,7 @@
               <w:noProof/>
             </w:rPr>
           </w:pPr>
-          <w:hyperlink w:anchor="_Toc242721844" w:history="1">
+          <w:hyperlink w:anchor="_Toc243232742" w:history="1">
             <w:r>
               <w:rPr>
                 <w:rStyle w:val="Hyperlink"/>
@@ -1995,7 +1995,7 @@
               <w:rPr>
                 <w:noProof/>
               </w:rPr>
-              <w:instrText xml:space="preserve"> PAGEREF _Toc242721844 \h </w:instrText>
+              <w:instrText xml:space="preserve"> PAGEREF _Toc243232742 \h </w:instrText>
             </w:r>
             <w:r>
               <w:rPr>
@@ -2012,7 +2012,7 @@
               <w:rPr>
                 <w:noProof/>
               </w:rPr>
-              <w:t>50</w:t>
+              <w:t>51</w:t>
             </w:r>
             <w:r>
               <w:rPr>
@@ -2032,7 +2032,7 @@
               <w:noProof/>
             </w:rPr>
           </w:pPr>
-          <w:hyperlink w:anchor="_Toc242721845" w:history="1">
+          <w:hyperlink w:anchor="_Toc243232743" w:history="1">
             <w:r>
               <w:rPr>
                 <w:rStyle w:val="Hyperlink"/>
@@ -2056,7 +2056,7 @@
               <w:rPr>
                 <w:noProof/>
               </w:rPr>
-              <w:instrText xml:space="preserve"> PAGEREF _Toc242721845 \h </w:instrText>
+              <w:instrText xml:space="preserve"> PAGEREF _Toc243232743 \h </w:instrText>
             </w:r>
             <w:r>
               <w:rPr>
@@ -2073,7 +2073,7 @@
               <w:rPr>
                 <w:noProof/>
               </w:rPr>
-              <w:t>50</w:t>
+              <w:t>51</w:t>
             </w:r>
             <w:r>
               <w:rPr>
@@ -2093,7 +2093,7 @@
               <w:noProof/>
             </w:rPr>
           </w:pPr>
-          <w:hyperlink w:anchor="_Toc242721846" w:history="1">
+          <w:hyperlink w:anchor="_Toc243232744" w:history="1">
             <w:r>
               <w:rPr>
                 <w:rStyle w:val="Hyperlink"/>
@@ -2117,7 +2117,7 @@
               <w:rPr>
                 <w:noProof/>
               </w:rPr>
-              <w:instrText xml:space="preserve"> PAGEREF _Toc242721846 \h </w:instrText>
+              <w:instrText xml:space="preserve"> PAGEREF _Toc243232744 \h </w:instrText>
             </w:r>
             <w:r>
               <w:rPr>
@@ -2134,7 +2134,7 @@
               <w:rPr>
                 <w:noProof/>
               </w:rPr>
-              <w:t>51</w:t>
+              <w:t>52</w:t>
             </w:r>
             <w:r>
               <w:rPr>
@@ -2154,7 +2154,7 @@
               <w:noProof/>
             </w:rPr>
           </w:pPr>
-          <w:hyperlink w:anchor="_Toc242721847" w:history="1">
+          <w:hyperlink w:anchor="_Toc243232745" w:history="1">
             <w:r>
               <w:rPr>
                 <w:rStyle w:val="Hyperlink"/>
@@ -2178,7 +2178,7 @@
               <w:rPr>
                 <w:noProof/>
               </w:rPr>
-              <w:instrText xml:space="preserve"> PAGEREF _Toc242721847 \h </w:instrText>
+              <w:instrText xml:space="preserve"> PAGEREF _Toc243232745 \h </w:instrText>
             </w:r>
             <w:r>
               <w:rPr>
@@ -2195,7 +2195,7 @@
               <w:rPr>
                 <w:noProof/>
               </w:rPr>
-              <w:t>51</w:t>
+              <w:t>52</w:t>
             </w:r>
             <w:r>
               <w:rPr>
@@ -2221,7 +2221,7 @@
       <w:pPr>
         <w:pStyle w:val="Ttulo1"/>
       </w:pPr>
-      <w:bookmarkStart w:id="0" w:name="_Toc242721816"/>
+      <w:bookmarkStart w:id="0" w:name="_Toc243232714"/>
       <w:r>
         <w:lastRenderedPageBreak/>
         <w:t>1. Apresentação</w:t>
@@ -2232,7 +2232,7 @@
       <w:pPr>
         <w:pStyle w:val="Ttulo2"/>
       </w:pPr>
-      <w:bookmarkStart w:id="1" w:name="_Toc242721817"/>
+      <w:bookmarkStart w:id="1" w:name="_Toc243232715"/>
       <w:r>
         <w:t>1.1 O que é esta apostila</w:t>
       </w:r>
@@ -2266,7 +2266,7 @@
       <w:pPr>
         <w:pStyle w:val="Ttulo2"/>
       </w:pPr>
-      <w:bookmarkStart w:id="2" w:name="_Toc242721818"/>
+      <w:bookmarkStart w:id="2" w:name="_Toc243232716"/>
       <w:r>
         <w:t>1.2 Como usar</w:t>
       </w:r>
@@ -2327,7 +2327,7 @@
       <w:pPr>
         <w:pStyle w:val="Ttulo2"/>
       </w:pPr>
-      <w:bookmarkStart w:id="3" w:name="_Toc242721819"/>
+      <w:bookmarkStart w:id="3" w:name="_Toc243232717"/>
       <w:r>
         <w:t>1.3 Como os painéis estão organizados</w:t>
       </w:r>
@@ -2975,7 +2975,7 @@
       <w:pPr>
         <w:pStyle w:val="Ttulo2"/>
       </w:pPr>
-      <w:bookmarkStart w:id="4" w:name="_Toc242721820"/>
+      <w:bookmarkStart w:id="4" w:name="_Toc243232718"/>
       <w:r>
         <w:t>1.4 Documentos de origem</w:t>
       </w:r>
@@ -3960,7 +3960,7 @@
       <w:pPr>
         <w:pStyle w:val="Ttulo2"/>
       </w:pPr>
-      <w:bookmarkStart w:id="5" w:name="_Toc242721821"/>
+      <w:bookmarkStart w:id="5" w:name="_Toc243232719"/>
       <w:r>
         <w:t>1.5 Controle de versões</w:t>
       </w:r>
@@ -4243,6 +4243,116 @@
                 <w:sz w:val="20"/>
                 <w:szCs w:val="20"/>
               </w:rPr>
+              <w:t>1.2</w:t>
+            </w:r>
+          </w:p>
+        </w:tc>
+        <w:tc>
+          <w:tcPr>
+            <w:tcW w:w="1800" w:type="dxa"/>
+            <w:shd w:val="clear" w:color="auto" w:fill="F6FBF7"/>
+            <w:tcMar>
+              <w:top w:w="60" w:type="dxa"/>
+              <w:left w:w="90" w:type="dxa"/>
+              <w:bottom w:w="60" w:type="dxa"/>
+              <w:right w:w="90" w:type="dxa"/>
+            </w:tcMar>
+          </w:tcPr>
+          <w:p>
+            <w:pPr>
+              <w:spacing w:after="60" w:line="252" w:lineRule="auto"/>
+            </w:pPr>
+            <w:r>
+              <w:rPr>
+                <w:sz w:val="20"/>
+                <w:szCs w:val="20"/>
+              </w:rPr>
+              <w:t>18/10/2026</w:t>
+            </w:r>
+          </w:p>
+        </w:tc>
+        <w:tc>
+          <w:tcPr>
+            <w:tcW w:w="4238" w:type="dxa"/>
+            <w:shd w:val="clear" w:color="auto" w:fill="F6FBF7"/>
+            <w:tcMar>
+              <w:top w:w="60" w:type="dxa"/>
+              <w:left w:w="90" w:type="dxa"/>
+              <w:bottom w:w="60" w:type="dxa"/>
+              <w:right w:w="90" w:type="dxa"/>
+            </w:tcMar>
+          </w:tcPr>
+          <w:p>
+            <w:pPr>
+              <w:spacing w:after="60" w:line="252" w:lineRule="auto"/>
+            </w:pPr>
+            <w:r>
+              <w:rPr>
+                <w:sz w:val="20"/>
+                <w:szCs w:val="20"/>
+              </w:rPr>
+              <w:t xml:space="preserve">Período parcial: os painéis passaram a trazer a coluna "1º sem. 2026" (janeiro a junho de 2026, dados preliminares). Atualizados o período na capa e na seção 2, a nota de dados preliminares e </w:t>
+            </w:r>
+            <w:r>
+              <w:rPr>
+                <w:sz w:val="20"/>
+                <w:szCs w:val="20"/>
+              </w:rPr>
+              <w:lastRenderedPageBreak/>
+              <w:t>a tabela da seção 7.2, e acrescentada a nota "Período parcial" na seção 7.1. Nenhuma regra de cálculo mudou.</w:t>
+            </w:r>
+          </w:p>
+        </w:tc>
+        <w:tc>
+          <w:tcPr>
+            <w:tcW w:w="2400" w:type="dxa"/>
+            <w:shd w:val="clear" w:color="auto" w:fill="F6FBF7"/>
+            <w:tcMar>
+              <w:top w:w="60" w:type="dxa"/>
+              <w:left w:w="90" w:type="dxa"/>
+              <w:bottom w:w="60" w:type="dxa"/>
+              <w:right w:w="90" w:type="dxa"/>
+            </w:tcMar>
+          </w:tcPr>
+          <w:p>
+            <w:pPr>
+              <w:spacing w:after="60" w:line="252" w:lineRule="auto"/>
+            </w:pPr>
+            <w:r>
+              <w:rPr>
+                <w:sz w:val="20"/>
+                <w:szCs w:val="20"/>
+              </w:rPr>
+              <w:lastRenderedPageBreak/>
+              <w:t>Coordenação (equipe dos painéis)</w:t>
+            </w:r>
+          </w:p>
+        </w:tc>
+      </w:tr>
+      <w:tr>
+        <w:tc>
+          <w:tcPr>
+            <w:tcW w:w="1200" w:type="dxa"/>
+            <w:shd w:val="clear" w:color="auto" w:fill="FFFFFF"/>
+            <w:tcMar>
+              <w:top w:w="60" w:type="dxa"/>
+              <w:left w:w="90" w:type="dxa"/>
+              <w:bottom w:w="60" w:type="dxa"/>
+              <w:right w:w="90" w:type="dxa"/>
+            </w:tcMar>
+          </w:tcPr>
+          <w:p>
+            <w:pPr>
+              <w:spacing w:after="60" w:line="252" w:lineRule="auto"/>
+            </w:pPr>
+            <w:r>
+              <w:rPr>
+                <w:b/>
+                <w:bCs/>
+                <w:color w:val="0A213D"/>
+                <w:sz w:val="20"/>
+                <w:szCs w:val="20"/>
+              </w:rPr>
               <w:t>1.1</w:t>
             </w:r>
           </w:p>
@@ -4250,7 +4360,7 @@
         <w:tc>
           <w:tcPr>
             <w:tcW w:w="1800" w:type="dxa"/>
-            <w:shd w:val="clear" w:color="auto" w:fill="F6FBF7"/>
+            <w:shd w:val="clear" w:color="auto" w:fill="FFFFFF"/>
             <w:tcMar>
               <w:top w:w="60" w:type="dxa"/>
               <w:left w:w="90" w:type="dxa"/>
@@ -4274,56 +4384,47 @@
         <w:tc>
           <w:tcPr>
             <w:tcW w:w="4238" w:type="dxa"/>
-            <w:shd w:val="clear" w:color="auto" w:fill="F6FBF7"/>
-            <w:tcMar>
-              <w:top w:w="60" w:type="dxa"/>
-              <w:left w:w="90" w:type="dxa"/>
-              <w:bottom w:w="60" w:type="dxa"/>
-              <w:right w:w="90" w:type="dxa"/>
-            </w:tcMar>
-          </w:tcPr>
-          <w:p>
-            <w:pPr>
-              <w:spacing w:after="60" w:line="252" w:lineRule="auto"/>
-            </w:pPr>
-            <w:r>
-              <w:rPr>
-                <w:sz w:val="20"/>
-                <w:szCs w:val="20"/>
-              </w:rPr>
-              <w:t xml:space="preserve">Revisão: correções nos textos de ligação, novas seções 1.3, 4.5, 4.6, 5.1 e 6.2, glossário e referências ampliados, identidade visual e acessibilidade ajustadas. O material de auditoria </w:t>
-            </w:r>
-            <w:r>
-              <w:rPr>
-                <w:sz w:val="20"/>
-                <w:szCs w:val="20"/>
-              </w:rPr>
-              <w:lastRenderedPageBreak/>
-              <w:t>e validação passou ao parecer da revisão, fora deste dicionário.</w:t>
+            <w:shd w:val="clear" w:color="auto" w:fill="FFFFFF"/>
+            <w:tcMar>
+              <w:top w:w="60" w:type="dxa"/>
+              <w:left w:w="90" w:type="dxa"/>
+              <w:bottom w:w="60" w:type="dxa"/>
+              <w:right w:w="90" w:type="dxa"/>
+            </w:tcMar>
+          </w:tcPr>
+          <w:p>
+            <w:pPr>
+              <w:spacing w:after="60" w:line="252" w:lineRule="auto"/>
+            </w:pPr>
+            <w:r>
+              <w:rPr>
+                <w:sz w:val="20"/>
+                <w:szCs w:val="20"/>
+              </w:rPr>
+              <w:t>Revisão: correções nos textos de ligação, novas seções 1.3, 4.5, 4.6, 5.1 e 6.2, glossário e referências ampliados, identidade visual e acessibilidade ajustadas. O material de auditoria e validação passou ao parecer da revisão, fora deste dicionário.</w:t>
             </w:r>
           </w:p>
         </w:tc>
         <w:tc>
           <w:tcPr>
             <w:tcW w:w="2400" w:type="dxa"/>
-            <w:shd w:val="clear" w:color="auto" w:fill="F6FBF7"/>
-            <w:tcMar>
-              <w:top w:w="60" w:type="dxa"/>
-              <w:left w:w="90" w:type="dxa"/>
-              <w:bottom w:w="60" w:type="dxa"/>
-              <w:right w:w="90" w:type="dxa"/>
-            </w:tcMar>
-          </w:tcPr>
-          <w:p>
-            <w:pPr>
-              <w:spacing w:after="60" w:line="252" w:lineRule="auto"/>
-            </w:pPr>
-            <w:r>
-              <w:rPr>
-                <w:sz w:val="20"/>
-                <w:szCs w:val="20"/>
-              </w:rPr>
-              <w:lastRenderedPageBreak/>
+            <w:shd w:val="clear" w:color="auto" w:fill="FFFFFF"/>
+            <w:tcMar>
+              <w:top w:w="60" w:type="dxa"/>
+              <w:left w:w="90" w:type="dxa"/>
+              <w:bottom w:w="60" w:type="dxa"/>
+              <w:right w:w="90" w:type="dxa"/>
+            </w:tcMar>
+          </w:tcPr>
+          <w:p>
+            <w:pPr>
+              <w:spacing w:after="60" w:line="252" w:lineRule="auto"/>
+            </w:pPr>
+            <w:r>
+              <w:rPr>
+                <w:sz w:val="20"/>
+                <w:szCs w:val="20"/>
+              </w:rPr>
               <w:t>Coordenação (equipe dos painéis)</w:t>
             </w:r>
           </w:p>
@@ -4347,7 +4448,7 @@
       <w:pPr>
         <w:pStyle w:val="Ttulo1"/>
       </w:pPr>
-      <w:bookmarkStart w:id="6" w:name="_Toc242721822"/>
+      <w:bookmarkStart w:id="6" w:name="_Toc243232720"/>
       <w:r>
         <w:t>2. Fontes de dados</w:t>
       </w:r>
@@ -4633,7 +4734,7 @@
                 <w:sz w:val="20"/>
                 <w:szCs w:val="20"/>
               </w:rPr>
-              <w:t>2019 a 2025. No Painel de Nascimentos e no de Internação, 2025 é preliminar; no Painel de Mortalidade, 2024 e 2025 recebem a marca de preliminar (seção 7.3).</w:t>
+              <w:t>2019 a 2025 e 1º semestre de 2026 (nascidos de janeiro a junho de 2026, do arquivo preliminar de 2026 do OpenDataSUS, extraídos em 18/10/2026). No Painel de Nascimentos e no de Internação, 2025 é preliminar; no Painel de Mortalidade, 2024 e 2025 recebem a marca de preliminar (seção 7.3).</w:t>
             </w:r>
           </w:p>
           <w:p>
@@ -4698,7 +4799,15 @@
                 <w:sz w:val="20"/>
                 <w:szCs w:val="20"/>
               </w:rPr>
-              <w:t>Sistema de Informações Hospitalares do SUS. A Autorização de Internação Hospitalar (AIH) registra cada internação financiada pelo SUS.</w:t>
+              <w:t xml:space="preserve">Sistema de Informações Hospitalares do SUS. A </w:t>
+            </w:r>
+            <w:r>
+              <w:rPr>
+                <w:sz w:val="20"/>
+                <w:szCs w:val="20"/>
+              </w:rPr>
+              <w:lastRenderedPageBreak/>
+              <w:t>Autorização de Internação Hospitalar (AIH) registra cada internação financiada pelo SUS.</w:t>
             </w:r>
           </w:p>
         </w:tc>
@@ -4722,27 +4831,28 @@
                 <w:sz w:val="20"/>
                 <w:szCs w:val="20"/>
               </w:rPr>
-              <w:t>Arquivos públicos da AIH reduzida (RD, um registro por internação) e de serviços profissionais (SP, um registro por procedimento ou ato realizado na internação), no FTP do DATASUS, por unidade da federação (UF) e por competência.</w:t>
-            </w:r>
-          </w:p>
-          <w:p>
-            <w:pPr>
-              <w:spacing w:after="60" w:line="252" w:lineRule="auto"/>
-            </w:pPr>
-            <w:r>
-              <w:rPr>
-                <w:sz w:val="20"/>
-                <w:szCs w:val="20"/>
-              </w:rPr>
-              <w:t xml:space="preserve">Competência é o mês em que a internação foi processada e paga, que </w:t>
-            </w:r>
-            <w:r>
-              <w:rPr>
-                <w:sz w:val="20"/>
-                <w:szCs w:val="20"/>
-              </w:rPr>
               <w:lastRenderedPageBreak/>
-              <w:t>pode ser meses depois da alta; por isso os arquivos de 2026 são necessários para completar 2024 e 2025. O ano de referência de cada internação é o da data de internação.</w:t>
+              <w:t xml:space="preserve">Arquivos públicos da AIH reduzida (RD, um registro por internação) e de </w:t>
+            </w:r>
+            <w:r>
+              <w:rPr>
+                <w:sz w:val="20"/>
+                <w:szCs w:val="20"/>
+              </w:rPr>
+              <w:lastRenderedPageBreak/>
+              <w:t>serviços profissionais (SP, um registro por procedimento ou ato realizado na internação), no FTP do DATASUS, por unidade da federação (UF) e por competência.</w:t>
+            </w:r>
+          </w:p>
+          <w:p>
+            <w:pPr>
+              <w:spacing w:after="60" w:line="252" w:lineRule="auto"/>
+            </w:pPr>
+            <w:r>
+              <w:rPr>
+                <w:sz w:val="20"/>
+                <w:szCs w:val="20"/>
+              </w:rPr>
+              <w:t>Competência é o mês em que a internação foi processada e paga, que pode ser meses depois da alta; por isso os arquivos de 2026 são necessários para completar 2024 e 2025. O ano de referência de cada internação é o da data de internação.</w:t>
             </w:r>
           </w:p>
         </w:tc>
@@ -4767,7 +4877,15 @@
                 <w:szCs w:val="20"/>
               </w:rPr>
               <w:lastRenderedPageBreak/>
-              <w:t>Competências de janeiro de 2019 a junho de 2026.</w:t>
+              <w:t xml:space="preserve">Competências de janeiro de 2019 a </w:t>
+            </w:r>
+            <w:r>
+              <w:rPr>
+                <w:sz w:val="20"/>
+                <w:szCs w:val="20"/>
+              </w:rPr>
+              <w:lastRenderedPageBreak/>
+              <w:t>junho de 2026 para as colunas de 2019 a 2025; para o 1º semestre de 2026 (internações de janeiro a junho de 2026), competências até agosto de 2026.</w:t>
             </w:r>
           </w:p>
           <w:p>
@@ -4808,6 +4926,7 @@
                 <w:sz w:val="20"/>
                 <w:szCs w:val="20"/>
               </w:rPr>
+              <w:lastRenderedPageBreak/>
               <w:t>CNES</w:t>
             </w:r>
           </w:p>
@@ -5005,19 +5124,19 @@
                 <w:sz w:val="20"/>
                 <w:szCs w:val="20"/>
               </w:rPr>
-              <w:t>2019 a 2025; extração em 10 e 11/09/2026 e, para as unidades acrescentadas, em 23/09/2026.</w:t>
-            </w:r>
-          </w:p>
-          <w:p>
-            <w:pPr>
-              <w:spacing w:after="60" w:line="252" w:lineRule="auto"/>
-            </w:pPr>
-            <w:r>
-              <w:rPr>
-                <w:sz w:val="20"/>
-                <w:szCs w:val="20"/>
-              </w:rPr>
-              <w:t>2024 e 2025 tratados como preliminares no painel (seção 7.3).</w:t>
+              <w:t>2019 a 2025; extração em 10 e 11/09/2026 e, para as unidades acrescentadas, em 23/09/2026. 1º semestre de 2026: óbitos de janeiro a junho de 2026, dos arquivos preliminares de 2026 (28/09/2026), extraídos em 18/10/2026.</w:t>
+            </w:r>
+          </w:p>
+          <w:p>
+            <w:pPr>
+              <w:spacing w:after="60" w:line="252" w:lineRule="auto"/>
+            </w:pPr>
+            <w:r>
+              <w:rPr>
+                <w:sz w:val="20"/>
+                <w:szCs w:val="20"/>
+              </w:rPr>
+              <w:t>2024, 2025 e o 1º semestre de 2026 tratados como preliminares no painel (seção 7.2).</w:t>
             </w:r>
           </w:p>
         </w:tc>
@@ -5145,8 +5264,9 @@
       <w:pPr>
         <w:pStyle w:val="Ttulo1"/>
       </w:pPr>
-      <w:bookmarkStart w:id="7" w:name="_Toc242721823"/>
+      <w:bookmarkStart w:id="7" w:name="_Toc243232721"/>
       <w:r>
+        <w:lastRenderedPageBreak/>
         <w:t>3. Unidades e grupos</w:t>
       </w:r>
       <w:bookmarkEnd w:id="7"/>
@@ -5155,7 +5275,7 @@
       <w:pPr>
         <w:pStyle w:val="Ttulo2"/>
       </w:pPr>
-      <w:bookmarkStart w:id="8" w:name="_Toc242721824"/>
+      <w:bookmarkStart w:id="8" w:name="_Toc243232722"/>
       <w:r>
         <w:t>3.1 Os três grupos de maternidades</w:t>
       </w:r>
@@ -5174,11 +5294,7 @@
         <w:spacing w:after="120" w:line="276" w:lineRule="auto"/>
       </w:pPr>
       <w:r>
-        <w:t xml:space="preserve">Nos painéis de Internação e de Mortalidade, as unidades e os grupos seguem, desde 9 de setembro de 2026, a lista oficial de maternidades por grupo (planilha "LISTA MATERNIDADES POR </w:t>
-      </w:r>
-      <w:r>
-        <w:lastRenderedPageBreak/>
-        <w:t>GRUPO_09092026"), com 115 estabelecimentos (códigos CNES distintos). Uma unidade classificada como "apoiada/QUALINEO" conta nos dois grupos. O Painel de Nascimentos mantém a composição de grupos definida em agosto de 2026; por isso, a média do grupo de uma mesma unidade pode diferir entre os painéis.</w:t>
+        <w:t>Nos painéis de Internação e de Mortalidade, as unidades e os grupos seguem, desde 9 de setembro de 2026, a lista oficial de maternidades por grupo (planilha "LISTA MATERNIDADES POR GRUPO_09092026"), com 115 estabelecimentos (códigos CNES distintos). Uma unidade classificada como "apoiada/QUALINEO" conta nos dois grupos. O Painel de Nascimentos mantém a composição de grupos definida em agosto de 2026; por isso, a média do grupo de uma mesma unidade pode diferir entre os painéis.</w:t>
       </w:r>
     </w:p>
     <w:p>
@@ -5821,6 +5937,7 @@
         <w:spacing w:after="120" w:line="276" w:lineRule="auto"/>
       </w:pPr>
       <w:r>
+        <w:lastRenderedPageBreak/>
         <w:t>Hospital das Clínicas da Faculdade de Medicina de Marília (FAMEMA), Marília/SP: no Painel de Mortalidade, os CNES 2025507 (hospital adulto) e 2025523 (unidade materno-infantil) são tratados como um único complexo, com os óbitos dos dois códigos e os nascidos vivos do 2025523 (dicionário de 11/09/2026). Nos painéis de Nascimentos e de Internação, a unidade aparece pelo CNES 2025507.</w:t>
       </w:r>
     </w:p>
@@ -5828,7 +5945,7 @@
       <w:pPr>
         <w:pStyle w:val="Ttulo2"/>
       </w:pPr>
-      <w:bookmarkStart w:id="9" w:name="_Toc242721825"/>
+      <w:bookmarkStart w:id="9" w:name="_Toc243232723"/>
       <w:r>
         <w:t>3.2 A coluna de referência do comparador em cada painel</w:t>
       </w:r>
@@ -5855,7 +5972,6 @@
         <w:spacing w:after="120" w:line="276" w:lineRule="auto"/>
       </w:pPr>
       <w:r>
-        <w:lastRenderedPageBreak/>
         <w:t>As regras abaixo são as da nota metodológica de agosto de 2026 e valem para todos os anos de 2019 a 2025 e para o acumulado do período.</w:t>
       </w:r>
     </w:p>
@@ -5980,10 +6096,11 @@
         <w:spacing w:after="120" w:line="276" w:lineRule="auto"/>
       </w:pPr>
       <w:r>
-        <w:t>No Painel de Internação, a referência é a média simples dos indicadores das unidades do grupo com dados no ano, porque as planilhas de internação trazem só os indicadores calculados, sem numeradores e denominadores. O destaque marca o maior valor nos indicadores de boas práticas (AMIU, acompanhante, parto vaginal após cesariana e analgesia) e o menor nos indicadores de morbidade (casos de morbidade materna grave e condições potencialmente ameaçadoras à vida). Fonte: página "Metodologia" do Painel de Interna</w:t>
+        <w:t xml:space="preserve">No Painel de Internação, a referência é a média simples dos indicadores das unidades do grupo com dados no ano, porque as planilhas de internação trazem só os indicadores calculados, sem numeradores e denominadores. O destaque marca o maior valor nos indicadores de boas práticas (AMIU, acompanhante, parto vaginal após cesariana e analgesia) e o menor nos indicadores de </w:t>
       </w:r>
       <w:r>
-        <w:t>ção.</w:t>
+        <w:lastRenderedPageBreak/>
+        <w:t>morbidade (casos de morbidade materna grave e condições potencialmente ameaçadoras à vida). Fonte: página "Metodologia" do Painel de Internação.</w:t>
       </w:r>
     </w:p>
     <w:p>
@@ -6006,7 +6123,7 @@
       <w:pPr>
         <w:pStyle w:val="Ttulo1"/>
       </w:pPr>
-      <w:bookmarkStart w:id="10" w:name="_Toc242721826"/>
+      <w:bookmarkStart w:id="10" w:name="_Toc243232724"/>
       <w:r>
         <w:t>4. Dicionário do Painel de Nascimentos (SINASC)</w:t>
       </w:r>
@@ -6017,11 +6134,7 @@
         <w:spacing w:after="120" w:line="276" w:lineRule="auto"/>
       </w:pPr>
       <w:r>
-        <w:t xml:space="preserve">O Painel de Nascimentos (chamado Painel NV 2026, de nascidos vivos) traz, desde 29 de setembro de 2026, somente os indicadores de nascimentos: os blocos de indicadores de nascidos vivos e os </w:t>
-      </w:r>
-      <w:r>
-        <w:lastRenderedPageBreak/>
-        <w:t>quadros de perfil da mãe. Os indicadores de internação passaram ao Painel de Internação (seção 5). Todos os indicadores desta seção vêm do SINASC, série 2019 a 2025, com 2025 preliminar.</w:t>
+        <w:t>O Painel de Nascimentos (chamado Painel NV 2026, de nascidos vivos) traz, desde 29 de setembro de 2026, somente os indicadores de nascimentos: os blocos de indicadores de nascidos vivos e os quadros de perfil da mãe. Os indicadores de internação passaram ao Painel de Internação (seção 5). Todos os indicadores desta seção vêm do SINASC, série 2019 a 2025, com 2025 preliminar.</w:t>
       </w:r>
     </w:p>
     <w:p>
@@ -6036,7 +6149,7 @@
       <w:pPr>
         <w:pStyle w:val="Ttulo2"/>
       </w:pPr>
-      <w:bookmarkStart w:id="11" w:name="_Toc242721827"/>
+      <w:bookmarkStart w:id="11" w:name="_Toc243232725"/>
       <w:r>
         <w:t>4.1 Bases usadas pelo painel</w:t>
       </w:r>
@@ -6366,7 +6479,7 @@
       <w:pPr>
         <w:pStyle w:val="Ttulo2"/>
       </w:pPr>
-      <w:bookmarkStart w:id="12" w:name="_Toc242721828"/>
+      <w:bookmarkStart w:id="12" w:name="_Toc243232726"/>
       <w:r>
         <w:t>4.2 Indicadores dos mapas e do comparador</w:t>
       </w:r>
@@ -6377,6 +6490,7 @@
         <w:spacing w:after="120" w:line="276" w:lineRule="auto"/>
       </w:pPr>
       <w:r>
+        <w:lastRenderedPageBreak/>
         <w:t>As fichas abaixo são as mesmas da página "Metodologia" do painel. Nos mapas, ao agregar territórios, somam-se os numeradores e os denominadores das maternidades da seleção; a taxa de cesárea por grupo de Robson é ponderada pelo número de nascidos vivos do grupo em cada unidade.</w:t>
       </w:r>
     </w:p>
@@ -6734,15 +6848,7 @@
                 <w:sz w:val="20"/>
                 <w:szCs w:val="20"/>
               </w:rPr>
-              <w:t xml:space="preserve">Participação das maternidades estratégicas do </w:t>
-            </w:r>
-            <w:r>
-              <w:rPr>
-                <w:sz w:val="20"/>
-                <w:szCs w:val="20"/>
-              </w:rPr>
-              <w:lastRenderedPageBreak/>
-              <w:t>território no total de nascidos vivos da UF.</w:t>
+              <w:t>Participação das maternidades estratégicas do território no total de nascidos vivos da UF.</w:t>
             </w:r>
           </w:p>
         </w:tc>
@@ -6766,16 +6872,7 @@
                 <w:sz w:val="20"/>
                 <w:szCs w:val="20"/>
               </w:rPr>
-              <w:lastRenderedPageBreak/>
-              <w:t xml:space="preserve">Nascidos vivos ocorridos nas maternidades </w:t>
-            </w:r>
-            <w:r>
-              <w:rPr>
-                <w:sz w:val="20"/>
-                <w:szCs w:val="20"/>
-              </w:rPr>
-              <w:lastRenderedPageBreak/>
-              <w:t>estratégicas da seleção.</w:t>
+              <w:t>Nascidos vivos ocorridos nas maternidades estratégicas da seleção.</w:t>
             </w:r>
           </w:p>
         </w:tc>
@@ -6799,16 +6896,7 @@
                 <w:sz w:val="20"/>
                 <w:szCs w:val="20"/>
               </w:rPr>
-              <w:lastRenderedPageBreak/>
-              <w:t xml:space="preserve">Nascidos vivos totais da UF (com mais de uma unidade na seleção, o total da </w:t>
-            </w:r>
-            <w:r>
-              <w:rPr>
-                <w:sz w:val="20"/>
-                <w:szCs w:val="20"/>
-              </w:rPr>
-              <w:lastRenderedPageBreak/>
-              <w:t>UF é contado uma única vez).</w:t>
+              <w:t>Nascidos vivos totais da UF (com mais de uma unidade na seleção, o total da UF é contado uma única vez).</w:t>
             </w:r>
           </w:p>
         </w:tc>
@@ -6832,7 +6920,6 @@
                 <w:sz w:val="20"/>
                 <w:szCs w:val="20"/>
               </w:rPr>
-              <w:lastRenderedPageBreak/>
               <w:t>Sem direção definida: não entra no destaque de melhor posição.</w:t>
             </w:r>
           </w:p>
@@ -7511,6 +7598,7 @@
                 <w:sz w:val="20"/>
                 <w:szCs w:val="20"/>
               </w:rPr>
+              <w:lastRenderedPageBreak/>
               <w:t>% de baixo peso (&lt;2500 g)</w:t>
             </w:r>
           </w:p>
@@ -7886,7 +7974,6 @@
                 <w:sz w:val="20"/>
                 <w:szCs w:val="20"/>
               </w:rPr>
-              <w:lastRenderedPageBreak/>
               <w:t>% de Apgar &lt;7 no 5º minuto</w:t>
             </w:r>
           </w:p>
@@ -8447,7 +8534,15 @@
                 <w:sz w:val="20"/>
                 <w:szCs w:val="20"/>
               </w:rPr>
-              <w:t>Multíparas sem cesárea anterior, feto único cefálico, ≥37 semanas, parto induzido ou cesárea antes do trabalho de parto. Meta ≤15%.</w:t>
+              <w:t xml:space="preserve">Multíparas sem cesárea anterior, feto único cefálico, ≥37 semanas, parto induzido ou cesárea </w:t>
+            </w:r>
+            <w:r>
+              <w:rPr>
+                <w:sz w:val="20"/>
+                <w:szCs w:val="20"/>
+              </w:rPr>
+              <w:lastRenderedPageBreak/>
+              <w:t>antes do trabalho de parto. Meta ≤15%.</w:t>
             </w:r>
           </w:p>
         </w:tc>
@@ -8471,6 +8566,7 @@
                 <w:sz w:val="20"/>
                 <w:szCs w:val="20"/>
               </w:rPr>
+              <w:lastRenderedPageBreak/>
               <w:t>Partos cesáreos do grupo 4 de Robson.</w:t>
             </w:r>
           </w:p>
@@ -8676,7 +8772,7 @@
       <w:pPr>
         <w:pStyle w:val="Ttulo2"/>
       </w:pPr>
-      <w:bookmarkStart w:id="13" w:name="_Toc242721829"/>
+      <w:bookmarkStart w:id="13" w:name="_Toc243232727"/>
       <w:r>
         <w:t>4.3 Demais cálculos do painel</w:t>
       </w:r>
@@ -8703,7 +8799,6 @@
           <w:sz w:val="20"/>
           <w:szCs w:val="20"/>
         </w:rPr>
-        <w:lastRenderedPageBreak/>
         <w:t>Tabela 8 – Demais cálculos do Painel de Nascimentos</w:t>
       </w:r>
     </w:p>
@@ -9271,7 +9366,18 @@
                 <w:sz w:val="20"/>
                 <w:szCs w:val="20"/>
               </w:rPr>
-              <w:t>% de NV ocorridos no território de residência (Comparativo entre anos)</w:t>
+              <w:t xml:space="preserve">% de NV ocorridos no território de residência </w:t>
+            </w:r>
+            <w:r>
+              <w:rPr>
+                <w:b/>
+                <w:bCs/>
+                <w:color w:val="0A213D"/>
+                <w:sz w:val="20"/>
+                <w:szCs w:val="20"/>
+              </w:rPr>
+              <w:lastRenderedPageBreak/>
+              <w:t>(Comparativo entre anos)</w:t>
             </w:r>
           </w:p>
         </w:tc>
@@ -9295,7 +9401,16 @@
                 <w:sz w:val="20"/>
                 <w:szCs w:val="20"/>
               </w:rPr>
-              <w:t>Retenção territorial de nascimentos: das mães residentes em cada território, quantas pariram dentro do próprio território. Considera todos os nascimentos, não apenas maternidades estratégicas. Nos níveis macrorregião e UF, o percentual agrega os nascidos na própria região de saúde (recorte todos) ou na própria macro (recorte &lt;1500 g), seguindo a semântica das planilhas oficiais.</w:t>
+              <w:lastRenderedPageBreak/>
+              <w:t xml:space="preserve">Retenção territorial de nascimentos: das mães residentes em cada território, quantas </w:t>
+            </w:r>
+            <w:r>
+              <w:rPr>
+                <w:sz w:val="20"/>
+                <w:szCs w:val="20"/>
+              </w:rPr>
+              <w:lastRenderedPageBreak/>
+              <w:t>pariram dentro do próprio território. Considera todos os nascimentos, não apenas maternidades estratégicas. Nos níveis macrorregião e UF, o percentual agrega os nascidos na própria região de saúde (recorte todos) ou na própria macro (recorte &lt;1500 g), seguindo a semântica das planilhas oficiais.</w:t>
             </w:r>
           </w:p>
         </w:tc>
@@ -9319,7 +9434,16 @@
                 <w:sz w:val="20"/>
                 <w:szCs w:val="20"/>
               </w:rPr>
-              <w:t>Nascidos vivos de mães residentes que ocorreram no próprio território de residência (nível região de saúde; agregado nos níveis macro e UF).</w:t>
+              <w:lastRenderedPageBreak/>
+              <w:t xml:space="preserve">Nascidos vivos de mães residentes que ocorreram no próprio território </w:t>
+            </w:r>
+            <w:r>
+              <w:rPr>
+                <w:sz w:val="20"/>
+                <w:szCs w:val="20"/>
+              </w:rPr>
+              <w:lastRenderedPageBreak/>
+              <w:t>de residência (nível região de saúde; agregado nos níveis macro e UF).</w:t>
             </w:r>
           </w:p>
         </w:tc>
@@ -9343,7 +9467,16 @@
                 <w:sz w:val="20"/>
                 <w:szCs w:val="20"/>
               </w:rPr>
-              <w:t>Nascidos vivos de mães residentes no território, independentemente de onde ocorreu o parto.</w:t>
+              <w:lastRenderedPageBreak/>
+              <w:t xml:space="preserve">Nascidos vivos de mães residentes no território, independentemente </w:t>
+            </w:r>
+            <w:r>
+              <w:rPr>
+                <w:sz w:val="20"/>
+                <w:szCs w:val="20"/>
+              </w:rPr>
+              <w:lastRenderedPageBreak/>
+              <w:t>de onde ocorreu o parto.</w:t>
             </w:r>
           </w:p>
         </w:tc>
@@ -9367,7 +9500,16 @@
                 <w:sz w:val="20"/>
                 <w:szCs w:val="20"/>
               </w:rPr>
-              <w:t>Ministério da Saúde – SINASC, microdados públicos (OpenDataSUS), série 2019-2025, com 2025 preliminar. Ambos os recortes (todos e &lt;1500 g) por região de saúde, macro e UF. Extração própria validada contra as planilhas NV por Região e NV por Macro (2019 e 2024): diferenças médias de 0,1 a 0,4 ponto percentual.</w:t>
+              <w:lastRenderedPageBreak/>
+              <w:t xml:space="preserve">Ministério da Saúde – SINASC, microdados públicos (OpenDataSUS), série </w:t>
+            </w:r>
+            <w:r>
+              <w:rPr>
+                <w:sz w:val="20"/>
+                <w:szCs w:val="20"/>
+              </w:rPr>
+              <w:lastRenderedPageBreak/>
+              <w:t>2019-2025, com 2025 preliminar. Ambos os recortes (todos e &lt;1500 g) por região de saúde, macro e UF. Extração própria validada contra as planilhas NV por Região e NV por Macro (2019 e 2024): diferenças médias de 0,1 a 0,4 ponto percentual.</w:t>
             </w:r>
           </w:p>
         </w:tc>
@@ -9396,18 +9538,8 @@
                 <w:sz w:val="20"/>
                 <w:szCs w:val="20"/>
               </w:rPr>
-              <w:t xml:space="preserve">Participação da unidade nos nascimentos da UF e </w:t>
-            </w:r>
-            <w:r>
-              <w:rPr>
-                <w:b/>
-                <w:bCs/>
-                <w:color w:val="0A213D"/>
-                <w:sz w:val="20"/>
-                <w:szCs w:val="20"/>
-              </w:rPr>
               <w:lastRenderedPageBreak/>
-              <w:t>do Brasil (topo do dossiê)</w:t>
+              <w:t>Participação da unidade nos nascimentos da UF e do Brasil (topo do dossiê)</w:t>
             </w:r>
           </w:p>
         </w:tc>
@@ -9431,16 +9563,7 @@
                 <w:sz w:val="20"/>
                 <w:szCs w:val="20"/>
               </w:rPr>
-              <w:lastRenderedPageBreak/>
-              <w:t xml:space="preserve">Peso relativo da maternidade no total de nascimentos do seu </w:t>
-            </w:r>
-            <w:r>
-              <w:rPr>
-                <w:sz w:val="20"/>
-                <w:szCs w:val="20"/>
-              </w:rPr>
-              <w:lastRenderedPageBreak/>
-              <w:t>estado e do país, no ano mais recente.</w:t>
+              <w:t>Peso relativo da maternidade no total de nascimentos do seu estado e do país, no ano mais recente.</w:t>
             </w:r>
           </w:p>
         </w:tc>
@@ -9464,7 +9587,6 @@
                 <w:sz w:val="20"/>
                 <w:szCs w:val="20"/>
               </w:rPr>
-              <w:lastRenderedPageBreak/>
               <w:t>Nascidos vivos ocorridos na unidade em 2025.</w:t>
             </w:r>
           </w:p>
@@ -9489,15 +9611,7 @@
                 <w:sz w:val="20"/>
                 <w:szCs w:val="20"/>
               </w:rPr>
-              <w:t xml:space="preserve">Nascidos vivos totais da UF (SINASC) ou do Brasil — este obtido </w:t>
-            </w:r>
-            <w:r>
-              <w:rPr>
-                <w:sz w:val="20"/>
-                <w:szCs w:val="20"/>
-              </w:rPr>
-              <w:lastRenderedPageBreak/>
-              <w:t>pela soma dos totais das 27 UFs.</w:t>
+              <w:t>Nascidos vivos totais da UF (SINASC) ou do Brasil — este obtido pela soma dos totais das 27 UFs.</w:t>
             </w:r>
           </w:p>
         </w:tc>
@@ -9521,7 +9635,6 @@
                 <w:sz w:val="20"/>
                 <w:szCs w:val="20"/>
               </w:rPr>
-              <w:lastRenderedPageBreak/>
               <w:t>Ministério da Saúde – SINASC, 2025.</w:t>
             </w:r>
           </w:p>
@@ -9582,7 +9695,15 @@
                 <w:sz w:val="20"/>
                 <w:szCs w:val="20"/>
               </w:rPr>
-              <w:t>os de cada unidade no grupo. No volume de nascidos vivos, mostra-se a média por unidade (total do grupo dividido pelo número de unidades com dado no ano). Unidades que pertencem a mais de um grupo contam na média de todos os grupos a que pertencem. A média do grupo não participa do destaque de melhor posição.</w:t>
+              <w:t>os de cada unidade no grupo. No volume de nascidos vivos, mostra-</w:t>
+            </w:r>
+            <w:r>
+              <w:rPr>
+                <w:sz w:val="20"/>
+                <w:szCs w:val="20"/>
+              </w:rPr>
+              <w:lastRenderedPageBreak/>
+              <w:t>se a média por unidade (total do grupo dividido pelo número de unidades com dado no ano). Unidades que pertencem a mais de um grupo contam na média de todos os grupos a que pertencem. A média do grupo não participa do destaque de melhor posição.</w:t>
             </w:r>
           </w:p>
         </w:tc>
@@ -9606,6 +9727,7 @@
                 <w:sz w:val="20"/>
                 <w:szCs w:val="20"/>
               </w:rPr>
+              <w:lastRenderedPageBreak/>
               <w:t>Soma dos numeradores do indicador nas unidades do grupo com dado no ano.</w:t>
             </w:r>
           </w:p>
@@ -9669,7 +9791,7 @@
       <w:pPr>
         <w:pStyle w:val="Ttulo2"/>
       </w:pPr>
-      <w:bookmarkStart w:id="14" w:name="_Toc242721830"/>
+      <w:bookmarkStart w:id="14" w:name="_Toc243232728"/>
       <w:r>
         <w:t>4.4 Perfil da mãe (quadros do dossiê)</w:t>
       </w:r>
@@ -9680,11 +9802,7 @@
         <w:spacing w:after="120" w:line="276" w:lineRule="auto"/>
       </w:pPr>
       <w:r>
-        <w:t xml:space="preserve">Os quadros de perfil da mãe seguem as regras das seções de perfil do dicionário de indicadores de internação (versão final de 10/09/2026), reproduzidas abaixo. O painel mostra sete quadros: </w:t>
-      </w:r>
-      <w:r>
-        <w:lastRenderedPageBreak/>
-        <w:t>idade, raça/cor, escolaridade, situação conjugal, cesarianas anteriores, tipo de gestação e pré-natal adequado à idade gestacional. A linha de gestações anteriores consta do dicionário e da planilha de indicadores, mas não está entre os sete quadros do painel.</w:t>
+        <w:t>Os quadros de perfil da mãe seguem as regras das seções de perfil do dicionário de indicadores de internação (versão final de 10/09/2026), reproduzidas abaixo. O painel mostra sete quadros: idade, raça/cor, escolaridade, situação conjugal, cesarianas anteriores, tipo de gestação e pré-natal adequado à idade gestacional. A linha de gestações anteriores consta do dicionário e da planilha de indicadores, mas não está entre os sete quadros do painel.</w:t>
       </w:r>
     </w:p>
     <w:p>
@@ -10116,6 +10234,7 @@
                 <w:sz w:val="20"/>
                 <w:szCs w:val="20"/>
               </w:rPr>
+              <w:lastRenderedPageBreak/>
               <w:t>ESCMAE 9 ou em branco = "Ignorado", categoria própria. O código 0 pertence a ESCMAE2010 e não é usado.</w:t>
             </w:r>
           </w:p>
@@ -10145,6 +10264,7 @@
                 <w:sz w:val="20"/>
                 <w:szCs w:val="20"/>
               </w:rPr>
+              <w:lastRenderedPageBreak/>
               <w:t>Distribuição percentual dos nascidos vivos por situação conjugal da mãe</w:t>
             </w:r>
           </w:p>
@@ -10407,15 +10527,7 @@
                 <w:sz w:val="20"/>
                 <w:szCs w:val="20"/>
               </w:rPr>
-              <w:t xml:space="preserve">Total de nascidos vivos de mães em cada faixa de número de gestações anteriores, dividido </w:t>
-            </w:r>
-            <w:r>
-              <w:rPr>
-                <w:sz w:val="20"/>
-                <w:szCs w:val="20"/>
-              </w:rPr>
-              <w:lastRenderedPageBreak/>
-              <w:t>pelo total de nascidos vivos e multiplicado por 100.</w:t>
+              <w:t>Total de nascidos vivos de mães em cada faixa de número de gestações anteriores, dividido pelo total de nascidos vivos e multiplicado por 100.</w:t>
             </w:r>
           </w:p>
         </w:tc>
@@ -10439,7 +10551,6 @@
                 <w:sz w:val="20"/>
                 <w:szCs w:val="20"/>
               </w:rPr>
-              <w:lastRenderedPageBreak/>
               <w:t>Fonte: SINASC.</w:t>
             </w:r>
           </w:p>
@@ -10452,15 +10563,7 @@
                 <w:sz w:val="20"/>
                 <w:szCs w:val="20"/>
               </w:rPr>
-              <w:t xml:space="preserve">QTDGESTANT (número de gestações anteriores; inclui as gestações interrompidas), nas faixas: "Nenhuma", "De 1 a 3", "De 4 a 6", "De 7 a 9", "10 </w:t>
-            </w:r>
-            <w:r>
-              <w:rPr>
-                <w:sz w:val="20"/>
-                <w:szCs w:val="20"/>
-              </w:rPr>
-              <w:lastRenderedPageBreak/>
-              <w:t>ou mais". QTDGESTANT 99 ou em branco = "Ignorado", categoria própria.</w:t>
+              <w:t>QTDGESTANT (número de gestações anteriores; inclui as gestações interrompidas), nas faixas: "Nenhuma", "De 1 a 3", "De 4 a 6", "De 7 a 9", "10 ou mais". QTDGESTANT 99 ou em branco = "Ignorado", categoria própria.</w:t>
             </w:r>
           </w:p>
           <w:p>
@@ -10501,7 +10604,6 @@
                 <w:sz w:val="20"/>
                 <w:szCs w:val="20"/>
               </w:rPr>
-              <w:lastRenderedPageBreak/>
               <w:t>Distribuição percentual dos nascidos vivos por número de cesarianas anteriores da mãe</w:t>
             </w:r>
           </w:p>
@@ -10752,7 +10854,15 @@
                 <w:sz w:val="20"/>
                 <w:szCs w:val="20"/>
               </w:rPr>
-              <w:t>Mínimo de consultas por idade gestacional no parto (SEMAGESTAC): menos de 20 semanas = 1; 20 a 25 = 2; 26 a 29 = 3; 30 a 33 = 4; 34 a 35 = 5; 36 a 37 = 6; 38 a 39 = 7; 40 ou mais = 8. Adequado = CONSPRENAT maior ou igual ao mínimo.</w:t>
+              <w:t xml:space="preserve">Mínimo de consultas por idade gestacional no parto (SEMAGESTAC): menos de 20 semanas = 1; 20 a 25 = 2; 26 a 29 = 3; 30 a 33 = 4; 34 a 35 = 5; 36 </w:t>
+            </w:r>
+            <w:r>
+              <w:rPr>
+                <w:sz w:val="20"/>
+                <w:szCs w:val="20"/>
+              </w:rPr>
+              <w:lastRenderedPageBreak/>
+              <w:t>a 37 = 6; 38 a 39 = 7; 40 ou mais = 8. Adequado = CONSPRENAT maior ou igual ao mínimo.</w:t>
             </w:r>
           </w:p>
           <w:p>
@@ -10784,7 +10894,7 @@
       <w:pPr>
         <w:pStyle w:val="Ttulo2"/>
       </w:pPr>
-      <w:bookmarkStart w:id="15" w:name="_Toc242721831"/>
+      <w:bookmarkStart w:id="15" w:name="_Toc243232729"/>
       <w:r>
         <w:t>4.5 Tabelas do dossiê (blocos de nascidos vivos)</w:t>
       </w:r>
@@ -10811,7 +10921,6 @@
           <w:sz w:val="20"/>
           <w:szCs w:val="20"/>
         </w:rPr>
-        <w:lastRenderedPageBreak/>
         <w:t>Tabela 11 – Variáveis e categorias das tabelas do dossiê de nascimentos</w:t>
       </w:r>
     </w:p>
@@ -11639,6 +11748,7 @@
                 <w:sz w:val="20"/>
                 <w:szCs w:val="20"/>
               </w:rPr>
+              <w:lastRenderedPageBreak/>
               <w:t>Grupos de Robson (número de nascidos vivos e taxa de cesárea por grupo)</w:t>
             </w:r>
           </w:p>
@@ -11717,7 +11827,7 @@
       <w:pPr>
         <w:pStyle w:val="Ttulo2"/>
       </w:pPr>
-      <w:bookmarkStart w:id="16" w:name="_Toc242721832"/>
+      <w:bookmarkStart w:id="16" w:name="_Toc243232730"/>
       <w:r>
         <w:t>4.6 Grupos de Robson</w:t>
       </w:r>
@@ -11728,11 +11838,7 @@
         <w:spacing w:after="120" w:line="276" w:lineRule="auto"/>
       </w:pPr>
       <w:r>
-        <w:t xml:space="preserve">A classificação de Robson separa todas as mulheres que dão à luz em dez grupos, mutuamente exclusivos e que cobrem todos os casos, com base em paridade, cesárea anterior, início do trabalho de parto, apresentação fetal, número de fetos e idade gestacional. A Organização Mundial da Saúde (OMS) a recomenda como instrumento padrão para avaliar, monitorar e </w:t>
-      </w:r>
-      <w:r>
-        <w:lastRenderedPageBreak/>
-        <w:t>comparar taxas de cesárea. As definições abaixo são as da versão em português da Declaração da OMS sobre Taxas de Cesáreas (2015, Quadro 1).</w:t>
+        <w:t>A classificação de Robson separa todas as mulheres que dão à luz em dez grupos, mutuamente exclusivos e que cobrem todos os casos, com base em paridade, cesárea anterior, início do trabalho de parto, apresentação fetal, número de fetos e idade gestacional. A Organização Mundial da Saúde (OMS) a recomenda como instrumento padrão para avaliar, monitorar e comparar taxas de cesárea. As definições abaixo são as da versão em português da Declaração da OMS sobre Taxas de Cesáreas (2015, Quadro 1).</w:t>
       </w:r>
     </w:p>
     <w:p>
@@ -12344,6 +12450,7 @@
                 <w:sz w:val="20"/>
                 <w:szCs w:val="20"/>
               </w:rPr>
+              <w:lastRenderedPageBreak/>
               <w:t>Grupo 7</w:t>
             </w:r>
           </w:p>
@@ -12654,11 +12761,7 @@
         <w:t xml:space="preserve">Como o SINASC classifica. </w:t>
       </w:r>
       <w:r>
-        <w:t xml:space="preserve">O campo TPROBSON da Declaração de Nascido Vivo é o "código do Grupo de Robson, gerado pelo sistema" (Estrutura do SINASC, OpenDataSUS, versão de 22/02/2024). O documento oficial não lista os valores. Nos registros das unidades dos painéis (2024 e 2025), aparecem os códigos 01 a 10 e 11; a extração trata 01 a 10 como os grupos e os </w:t>
-      </w:r>
-      <w:r>
-        <w:lastRenderedPageBreak/>
-        <w:t>demais valores como "Não classificados", que é a linha correspondente aos casos não classificáveis da tabela da OMS.</w:t>
+        <w:t>O campo TPROBSON da Declaração de Nascido Vivo é o "código do Grupo de Robson, gerado pelo sistema" (Estrutura do SINASC, OpenDataSUS, versão de 22/02/2024). O documento oficial não lista os valores. Nos registros das unidades dos painéis (2024 e 2025), aparecem os códigos 01 a 10 e 11; a extração trata 01 a 10 como os grupos e os demais valores como "Não classificados", que é a linha correspondente aos casos não classificáveis da tabela da OMS.</w:t>
       </w:r>
     </w:p>
     <w:p>
@@ -12680,7 +12783,7 @@
       <w:pPr>
         <w:pStyle w:val="Ttulo1"/>
       </w:pPr>
-      <w:bookmarkStart w:id="17" w:name="_Toc242721833"/>
+      <w:bookmarkStart w:id="17" w:name="_Toc243232731"/>
       <w:r>
         <w:t>5. Dicionário do Painel de Internação (SIH/SUS)</w:t>
       </w:r>
@@ -12702,10 +12805,11 @@
         <w:spacing w:after="120" w:line="276" w:lineRule="auto"/>
       </w:pPr>
       <w:r>
-        <w:t>Convenções: SIH-RD é o arquivo da AIH reduzida (um registro por internação) e SIH-SP é o arquivo de serviços profissionais (um registro por procedimento ou ato realizado na internação). Nomes em letras maiúsculas, como PROC_REA e DIAG_PRINC, são os nomes dos campos nos arquivos do DATASUS. O "universo obstétrico" é definido na primeira linha da tabela e serve de denominador para vários indicadores. PROC_REA é o procedimento realizado; DIAG_PRINC, DIAG_SECUN (preenchido até 2014) e DIAGSEC1 a DIAGSEC9 são os</w:t>
+        <w:t xml:space="preserve">Convenções: SIH-RD é o arquivo da AIH reduzida (um registro por internação) e SIH-SP é o arquivo de serviços profissionais (um registro por procedimento ou ato realizado na internação). Nomes em letras maiúsculas, como PROC_REA e DIAG_PRINC, são os nomes dos campos nos arquivos do DATASUS. O "universo obstétrico" é definido na primeira linha da tabela e serve de denominador </w:t>
       </w:r>
       <w:r>
-        <w:t xml:space="preserve"> campos de diagnóstico; COBRANCA é o motivo de saída da AIH.</w:t>
+        <w:lastRenderedPageBreak/>
+        <w:t>para vários indicadores. PROC_REA é o procedimento realizado; DIAG_PRINC, DIAG_SECUN (preenchido até 2014) e DIAGSEC1 a DIAGSEC9 são os campos de diagnóstico; COBRANCA é o motivo de saída da AIH.</w:t>
       </w:r>
     </w:p>
     <w:p>
@@ -12964,18 +13068,7 @@
                 <w:sz w:val="20"/>
                 <w:szCs w:val="20"/>
               </w:rPr>
-              <w:t xml:space="preserve">Distribuição percentual das internações obstétricas por motivos de internação </w:t>
-            </w:r>
-            <w:r>
-              <w:rPr>
-                <w:b/>
-                <w:bCs/>
-                <w:color w:val="0A213D"/>
-                <w:sz w:val="20"/>
-                <w:szCs w:val="20"/>
-              </w:rPr>
-              <w:lastRenderedPageBreak/>
-              <w:t>(parto, aborto e intercorrências clínicas)</w:t>
+              <w:t>Distribuição percentual das internações obstétricas por motivos de internação (parto, aborto e intercorrências clínicas)</w:t>
             </w:r>
           </w:p>
         </w:tc>
@@ -12999,16 +13092,7 @@
                 <w:sz w:val="20"/>
                 <w:szCs w:val="20"/>
               </w:rPr>
-              <w:lastRenderedPageBreak/>
-              <w:t xml:space="preserve">Proporção das internações obstétricas por motivo: Parto, </w:t>
-            </w:r>
-            <w:r>
-              <w:rPr>
-                <w:sz w:val="20"/>
-                <w:szCs w:val="20"/>
-              </w:rPr>
-              <w:lastRenderedPageBreak/>
-              <w:t>Aborto, Intercorrências Clínicas e Outros.</w:t>
+              <w:t>Proporção das internações obstétricas por motivo: Parto, Aborto, Intercorrências Clínicas e Outros.</w:t>
             </w:r>
           </w:p>
         </w:tc>
@@ -13032,7 +13116,6 @@
                 <w:sz w:val="20"/>
                 <w:szCs w:val="20"/>
               </w:rPr>
-              <w:lastRenderedPageBreak/>
               <w:t>Fonte: SIH-RD. Denominador: universo obstétrico (mulheres de 10 a 59 anos).</w:t>
             </w:r>
           </w:p>
@@ -13057,7 +13140,6 @@
                 <w:sz w:val="20"/>
                 <w:szCs w:val="20"/>
               </w:rPr>
-              <w:lastRenderedPageBreak/>
               <w:t>Aborto: 0409060070 (AMIU), 0411020013 (curetagem pós-abortamento/puerperal).</w:t>
             </w:r>
           </w:p>
@@ -13135,79 +13217,79 @@
                 <w:sz w:val="20"/>
                 <w:szCs w:val="20"/>
               </w:rPr>
+              <w:t>Distribuição percentual das internações obstétricas por tipo de saída (alta, transferência e óbito)</w:t>
+            </w:r>
+          </w:p>
+        </w:tc>
+        <w:tc>
+          <w:tcPr>
+            <w:tcW w:w="2800" w:type="dxa"/>
+            <w:shd w:val="clear" w:color="auto" w:fill="FFFFFF"/>
+            <w:tcMar>
+              <w:top w:w="60" w:type="dxa"/>
+              <w:left w:w="90" w:type="dxa"/>
+              <w:bottom w:w="60" w:type="dxa"/>
+              <w:right w:w="90" w:type="dxa"/>
+            </w:tcMar>
+          </w:tcPr>
+          <w:p>
+            <w:pPr>
+              <w:spacing w:after="60" w:line="252" w:lineRule="auto"/>
+            </w:pPr>
+            <w:r>
+              <w:rPr>
+                <w:sz w:val="20"/>
+                <w:szCs w:val="20"/>
+              </w:rPr>
+              <w:t>Proporção das internações obstétricas por desfecho registrado na AIH.</w:t>
+            </w:r>
+          </w:p>
+        </w:tc>
+        <w:tc>
+          <w:tcPr>
+            <w:tcW w:w="4338" w:type="dxa"/>
+            <w:shd w:val="clear" w:color="auto" w:fill="FFFFFF"/>
+            <w:tcMar>
+              <w:top w:w="60" w:type="dxa"/>
+              <w:left w:w="90" w:type="dxa"/>
+              <w:bottom w:w="60" w:type="dxa"/>
+              <w:right w:w="90" w:type="dxa"/>
+            </w:tcMar>
+          </w:tcPr>
+          <w:p>
+            <w:pPr>
+              <w:spacing w:after="60" w:line="252" w:lineRule="auto"/>
+            </w:pPr>
+            <w:r>
+              <w:rPr>
+                <w:sz w:val="20"/>
+                <w:szCs w:val="20"/>
+              </w:rPr>
+              <w:t>Fonte: SIH-RD. Denominador: universo obstétrico.</w:t>
+            </w:r>
+          </w:p>
+          <w:p>
+            <w:pPr>
+              <w:spacing w:after="60" w:line="252" w:lineRule="auto"/>
+            </w:pPr>
+            <w:r>
+              <w:rPr>
+                <w:sz w:val="20"/>
+                <w:szCs w:val="20"/>
+              </w:rPr>
+              <w:t>Classificação pelo primeiro dígito de COBRANCA (motivo de saída/permanência; Portaria SAS/MS 719/2007; Manual Técnico Operacional do SIH/SUS 2017, item 6.3): 1x = Alta; 2x = Permanência; 3x = Transferência; 4x = Óbito; 51 = Encerramento administrativo.</w:t>
+            </w:r>
+          </w:p>
+          <w:p>
+            <w:pPr>
+              <w:spacing w:after="60" w:line="252" w:lineRule="auto"/>
+            </w:pPr>
+            <w:r>
+              <w:rPr>
+                <w:sz w:val="20"/>
+                <w:szCs w:val="20"/>
+              </w:rPr>
               <w:lastRenderedPageBreak/>
-              <w:t>Distribuição percentual das internações obstétricas por tipo de saída (alta, transferência e óbito)</w:t>
-            </w:r>
-          </w:p>
-        </w:tc>
-        <w:tc>
-          <w:tcPr>
-            <w:tcW w:w="2800" w:type="dxa"/>
-            <w:shd w:val="clear" w:color="auto" w:fill="FFFFFF"/>
-            <w:tcMar>
-              <w:top w:w="60" w:type="dxa"/>
-              <w:left w:w="90" w:type="dxa"/>
-              <w:bottom w:w="60" w:type="dxa"/>
-              <w:right w:w="90" w:type="dxa"/>
-            </w:tcMar>
-          </w:tcPr>
-          <w:p>
-            <w:pPr>
-              <w:spacing w:after="60" w:line="252" w:lineRule="auto"/>
-            </w:pPr>
-            <w:r>
-              <w:rPr>
-                <w:sz w:val="20"/>
-                <w:szCs w:val="20"/>
-              </w:rPr>
-              <w:t>Proporção das internações obstétricas por desfecho registrado na AIH.</w:t>
-            </w:r>
-          </w:p>
-        </w:tc>
-        <w:tc>
-          <w:tcPr>
-            <w:tcW w:w="4338" w:type="dxa"/>
-            <w:shd w:val="clear" w:color="auto" w:fill="FFFFFF"/>
-            <w:tcMar>
-              <w:top w:w="60" w:type="dxa"/>
-              <w:left w:w="90" w:type="dxa"/>
-              <w:bottom w:w="60" w:type="dxa"/>
-              <w:right w:w="90" w:type="dxa"/>
-            </w:tcMar>
-          </w:tcPr>
-          <w:p>
-            <w:pPr>
-              <w:spacing w:after="60" w:line="252" w:lineRule="auto"/>
-            </w:pPr>
-            <w:r>
-              <w:rPr>
-                <w:sz w:val="20"/>
-                <w:szCs w:val="20"/>
-              </w:rPr>
-              <w:t>Fonte: SIH-RD. Denominador: universo obstétrico.</w:t>
-            </w:r>
-          </w:p>
-          <w:p>
-            <w:pPr>
-              <w:spacing w:after="60" w:line="252" w:lineRule="auto"/>
-            </w:pPr>
-            <w:r>
-              <w:rPr>
-                <w:sz w:val="20"/>
-                <w:szCs w:val="20"/>
-              </w:rPr>
-              <w:t>Classificação pelo primeiro dígito de COBRANCA (motivo de saída/permanência; Portaria SAS/MS 719/2007; Manual Técnico Operacional do SIH/SUS 2017, item 6.3): 1x = Alta; 2x = Permanência; 3x = Transferência; 4x = Óbito; 51 = Encerramento administrativo.</w:t>
-            </w:r>
-          </w:p>
-          <w:p>
-            <w:pPr>
-              <w:spacing w:after="60" w:line="252" w:lineRule="auto"/>
-            </w:pPr>
-            <w:r>
-              <w:rPr>
-                <w:sz w:val="20"/>
-                <w:szCs w:val="20"/>
-              </w:rPr>
               <w:t>Códigos 6x (desfecho conjunto mãe/recém-nascido, exclusivos de AIH de parto; Portaria SAS/MS 384/2010): 61, 62, 63 e 64 = Alta da mãe (64 = alta da mãe com óbito fetal); 65, 66 e 67 = Óbito da mãe (65 = óbito da gestante e do concepto). Registrar à parte a frequência de 64 e 65.</w:t>
             </w:r>
           </w:p>
@@ -13249,6 +13331,7 @@
                 <w:sz w:val="20"/>
                 <w:szCs w:val="20"/>
               </w:rPr>
+              <w:lastRenderedPageBreak/>
               <w:t>Número de internações obstétricas para interrupção da gestação em casos previstos por lei</w:t>
             </w:r>
           </w:p>
@@ -13374,15 +13457,7 @@
                 <w:sz w:val="20"/>
                 <w:szCs w:val="20"/>
               </w:rPr>
-              <w:t xml:space="preserve">Total de AMIU dividido pelo total de esvaziamentos uterinos pós-abortamento, multiplicado por 100. Quanto maior, melhor (Norma Técnica de Atenção </w:t>
-            </w:r>
-            <w:r>
-              <w:rPr>
-                <w:sz w:val="20"/>
-                <w:szCs w:val="20"/>
-              </w:rPr>
-              <w:lastRenderedPageBreak/>
-              <w:t>Humanizada ao Abortamento, MS 2014).</w:t>
+              <w:t>Total de AMIU dividido pelo total de esvaziamentos uterinos pós-abortamento, multiplicado por 100. Quanto maior, melhor (Norma Técnica de Atenção Humanizada ao Abortamento, MS 2014).</w:t>
             </w:r>
           </w:p>
         </w:tc>
@@ -13406,7 +13481,6 @@
                 <w:sz w:val="20"/>
                 <w:szCs w:val="20"/>
               </w:rPr>
-              <w:lastRenderedPageBreak/>
               <w:t>Fonte: SIH-RD, sobre todas as AIH da unidade.</w:t>
             </w:r>
           </w:p>
@@ -13431,7 +13505,6 @@
                 <w:sz w:val="20"/>
                 <w:szCs w:val="20"/>
               </w:rPr>
-              <w:lastRenderedPageBreak/>
               <w:t>A curetagem semiótica (0409060046) NÃO entra no denominador: no SIGTAP ela só tem CIDs ginecológicos e não é esvaziamento pós-abortamento (decisão da coordenação, 09/09/2026).</w:t>
             </w:r>
           </w:p>
@@ -13461,7 +13534,6 @@
                 <w:sz w:val="20"/>
                 <w:szCs w:val="20"/>
               </w:rPr>
-              <w:lastRenderedPageBreak/>
               <w:t>Porcentagem de internações que resultaram em parto com presença de acompanhante</w:t>
             </w:r>
           </w:p>
@@ -13640,7 +13712,18 @@
                 <w:sz w:val="20"/>
                 <w:szCs w:val="20"/>
               </w:rPr>
-              <w:t>Porcentagem de internações para cesariana com presença de acompanhante</w:t>
+              <w:t xml:space="preserve">Porcentagem de internações para cesariana </w:t>
+            </w:r>
+            <w:r>
+              <w:rPr>
+                <w:b/>
+                <w:bCs/>
+                <w:color w:val="0A213D"/>
+                <w:sz w:val="20"/>
+                <w:szCs w:val="20"/>
+              </w:rPr>
+              <w:lastRenderedPageBreak/>
+              <w:t>com presença de acompanhante</w:t>
             </w:r>
           </w:p>
         </w:tc>
@@ -13664,6 +13747,7 @@
                 <w:sz w:val="20"/>
                 <w:szCs w:val="20"/>
               </w:rPr>
+              <w:lastRenderedPageBreak/>
               <w:t>Proporção de internações por cesariana com registro de diária de acompanhante.</w:t>
             </w:r>
           </w:p>
@@ -13991,15 +14075,7 @@
                 <w:sz w:val="20"/>
                 <w:szCs w:val="20"/>
               </w:rPr>
-              <w:t xml:space="preserve">Denominador: leitos-dia do ano — soma, nas 12 competências, de leitos obstétricos EXISTENTES </w:t>
-            </w:r>
-            <w:r>
-              <w:rPr>
-                <w:sz w:val="20"/>
-                <w:szCs w:val="20"/>
-              </w:rPr>
-              <w:lastRenderedPageBreak/>
-              <w:t>(QT_EXIST, CODLEITO 10 e 43) × dias do mês —, normalizado para ano de 365 dias (em anos bissextos, ajuste 365/366).</w:t>
+              <w:t>Denominador: leitos-dia do ano — soma, nas 12 competências, de leitos obstétricos EXISTENTES (QT_EXIST, CODLEITO 10 e 43) × dias do mês —, normalizado para ano de 365 dias (em anos bissextos, ajuste 365/366).</w:t>
             </w:r>
           </w:p>
           <w:p>
@@ -14040,7 +14116,6 @@
                 <w:sz w:val="20"/>
                 <w:szCs w:val="20"/>
               </w:rPr>
-              <w:lastRenderedPageBreak/>
               <w:t>Tempo médio de permanência (geral, parto vaginal, cesariana, aborto, intercorrências clínicas)</w:t>
             </w:r>
           </w:p>
@@ -14145,6 +14220,7 @@
           <w:sz w:val="20"/>
           <w:szCs w:val="20"/>
         </w:rPr>
+        <w:lastRenderedPageBreak/>
         <w:t>Tabela 14 – Assistência ao parto: indicadores e regras</w:t>
       </w:r>
     </w:p>
@@ -14561,7 +14637,6 @@
           <w:sz w:val="20"/>
           <w:szCs w:val="20"/>
         </w:rPr>
-        <w:lastRenderedPageBreak/>
         <w:t>Tabela 15 – Internações neonatais: indicadores e regras</w:t>
       </w:r>
     </w:p>
@@ -14898,7 +14973,18 @@
                 <w:sz w:val="20"/>
                 <w:szCs w:val="20"/>
               </w:rPr>
-              <w:t>Distribuição percentual das internações neonatais por tipo de saída (alta, transferência e óbito)</w:t>
+              <w:t xml:space="preserve">Distribuição percentual das internações neonatais por </w:t>
+            </w:r>
+            <w:r>
+              <w:rPr>
+                <w:b/>
+                <w:bCs/>
+                <w:color w:val="0A213D"/>
+                <w:sz w:val="20"/>
+                <w:szCs w:val="20"/>
+              </w:rPr>
+              <w:lastRenderedPageBreak/>
+              <w:t>tipo de saída (alta, transferência e óbito)</w:t>
             </w:r>
           </w:p>
         </w:tc>
@@ -14922,6 +15008,7 @@
                 <w:sz w:val="20"/>
                 <w:szCs w:val="20"/>
               </w:rPr>
+              <w:lastRenderedPageBreak/>
               <w:t>Proporção das internações neonatais por desfecho registrado na AIH.</w:t>
             </w:r>
           </w:p>
@@ -14958,6 +15045,7 @@
                 <w:sz w:val="20"/>
                 <w:szCs w:val="20"/>
               </w:rPr>
+              <w:lastRenderedPageBreak/>
               <w:t>Classificação pelo primeiro dígito de COBRANCA (Portaria SAS/MS 719/2007; Manual Técnico Operacional do SIH/SUS 2017, item 6.3): 1x = Alta; 2x = Permanência; 3x = Transferência; 4x = Óbito; 51 = Encerramento administrativo.</w:t>
             </w:r>
           </w:p>
@@ -14999,6 +15087,7 @@
                 <w:sz w:val="20"/>
                 <w:szCs w:val="20"/>
               </w:rPr>
+              <w:lastRenderedPageBreak/>
               <w:t>Tempo médio de permanência em UTI neonatal (todas as AIH com uso de UTIN)</w:t>
             </w:r>
           </w:p>
@@ -15160,15 +15249,7 @@
                 <w:sz w:val="20"/>
                 <w:szCs w:val="20"/>
               </w:rPr>
-              <w:t xml:space="preserve">Denominador: leitos-dia de UTIN — leitos EXISTENTES (QT_EXIST, CODLEITO 81 e 82) por competência × dias do mês —, normalizado para ano de 365 dias. Regra transitória aprovada pela coordenação (05/09/2026): o CODLEITO 80 (UTI neonatal tipo I) entra apenas nas competências em que a unidade não tem nenhum leito 81/82 </w:t>
-            </w:r>
-            <w:r>
-              <w:rPr>
-                <w:sz w:val="20"/>
-                <w:szCs w:val="20"/>
-              </w:rPr>
-              <w:lastRenderedPageBreak/>
-              <w:t>(coerente com a Portaria SAES/MS 2.902/2025, que reclassificou os leitos tipo I).</w:t>
+              <w:t>Denominador: leitos-dia de UTIN — leitos EXISTENTES (QT_EXIST, CODLEITO 81 e 82) por competência × dias do mês —, normalizado para ano de 365 dias. Regra transitória aprovada pela coordenação (05/09/2026): o CODLEITO 80 (UTI neonatal tipo I) entra apenas nas competências em que a unidade não tem nenhum leito 81/82 (coerente com a Portaria SAES/MS 2.902/2025, que reclassificou os leitos tipo I).</w:t>
             </w:r>
           </w:p>
         </w:tc>
@@ -15406,14 +15487,15 @@
                 <w:sz w:val="20"/>
                 <w:szCs w:val="20"/>
               </w:rPr>
-              <w:t>1. CID (qualquer campo de diagnóstico): descolamento prematuro de placenta O450, O458, O459; gravidez ectópica O000 a O002, O008, O009; hemorragia pós-parto O720 a O722; rotura uterina O710, O711; pré-eclâmpsia grave O141; eclâmpsia O150 a O152, O159; hipertensão grave O11, O13, O149, O16, O100 a O104, O109, I10 a I15; encefalopatia hipertensiva I674; endometrite O85; edema pulmonar J81; insuficiência respiratória J80, J960, J969, R092, I26x, O032, O037, O042, O047, O052, O057, O062, O067, O072, O077, O082,</w:t>
-            </w:r>
-            <w:r>
-              <w:rPr>
-                <w:sz w:val="20"/>
-                <w:szCs w:val="20"/>
-              </w:rPr>
-              <w:t xml:space="preserve"> O880 a O883, O888; convulsões R568; sepse A40x, A41x, A021, A227, A267, A327, A427, B377, O080, O753, O85; choque E86, R570, R571, R578, R579, T811, I460, O083, O751; crise tireotóxica E055; transfusão Z513; histerectomia O822; intubação O29x, O74x, O89x (decisão da coordenação, 09/09/2026).</w:t>
+              <w:t xml:space="preserve">1. CID (qualquer campo de diagnóstico): descolamento prematuro de placenta O450, O458, O459; gravidez ectópica O000 a O002, O008, O009; hemorragia pós-parto O720 a O722; rotura uterina O710, O711; pré-eclâmpsia grave O141; eclâmpsia O150 a O152, O159; hipertensão grave O11, O13, O149, O16, O100 a O104, O109, I10 a I15; encefalopatia hipertensiva I674; endometrite O85; edema pulmonar J81; insuficiência </w:t>
+            </w:r>
+            <w:r>
+              <w:rPr>
+                <w:sz w:val="20"/>
+                <w:szCs w:val="20"/>
+              </w:rPr>
+              <w:lastRenderedPageBreak/>
+              <w:t>respiratória J80, J960, J969, R092, I26x, O032, O037, O042, O047, O052, O057, O062, O067, O072, O077, O082, O880 a O883, O888; convulsões R568; sepse A40x, A41x, A021, A227, A267, A327, A427, B377, O080, O753, O85; choque E86, R570, R571, R578, R579, T811, I460, O083, O751; crise tireotóxica E055; transfusão Z513; histerectomia O822; intubação O29x, O74x, O89x (decisão da coordenação, 09/09/2026).</w:t>
             </w:r>
           </w:p>
           <w:p>
@@ -15461,7 +15543,6 @@
                 <w:sz w:val="20"/>
                 <w:szCs w:val="20"/>
               </w:rPr>
-              <w:lastRenderedPageBreak/>
               <w:t>5. Tempo de permanência maior que 7 dias (DT_SAIDA − DT_INTER) apenas em internações de parto (lista de partos do OOBr, incluído o 0409060313), excluindo AIH com diária de acompanhante 0802010024.</w:t>
             </w:r>
           </w:p>
@@ -15648,6 +15729,7 @@
                 <w:sz w:val="20"/>
                 <w:szCs w:val="20"/>
               </w:rPr>
+              <w:lastRenderedPageBreak/>
               <w:t>Demais causas: pelo menos um diagnóstico fora do capítulo XV (código não iniciado em O).</w:t>
             </w:r>
           </w:p>
@@ -15677,6 +15759,7 @@
                 <w:sz w:val="20"/>
                 <w:szCs w:val="20"/>
               </w:rPr>
+              <w:lastRenderedPageBreak/>
               <w:t>Porcentagem de casos de morbidade materna grave com internação em UTI</w:t>
             </w:r>
           </w:p>
@@ -15956,7 +16039,6 @@
                 <w:sz w:val="20"/>
                 <w:szCs w:val="20"/>
               </w:rPr>
-              <w:lastRenderedPageBreak/>
               <w:t>Porcentagem de casos de morbidade materna grave com realização de histerectomia</w:t>
             </w:r>
           </w:p>
@@ -16296,6 +16378,7 @@
                 <w:sz w:val="20"/>
                 <w:szCs w:val="20"/>
               </w:rPr>
+              <w:lastRenderedPageBreak/>
               <w:t>Distribuição percentual das internações neonatais por grupos de causas</w:t>
             </w:r>
           </w:p>
@@ -16395,7 +16478,7 @@
       <w:pPr>
         <w:pStyle w:val="Ttulo2"/>
       </w:pPr>
-      <w:bookmarkStart w:id="18" w:name="_Toc242721834"/>
+      <w:bookmarkStart w:id="18" w:name="_Toc243232732"/>
       <w:r>
         <w:t>5.1 Comparador e destaques</w:t>
       </w:r>
@@ -16406,18 +16489,14 @@
         <w:spacing w:after="120" w:line="276" w:lineRule="auto"/>
       </w:pPr>
       <w:r>
-        <w:t xml:space="preserve">No comparador do Painel de Internação, a média do grupo é a média simples das unidades do grupo com dados no ano, e o destaque segue a regra descrita na seção 3.2. Os valores publicados </w:t>
-      </w:r>
-      <w:r>
-        <w:lastRenderedPageBreak/>
-        <w:t>são os das 114 unidades da retabulação de 9 de setembro de 2026 mais as unidades acrescentadas depois (Pernambuco em 12 de setembro; Maranhão, Ceará e São Paulo em 23 de setembro de 2026).</w:t>
+        <w:t>No comparador do Painel de Internação, a média do grupo é a média simples das unidades do grupo com dados no ano, e o destaque segue a regra descrita na seção 3.2. Os valores publicados são os das 114 unidades da retabulação de 9 de setembro de 2026 mais as unidades acrescentadas depois (Pernambuco em 12 de setembro; Maranhão, Ceará e São Paulo em 23 de setembro de 2026).</w:t>
       </w:r>
     </w:p>
     <w:p>
       <w:pPr>
         <w:pStyle w:val="Ttulo1"/>
       </w:pPr>
-      <w:bookmarkStart w:id="19" w:name="_Toc242721835"/>
+      <w:bookmarkStart w:id="19" w:name="_Toc243232733"/>
       <w:r>
         <w:t>6. Dicionário do Painel de Mortalidade (SIM)</w:t>
       </w:r>
@@ -16442,7 +16521,11 @@
         <w:t>Convenções: SIM-DO é o arquivo das declarações de óbito e SIM-DOFET, o das declarações de óbito fetal; nomes em letras maiúsculas são campos desses arquivos e da Declaração de Nascido Vivo; CODESTAB é o código CNES do estabelecimento de ocorrência e CAUSABAS é a causa básica do óbito. Referências citadas pelo dicionário: IDB/DATASUS, Indicadores e Dados Básicos, fichas C.1.1 (mortalidade neonatal precoce), C.1.2 (neonatal tardia), C.3 e Anexo I (razão de mortalidade materna e conceito de óbito materno) e C.</w:t>
       </w:r>
       <w:r>
-        <w:t>5 (perinatal); Guia de Vigilância Epidemiológica do Óbito Materno (MS, 2009); Lista de Tabulação de Causas Evitáveis de menores de 5 anos (DATASUS/SVS; Malta et al., 2007 e 2010); dicionários de variáveis do SIM e do SINASC; painel Óbitos de Gestantes e Puérperas do Observatório Obstétrico Brasileiro (OOBr). Os códigos citados são da CID-10.</w:t>
+        <w:t xml:space="preserve">5 (perinatal); Guia de Vigilância Epidemiológica do Óbito Materno (MS, 2009); Lista de Tabulação de Causas Evitáveis de menores de 5 anos </w:t>
+      </w:r>
+      <w:r>
+        <w:lastRenderedPageBreak/>
+        <w:t>(DATASUS/SVS; Malta et al., 2007 e 2010); dicionários de variáveis do SIM e do SINASC; painel Óbitos de Gestantes e Puérperas do Observatório Obstétrico Brasileiro (OOBr). Os códigos citados são da CID-10.</w:t>
       </w:r>
     </w:p>
     <w:p>
@@ -16684,15 +16767,7 @@
                 <w:sz w:val="20"/>
                 <w:szCs w:val="20"/>
               </w:rPr>
-              <w:t xml:space="preserve">Registros com CODESTAB em branco (óbitos em domicílio, via pública ou sem identificação do estabelecimento) não são atribuídos a nenhuma unidade. HCFAMEMA (Marília, SP): os CNES 2025507 (hospital adulto) e 2025523 (materno-infantil) são tratados como um único complexo: </w:t>
-            </w:r>
-            <w:r>
-              <w:rPr>
-                <w:sz w:val="20"/>
-                <w:szCs w:val="20"/>
-              </w:rPr>
-              <w:lastRenderedPageBreak/>
-              <w:t>óbitos dos dois códigos e nascidos vivos do 2025523.</w:t>
+              <w:t>Registros com CODESTAB em branco (óbitos em domicílio, via pública ou sem identificação do estabelecimento) não são atribuídos a nenhuma unidade. HCFAMEMA (Marília, SP): os CNES 2025507 (hospital adulto) e 2025523 (materno-infantil) são tratados como um único complexo: óbitos dos dois códigos e nascidos vivos do 2025523.</w:t>
             </w:r>
           </w:p>
         </w:tc>
@@ -16721,7 +16796,6 @@
                 <w:sz w:val="20"/>
                 <w:szCs w:val="20"/>
               </w:rPr>
-              <w:lastRenderedPageBreak/>
               <w:t>Nascidos vivos (denominador)</w:t>
             </w:r>
           </w:p>
@@ -16915,6 +16989,7 @@
           <w:sz w:val="20"/>
           <w:szCs w:val="20"/>
         </w:rPr>
+        <w:lastRenderedPageBreak/>
         <w:t>Tabela 19 – Mortalidade materna (SIM e SINASC): indicadores e regras</w:t>
       </w:r>
     </w:p>
@@ -17169,15 +17244,7 @@
                 <w:sz w:val="20"/>
                 <w:szCs w:val="20"/>
               </w:rPr>
-              <w:t xml:space="preserve">Não há filtro de idade. Registros com OBITOGRAV e OBITOPUERP ignorados entram apenas pelas </w:t>
-            </w:r>
-            <w:r>
-              <w:rPr>
-                <w:sz w:val="20"/>
-                <w:szCs w:val="20"/>
-              </w:rPr>
-              <w:lastRenderedPageBreak/>
-              <w:t>condições (a) e (b). Homens e óbitos com causa presumível sem confirmação do momento (condição c com campos ignorados) não entram: essa era a diferença da regra anterior, que contava todos os B20 a B24 com os campos em branco.</w:t>
+              <w:t>Não há filtro de idade. Registros com OBITOGRAV e OBITOPUERP ignorados entram apenas pelas condições (a) e (b). Homens e óbitos com causa presumível sem confirmação do momento (condição c com campos ignorados) não entram: essa era a diferença da regra anterior, que contava todos os B20 a B24 com os campos em branco.</w:t>
             </w:r>
           </w:p>
           <w:p>
@@ -17218,7 +17285,6 @@
                 <w:sz w:val="20"/>
                 <w:szCs w:val="20"/>
               </w:rPr>
-              <w:lastRenderedPageBreak/>
               <w:t>Razão de Mortalidade Materna (RMM)</w:t>
             </w:r>
           </w:p>
@@ -17320,7 +17386,18 @@
                 <w:sz w:val="20"/>
                 <w:szCs w:val="20"/>
               </w:rPr>
-              <w:t>Distribuição dos óbitos maternos por tipo de causa obstétrica (diretas, indiretas e inespecíficas)</w:t>
+              <w:t xml:space="preserve">Distribuição dos óbitos maternos por tipo de causa </w:t>
+            </w:r>
+            <w:r>
+              <w:rPr>
+                <w:b/>
+                <w:bCs/>
+                <w:color w:val="0A213D"/>
+                <w:sz w:val="20"/>
+                <w:szCs w:val="20"/>
+              </w:rPr>
+              <w:lastRenderedPageBreak/>
+              <w:t>obstétrica (diretas, indiretas e inespecíficas)</w:t>
             </w:r>
           </w:p>
         </w:tc>
@@ -17344,7 +17421,16 @@
                 <w:sz w:val="20"/>
                 <w:szCs w:val="20"/>
               </w:rPr>
-              <w:t>Número de óbitos maternos em cada tipo de causa obstétrica: direta, indireta ou não especificada.</w:t>
+              <w:lastRenderedPageBreak/>
+              <w:t xml:space="preserve">Número de óbitos maternos em cada tipo de causa obstétrica: </w:t>
+            </w:r>
+            <w:r>
+              <w:rPr>
+                <w:sz w:val="20"/>
+                <w:szCs w:val="20"/>
+              </w:rPr>
+              <w:lastRenderedPageBreak/>
+              <w:t>direta, indireta ou não especificada.</w:t>
             </w:r>
           </w:p>
         </w:tc>
@@ -17368,6 +17454,7 @@
                 <w:sz w:val="20"/>
                 <w:szCs w:val="20"/>
               </w:rPr>
+              <w:lastRenderedPageBreak/>
               <w:t>Fonte: SIM-DO.</w:t>
             </w:r>
           </w:p>
@@ -17380,6 +17467,7 @@
                 <w:sz w:val="20"/>
                 <w:szCs w:val="20"/>
               </w:rPr>
+              <w:lastRenderedPageBreak/>
               <w:t>Criada a variável TIPO_CAUSA a partir de CAUSABAS dos registros com OBITO_MATERNO = 1:</w:t>
             </w:r>
           </w:p>
@@ -17457,6 +17545,7 @@
                 <w:sz w:val="20"/>
                 <w:szCs w:val="20"/>
               </w:rPr>
+              <w:lastRenderedPageBreak/>
               <w:t>Distribuição dos óbitos maternos diretos por grupo de causas</w:t>
             </w:r>
           </w:p>
@@ -17589,7 +17678,6 @@
                 <w:sz w:val="20"/>
                 <w:szCs w:val="20"/>
               </w:rPr>
-              <w:lastRenderedPageBreak/>
               <w:t>"Outras causas diretas" = demais causas diretas (O21 a O23, O24.4, O26 a O43, O47 a O66, O68 a O71, O73 a O84, O87, O89, O90, O92, A34, D39.2, E23.0, F53, M83.0).</w:t>
             </w:r>
           </w:p>
@@ -17631,140 +17719,147 @@
                 <w:sz w:val="20"/>
                 <w:szCs w:val="20"/>
               </w:rPr>
+              <w:t>Distribuição dos óbitos maternos indiretos por grupo de causas</w:t>
+            </w:r>
+          </w:p>
+        </w:tc>
+        <w:tc>
+          <w:tcPr>
+            <w:tcW w:w="2800" w:type="dxa"/>
+            <w:shd w:val="clear" w:color="auto" w:fill="FFFFFF"/>
+            <w:tcMar>
+              <w:top w:w="60" w:type="dxa"/>
+              <w:left w:w="90" w:type="dxa"/>
+              <w:bottom w:w="60" w:type="dxa"/>
+              <w:right w:w="90" w:type="dxa"/>
+            </w:tcMar>
+          </w:tcPr>
+          <w:p>
+            <w:pPr>
+              <w:spacing w:after="60" w:line="252" w:lineRule="auto"/>
+            </w:pPr>
+            <w:r>
+              <w:rPr>
+                <w:sz w:val="20"/>
+                <w:szCs w:val="20"/>
+              </w:rPr>
+              <w:t>Número de óbitos maternos por causas obstétricas indiretas em cada grupo de causas, com o total de indiretas.</w:t>
+            </w:r>
+          </w:p>
+        </w:tc>
+        <w:tc>
+          <w:tcPr>
+            <w:tcW w:w="4338" w:type="dxa"/>
+            <w:shd w:val="clear" w:color="auto" w:fill="FFFFFF"/>
+            <w:tcMar>
+              <w:top w:w="60" w:type="dxa"/>
+              <w:left w:w="90" w:type="dxa"/>
+              <w:bottom w:w="60" w:type="dxa"/>
+              <w:right w:w="90" w:type="dxa"/>
+            </w:tcMar>
+          </w:tcPr>
+          <w:p>
+            <w:pPr>
+              <w:spacing w:after="60" w:line="252" w:lineRule="auto"/>
+            </w:pPr>
+            <w:r>
+              <w:rPr>
+                <w:sz w:val="20"/>
+                <w:szCs w:val="20"/>
+              </w:rPr>
+              <w:t>Fonte: SIM-DO.</w:t>
+            </w:r>
+          </w:p>
+          <w:p>
+            <w:pPr>
+              <w:spacing w:after="60" w:line="252" w:lineRule="auto"/>
+            </w:pPr>
+            <w:r>
+              <w:rPr>
+                <w:sz w:val="20"/>
+                <w:szCs w:val="20"/>
+              </w:rPr>
+              <w:t>Criada a variável GRUPO_INDIRETA a partir de CAUSABAS dos registros com TIPO_CAUSA = "Indireta":</w:t>
+            </w:r>
+          </w:p>
+          <w:p>
+            <w:pPr>
+              <w:spacing w:after="60" w:line="252" w:lineRule="auto"/>
+            </w:pPr>
+            <w:r>
+              <w:rPr>
+                <w:sz w:val="20"/>
+                <w:szCs w:val="20"/>
+              </w:rPr>
+              <w:t>"Doenças infecciosas e parasitárias" = O98, B20 a B24;</w:t>
+            </w:r>
+          </w:p>
+          <w:p>
+            <w:pPr>
+              <w:spacing w:after="60" w:line="252" w:lineRule="auto"/>
+            </w:pPr>
+            <w:r>
+              <w:rPr>
+                <w:sz w:val="20"/>
+                <w:szCs w:val="20"/>
+              </w:rPr>
+              <w:t>"Cardiopatias (O99.4)" = O99.4;</w:t>
+            </w:r>
+          </w:p>
+          <w:p>
+            <w:pPr>
+              <w:spacing w:after="60" w:line="252" w:lineRule="auto"/>
+            </w:pPr>
+            <w:r>
+              <w:rPr>
+                <w:sz w:val="20"/>
+                <w:szCs w:val="20"/>
+              </w:rPr>
+              <w:t>"Doenças respiratórias (O99.5)" = O99.5;</w:t>
+            </w:r>
+          </w:p>
+          <w:p>
+            <w:pPr>
+              <w:spacing w:after="60" w:line="252" w:lineRule="auto"/>
+            </w:pPr>
+            <w:r>
+              <w:rPr>
+                <w:sz w:val="20"/>
+                <w:szCs w:val="20"/>
+              </w:rPr>
+              <w:t>"Hipertensão/diabetes pré-existentes" = O10, O24 (exceto O24.4), O25;</w:t>
+            </w:r>
+          </w:p>
+          <w:p>
+            <w:pPr>
+              <w:spacing w:after="60" w:line="252" w:lineRule="auto"/>
+            </w:pPr>
+            <w:r>
+              <w:rPr>
+                <w:sz w:val="20"/>
+                <w:szCs w:val="20"/>
+              </w:rPr>
+              <w:t>"Outras afecções maternas (O99)" = O99 (exceto O99.4 e O99.5), O94.</w:t>
+            </w:r>
+          </w:p>
+          <w:p>
+            <w:pPr>
+              <w:spacing w:after="60" w:line="252" w:lineRule="auto"/>
+            </w:pPr>
+            <w:r>
+              <w:rPr>
+                <w:sz w:val="20"/>
+                <w:szCs w:val="20"/>
+              </w:rPr>
+              <w:t xml:space="preserve">"Total indiretas" = soma dos cinco grupos = TIPO_CAUSA = "Indireta". Óbitos com O95 (inespecífica) não entram nas tabelas de grupos; </w:t>
+            </w:r>
+            <w:r>
+              <w:rPr>
+                <w:sz w:val="20"/>
+                <w:szCs w:val="20"/>
+              </w:rPr>
               <w:lastRenderedPageBreak/>
-              <w:t>Distribuição dos óbitos maternos indiretos por grupo de causas</w:t>
-            </w:r>
-          </w:p>
-        </w:tc>
-        <w:tc>
-          <w:tcPr>
-            <w:tcW w:w="2800" w:type="dxa"/>
-            <w:shd w:val="clear" w:color="auto" w:fill="FFFFFF"/>
-            <w:tcMar>
-              <w:top w:w="60" w:type="dxa"/>
-              <w:left w:w="90" w:type="dxa"/>
-              <w:bottom w:w="60" w:type="dxa"/>
-              <w:right w:w="90" w:type="dxa"/>
-            </w:tcMar>
-          </w:tcPr>
-          <w:p>
-            <w:pPr>
-              <w:spacing w:after="60" w:line="252" w:lineRule="auto"/>
-            </w:pPr>
-            <w:r>
-              <w:rPr>
-                <w:sz w:val="20"/>
-                <w:szCs w:val="20"/>
-              </w:rPr>
-              <w:t>Número de óbitos maternos por causas obstétricas indiretas em cada grupo de causas, com o total de indiretas.</w:t>
-            </w:r>
-          </w:p>
-        </w:tc>
-        <w:tc>
-          <w:tcPr>
-            <w:tcW w:w="4338" w:type="dxa"/>
-            <w:shd w:val="clear" w:color="auto" w:fill="FFFFFF"/>
-            <w:tcMar>
-              <w:top w:w="60" w:type="dxa"/>
-              <w:left w:w="90" w:type="dxa"/>
-              <w:bottom w:w="60" w:type="dxa"/>
-              <w:right w:w="90" w:type="dxa"/>
-            </w:tcMar>
-          </w:tcPr>
-          <w:p>
-            <w:pPr>
-              <w:spacing w:after="60" w:line="252" w:lineRule="auto"/>
-            </w:pPr>
-            <w:r>
-              <w:rPr>
-                <w:sz w:val="20"/>
-                <w:szCs w:val="20"/>
-              </w:rPr>
-              <w:t>Fonte: SIM-DO.</w:t>
-            </w:r>
-          </w:p>
-          <w:p>
-            <w:pPr>
-              <w:spacing w:after="60" w:line="252" w:lineRule="auto"/>
-            </w:pPr>
-            <w:r>
-              <w:rPr>
-                <w:sz w:val="20"/>
-                <w:szCs w:val="20"/>
-              </w:rPr>
-              <w:t>Criada a variável GRUPO_INDIRETA a partir de CAUSABAS dos registros com TIPO_CAUSA = "Indireta":</w:t>
-            </w:r>
-          </w:p>
-          <w:p>
-            <w:pPr>
-              <w:spacing w:after="60" w:line="252" w:lineRule="auto"/>
-            </w:pPr>
-            <w:r>
-              <w:rPr>
-                <w:sz w:val="20"/>
-                <w:szCs w:val="20"/>
-              </w:rPr>
-              <w:t>"Doenças infecciosas e parasitárias" = O98, B20 a B24;</w:t>
-            </w:r>
-          </w:p>
-          <w:p>
-            <w:pPr>
-              <w:spacing w:after="60" w:line="252" w:lineRule="auto"/>
-            </w:pPr>
-            <w:r>
-              <w:rPr>
-                <w:sz w:val="20"/>
-                <w:szCs w:val="20"/>
-              </w:rPr>
-              <w:t>"Cardiopatias (O99.4)" = O99.4;</w:t>
-            </w:r>
-          </w:p>
-          <w:p>
-            <w:pPr>
-              <w:spacing w:after="60" w:line="252" w:lineRule="auto"/>
-            </w:pPr>
-            <w:r>
-              <w:rPr>
-                <w:sz w:val="20"/>
-                <w:szCs w:val="20"/>
-              </w:rPr>
-              <w:t>"Doenças respiratórias (O99.5)" = O99.5;</w:t>
-            </w:r>
-          </w:p>
-          <w:p>
-            <w:pPr>
-              <w:spacing w:after="60" w:line="252" w:lineRule="auto"/>
-            </w:pPr>
-            <w:r>
-              <w:rPr>
-                <w:sz w:val="20"/>
-                <w:szCs w:val="20"/>
-              </w:rPr>
-              <w:t>"Hipertensão/diabetes pré-existentes" = O10, O24 (exceto O24.4), O25;</w:t>
-            </w:r>
-          </w:p>
-          <w:p>
-            <w:pPr>
-              <w:spacing w:after="60" w:line="252" w:lineRule="auto"/>
-            </w:pPr>
-            <w:r>
-              <w:rPr>
-                <w:sz w:val="20"/>
-                <w:szCs w:val="20"/>
-              </w:rPr>
-              <w:t>"Outras afecções maternas (O99)" = O99 (exceto O99.4 e O99.5), O94.</w:t>
-            </w:r>
-          </w:p>
-          <w:p>
-            <w:pPr>
-              <w:spacing w:after="60" w:line="252" w:lineRule="auto"/>
-            </w:pPr>
-            <w:r>
-              <w:rPr>
-                <w:sz w:val="20"/>
-                <w:szCs w:val="20"/>
-              </w:rPr>
-              <w:t>"Total indiretas" = soma dos cinco grupos = TIPO_CAUSA = "Indireta". Óbitos com O95 (inespecífica) não entram nas tabelas de grupos; aparecem apenas na linha "Inespecíficas" do indicador anterior.</w:t>
+              <w:t>aparecem apenas na linha "Inespecíficas" do indicador anterior.</w:t>
             </w:r>
           </w:p>
           <w:p>
@@ -18014,15 +18109,7 @@
                 <w:sz w:val="20"/>
                 <w:szCs w:val="20"/>
               </w:rPr>
-              <w:t xml:space="preserve">Não entram: registros com idade gestacional inferior a 22 semanas e peso inferior a 500 g; e registros com os dois campos ignorados (branco, 99 ou 9999, ou fora da faixa válida). Este segundo </w:t>
-            </w:r>
-            <w:r>
-              <w:rPr>
-                <w:sz w:val="20"/>
-                <w:szCs w:val="20"/>
-              </w:rPr>
-              <w:lastRenderedPageBreak/>
-              <w:t>grupo é uma exclusão, não uma estimativa: o IDB recomenda incluir no numerador os óbitos fetais com idade gestacional ignorada. A opção adotada é conservadora e deve constar nas notas das apresentações.</w:t>
+              <w:t>Não entram: registros com idade gestacional inferior a 22 semanas e peso inferior a 500 g; e registros com os dois campos ignorados (branco, 99 ou 9999, ou fora da faixa válida). Este segundo grupo é uma exclusão, não uma estimativa: o IDB recomenda incluir no numerador os óbitos fetais com idade gestacional ignorada. A opção adotada é conservadora e deve constar nas notas das apresentações.</w:t>
             </w:r>
           </w:p>
           <w:p>
@@ -18063,7 +18150,6 @@
                 <w:sz w:val="20"/>
                 <w:szCs w:val="20"/>
               </w:rPr>
-              <w:lastRenderedPageBreak/>
               <w:t>Taxa de Mortalidade Fetal</w:t>
             </w:r>
           </w:p>
@@ -18165,6 +18251,7 @@
                 <w:sz w:val="20"/>
                 <w:szCs w:val="20"/>
               </w:rPr>
+              <w:lastRenderedPageBreak/>
               <w:t>Distribuição percentual dos óbitos fetais por faixa de peso</w:t>
             </w:r>
           </w:p>
@@ -18451,7 +18538,6 @@
                 <w:sz w:val="20"/>
                 <w:szCs w:val="20"/>
               </w:rPr>
-              <w:lastRenderedPageBreak/>
               <w:t>"Transtornos ligados à gestação e crescimento fetal" = P05, P07, P08;</w:t>
             </w:r>
           </w:p>
@@ -18552,6 +18638,7 @@
         <w:pStyle w:val="Ttulo3"/>
       </w:pPr>
       <w:r>
+        <w:lastRenderedPageBreak/>
         <w:t>Mortalidade perinatal (SIM-DOFET, SIM-DO e SINASC)</w:t>
       </w:r>
     </w:p>
@@ -18904,7 +18991,6 @@
                 <w:sz w:val="20"/>
                 <w:szCs w:val="20"/>
               </w:rPr>
-              <w:lastRenderedPageBreak/>
               <w:t>Distribuição percentual dos óbitos perinatais por faixa de peso</w:t>
             </w:r>
           </w:p>
@@ -19175,6 +19261,7 @@
           <w:sz w:val="20"/>
           <w:szCs w:val="20"/>
         </w:rPr>
+        <w:lastRenderedPageBreak/>
         <w:t>Tabela 22 – Mortalidade neonatal (SIM-DO e SINASC): indicadores e regras</w:t>
       </w:r>
     </w:p>
@@ -19494,7 +19581,6 @@
                 <w:sz w:val="20"/>
                 <w:szCs w:val="20"/>
               </w:rPr>
-              <w:lastRenderedPageBreak/>
               <w:t>Limitação estrutural: o óbito é atribuído pelo local de ocorrência e a DO não informa o estabelecimento de nascimento. Em maternidades de referência com UTI neonatal, óbitos de recém-nascidos nascidos em outro serviço entram no numerador enquanto o denominador só tem os nascidos vivos da própria unidade, o que eleva a taxa. A taxa por estabelecimento não é comparável à taxa populacional do IDB.</w:t>
             </w:r>
           </w:p>
@@ -19524,7 +19610,6 @@
                 <w:sz w:val="20"/>
                 <w:szCs w:val="20"/>
               </w:rPr>
-              <w:lastRenderedPageBreak/>
               <w:t>Distribuição percentual dos óbitos neonatais por momento do óbito (dias de vida)</w:t>
             </w:r>
           </w:p>
@@ -19792,6 +19877,7 @@
                 <w:sz w:val="20"/>
                 <w:szCs w:val="20"/>
               </w:rPr>
+              <w:lastRenderedPageBreak/>
               <w:t>Distribuição percentual dos óbitos neonatais por faixa de peso</w:t>
             </w:r>
           </w:p>
@@ -20042,68 +20128,75 @@
                 <w:sz w:val="20"/>
                 <w:szCs w:val="20"/>
               </w:rPr>
+              <w:t>"Reduzíveis por imunoprevenção" = A17, A19, A33, A35 a A37, A80, B05, B06, B16, B26, G00.0, P35.0, P35.3;</w:t>
+            </w:r>
+          </w:p>
+          <w:p>
+            <w:pPr>
+              <w:spacing w:after="60" w:line="252" w:lineRule="auto"/>
+            </w:pPr>
+            <w:r>
+              <w:rPr>
+                <w:sz w:val="20"/>
+                <w:szCs w:val="20"/>
+              </w:rPr>
+              <w:t>"Reduzíveis por atenção à mulher na gestação" = A50, B20 a B24, P00, P01, P02.2, P02.3, P02.7 a P02.9, P04, P05, P07, P22.0, P26, P52, P55.0, P55.1, P55.8, P55.9, P56, P57, P77;</w:t>
+            </w:r>
+          </w:p>
+          <w:p>
+            <w:pPr>
+              <w:spacing w:after="60" w:line="252" w:lineRule="auto"/>
+            </w:pPr>
+            <w:r>
+              <w:rPr>
+                <w:sz w:val="20"/>
+                <w:szCs w:val="20"/>
+              </w:rPr>
+              <w:t>"Reduzíveis por atenção à mulher no parto" = P02.0, P02.1, P02.4 a P02.6, P03, P08, P10 a P15, P20, P21, P24.0 a P24.2, P24.8, P24.9;</w:t>
+            </w:r>
+          </w:p>
+          <w:p>
+            <w:pPr>
+              <w:spacing w:after="60" w:line="252" w:lineRule="auto"/>
+            </w:pPr>
+            <w:r>
+              <w:rPr>
+                <w:sz w:val="20"/>
+                <w:szCs w:val="20"/>
+              </w:rPr>
+              <w:t>"Reduzíveis por atenção ao recém-nascido" = P22.1, P22.8, P22.9, P23, P25, P27, P28, P35.1, P35.2, P35.4 a P35.9, P36 a P39, P50, P51, P53, P54, P58 a P61, P70 a P76, P78, P80 a P83, P90 a P94, P96.0 a P96.8;</w:t>
+            </w:r>
+          </w:p>
+          <w:p>
+            <w:pPr>
+              <w:spacing w:after="60" w:line="252" w:lineRule="auto"/>
+            </w:pPr>
+            <w:r>
+              <w:rPr>
+                <w:sz w:val="20"/>
+                <w:szCs w:val="20"/>
+              </w:rPr>
+              <w:t>"Reduzíveis por diagnóstico e tratamento adequados" = A15, A16, A18, A30 a A32, A38 a A41, A46, A49, A70 a A74, E03.0, E03.1, E10 a E14, E70.0, E73.0, G00.1 a G00.9, G03, G40, G41, I00 a I09, J00 a J06, J12 a J18, J20 a J22, J38.4, J40 a J42, J45 a J47, J68, J69, N39.0, Q90;</w:t>
+            </w:r>
+          </w:p>
+          <w:p>
+            <w:pPr>
+              <w:spacing w:after="60" w:line="252" w:lineRule="auto"/>
+            </w:pPr>
+            <w:r>
+              <w:rPr>
+                <w:sz w:val="20"/>
+                <w:szCs w:val="20"/>
+              </w:rPr>
+              <w:t xml:space="preserve">"Reduzíveis por promoção à saúde" = A00 a A09, A20 a A28, A75 a A79, A82, A90 a A99, B50 a B64, B65 a B83, B99, D50 a D53, E40 a E64, E86, R95 (síndrome da morte súbita) e causas externas V01 a V99, W00 a W19, W20 a W49, W65 a W74, W75 a W84, W85 a W99, X00 a X09, X30 a X39, X40 a </w:t>
+            </w:r>
+            <w:r>
+              <w:rPr>
+                <w:sz w:val="20"/>
+                <w:szCs w:val="20"/>
+              </w:rPr>
               <w:lastRenderedPageBreak/>
-              <w:t>"Reduzíveis por imunoprevenção" = A17, A19, A33, A35 a A37, A80, B05, B06, B16, B26, G00.0, P35.0, P35.3;</w:t>
-            </w:r>
-          </w:p>
-          <w:p>
-            <w:pPr>
-              <w:spacing w:after="60" w:line="252" w:lineRule="auto"/>
-            </w:pPr>
-            <w:r>
-              <w:rPr>
-                <w:sz w:val="20"/>
-                <w:szCs w:val="20"/>
-              </w:rPr>
-              <w:t>"Reduzíveis por atenção à mulher na gestação" = A50, B20 a B24, P00, P01, P02.2, P02.3, P02.7 a P02.9, P04, P05, P07, P22.0, P26, P52, P55.0, P55.1, P55.8, P55.9, P56, P57, P77;</w:t>
-            </w:r>
-          </w:p>
-          <w:p>
-            <w:pPr>
-              <w:spacing w:after="60" w:line="252" w:lineRule="auto"/>
-            </w:pPr>
-            <w:r>
-              <w:rPr>
-                <w:sz w:val="20"/>
-                <w:szCs w:val="20"/>
-              </w:rPr>
-              <w:t>"Reduzíveis por atenção à mulher no parto" = P02.0, P02.1, P02.4 a P02.6, P03, P08, P10 a P15, P20, P21, P24.0 a P24.2, P24.8, P24.9;</w:t>
-            </w:r>
-          </w:p>
-          <w:p>
-            <w:pPr>
-              <w:spacing w:after="60" w:line="252" w:lineRule="auto"/>
-            </w:pPr>
-            <w:r>
-              <w:rPr>
-                <w:sz w:val="20"/>
-                <w:szCs w:val="20"/>
-              </w:rPr>
-              <w:t>"Reduzíveis por atenção ao recém-nascido" = P22.1, P22.8, P22.9, P23, P25, P27, P28, P35.1, P35.2, P35.4 a P35.9, P36 a P39, P50, P51, P53, P54, P58 a P61, P70 a P76, P78, P80 a P83, P90 a P94, P96.0 a P96.8;</w:t>
-            </w:r>
-          </w:p>
-          <w:p>
-            <w:pPr>
-              <w:spacing w:after="60" w:line="252" w:lineRule="auto"/>
-            </w:pPr>
-            <w:r>
-              <w:rPr>
-                <w:sz w:val="20"/>
-                <w:szCs w:val="20"/>
-              </w:rPr>
-              <w:t>"Reduzíveis por diagnóstico e tratamento adequados" = A15, A16, A18, A30 a A32, A38 a A41, A46, A49, A70 a A74, E03.0, E03.1, E10 a E14, E70.0, E73.0, G00.1 a G00.9, G03, G40, G41, I00 a I09, J00 a J06, J12 a J18, J20 a J22, J38.4, J40 a J42, J45 a J47, J68, J69, N39.0, Q90;</w:t>
-            </w:r>
-          </w:p>
-          <w:p>
-            <w:pPr>
-              <w:spacing w:after="60" w:line="252" w:lineRule="auto"/>
-            </w:pPr>
-            <w:r>
-              <w:rPr>
-                <w:sz w:val="20"/>
-                <w:szCs w:val="20"/>
-              </w:rPr>
-              <w:t>"Reduzíveis por promoção à saúde" = A00 a A09, A20 a A28, A75 a A79, A82, A90 a A99, B50 a B64, B65 a B83, B99, D50 a D53, E40 a E64, E86, R95 (síndrome da morte súbita) e causas externas V01 a V99, W00 a W19, W20 a W49, W65 a W74, W75 a W84, W85 a W99, X00 a X09, X30 a X39, X40 a X49, X85 a Y09, Y10 a Y34, Y40 a Y59, Y60 a Y69, Y83, Y84;</w:t>
+              <w:t>X49, X85 a Y09, Y10 a Y34, Y40 a Y59, Y60 a Y69, Y83, Y84;</w:t>
             </w:r>
           </w:p>
           <w:p>
@@ -20171,7 +20264,7 @@
       <w:pPr>
         <w:pStyle w:val="Ttulo2"/>
       </w:pPr>
-      <w:bookmarkStart w:id="20" w:name="_Toc242721836"/>
+      <w:bookmarkStart w:id="20" w:name="_Toc243232734"/>
       <w:r>
         <w:t>6.1 Notas metodológicas do dicionário</w:t>
       </w:r>
@@ -20187,7 +20280,6 @@
         <w:spacing w:after="80" w:line="276" w:lineRule="auto"/>
       </w:pPr>
       <w:r>
-        <w:lastRenderedPageBreak/>
         <w:t>Ocorrência versus nascimento. Todos os óbitos são atribuídos ao CNES do local de ocorrência (CODESTAB da DO ou da DOFET). A DO não informa o estabelecimento de nascimento, e as taxas neonatais e perinatais de maternidades de referência incluem recém-nascidos transferidos de outros serviços. A razão de mortalidade materna tem a mesma limitação para gestantes e puérperas transferidas. Os indicadores medem a mortalidade ocorrida na unidade, não o risco da população atendida.</w:t>
       </w:r>
     </w:p>
@@ -20234,7 +20326,7 @@
       <w:pPr>
         <w:pStyle w:val="Ttulo2"/>
       </w:pPr>
-      <w:bookmarkStart w:id="21" w:name="_Toc242721837"/>
+      <w:bookmarkStart w:id="21" w:name="_Toc243232735"/>
       <w:r>
         <w:t>6.2 Indicadores dos mapas e do comparador</w:t>
       </w:r>
@@ -20245,7 +20337,11 @@
         <w:spacing w:after="120" w:line="276" w:lineRule="auto"/>
       </w:pPr>
       <w:r>
-        <w:t>O Painel de Mortalidade tem 38 indicadores de mapa e comparador, em cinco blocos (visão geral, materna, fetal, perinatal e neonatal), derivados das tabelas do dicionário, mas com denominadores próprios. As fichas abaixo são as da página "Metodologia" do painel. Nas tabelas do dossiê, os percentuais de peso e de momento do óbito incluem a categoria "Ignorado" (o total soma 100%); nos mapas e no comparador, os ignorados ficam fora do denominador.</w:t>
+        <w:t xml:space="preserve">O Painel de Mortalidade tem 38 indicadores de mapa e comparador, em cinco blocos (visão geral, materna, fetal, perinatal e neonatal), derivados das tabelas do dicionário, mas com </w:t>
+      </w:r>
+      <w:r>
+        <w:lastRenderedPageBreak/>
+        <w:t>denominadores próprios. As fichas abaixo são as da página "Metodologia" do painel. Nas tabelas do dossiê, os percentuais de peso e de momento do óbito incluem a categoria "Ignorado" (o total soma 100%); nos mapas e no comparador, os ignorados ficam fora do denominador.</w:t>
       </w:r>
     </w:p>
     <w:p>
@@ -20706,15 +20802,7 @@
                 <w:sz w:val="20"/>
                 <w:szCs w:val="20"/>
               </w:rPr>
-              <w:t xml:space="preserve">Razão por estabelecimento de ocorrência: o numerador inclui mulheres cujo parto ocorreu em outro </w:t>
-            </w:r>
-            <w:r>
-              <w:rPr>
-                <w:sz w:val="20"/>
-                <w:szCs w:val="20"/>
-              </w:rPr>
-              <w:lastRenderedPageBreak/>
-              <w:t>serviço ou transferidas; em unidades com poucos nascidos vivos, um único óbito produz valores altos — leia junto com o número absoluto.</w:t>
+              <w:t>Razão por estabelecimento de ocorrência: o numerador inclui mulheres cujo parto ocorreu em outro serviço ou transferidas; em unidades com poucos nascidos vivos, um único óbito produz valores altos — leia junto com o número absoluto.</w:t>
             </w:r>
           </w:p>
           <w:p>
@@ -20755,7 +20843,6 @@
                 <w:sz w:val="20"/>
                 <w:szCs w:val="20"/>
               </w:rPr>
-              <w:lastRenderedPageBreak/>
               <w:t>Taxa de mortalidade fetal (por mil nascimentos)</w:t>
             </w:r>
           </w:p>
@@ -21001,7 +21088,15 @@
                 <w:sz w:val="20"/>
                 <w:szCs w:val="20"/>
               </w:rPr>
-              <w:t>O componente neonatal precoce é atribuído pelo local do óbito; a DO não informa o estabelecimento de nascimento. Em maternidades com UTI neonatal, recém-nascidos nascidos em outro serviço entram no numerador sem entrar no denominador.</w:t>
+              <w:t xml:space="preserve">O componente neonatal precoce é atribuído pelo local do óbito; a DO não informa o estabelecimento de nascimento. Em </w:t>
+            </w:r>
+            <w:r>
+              <w:rPr>
+                <w:sz w:val="20"/>
+                <w:szCs w:val="20"/>
+              </w:rPr>
+              <w:lastRenderedPageBreak/>
+              <w:t>maternidades com UTI neonatal, recém-nascidos nascidos em outro serviço entram no numerador sem entrar no denominador.</w:t>
             </w:r>
           </w:p>
           <w:p>
@@ -21042,6 +21137,7 @@
                 <w:sz w:val="20"/>
                 <w:szCs w:val="20"/>
               </w:rPr>
+              <w:lastRenderedPageBreak/>
               <w:t>Taxa de mortalidade neonatal (por mil NV)</w:t>
             </w:r>
           </w:p>
@@ -21162,7 +21258,6 @@
                 <w:sz w:val="20"/>
                 <w:szCs w:val="20"/>
               </w:rPr>
-              <w:lastRenderedPageBreak/>
               <w:t>Quanto menor, melhor.</w:t>
             </w:r>
           </w:p>
@@ -21536,6 +21631,7 @@
                 <w:sz w:val="20"/>
                 <w:szCs w:val="20"/>
               </w:rPr>
+              <w:lastRenderedPageBreak/>
               <w:t>Razão de mortalidade materna (por 100 mil NV)</w:t>
             </w:r>
           </w:p>
@@ -21822,7 +21918,6 @@
                 <w:sz w:val="20"/>
                 <w:szCs w:val="20"/>
               </w:rPr>
-              <w:lastRenderedPageBreak/>
               <w:t>% de óbitos maternos por causas obstétricas indiretas</w:t>
             </w:r>
           </w:p>
@@ -22715,7 +22810,6 @@
                 <w:sz w:val="20"/>
                 <w:szCs w:val="20"/>
               </w:rPr>
-              <w:lastRenderedPageBreak/>
               <w:t>Taxa de mortalidade fetal (por mil nascimentos)</w:t>
             </w:r>
           </w:p>
@@ -23288,7 +23382,15 @@
                 <w:sz w:val="20"/>
                 <w:szCs w:val="20"/>
               </w:rPr>
-              <w:t>Entre os óbitos fetais com peso informado, proporção com 2500 g ou mais — fetos a termo ou próximos do termo, óbitos em geral mais evitáveis.</w:t>
+              <w:t xml:space="preserve">Entre os óbitos fetais com peso informado, proporção com 2500 g ou mais — fetos a termo ou próximos do </w:t>
+            </w:r>
+            <w:r>
+              <w:rPr>
+                <w:sz w:val="20"/>
+                <w:szCs w:val="20"/>
+              </w:rPr>
+              <w:lastRenderedPageBreak/>
+              <w:t>termo, óbitos em geral mais evitáveis.</w:t>
             </w:r>
           </w:p>
         </w:tc>
@@ -23312,6 +23414,7 @@
                 <w:sz w:val="20"/>
                 <w:szCs w:val="20"/>
               </w:rPr>
+              <w:lastRenderedPageBreak/>
               <w:t>Óbitos fetais com peso de 2500 g ou mais.</w:t>
             </w:r>
           </w:p>
@@ -23757,15 +23860,7 @@
                 <w:sz w:val="20"/>
                 <w:szCs w:val="20"/>
               </w:rPr>
-              <w:t xml:space="preserve">Óbitos fetais (22 semanas ou mais, ou </w:t>
-            </w:r>
-            <w:r>
-              <w:rPr>
-                <w:sz w:val="20"/>
-                <w:szCs w:val="20"/>
-              </w:rPr>
-              <w:lastRenderedPageBreak/>
-              <w:t>500 g ou mais) mais óbitos neonatais precoces (0 a 6 dias) ocorridos na unidade.</w:t>
+              <w:t>Óbitos fetais (22 semanas ou mais, ou 500 g ou mais) mais óbitos neonatais precoces (0 a 6 dias) ocorridos na unidade.</w:t>
             </w:r>
           </w:p>
         </w:tc>
@@ -23789,16 +23884,7 @@
                 <w:sz w:val="20"/>
                 <w:szCs w:val="20"/>
               </w:rPr>
-              <w:lastRenderedPageBreak/>
-              <w:t xml:space="preserve">Óbitos fetais (≥22 semanas ou ≥500 g) + </w:t>
-            </w:r>
-            <w:r>
-              <w:rPr>
-                <w:sz w:val="20"/>
-                <w:szCs w:val="20"/>
-              </w:rPr>
-              <w:lastRenderedPageBreak/>
-              <w:t>óbitos de nascidos vivos com 0 a 6 dias de vida (SIM-DO) ocorridos na unidade.</w:t>
+              <w:t>Óbitos fetais (≥22 semanas ou ≥500 g) + óbitos de nascidos vivos com 0 a 6 dias de vida (SIM-DO) ocorridos na unidade.</w:t>
             </w:r>
           </w:p>
         </w:tc>
@@ -23822,7 +23908,6 @@
                 <w:sz w:val="20"/>
                 <w:szCs w:val="20"/>
               </w:rPr>
-              <w:lastRenderedPageBreak/>
               <w:t>Não se aplica: é um número absoluto.</w:t>
             </w:r>
           </w:p>
@@ -23859,7 +23944,6 @@
                 <w:sz w:val="20"/>
                 <w:szCs w:val="20"/>
               </w:rPr>
-              <w:lastRenderedPageBreak/>
               <w:t>Quanto menor, melhor.</w:t>
             </w:r>
           </w:p>
@@ -23889,7 +23973,6 @@
                 <w:sz w:val="20"/>
                 <w:szCs w:val="20"/>
               </w:rPr>
-              <w:lastRenderedPageBreak/>
               <w:t>Taxa de mortalidade perinatal (por mil nascimentos)</w:t>
             </w:r>
           </w:p>
@@ -24176,6 +24259,7 @@
                 <w:sz w:val="20"/>
                 <w:szCs w:val="20"/>
               </w:rPr>
+              <w:lastRenderedPageBreak/>
               <w:t>% de óbitos perinatais com peso &lt;1500 g</w:t>
             </w:r>
           </w:p>
@@ -24590,7 +24674,6 @@
           <w:sz w:val="20"/>
           <w:szCs w:val="20"/>
         </w:rPr>
-        <w:lastRenderedPageBreak/>
         <w:t>Tabela 27 – Indicadores do bloco "Mortalidade neonatal" (mapas e comparador)</w:t>
       </w:r>
     </w:p>
@@ -25028,7 +25111,15 @@
                 <w:sz w:val="20"/>
                 <w:szCs w:val="20"/>
               </w:rPr>
-              <w:t>Taxa por estabelecimento de ocorrência: inclui recém-nascidos transferidos de outros serviços (o denominador só tem os nascidos vivos da própria unidade). Não é comparável à taxa populacional do IDB.</w:t>
+              <w:t xml:space="preserve">Taxa por estabelecimento de ocorrência: inclui recém-nascidos transferidos de outros serviços (o denominador só tem os nascidos vivos da própria unidade). Não é comparável à </w:t>
+            </w:r>
+            <w:r>
+              <w:rPr>
+                <w:sz w:val="20"/>
+                <w:szCs w:val="20"/>
+              </w:rPr>
+              <w:lastRenderedPageBreak/>
+              <w:t>taxa populacional do IDB.</w:t>
             </w:r>
           </w:p>
           <w:p>
@@ -25069,6 +25160,7 @@
                 <w:sz w:val="20"/>
                 <w:szCs w:val="20"/>
               </w:rPr>
+              <w:lastRenderedPageBreak/>
               <w:t>Taxa de mortalidade neonatal precoce (por mil NV)</w:t>
             </w:r>
           </w:p>
@@ -25617,7 +25709,6 @@
                 <w:sz w:val="20"/>
                 <w:szCs w:val="20"/>
               </w:rPr>
-              <w:lastRenderedPageBreak/>
               <w:t>% de óbitos neonatais com peso ≥2500 g</w:t>
             </w:r>
           </w:p>
@@ -25940,7 +26031,15 @@
                 <w:sz w:val="20"/>
                 <w:szCs w:val="20"/>
               </w:rPr>
-              <w:t>Óbitos neonatais reduzíveis por atenção à mulher na gestação: A50, B20-B24, P00, P01, P02.2, P02.3, P02.7-P02.9, P04, P05, P07, P22.0, P26, P52, P55.0, P55.1, P55.8, P55.9, P56, P57, P77.</w:t>
+              <w:t xml:space="preserve">Óbitos neonatais reduzíveis por atenção à mulher na gestação: A50, B20-B24, P00, P01, P02.2, P02.3, P02.7-P02.9, </w:t>
+            </w:r>
+            <w:r>
+              <w:rPr>
+                <w:sz w:val="20"/>
+                <w:szCs w:val="20"/>
+              </w:rPr>
+              <w:lastRenderedPageBreak/>
+              <w:t>P04, P05, P07, P22.0, P26, P52, P55.0, P55.1, P55.8, P55.9, P56, P57, P77.</w:t>
             </w:r>
           </w:p>
         </w:tc>
@@ -25964,6 +26063,7 @@
                 <w:sz w:val="20"/>
                 <w:szCs w:val="20"/>
               </w:rPr>
+              <w:lastRenderedPageBreak/>
               <w:t>Total de óbitos neonatais.</w:t>
             </w:r>
           </w:p>
@@ -26303,7 +26403,6 @@
                 <w:sz w:val="20"/>
                 <w:szCs w:val="20"/>
               </w:rPr>
-              <w:lastRenderedPageBreak/>
               <w:t>% de óbitos neonatais por causas mal definidas</w:t>
             </w:r>
           </w:p>
@@ -26821,7 +26920,15 @@
                 <w:sz w:val="20"/>
                 <w:szCs w:val="20"/>
               </w:rPr>
-              <w:t>Fatores maternos, placenta, cordão e membranas = P00-P04 · Gestação e crescimento fetal = P05, P07, P08 · Hipóxia/asfixia e transtornos respiratórios = P10-P15, P20, P21, P24, P28 · Infecções perinatais = P35-P39, A50 · Anomalias congênitas = Q00-Q99 · Hemorrágicos e hematológicos = P50-P61 · Mal definidas = R00-R99, P95 · Demais causas = outros códigos.</w:t>
+              <w:t xml:space="preserve">Fatores maternos, placenta, cordão e membranas = P00-P04 · Gestação e crescimento fetal = P05, P07, P08 · Hipóxia/asfixia e transtornos </w:t>
+            </w:r>
+            <w:r>
+              <w:rPr>
+                <w:sz w:val="20"/>
+                <w:szCs w:val="20"/>
+              </w:rPr>
+              <w:lastRenderedPageBreak/>
+              <w:t>respiratórios = P10-P15, P20, P21, P24, P28 · Infecções perinatais = P35-P39, A50 · Anomalias congênitas = Q00-Q99 · Hemorrágicos e hematológicos = P50-P61 · Mal definidas = R00-R99, P95 · Demais causas = outros códigos.</w:t>
             </w:r>
           </w:p>
         </w:tc>
@@ -26845,6 +26952,7 @@
                 <w:sz w:val="20"/>
                 <w:szCs w:val="20"/>
               </w:rPr>
+              <w:lastRenderedPageBreak/>
               <w:t>Total de óbitos do bloco (fetal, perinatal ou neonatal) na unidade e no ano; a linha Total soma 100%.</w:t>
             </w:r>
           </w:p>
@@ -26946,15 +27054,7 @@
                 <w:sz w:val="20"/>
                 <w:szCs w:val="20"/>
               </w:rPr>
-              <w:t xml:space="preserve">Diretas: Aborto = O00-O08 · Hipertensão = O11-O16 · Hemorragia = O20, O44-O46, O67, O72 · Infecção puerperal = O85, O86, O91 · Tromboembolismo = O88 · Outras diretas = demais causas diretas. Indiretas: </w:t>
-            </w:r>
-            <w:r>
-              <w:rPr>
-                <w:sz w:val="20"/>
-                <w:szCs w:val="20"/>
-              </w:rPr>
-              <w:lastRenderedPageBreak/>
-              <w:t>Infecciosas e parasitárias = O98, B20-B24 · Cardiopatias = O99.4 · Respiratórias = O99.5 · Hipertensão/diabetes pré-existentes = O10, O24 (exceto O24.4), O25 · Outras afecções maternas = O99 (demais), O94.</w:t>
+              <w:t>Diretas: Aborto = O00-O08 · Hipertensão = O11-O16 · Hemorragia = O20, O44-O46, O67, O72 · Infecção puerperal = O85, O86, O91 · Tromboembolismo = O88 · Outras diretas = demais causas diretas. Indiretas: Infecciosas e parasitárias = O98, B20-B24 · Cardiopatias = O99.4 · Respiratórias = O99.5 · Hipertensão/diabetes pré-existentes = O10, O24 (exceto O24.4), O25 · Outras afecções maternas = O99 (demais), O94.</w:t>
             </w:r>
           </w:p>
         </w:tc>
@@ -26978,7 +27078,6 @@
                 <w:sz w:val="20"/>
                 <w:szCs w:val="20"/>
               </w:rPr>
-              <w:lastRenderedPageBreak/>
               <w:t>Total de causas diretas ou de causas indiretas da unidade no ano (os percentuais das tabelas). Óbitos O95 não entram nos grupos.</w:t>
             </w:r>
           </w:p>
@@ -27181,7 +27280,15 @@
                 <w:sz w:val="20"/>
                 <w:szCs w:val="20"/>
               </w:rPr>
-              <w:t>Coluna de referência do comparador de unidades: a maternidade é comparada com o conjunto do seu grupo (apoiadas, EBSERH ou QUALINEO 2026/2027). Unidades que pertencem a mais de um grupo contam em todos os grupos a que pertencem. O agregado não participa do destaque de menor valor.</w:t>
+              <w:t xml:space="preserve">Coluna de referência do comparador de unidades: a maternidade é comparada com o conjunto do seu grupo (apoiadas, EBSERH ou QUALINEO 2026/2027). Unidades que pertencem </w:t>
+            </w:r>
+            <w:r>
+              <w:rPr>
+                <w:sz w:val="20"/>
+                <w:szCs w:val="20"/>
+              </w:rPr>
+              <w:lastRenderedPageBreak/>
+              <w:t>a mais de um grupo contam em todos os grupos a que pertencem. O agregado não participa do destaque de menor valor.</w:t>
             </w:r>
           </w:p>
         </w:tc>
@@ -27205,6 +27312,7 @@
                 <w:sz w:val="20"/>
                 <w:szCs w:val="20"/>
               </w:rPr>
+              <w:lastRenderedPageBreak/>
               <w:t>Soma dos numeradores do indicador nas unidades do grupo com dado no ano (nos números absolutos, média por unidade).</w:t>
             </w:r>
           </w:p>
@@ -27229,7 +27337,15 @@
                 <w:sz w:val="20"/>
                 <w:szCs w:val="20"/>
               </w:rPr>
-              <w:t>Soma dos denominadores correspondentes nas mesmas unidades — a mesma regra de agregação usada nos mapas e no painel lateral.</w:t>
+              <w:t xml:space="preserve">Soma dos denominadores correspondentes nas mesmas unidades — a mesma regra de agregação usada </w:t>
+            </w:r>
+            <w:r>
+              <w:rPr>
+                <w:sz w:val="20"/>
+                <w:szCs w:val="20"/>
+              </w:rPr>
+              <w:lastRenderedPageBreak/>
+              <w:t>nos mapas e no painel lateral.</w:t>
             </w:r>
           </w:p>
         </w:tc>
@@ -27253,6 +27369,7 @@
                 <w:sz w:val="20"/>
                 <w:szCs w:val="20"/>
               </w:rPr>
+              <w:lastRenderedPageBreak/>
               <w:t>Ministério da Saúde - SIM e SINASC, 2019 a 2025.</w:t>
             </w:r>
           </w:p>
@@ -27393,7 +27510,7 @@
       <w:pPr>
         <w:pStyle w:val="Ttulo1"/>
       </w:pPr>
-      <w:bookmarkStart w:id="22" w:name="_Toc242721838"/>
+      <w:bookmarkStart w:id="22" w:name="_Toc243232736"/>
       <w:r>
         <w:t>7. Notas comuns aos três painéis</w:t>
       </w:r>
@@ -27403,7 +27520,7 @@
       <w:pPr>
         <w:pStyle w:val="Ttulo2"/>
       </w:pPr>
-      <w:bookmarkStart w:id="23" w:name="_Toc242721839"/>
+      <w:bookmarkStart w:id="23" w:name="_Toc243232737"/>
       <w:r>
         <w:t>7.1 Notas gerais</w:t>
       </w:r>
@@ -27426,11 +27543,33 @@
         <w:t xml:space="preserve">Dados preliminares. </w:t>
       </w:r>
       <w:r>
-        <w:t xml:space="preserve">Os anos mais recentes são preliminares: SINASC 2025 nos painéis de Nascimentos e de Internação, e 2024 e 2025 no Painel de Mortalidade; SIM 2024 e 2025; SIH </w:t>
+        <w:t>Os anos mais recentes são preliminares: SINASC 2025 nos painéis de Nascimentos e de Internação, e 2024 e 2025 no Painel de Mortalidade; SIM 2024 e 2025; SIH 2025 sujeito a acréscimos; e, nos três painéis, o 1º semestre de 2026. Os totais podem mudar nas próximas versões dos arquivos do DATASUS. Painéis e apresentações trazem a nota "dados sujeitos a revisão".</w:t>
+      </w:r>
+    </w:p>
+    <w:p>
+      <w:pPr>
+        <w:pStyle w:val="PargrafodaLista"/>
+        <w:numPr>
+          <w:ilvl w:val="0"/>
+          <w:numId w:val="2"/>
+        </w:numPr>
+        <w:spacing w:after="80" w:line="276" w:lineRule="auto"/>
+      </w:pPr>
+      <w:r>
+        <w:rPr>
+          <w:b/>
+          <w:bCs/>
+        </w:rPr>
+        <w:t xml:space="preserve">Período parcial (1º semestre de 2026). </w:t>
       </w:r>
       <w:r>
-        <w:lastRenderedPageBreak/>
-        <w:t>2025 sujeito a acréscimos. Os totais podem mudar nas próximas versões dos arquivos do DATASUS. Painéis e apresentações trazem a nota "dados sujeitos a revisão".</w:t>
+        <w:t xml:space="preserve">Desde 18 de outubro de 2026 os painéis trazem a coluna "1º sem. 2026": nascidos vivos de janeiro a junho de 2026 (data de nascimento), óbitos de janeiro a junho (data do óbito) e internações de janeiro a junho (data de internação), calculados com as mesmas regras das colunas de 2019 a 2025, a partir dos arquivos preliminares de 2026. Por ser um semestre, a coluna não entra na coluna Total (acumulado), que continua 2019 a 2025, nem nas linhas de tendência; os seletores de ano abrem no último ano completo; e </w:t>
+      </w:r>
+      <w:r>
+        <w:t>os números absolutos do semestre (nascidos vivos, internações, óbitos) não são comparáveis com anos completos, enquanto percentuais, taxas e tempos médios são. No Painel de Internação, a coluna usa as AIH apresentadas até a competência de agosto de 2026: medido em 2025, esse recorte já continha de 97,5% a 99,6% das internações do semestre, conforme a UF, e o restante entra nas competências seguintes. A página "Metodologia" de cada painel registra a fonte, a data da extração e as unidades sem registro no per</w:t>
+      </w:r>
+      <w:r>
+        <w:t>íodo.</w:t>
       </w:r>
     </w:p>
     <w:p>
@@ -27450,7 +27589,11 @@
         <w:t xml:space="preserve">Ocorrência e residência. </w:t>
       </w:r>
       <w:r>
-        <w:t>Nascimentos e óbitos são atribuídos ao estabelecimento onde ocorreram. A Declaração de Óbito não informa o estabelecimento de nascimento; por isso as taxas neonatais e perinatais de maternidades de referência incluem recém-nascidos transferidos de outros serviços, e a razão de mortalidade materna tem a mesma limitação para gestantes e puérperas transferidas. Os indicadores medem o que ocorreu na unidade, não o risco da população atendida. No Painel de Nascimentos, o dossiê mostra as duas perspectivas, local</w:t>
+        <w:t xml:space="preserve">Nascimentos e óbitos são atribuídos ao estabelecimento onde ocorreram. A Declaração de Óbito não informa o estabelecimento de nascimento; por isso as taxas neonatais e perinatais de maternidades de referência incluem recém-nascidos transferidos de outros serviços, e a razão de mortalidade materna tem a mesma limitação para gestantes e puérperas transferidas. Os indicadores medem o que ocorreu na unidade, </w:t>
+      </w:r>
+      <w:r>
+        <w:lastRenderedPageBreak/>
+        <w:t>não o risco da população atendida. No Painel de Nascimentos, o dossiê mostra as duas perspectivas, local</w:t>
       </w:r>
       <w:r>
         <w:t xml:space="preserve"> de residência e local de ocorrência (seção 4.3).</w:t>
@@ -27580,7 +27723,7 @@
       <w:pPr>
         <w:pStyle w:val="Ttulo2"/>
       </w:pPr>
-      <w:bookmarkStart w:id="24" w:name="_Toc242721840"/>
+      <w:bookmarkStart w:id="24" w:name="_Toc243232738"/>
       <w:r>
         <w:t>7.2 Situação dos anos preliminares, por base e painel</w:t>
       </w:r>
@@ -27599,7 +27742,7 @@
           <w:sz w:val="20"/>
           <w:szCs w:val="20"/>
         </w:rPr>
-        <w:t>Tabela 29 – Anos tratados como preliminares em cada painel (11/10/2026)</w:t>
+        <w:t>Tabela 29 – Anos e períodos tratados como preliminares em cada painel (18/10/2026)</w:t>
       </w:r>
     </w:p>
     <w:tbl>
@@ -27786,7 +27929,7 @@
                 <w:sz w:val="20"/>
                 <w:szCs w:val="20"/>
               </w:rPr>
-              <w:t>2025</w:t>
+              <w:t>2025 e 1º sem. 2026</w:t>
             </w:r>
           </w:p>
         </w:tc>
@@ -27810,7 +27953,7 @@
                 <w:sz w:val="20"/>
                 <w:szCs w:val="20"/>
               </w:rPr>
-              <w:t>2025</w:t>
+              <w:t>2025 e 1º sem. 2026 (linhas do SINASC)</w:t>
             </w:r>
           </w:p>
         </w:tc>
@@ -27834,7 +27977,7 @@
                 <w:sz w:val="20"/>
                 <w:szCs w:val="20"/>
               </w:rPr>
-              <w:t>2024 e 2025 (marca aplicada à tabela inteira do painel)</w:t>
+              <w:t>2024, 2025 e 1º sem. 2026 (marca aplicada à tabela inteira do painel)</w:t>
             </w:r>
           </w:p>
         </w:tc>
@@ -27911,7 +28054,7 @@
                 <w:sz w:val="20"/>
                 <w:szCs w:val="20"/>
               </w:rPr>
-              <w:t>2025 (sujeito a acréscimos)</w:t>
+              <w:t>2025 (sujeito a acréscimos) e 1º sem. 2026 (competências até agosto de 2026)</w:t>
             </w:r>
           </w:p>
         </w:tc>
@@ -28036,7 +28179,7 @@
                 <w:sz w:val="20"/>
                 <w:szCs w:val="20"/>
               </w:rPr>
-              <w:t>2024 e 2025</w:t>
+              <w:t>2024, 2025 e 1º sem. 2026</w:t>
             </w:r>
           </w:p>
         </w:tc>
@@ -28056,9 +28199,8 @@
       <w:pPr>
         <w:pStyle w:val="Ttulo1"/>
       </w:pPr>
-      <w:bookmarkStart w:id="25" w:name="_Toc242721841"/>
+      <w:bookmarkStart w:id="25" w:name="_Toc243232739"/>
       <w:r>
-        <w:lastRenderedPageBreak/>
         <w:t>8. Glossário de siglas e termos</w:t>
       </w:r>
       <w:bookmarkEnd w:id="25"/>
@@ -28076,6 +28218,7 @@
           <w:sz w:val="20"/>
           <w:szCs w:val="20"/>
         </w:rPr>
+        <w:lastRenderedPageBreak/>
         <w:t>Tabela 30 – Siglas e termos usados na apostila</w:t>
       </w:r>
     </w:p>
@@ -29241,7 +29384,6 @@
                 <w:sz w:val="20"/>
                 <w:szCs w:val="20"/>
               </w:rPr>
-              <w:lastRenderedPageBreak/>
               <w:t>DN</w:t>
             </w:r>
           </w:p>
@@ -29348,6 +29490,7 @@
                 <w:sz w:val="20"/>
                 <w:szCs w:val="20"/>
               </w:rPr>
+              <w:lastRenderedPageBreak/>
               <w:t>Dossiê</w:t>
             </w:r>
           </w:p>
@@ -30620,7 +30763,6 @@
                 <w:sz w:val="20"/>
                 <w:szCs w:val="20"/>
               </w:rPr>
-              <w:lastRenderedPageBreak/>
               <w:t>RMM</w:t>
             </w:r>
           </w:p>
@@ -30727,6 +30869,7 @@
                 <w:sz w:val="20"/>
                 <w:szCs w:val="20"/>
               </w:rPr>
+              <w:lastRenderedPageBreak/>
               <w:t>SDR</w:t>
             </w:r>
           </w:p>
@@ -31561,7 +31704,7 @@
       <w:pPr>
         <w:pStyle w:val="Ttulo1"/>
       </w:pPr>
-      <w:bookmarkStart w:id="26" w:name="_Toc242721842"/>
+      <w:bookmarkStart w:id="26" w:name="_Toc243232740"/>
       <w:r>
         <w:t>9. Referências</w:t>
       </w:r>
@@ -31579,7 +31722,7 @@
       <w:pPr>
         <w:pStyle w:val="Ttulo2"/>
       </w:pPr>
-      <w:bookmarkStart w:id="27" w:name="_Toc242721843"/>
+      <w:bookmarkStart w:id="27" w:name="_Toc243232741"/>
       <w:r>
         <w:t>9.1 Bases de dados e sistemas</w:t>
       </w:r>
@@ -31645,8 +31788,7 @@
         <w:spacing w:after="80" w:line="276" w:lineRule="auto"/>
       </w:pPr>
       <w:r>
-        <w:lastRenderedPageBreak/>
-        <w:t>Ministério da Saúde. SIH/SUS: arquivos RD e SP, competências de 01/2019 a 06/2026. FTP do DATASUS, pasta dissemin/publicos/SIHSUS/200801_/Dados. Acesso em set. 2026.</w:t>
+        <w:t>Ministério da Saúde. SIH/SUS: arquivos RD e SP, competências de 01/2019 a 06/2026 (colunas de 2019 a 2025) e até 08/2026 (1º semestre de 2026). FTP do DATASUS, pasta dissemin/publicos/SIHSUS/200801_/Dados. Acesso em set. e out. 2026.</w:t>
       </w:r>
     </w:p>
     <w:p>
@@ -31659,7 +31801,8 @@
         <w:spacing w:after="80" w:line="276" w:lineRule="auto"/>
       </w:pPr>
       <w:r>
-        <w:t>Ministério da Saúde. SIM: arquivos DO (pastas SIM/CID10/DORES e SIM/PRELIM/DORES) e DOFET (SIM/CID10/DOFET e SIM/PRELIM/DOFET), 2019 a 2025. FTP do DATASUS. Extração em 10, 11 e 23 set. 2026.</w:t>
+        <w:lastRenderedPageBreak/>
+        <w:t>Ministério da Saúde. SIM: arquivos DO (pastas SIM/CID10/DORES e SIM/PRELIM/DORES) e DOFET (SIM/CID10/DOFET e SIM/PRELIM/DOFET), 2019 a 2025 e preliminares de 2026. FTP do DATASUS. Extração em 10, 11 e 23 set. 2026 e, para 2026, em 18 out. 2026.</w:t>
       </w:r>
     </w:p>
     <w:p>
@@ -31692,7 +31835,7 @@
       <w:pPr>
         <w:pStyle w:val="Ttulo2"/>
       </w:pPr>
-      <w:bookmarkStart w:id="28" w:name="_Toc242721844"/>
+      <w:bookmarkStart w:id="28" w:name="_Toc243232742"/>
       <w:r>
         <w:t>9.2 Normas</w:t>
       </w:r>
@@ -31780,7 +31923,7 @@
       <w:pPr>
         <w:pStyle w:val="Ttulo2"/>
       </w:pPr>
-      <w:bookmarkStart w:id="29" w:name="_Toc242721845"/>
+      <w:bookmarkStart w:id="29" w:name="_Toc243232743"/>
       <w:r>
         <w:t>9.3 Documentos técnicos oficiais</w:t>
       </w:r>
@@ -31898,7 +32041,6 @@
         <w:spacing w:after="80" w:line="276" w:lineRule="auto"/>
       </w:pPr>
       <w:r>
-        <w:lastRenderedPageBreak/>
         <w:t>DATASUS; Secretaria de Vigilância em Saúde. Dicionários de variáveis do SIM e do SINASC e Manual de preenchimento da Declaração de Nascido Vivo.</w:t>
       </w:r>
     </w:p>
@@ -31912,6 +32054,7 @@
         <w:spacing w:after="80" w:line="276" w:lineRule="auto"/>
       </w:pPr>
       <w:r>
+        <w:lastRenderedPageBreak/>
         <w:t>Organização Mundial da Saúde. Recomendações sobre cuidados pré-natais para uma experiência positiva na gravidez. 2016.</w:t>
       </w:r>
     </w:p>
@@ -32045,7 +32188,7 @@
       <w:pPr>
         <w:pStyle w:val="Ttulo2"/>
       </w:pPr>
-      <w:bookmarkStart w:id="30" w:name="_Toc242721846"/>
+      <w:bookmarkStart w:id="30" w:name="_Toc243232744"/>
       <w:r>
         <w:t>9.4 Artigos científicos citados nos dicionários</w:t>
       </w:r>
@@ -32120,7 +32263,7 @@
       <w:pPr>
         <w:pStyle w:val="Ttulo2"/>
       </w:pPr>
-      <w:bookmarkStart w:id="31" w:name="_Toc242721847"/>
+      <w:bookmarkStart w:id="31" w:name="_Toc243232745"/>
       <w:r>
         <w:t>9.5 Documentos do projeto</w:t>
       </w:r>
@@ -32407,96 +32550,10 @@
 <file path=word/numbering.xml><?xml version="1.0" encoding="utf-8"?>
 <w:numbering xmlns:wpc="http://schemas.microsoft.com/office/word/2010/wordprocessingCanvas" xmlns:cx="http://schemas.microsoft.com/office/drawing/2014/chartex" xmlns:cx1="http://schemas.microsoft.com/office/drawing/2015/9/8/chartex" xmlns:cx2="http://schemas.microsoft.com/office/drawing/2015/10/21/chartex" xmlns:cx3="http://schemas.microsoft.com/office/drawing/2016/5/9/chartex" xmlns:cx4="http://schemas.microsoft.com/office/drawing/2016/5/10/chartex" xmlns:cx5="http://schemas.microsoft.com/office/drawing/2016/5/11/chartex" xmlns:cx6="http://schemas.microsoft.com/office/drawing/2016/5/12/chartex" xmlns:cx7="http://schemas.microsoft.com/office/drawing/2016/5/13/chartex" xmlns:cx8="http://schemas.microsoft.com/office/drawing/2016/5/14/chartex" xmlns:mc="http://schemas.openxmlformats.org/markup-compatibility/2006" xmlns:aink="http://schemas.microsoft.com/office/drawing/2016/ink" xmlns:am3d="http://schemas.microsoft.com/office/drawing/2017/model3d" xmlns:o="urn:schemas-microsoft-com:office:office" xmlns:oel="http://schemas.microsoft.com/office/2019/extlst" xmlns:r="http://schemas.openxmlformats.org/officeDocument/2006/relationships" xmlns:m="http://schemas.openxmlformats.org/officeDocument/2006/math" xmlns:v="urn:schemas-microsoft-com:vml" xmlns:wp14="http://schemas.microsoft.com/office/word/2010/wordprocessingDrawing" xmlns:wp="http://schemas.openxmlformats.org/drawingml/2006/wordprocessingDrawing" xmlns:w10="urn:schemas-microsoft-com:office:word" xmlns:w="http://schemas.openxmlformats.org/wordprocessingml/2006/main" xmlns:w14="http://schemas.microsoft.com/office/word/2010/wordml" xmlns:w15="http://schemas.microsoft.com/office/word/2012/wordml" xmlns:w16cex="http://schemas.microsoft.com/office/word/2018/wordml/cex" xmlns:w16cid="http://schemas.microsoft.com/office/word/2016/wordml/cid" xmlns:w16="http://schemas.microsoft.com/office/word/2018/wordml" xmlns:w16du="http://schemas.microsoft.com/office/word/2023/wordml/word16du" xmlns:w16sdtdh="http://schemas.microsoft.com/office/word/2020/wordml/sdtdatahash" xmlns:w16sdtfl="http://schemas.microsoft.com/office/word/2024/wordml/sdtformatlock" xmlns:w16se="http://schemas.microsoft.com/office/word/2015/wordml/symex" xmlns:wpg="http://schemas.microsoft.com/office/word/2010/wordprocessingGroup" xmlns:wpi="http://schemas.microsoft.com/office/word/2010/wordprocessingInk" xmlns:wne="http://schemas.microsoft.com/office/word/2006/wordml" xmlns:wps="http://schemas.microsoft.com/office/word/2010/wordprocessingShape" mc:Ignorable="w14 w15 w16se w16cid w16 w16cex w16sdtdh w16sdtfl w16du wp14">
   <w:abstractNum w:abstractNumId="0" w15:restartNumberingAfterBreak="0">
-    <w:nsid w:val="1D3A6BAD"/>
+    <w:nsid w:val="38BF296E"/>
     <w:multiLevelType w:val="hybridMultilevel"/>
-    <w:tmpl w:val="47CCACA0"/>
-    <w:lvl w:ilvl="0" w:tplc="0F7A1548" w:tentative="1">
-      <w:start w:val="1"/>
-      <w:numFmt w:val="bullet"/>
-      <w:lvlText w:val="●"/>
-      <w:lvlJc w:val="left"/>
-      <w:pPr>
-        <w:ind w:left="720" w:hanging="360"/>
-      </w:pPr>
-    </w:lvl>
-    <w:lvl w:ilvl="1" w:tplc="ABBCF8F6" w:tentative="1">
-      <w:start w:val="1"/>
-      <w:numFmt w:val="bullet"/>
-      <w:lvlText w:val="○"/>
-      <w:lvlJc w:val="left"/>
-      <w:pPr>
-        <w:ind w:left="1440" w:hanging="360"/>
-      </w:pPr>
-    </w:lvl>
-    <w:lvl w:ilvl="2" w:tplc="9DA89EE6" w:tentative="1">
-      <w:start w:val="1"/>
-      <w:numFmt w:val="bullet"/>
-      <w:lvlText w:val="■"/>
-      <w:lvlJc w:val="left"/>
-      <w:pPr>
-        <w:ind w:left="2160" w:hanging="360"/>
-      </w:pPr>
-    </w:lvl>
-    <w:lvl w:ilvl="3" w:tplc="6F9405B0" w:tentative="1">
-      <w:start w:val="1"/>
-      <w:numFmt w:val="bullet"/>
-      <w:lvlText w:val="●"/>
-      <w:lvlJc w:val="left"/>
-      <w:pPr>
-        <w:ind w:left="2880" w:hanging="360"/>
-      </w:pPr>
-    </w:lvl>
-    <w:lvl w:ilvl="4" w:tplc="8604D1E0" w:tentative="1">
-      <w:start w:val="1"/>
-      <w:numFmt w:val="bullet"/>
-      <w:lvlText w:val="○"/>
-      <w:lvlJc w:val="left"/>
-      <w:pPr>
-        <w:ind w:left="3600" w:hanging="360"/>
-      </w:pPr>
-    </w:lvl>
-    <w:lvl w:ilvl="5" w:tplc="290C2D80" w:tentative="1">
-      <w:start w:val="1"/>
-      <w:numFmt w:val="bullet"/>
-      <w:lvlText w:val="■"/>
-      <w:lvlJc w:val="left"/>
-      <w:pPr>
-        <w:ind w:left="4320" w:hanging="360"/>
-      </w:pPr>
-    </w:lvl>
-    <w:lvl w:ilvl="6" w:tplc="CDCC93B6" w:tentative="1">
-      <w:start w:val="1"/>
-      <w:numFmt w:val="bullet"/>
-      <w:lvlText w:val="●"/>
-      <w:lvlJc w:val="left"/>
-      <w:pPr>
-        <w:ind w:left="5040" w:hanging="360"/>
-      </w:pPr>
-    </w:lvl>
-    <w:lvl w:ilvl="7" w:tplc="448AE7DC" w:tentative="1">
-      <w:start w:val="1"/>
-      <w:numFmt w:val="bullet"/>
-      <w:lvlText w:val="●"/>
-      <w:lvlJc w:val="left"/>
-      <w:pPr>
-        <w:ind w:left="5760" w:hanging="360"/>
-      </w:pPr>
-    </w:lvl>
-    <w:lvl w:ilvl="8" w:tplc="806E70C4" w:tentative="1">
-      <w:start w:val="1"/>
-      <w:numFmt w:val="bullet"/>
-      <w:lvlText w:val="●"/>
-      <w:lvlJc w:val="left"/>
-      <w:pPr>
-        <w:ind w:left="6480" w:hanging="360"/>
-      </w:pPr>
-    </w:lvl>
-  </w:abstractNum>
-  <w:abstractNum w:abstractNumId="1" w15:restartNumberingAfterBreak="0">
-    <w:nsid w:val="5F6E4440"/>
-    <w:multiLevelType w:val="hybridMultilevel"/>
-    <w:tmpl w:val="3BC8E4AC"/>
-    <w:lvl w:ilvl="0" w:tplc="1D8CF52E">
+    <w:tmpl w:val="270C3E76"/>
+    <w:lvl w:ilvl="0" w:tplc="8E9C6030">
       <w:start w:val="1"/>
       <w:numFmt w:val="bullet"/>
       <w:lvlText w:val="•"/>
@@ -32508,52 +32565,52 @@
         <w:color w:val="1E6E49"/>
       </w:rPr>
     </w:lvl>
-    <w:lvl w:ilvl="1" w:tplc="ABB6DAFC">
+    <w:lvl w:ilvl="1" w:tplc="A4CA6504">
       <w:numFmt w:val="decimal"/>
       <w:lvlText w:val=""/>
       <w:lvlJc w:val="left"/>
     </w:lvl>
-    <w:lvl w:ilvl="2" w:tplc="876A6E62">
+    <w:lvl w:ilvl="2" w:tplc="B6EACA3C">
       <w:numFmt w:val="decimal"/>
       <w:lvlText w:val=""/>
       <w:lvlJc w:val="left"/>
     </w:lvl>
-    <w:lvl w:ilvl="3" w:tplc="29982440">
+    <w:lvl w:ilvl="3" w:tplc="EB3E422C">
       <w:numFmt w:val="decimal"/>
       <w:lvlText w:val=""/>
       <w:lvlJc w:val="left"/>
     </w:lvl>
-    <w:lvl w:ilvl="4" w:tplc="34502FE0">
+    <w:lvl w:ilvl="4" w:tplc="F7E23F12">
       <w:numFmt w:val="decimal"/>
       <w:lvlText w:val=""/>
       <w:lvlJc w:val="left"/>
     </w:lvl>
-    <w:lvl w:ilvl="5" w:tplc="07906A8A">
+    <w:lvl w:ilvl="5" w:tplc="150E1B26">
       <w:numFmt w:val="decimal"/>
       <w:lvlText w:val=""/>
       <w:lvlJc w:val="left"/>
     </w:lvl>
-    <w:lvl w:ilvl="6" w:tplc="B64ADBCC">
+    <w:lvl w:ilvl="6" w:tplc="DAD6D476">
       <w:numFmt w:val="decimal"/>
       <w:lvlText w:val=""/>
       <w:lvlJc w:val="left"/>
     </w:lvl>
-    <w:lvl w:ilvl="7" w:tplc="B16E359A">
+    <w:lvl w:ilvl="7" w:tplc="59E29962">
       <w:numFmt w:val="decimal"/>
       <w:lvlText w:val=""/>
       <w:lvlJc w:val="left"/>
     </w:lvl>
-    <w:lvl w:ilvl="8" w:tplc="C218A4F8">
+    <w:lvl w:ilvl="8" w:tplc="D8304C9A">
       <w:numFmt w:val="decimal"/>
       <w:lvlText w:val=""/>
       <w:lvlJc w:val="left"/>
     </w:lvl>
   </w:abstractNum>
-  <w:abstractNum w:abstractNumId="2" w15:restartNumberingAfterBreak="0">
-    <w:nsid w:val="653D2C9F"/>
+  <w:abstractNum w:abstractNumId="1" w15:restartNumberingAfterBreak="0">
+    <w:nsid w:val="47CC1E59"/>
     <w:multiLevelType w:val="hybridMultilevel"/>
-    <w:tmpl w:val="F4CA9D9E"/>
-    <w:lvl w:ilvl="0" w:tplc="1EC244B0">
+    <w:tmpl w:val="E5406C34"/>
+    <w:lvl w:ilvl="0" w:tplc="6736E454">
       <w:start w:val="1"/>
       <w:numFmt w:val="decimal"/>
       <w:lvlText w:val="%1."/>
@@ -32562,61 +32619,147 @@
         <w:ind w:left="540" w:hanging="360"/>
       </w:pPr>
     </w:lvl>
-    <w:lvl w:ilvl="1" w:tplc="601A2F50">
+    <w:lvl w:ilvl="1" w:tplc="086C6BC6">
       <w:numFmt w:val="decimal"/>
       <w:lvlText w:val=""/>
       <w:lvlJc w:val="left"/>
     </w:lvl>
-    <w:lvl w:ilvl="2" w:tplc="6B900598">
+    <w:lvl w:ilvl="2" w:tplc="2ACA0AA8">
       <w:numFmt w:val="decimal"/>
       <w:lvlText w:val=""/>
       <w:lvlJc w:val="left"/>
     </w:lvl>
-    <w:lvl w:ilvl="3" w:tplc="DDA2090C">
+    <w:lvl w:ilvl="3" w:tplc="4E429D0A">
       <w:numFmt w:val="decimal"/>
       <w:lvlText w:val=""/>
       <w:lvlJc w:val="left"/>
     </w:lvl>
-    <w:lvl w:ilvl="4" w:tplc="8CB68BCC">
+    <w:lvl w:ilvl="4" w:tplc="04907344">
       <w:numFmt w:val="decimal"/>
       <w:lvlText w:val=""/>
       <w:lvlJc w:val="left"/>
     </w:lvl>
-    <w:lvl w:ilvl="5" w:tplc="A5925C12">
+    <w:lvl w:ilvl="5" w:tplc="6F384FDE">
       <w:numFmt w:val="decimal"/>
       <w:lvlText w:val=""/>
       <w:lvlJc w:val="left"/>
     </w:lvl>
-    <w:lvl w:ilvl="6" w:tplc="99F013B4">
+    <w:lvl w:ilvl="6" w:tplc="6F546678">
       <w:numFmt w:val="decimal"/>
       <w:lvlText w:val=""/>
       <w:lvlJc w:val="left"/>
     </w:lvl>
-    <w:lvl w:ilvl="7" w:tplc="4C6AFBC4">
+    <w:lvl w:ilvl="7" w:tplc="8D800BC4">
       <w:numFmt w:val="decimal"/>
       <w:lvlText w:val=""/>
       <w:lvlJc w:val="left"/>
     </w:lvl>
-    <w:lvl w:ilvl="8" w:tplc="32F66E0C">
+    <w:lvl w:ilvl="8" w:tplc="C9CAF572">
       <w:numFmt w:val="decimal"/>
       <w:lvlText w:val=""/>
       <w:lvlJc w:val="left"/>
     </w:lvl>
   </w:abstractNum>
-  <w:num w:numId="1" w16cid:durableId="2058821288">
+  <w:abstractNum w:abstractNumId="2" w15:restartNumberingAfterBreak="0">
+    <w:nsid w:val="4A2F2B5B"/>
+    <w:multiLevelType w:val="hybridMultilevel"/>
+    <w:tmpl w:val="965E4382"/>
+    <w:lvl w:ilvl="0" w:tplc="6772D71A" w:tentative="1">
+      <w:start w:val="1"/>
+      <w:numFmt w:val="bullet"/>
+      <w:lvlText w:val="●"/>
+      <w:lvlJc w:val="left"/>
+      <w:pPr>
+        <w:ind w:left="720" w:hanging="360"/>
+      </w:pPr>
+    </w:lvl>
+    <w:lvl w:ilvl="1" w:tplc="8DC0A03A" w:tentative="1">
+      <w:start w:val="1"/>
+      <w:numFmt w:val="bullet"/>
+      <w:lvlText w:val="○"/>
+      <w:lvlJc w:val="left"/>
+      <w:pPr>
+        <w:ind w:left="1440" w:hanging="360"/>
+      </w:pPr>
+    </w:lvl>
+    <w:lvl w:ilvl="2" w:tplc="381C07CC" w:tentative="1">
+      <w:start w:val="1"/>
+      <w:numFmt w:val="bullet"/>
+      <w:lvlText w:val="■"/>
+      <w:lvlJc w:val="left"/>
+      <w:pPr>
+        <w:ind w:left="2160" w:hanging="360"/>
+      </w:pPr>
+    </w:lvl>
+    <w:lvl w:ilvl="3" w:tplc="79201ED6" w:tentative="1">
+      <w:start w:val="1"/>
+      <w:numFmt w:val="bullet"/>
+      <w:lvlText w:val="●"/>
+      <w:lvlJc w:val="left"/>
+      <w:pPr>
+        <w:ind w:left="2880" w:hanging="360"/>
+      </w:pPr>
+    </w:lvl>
+    <w:lvl w:ilvl="4" w:tplc="472E21E0" w:tentative="1">
+      <w:start w:val="1"/>
+      <w:numFmt w:val="bullet"/>
+      <w:lvlText w:val="○"/>
+      <w:lvlJc w:val="left"/>
+      <w:pPr>
+        <w:ind w:left="3600" w:hanging="360"/>
+      </w:pPr>
+    </w:lvl>
+    <w:lvl w:ilvl="5" w:tplc="E998F4D8" w:tentative="1">
+      <w:start w:val="1"/>
+      <w:numFmt w:val="bullet"/>
+      <w:lvlText w:val="■"/>
+      <w:lvlJc w:val="left"/>
+      <w:pPr>
+        <w:ind w:left="4320" w:hanging="360"/>
+      </w:pPr>
+    </w:lvl>
+    <w:lvl w:ilvl="6" w:tplc="CC72BBC0" w:tentative="1">
+      <w:start w:val="1"/>
+      <w:numFmt w:val="bullet"/>
+      <w:lvlText w:val="●"/>
+      <w:lvlJc w:val="left"/>
+      <w:pPr>
+        <w:ind w:left="5040" w:hanging="360"/>
+      </w:pPr>
+    </w:lvl>
+    <w:lvl w:ilvl="7" w:tplc="3D9E3830" w:tentative="1">
+      <w:start w:val="1"/>
+      <w:numFmt w:val="bullet"/>
+      <w:lvlText w:val="●"/>
+      <w:lvlJc w:val="left"/>
+      <w:pPr>
+        <w:ind w:left="5760" w:hanging="360"/>
+      </w:pPr>
+    </w:lvl>
+    <w:lvl w:ilvl="8" w:tplc="EA8C899C" w:tentative="1">
+      <w:start w:val="1"/>
+      <w:numFmt w:val="bullet"/>
+      <w:lvlText w:val="●"/>
+      <w:lvlJc w:val="left"/>
+      <w:pPr>
+        <w:ind w:left="6480" w:hanging="360"/>
+      </w:pPr>
+    </w:lvl>
+  </w:abstractNum>
+  <w:num w:numId="1" w16cid:durableId="929047405">
+    <w:abstractNumId w:val="2"/>
+    <w:lvlOverride w:ilvl="0">
+      <w:startOverride w:val="1"/>
+    </w:lvlOverride>
+  </w:num>
+  <w:num w:numId="2" w16cid:durableId="1709069534">
     <w:abstractNumId w:val="0"/>
     <w:lvlOverride w:ilvl="0">
       <w:startOverride w:val="1"/>
     </w:lvlOverride>
   </w:num>
-  <w:num w:numId="2" w16cid:durableId="1856110810">
+  <w:num w:numId="3" w16cid:durableId="1757243822">
     <w:abstractNumId w:val="1"/>
-    <w:lvlOverride w:ilvl="0">
-      <w:startOverride w:val="1"/>
-    </w:lvlOverride>
-  </w:num>
-  <w:num w:numId="3" w16cid:durableId="1544095829">
-    <w:abstractNumId w:val="2"/>
     <w:lvlOverride w:ilvl="0">
       <w:startOverride w:val="1"/>
     </w:lvlOverride>
@@ -33257,7 +33400,7 @@
     <w:autoRedefine/>
     <w:uiPriority w:val="39"/>
     <w:unhideWhenUsed/>
-    <w:rsid w:val="006E6E40"/>
+    <w:rsid w:val="006F7C70"/>
     <w:pPr>
       <w:spacing w:after="100"/>
     </w:pPr>
@@ -33269,7 +33412,7 @@
     <w:autoRedefine/>
     <w:uiPriority w:val="39"/>
     <w:unhideWhenUsed/>
-    <w:rsid w:val="006E6E40"/>
+    <w:rsid w:val="006F7C70"/>
     <w:pPr>
       <w:spacing w:after="100"/>
       <w:ind w:left="240"/>

--- a/docs/Apostila_Dicionarios_de_Dados_Paineis_Maternidades.docx
+++ b/docs/Apostila_Dicionarios_de_Dados_Paineis_Maternidades.docx
@@ -11,7 +11,7 @@
           <w:noProof/>
         </w:rPr>
         <w:drawing>
-          <wp:inline distT="0" distB="0" distL="0" distR="0" wp14:anchorId="3D603CCC" wp14:editId="30092DAF">
+          <wp:inline distT="0" distB="0" distL="0" distR="0" wp14:anchorId="2C0B5E76" wp14:editId="4B33AA0F">
             <wp:extent cx="6096000" cy="704850"/>
             <wp:effectExtent l="0" t="0" r="0" b="0"/>
             <wp:docPr id="1" name="faixa" descr="Elemento decorativo, sem conteúdo informativo." title="Faixa decorativa"/>
@@ -59,7 +59,7 @@
           <w:noProof/>
         </w:rPr>
         <w:drawing>
-          <wp:inline distT="0" distB="0" distL="0" distR="0" wp14:anchorId="6B2A68AA" wp14:editId="54FE36A5">
+          <wp:inline distT="0" distB="0" distL="0" distR="0" wp14:anchorId="180FEF72" wp14:editId="3661B4C4">
             <wp:extent cx="4572000" cy="390525"/>
             <wp:effectExtent l="0" t="0" r="0" b="0"/>
             <wp:docPr id="2" name="logos" descr="Marcas do Instituto Nacional de Saúde da Mulher, da Criança e do Adolescente Fernandes Figueira (IFF), da Fiocruz, do SUS e do Ministério da Saúde." title="Marcas institucionais"/>
@@ -184,7 +184,7 @@
           <w:bCs/>
           <w:color w:val="1E6E49"/>
         </w:rPr>
-        <w:t>Versão 1.2 · Rio de Janeiro, 18 de outubro de 2026</w:t>
+        <w:t>Versão 1.3 · Rio de Janeiro, 18 de outubro de 2026</w:t>
       </w:r>
     </w:p>
     <w:p>
@@ -194,7 +194,7 @@
           <w:sz w:val="20"/>
           <w:szCs w:val="20"/>
         </w:rPr>
-        <w:t xml:space="preserve">Documento de trabalho da equipe. Reproduz os dicionários e as páginas de metodologia aprovados em cada projeto (seção 1.4), com as regras em vigor nos painéis publicados em </w:t>
+        <w:t xml:space="preserve">Documento de trabalho da equipe. Reproduz os dicionários e as páginas de metodologia aprovados em cada projeto (listados nas referências, seção 9), com as regras em vigor nos painéis publicados em </w:t>
       </w:r>
       <w:hyperlink r:id="rId9" w:history="1">
         <w:r>
@@ -240,7 +240,7 @@
     <w:sdt>
       <w:sdtPr>
         <w:alias w:val="Sumário"/>
-        <w:id w:val="100068399"/>
+        <w:id w:val="1729646258"/>
       </w:sdtPr>
       <w:sdtEndPr/>
       <w:sdtContent>
@@ -263,7 +263,7 @@
           <w:r>
             <w:fldChar w:fldCharType="separate"/>
           </w:r>
-          <w:hyperlink w:anchor="_Toc243232714" w:history="1">
+          <w:hyperlink w:anchor="_Toc243245216" w:history="1">
             <w:r>
               <w:rPr>
                 <w:rStyle w:val="Hyperlink"/>
@@ -287,7 +287,7 @@
               <w:rPr>
                 <w:noProof/>
               </w:rPr>
-              <w:instrText xml:space="preserve"> PAGEREF _Toc243232714 \h </w:instrText>
+              <w:instrText xml:space="preserve"> PAGEREF _Toc243245216 \h </w:instrText>
             </w:r>
             <w:r>
               <w:rPr>
@@ -324,7 +324,7 @@
               <w:noProof/>
             </w:rPr>
           </w:pPr>
-          <w:hyperlink w:anchor="_Toc243232715" w:history="1">
+          <w:hyperlink w:anchor="_Toc243245217" w:history="1">
             <w:r>
               <w:rPr>
                 <w:rStyle w:val="Hyperlink"/>
@@ -348,7 +348,7 @@
               <w:rPr>
                 <w:noProof/>
               </w:rPr>
-              <w:instrText xml:space="preserve"> PAGEREF _Toc243232715 \h </w:instrText>
+              <w:instrText xml:space="preserve"> PAGEREF _Toc243245217 \h </w:instrText>
             </w:r>
             <w:r>
               <w:rPr>
@@ -385,7 +385,7 @@
               <w:noProof/>
             </w:rPr>
           </w:pPr>
-          <w:hyperlink w:anchor="_Toc243232716" w:history="1">
+          <w:hyperlink w:anchor="_Toc243245218" w:history="1">
             <w:r>
               <w:rPr>
                 <w:rStyle w:val="Hyperlink"/>
@@ -409,7 +409,7 @@
               <w:rPr>
                 <w:noProof/>
               </w:rPr>
-              <w:instrText xml:space="preserve"> PAGEREF _Toc243232716 \h </w:instrText>
+              <w:instrText xml:space="preserve"> PAGEREF _Toc243245218 \h </w:instrText>
             </w:r>
             <w:r>
               <w:rPr>
@@ -446,7 +446,7 @@
               <w:noProof/>
             </w:rPr>
           </w:pPr>
-          <w:hyperlink w:anchor="_Toc243232717" w:history="1">
+          <w:hyperlink w:anchor="_Toc243245219" w:history="1">
             <w:r>
               <w:rPr>
                 <w:rStyle w:val="Hyperlink"/>
@@ -470,7 +470,7 @@
               <w:rPr>
                 <w:noProof/>
               </w:rPr>
-              <w:instrText xml:space="preserve"> PAGEREF _Toc243232717 \h </w:instrText>
+              <w:instrText xml:space="preserve"> PAGEREF _Toc243245219 \h </w:instrText>
             </w:r>
             <w:r>
               <w:rPr>
@@ -507,13 +507,13 @@
               <w:noProof/>
             </w:rPr>
           </w:pPr>
-          <w:hyperlink w:anchor="_Toc243232718" w:history="1">
+          <w:hyperlink w:anchor="_Toc243245220" w:history="1">
             <w:r>
               <w:rPr>
                 <w:rStyle w:val="Hyperlink"/>
                 <w:noProof/>
               </w:rPr>
-              <w:t>1.4 Documentos de origem</w:t>
+              <w:t>1.4 Controle de versões</w:t>
             </w:r>
             <w:r>
               <w:rPr>
@@ -531,7 +531,7 @@
               <w:rPr>
                 <w:noProof/>
               </w:rPr>
-              <w:instrText xml:space="preserve"> PAGEREF _Toc243232718 \h </w:instrText>
+              <w:instrText xml:space="preserve"> PAGEREF _Toc243245220 \h </w:instrText>
             </w:r>
             <w:r>
               <w:rPr>
@@ -549,6 +549,128 @@
                 <w:noProof/>
               </w:rPr>
               <w:t>4</w:t>
+            </w:r>
+            <w:r>
+              <w:rPr>
+                <w:noProof/>
+              </w:rPr>
+              <w:fldChar w:fldCharType="end"/>
+            </w:r>
+          </w:hyperlink>
+        </w:p>
+        <w:p>
+          <w:pPr>
+            <w:pStyle w:val="Sumrio1"/>
+            <w:tabs>
+              <w:tab w:val="right" w:leader="dot" w:pos="9628"/>
+            </w:tabs>
+            <w:rPr>
+              <w:noProof/>
+            </w:rPr>
+          </w:pPr>
+          <w:hyperlink w:anchor="_Toc243245221" w:history="1">
+            <w:r>
+              <w:rPr>
+                <w:rStyle w:val="Hyperlink"/>
+                <w:noProof/>
+              </w:rPr>
+              <w:t>2. Fontes de dados</w:t>
+            </w:r>
+            <w:r>
+              <w:rPr>
+                <w:noProof/>
+              </w:rPr>
+              <w:tab/>
+            </w:r>
+            <w:r>
+              <w:rPr>
+                <w:noProof/>
+              </w:rPr>
+              <w:fldChar w:fldCharType="begin"/>
+            </w:r>
+            <w:r>
+              <w:rPr>
+                <w:noProof/>
+              </w:rPr>
+              <w:instrText xml:space="preserve"> PAGEREF _Toc243245221 \h </w:instrText>
+            </w:r>
+            <w:r>
+              <w:rPr>
+                <w:noProof/>
+              </w:rPr>
+            </w:r>
+            <w:r>
+              <w:rPr>
+                <w:noProof/>
+              </w:rPr>
+              <w:fldChar w:fldCharType="separate"/>
+            </w:r>
+            <w:r>
+              <w:rPr>
+                <w:noProof/>
+              </w:rPr>
+              <w:t>5</w:t>
+            </w:r>
+            <w:r>
+              <w:rPr>
+                <w:noProof/>
+              </w:rPr>
+              <w:fldChar w:fldCharType="end"/>
+            </w:r>
+          </w:hyperlink>
+        </w:p>
+        <w:p>
+          <w:pPr>
+            <w:pStyle w:val="Sumrio1"/>
+            <w:tabs>
+              <w:tab w:val="right" w:leader="dot" w:pos="9628"/>
+            </w:tabs>
+            <w:rPr>
+              <w:noProof/>
+            </w:rPr>
+          </w:pPr>
+          <w:hyperlink w:anchor="_Toc243245222" w:history="1">
+            <w:r>
+              <w:rPr>
+                <w:rStyle w:val="Hyperlink"/>
+                <w:noProof/>
+              </w:rPr>
+              <w:t>3. Unidades e grupos</w:t>
+            </w:r>
+            <w:r>
+              <w:rPr>
+                <w:noProof/>
+              </w:rPr>
+              <w:tab/>
+            </w:r>
+            <w:r>
+              <w:rPr>
+                <w:noProof/>
+              </w:rPr>
+              <w:fldChar w:fldCharType="begin"/>
+            </w:r>
+            <w:r>
+              <w:rPr>
+                <w:noProof/>
+              </w:rPr>
+              <w:instrText xml:space="preserve"> PAGEREF _Toc243245222 \h </w:instrText>
+            </w:r>
+            <w:r>
+              <w:rPr>
+                <w:noProof/>
+              </w:rPr>
+            </w:r>
+            <w:r>
+              <w:rPr>
+                <w:noProof/>
+              </w:rPr>
+              <w:fldChar w:fldCharType="separate"/>
+            </w:r>
+            <w:r>
+              <w:rPr>
+                <w:noProof/>
+              </w:rPr>
+              <w:t>7</w:t>
             </w:r>
             <w:r>
               <w:rPr>
@@ -568,13 +690,13 @@
               <w:noProof/>
             </w:rPr>
           </w:pPr>
-          <w:hyperlink w:anchor="_Toc243232719" w:history="1">
+          <w:hyperlink w:anchor="_Toc243245223" w:history="1">
             <w:r>
               <w:rPr>
                 <w:rStyle w:val="Hyperlink"/>
                 <w:noProof/>
               </w:rPr>
-              <w:t>1.5 Controle de versões</w:t>
+              <w:t>3.1 Os três grupos de maternidades</w:t>
             </w:r>
             <w:r>
               <w:rPr>
@@ -592,7 +714,7 @@
               <w:rPr>
                 <w:noProof/>
               </w:rPr>
-              <w:instrText xml:space="preserve"> PAGEREF _Toc243232719 \h </w:instrText>
+              <w:instrText xml:space="preserve"> PAGEREF _Toc243245223 \h </w:instrText>
             </w:r>
             <w:r>
               <w:rPr>
@@ -609,7 +731,68 @@
               <w:rPr>
                 <w:noProof/>
               </w:rPr>
-              <w:t>5</w:t>
+              <w:t>7</w:t>
+            </w:r>
+            <w:r>
+              <w:rPr>
+                <w:noProof/>
+              </w:rPr>
+              <w:fldChar w:fldCharType="end"/>
+            </w:r>
+          </w:hyperlink>
+        </w:p>
+        <w:p>
+          <w:pPr>
+            <w:pStyle w:val="Sumrio2"/>
+            <w:tabs>
+              <w:tab w:val="right" w:leader="dot" w:pos="9628"/>
+            </w:tabs>
+            <w:rPr>
+              <w:noProof/>
+            </w:rPr>
+          </w:pPr>
+          <w:hyperlink w:anchor="_Toc243245224" w:history="1">
+            <w:r>
+              <w:rPr>
+                <w:rStyle w:val="Hyperlink"/>
+                <w:noProof/>
+              </w:rPr>
+              <w:t>3.2 A coluna de referência do comparador em cada painel</w:t>
+            </w:r>
+            <w:r>
+              <w:rPr>
+                <w:noProof/>
+              </w:rPr>
+              <w:tab/>
+            </w:r>
+            <w:r>
+              <w:rPr>
+                <w:noProof/>
+              </w:rPr>
+              <w:fldChar w:fldCharType="begin"/>
+            </w:r>
+            <w:r>
+              <w:rPr>
+                <w:noProof/>
+              </w:rPr>
+              <w:instrText xml:space="preserve"> PAGEREF _Toc243245224 \h </w:instrText>
+            </w:r>
+            <w:r>
+              <w:rPr>
+                <w:noProof/>
+              </w:rPr>
+            </w:r>
+            <w:r>
+              <w:rPr>
+                <w:noProof/>
+              </w:rPr>
+              <w:fldChar w:fldCharType="separate"/>
+            </w:r>
+            <w:r>
+              <w:rPr>
+                <w:noProof/>
+              </w:rPr>
+              <w:t>8</w:t>
             </w:r>
             <w:r>
               <w:rPr>
@@ -629,13 +812,13 @@
               <w:noProof/>
             </w:rPr>
           </w:pPr>
-          <w:hyperlink w:anchor="_Toc243232720" w:history="1">
+          <w:hyperlink w:anchor="_Toc243245225" w:history="1">
             <w:r>
               <w:rPr>
                 <w:rStyle w:val="Hyperlink"/>
                 <w:noProof/>
               </w:rPr>
-              <w:t>2. Fontes de dados</w:t>
+              <w:t>4. Dicionário do Painel de Nascimentos (SINASC)</w:t>
             </w:r>
             <w:r>
               <w:rPr>
@@ -653,7 +836,7 @@
               <w:rPr>
                 <w:noProof/>
               </w:rPr>
-              <w:instrText xml:space="preserve"> PAGEREF _Toc243232720 \h </w:instrText>
+              <w:instrText xml:space="preserve"> PAGEREF _Toc243245225 \h </w:instrText>
             </w:r>
             <w:r>
               <w:rPr>
@@ -670,7 +853,373 @@
               <w:rPr>
                 <w:noProof/>
               </w:rPr>
-              <w:t>6</w:t>
+              <w:t>9</w:t>
+            </w:r>
+            <w:r>
+              <w:rPr>
+                <w:noProof/>
+              </w:rPr>
+              <w:fldChar w:fldCharType="end"/>
+            </w:r>
+          </w:hyperlink>
+        </w:p>
+        <w:p>
+          <w:pPr>
+            <w:pStyle w:val="Sumrio2"/>
+            <w:tabs>
+              <w:tab w:val="right" w:leader="dot" w:pos="9628"/>
+            </w:tabs>
+            <w:rPr>
+              <w:noProof/>
+            </w:rPr>
+          </w:pPr>
+          <w:hyperlink w:anchor="_Toc243245226" w:history="1">
+            <w:r>
+              <w:rPr>
+                <w:rStyle w:val="Hyperlink"/>
+                <w:noProof/>
+              </w:rPr>
+              <w:t>4.1 Bases usadas pelo painel</w:t>
+            </w:r>
+            <w:r>
+              <w:rPr>
+                <w:noProof/>
+              </w:rPr>
+              <w:tab/>
+            </w:r>
+            <w:r>
+              <w:rPr>
+                <w:noProof/>
+              </w:rPr>
+              <w:fldChar w:fldCharType="begin"/>
+            </w:r>
+            <w:r>
+              <w:rPr>
+                <w:noProof/>
+              </w:rPr>
+              <w:instrText xml:space="preserve"> PAGEREF _Toc243245226 \h </w:instrText>
+            </w:r>
+            <w:r>
+              <w:rPr>
+                <w:noProof/>
+              </w:rPr>
+            </w:r>
+            <w:r>
+              <w:rPr>
+                <w:noProof/>
+              </w:rPr>
+              <w:fldChar w:fldCharType="separate"/>
+            </w:r>
+            <w:r>
+              <w:rPr>
+                <w:noProof/>
+              </w:rPr>
+              <w:t>9</w:t>
+            </w:r>
+            <w:r>
+              <w:rPr>
+                <w:noProof/>
+              </w:rPr>
+              <w:fldChar w:fldCharType="end"/>
+            </w:r>
+          </w:hyperlink>
+        </w:p>
+        <w:p>
+          <w:pPr>
+            <w:pStyle w:val="Sumrio2"/>
+            <w:tabs>
+              <w:tab w:val="right" w:leader="dot" w:pos="9628"/>
+            </w:tabs>
+            <w:rPr>
+              <w:noProof/>
+            </w:rPr>
+          </w:pPr>
+          <w:hyperlink w:anchor="_Toc243245227" w:history="1">
+            <w:r>
+              <w:rPr>
+                <w:rStyle w:val="Hyperlink"/>
+                <w:noProof/>
+              </w:rPr>
+              <w:t>4.2 Indicadores dos mapas e do comparador</w:t>
+            </w:r>
+            <w:r>
+              <w:rPr>
+                <w:noProof/>
+              </w:rPr>
+              <w:tab/>
+            </w:r>
+            <w:r>
+              <w:rPr>
+                <w:noProof/>
+              </w:rPr>
+              <w:fldChar w:fldCharType="begin"/>
+            </w:r>
+            <w:r>
+              <w:rPr>
+                <w:noProof/>
+              </w:rPr>
+              <w:instrText xml:space="preserve"> PAGEREF _Toc243245227 \h </w:instrText>
+            </w:r>
+            <w:r>
+              <w:rPr>
+                <w:noProof/>
+              </w:rPr>
+            </w:r>
+            <w:r>
+              <w:rPr>
+                <w:noProof/>
+              </w:rPr>
+              <w:fldChar w:fldCharType="separate"/>
+            </w:r>
+            <w:r>
+              <w:rPr>
+                <w:noProof/>
+              </w:rPr>
+              <w:t>10</w:t>
+            </w:r>
+            <w:r>
+              <w:rPr>
+                <w:noProof/>
+              </w:rPr>
+              <w:fldChar w:fldCharType="end"/>
+            </w:r>
+          </w:hyperlink>
+        </w:p>
+        <w:p>
+          <w:pPr>
+            <w:pStyle w:val="Sumrio2"/>
+            <w:tabs>
+              <w:tab w:val="right" w:leader="dot" w:pos="9628"/>
+            </w:tabs>
+            <w:rPr>
+              <w:noProof/>
+            </w:rPr>
+          </w:pPr>
+          <w:hyperlink w:anchor="_Toc243245228" w:history="1">
+            <w:r>
+              <w:rPr>
+                <w:rStyle w:val="Hyperlink"/>
+                <w:noProof/>
+              </w:rPr>
+              <w:t>4.3 Demais cálculos do painel</w:t>
+            </w:r>
+            <w:r>
+              <w:rPr>
+                <w:noProof/>
+              </w:rPr>
+              <w:tab/>
+            </w:r>
+            <w:r>
+              <w:rPr>
+                <w:noProof/>
+              </w:rPr>
+              <w:fldChar w:fldCharType="begin"/>
+            </w:r>
+            <w:r>
+              <w:rPr>
+                <w:noProof/>
+              </w:rPr>
+              <w:instrText xml:space="preserve"> PAGEREF _Toc243245228 \h </w:instrText>
+            </w:r>
+            <w:r>
+              <w:rPr>
+                <w:noProof/>
+              </w:rPr>
+            </w:r>
+            <w:r>
+              <w:rPr>
+                <w:noProof/>
+              </w:rPr>
+              <w:fldChar w:fldCharType="separate"/>
+            </w:r>
+            <w:r>
+              <w:rPr>
+                <w:noProof/>
+              </w:rPr>
+              <w:t>12</w:t>
+            </w:r>
+            <w:r>
+              <w:rPr>
+                <w:noProof/>
+              </w:rPr>
+              <w:fldChar w:fldCharType="end"/>
+            </w:r>
+          </w:hyperlink>
+        </w:p>
+        <w:p>
+          <w:pPr>
+            <w:pStyle w:val="Sumrio2"/>
+            <w:tabs>
+              <w:tab w:val="right" w:leader="dot" w:pos="9628"/>
+            </w:tabs>
+            <w:rPr>
+              <w:noProof/>
+            </w:rPr>
+          </w:pPr>
+          <w:hyperlink w:anchor="_Toc243245229" w:history="1">
+            <w:r>
+              <w:rPr>
+                <w:rStyle w:val="Hyperlink"/>
+                <w:noProof/>
+              </w:rPr>
+              <w:t>4.4 Perfil da mãe (quadros do dossiê)</w:t>
+            </w:r>
+            <w:r>
+              <w:rPr>
+                <w:noProof/>
+              </w:rPr>
+              <w:tab/>
+            </w:r>
+            <w:r>
+              <w:rPr>
+                <w:noProof/>
+              </w:rPr>
+              <w:fldChar w:fldCharType="begin"/>
+            </w:r>
+            <w:r>
+              <w:rPr>
+                <w:noProof/>
+              </w:rPr>
+              <w:instrText xml:space="preserve"> PAGEREF _Toc243245229 \h </w:instrText>
+            </w:r>
+            <w:r>
+              <w:rPr>
+                <w:noProof/>
+              </w:rPr>
+            </w:r>
+            <w:r>
+              <w:rPr>
+                <w:noProof/>
+              </w:rPr>
+              <w:fldChar w:fldCharType="separate"/>
+            </w:r>
+            <w:r>
+              <w:rPr>
+                <w:noProof/>
+              </w:rPr>
+              <w:t>14</w:t>
+            </w:r>
+            <w:r>
+              <w:rPr>
+                <w:noProof/>
+              </w:rPr>
+              <w:fldChar w:fldCharType="end"/>
+            </w:r>
+          </w:hyperlink>
+        </w:p>
+        <w:p>
+          <w:pPr>
+            <w:pStyle w:val="Sumrio2"/>
+            <w:tabs>
+              <w:tab w:val="right" w:leader="dot" w:pos="9628"/>
+            </w:tabs>
+            <w:rPr>
+              <w:noProof/>
+            </w:rPr>
+          </w:pPr>
+          <w:hyperlink w:anchor="_Toc243245230" w:history="1">
+            <w:r>
+              <w:rPr>
+                <w:rStyle w:val="Hyperlink"/>
+                <w:noProof/>
+              </w:rPr>
+              <w:t>4.5 Tabelas do dossiê (blocos de nascidos vivos)</w:t>
+            </w:r>
+            <w:r>
+              <w:rPr>
+                <w:noProof/>
+              </w:rPr>
+              <w:tab/>
+            </w:r>
+            <w:r>
+              <w:rPr>
+                <w:noProof/>
+              </w:rPr>
+              <w:fldChar w:fldCharType="begin"/>
+            </w:r>
+            <w:r>
+              <w:rPr>
+                <w:noProof/>
+              </w:rPr>
+              <w:instrText xml:space="preserve"> PAGEREF _Toc243245230 \h </w:instrText>
+            </w:r>
+            <w:r>
+              <w:rPr>
+                <w:noProof/>
+              </w:rPr>
+            </w:r>
+            <w:r>
+              <w:rPr>
+                <w:noProof/>
+              </w:rPr>
+              <w:fldChar w:fldCharType="separate"/>
+            </w:r>
+            <w:r>
+              <w:rPr>
+                <w:noProof/>
+              </w:rPr>
+              <w:t>16</w:t>
+            </w:r>
+            <w:r>
+              <w:rPr>
+                <w:noProof/>
+              </w:rPr>
+              <w:fldChar w:fldCharType="end"/>
+            </w:r>
+          </w:hyperlink>
+        </w:p>
+        <w:p>
+          <w:pPr>
+            <w:pStyle w:val="Sumrio2"/>
+            <w:tabs>
+              <w:tab w:val="right" w:leader="dot" w:pos="9628"/>
+            </w:tabs>
+            <w:rPr>
+              <w:noProof/>
+            </w:rPr>
+          </w:pPr>
+          <w:hyperlink w:anchor="_Toc243245231" w:history="1">
+            <w:r>
+              <w:rPr>
+                <w:rStyle w:val="Hyperlink"/>
+                <w:noProof/>
+              </w:rPr>
+              <w:t>4.6 Grupos de Robson</w:t>
+            </w:r>
+            <w:r>
+              <w:rPr>
+                <w:noProof/>
+              </w:rPr>
+              <w:tab/>
+            </w:r>
+            <w:r>
+              <w:rPr>
+                <w:noProof/>
+              </w:rPr>
+              <w:fldChar w:fldCharType="begin"/>
+            </w:r>
+            <w:r>
+              <w:rPr>
+                <w:noProof/>
+              </w:rPr>
+              <w:instrText xml:space="preserve"> PAGEREF _Toc243245231 \h </w:instrText>
+            </w:r>
+            <w:r>
+              <w:rPr>
+                <w:noProof/>
+              </w:rPr>
+            </w:r>
+            <w:r>
+              <w:rPr>
+                <w:noProof/>
+              </w:rPr>
+              <w:fldChar w:fldCharType="separate"/>
+            </w:r>
+            <w:r>
+              <w:rPr>
+                <w:noProof/>
+              </w:rPr>
+              <w:t>17</w:t>
             </w:r>
             <w:r>
               <w:rPr>
@@ -690,13 +1239,13 @@
               <w:noProof/>
             </w:rPr>
           </w:pPr>
-          <w:hyperlink w:anchor="_Toc243232721" w:history="1">
+          <w:hyperlink w:anchor="_Toc243245232" w:history="1">
             <w:r>
               <w:rPr>
                 <w:rStyle w:val="Hyperlink"/>
                 <w:noProof/>
               </w:rPr>
-              <w:t>3. Unidades e grupos</w:t>
+              <w:t>5. Dicionário do Painel de Internação (SIH/SUS)</w:t>
             </w:r>
             <w:r>
               <w:rPr>
@@ -714,7 +1263,7 @@
               <w:rPr>
                 <w:noProof/>
               </w:rPr>
-              <w:instrText xml:space="preserve"> PAGEREF _Toc243232721 \h </w:instrText>
+              <w:instrText xml:space="preserve"> PAGEREF _Toc243245232 \h </w:instrText>
             </w:r>
             <w:r>
               <w:rPr>
@@ -731,7 +1280,7 @@
               <w:rPr>
                 <w:noProof/>
               </w:rPr>
-              <w:t>8</w:t>
+              <w:t>18</w:t>
             </w:r>
             <w:r>
               <w:rPr>
@@ -751,13 +1300,13 @@
               <w:noProof/>
             </w:rPr>
           </w:pPr>
-          <w:hyperlink w:anchor="_Toc243232722" w:history="1">
+          <w:hyperlink w:anchor="_Toc243245233" w:history="1">
             <w:r>
               <w:rPr>
                 <w:rStyle w:val="Hyperlink"/>
                 <w:noProof/>
               </w:rPr>
-              <w:t>3.1 Os três grupos de maternidades</w:t>
+              <w:t>5.1 Comparador e destaques</w:t>
             </w:r>
             <w:r>
               <w:rPr>
@@ -775,7 +1324,7 @@
               <w:rPr>
                 <w:noProof/>
               </w:rPr>
-              <w:instrText xml:space="preserve"> PAGEREF _Toc243232722 \h </w:instrText>
+              <w:instrText xml:space="preserve"> PAGEREF _Toc243245233 \h </w:instrText>
             </w:r>
             <w:r>
               <w:rPr>
@@ -792,7 +1341,68 @@
               <w:rPr>
                 <w:noProof/>
               </w:rPr>
-              <w:t>8</w:t>
+              <w:t>26</w:t>
+            </w:r>
+            <w:r>
+              <w:rPr>
+                <w:noProof/>
+              </w:rPr>
+              <w:fldChar w:fldCharType="end"/>
+            </w:r>
+          </w:hyperlink>
+        </w:p>
+        <w:p>
+          <w:pPr>
+            <w:pStyle w:val="Sumrio1"/>
+            <w:tabs>
+              <w:tab w:val="right" w:leader="dot" w:pos="9628"/>
+            </w:tabs>
+            <w:rPr>
+              <w:noProof/>
+            </w:rPr>
+          </w:pPr>
+          <w:hyperlink w:anchor="_Toc243245234" w:history="1">
+            <w:r>
+              <w:rPr>
+                <w:rStyle w:val="Hyperlink"/>
+                <w:noProof/>
+              </w:rPr>
+              <w:t>6. Dicionário do Painel de Mortalidade (SIM)</w:t>
+            </w:r>
+            <w:r>
+              <w:rPr>
+                <w:noProof/>
+              </w:rPr>
+              <w:tab/>
+            </w:r>
+            <w:r>
+              <w:rPr>
+                <w:noProof/>
+              </w:rPr>
+              <w:fldChar w:fldCharType="begin"/>
+            </w:r>
+            <w:r>
+              <w:rPr>
+                <w:noProof/>
+              </w:rPr>
+              <w:instrText xml:space="preserve"> PAGEREF _Toc243245234 \h </w:instrText>
+            </w:r>
+            <w:r>
+              <w:rPr>
+                <w:noProof/>
+              </w:rPr>
+            </w:r>
+            <w:r>
+              <w:rPr>
+                <w:noProof/>
+              </w:rPr>
+              <w:fldChar w:fldCharType="separate"/>
+            </w:r>
+            <w:r>
+              <w:rPr>
+                <w:noProof/>
+              </w:rPr>
+              <w:t>26</w:t>
             </w:r>
             <w:r>
               <w:rPr>
@@ -812,13 +1422,13 @@
               <w:noProof/>
             </w:rPr>
           </w:pPr>
-          <w:hyperlink w:anchor="_Toc243232723" w:history="1">
+          <w:hyperlink w:anchor="_Toc243245235" w:history="1">
             <w:r>
               <w:rPr>
                 <w:rStyle w:val="Hyperlink"/>
                 <w:noProof/>
               </w:rPr>
-              <w:t>3.2 A coluna de referência do comparador em cada painel</w:t>
+              <w:t>6.1 Notas metodológicas do dicionário</w:t>
             </w:r>
             <w:r>
               <w:rPr>
@@ -836,7 +1446,7 @@
               <w:rPr>
                 <w:noProof/>
               </w:rPr>
-              <w:instrText xml:space="preserve"> PAGEREF _Toc243232723 \h </w:instrText>
+              <w:instrText xml:space="preserve"> PAGEREF _Toc243245235 \h </w:instrText>
             </w:r>
             <w:r>
               <w:rPr>
@@ -853,7 +1463,68 @@
               <w:rPr>
                 <w:noProof/>
               </w:rPr>
-              <w:t>9</w:t>
+              <w:t>35</w:t>
+            </w:r>
+            <w:r>
+              <w:rPr>
+                <w:noProof/>
+              </w:rPr>
+              <w:fldChar w:fldCharType="end"/>
+            </w:r>
+          </w:hyperlink>
+        </w:p>
+        <w:p>
+          <w:pPr>
+            <w:pStyle w:val="Sumrio2"/>
+            <w:tabs>
+              <w:tab w:val="right" w:leader="dot" w:pos="9628"/>
+            </w:tabs>
+            <w:rPr>
+              <w:noProof/>
+            </w:rPr>
+          </w:pPr>
+          <w:hyperlink w:anchor="_Toc243245236" w:history="1">
+            <w:r>
+              <w:rPr>
+                <w:rStyle w:val="Hyperlink"/>
+                <w:noProof/>
+              </w:rPr>
+              <w:t>6.2 Indicadores dos mapas e do comparador</w:t>
+            </w:r>
+            <w:r>
+              <w:rPr>
+                <w:noProof/>
+              </w:rPr>
+              <w:tab/>
+            </w:r>
+            <w:r>
+              <w:rPr>
+                <w:noProof/>
+              </w:rPr>
+              <w:fldChar w:fldCharType="begin"/>
+            </w:r>
+            <w:r>
+              <w:rPr>
+                <w:noProof/>
+              </w:rPr>
+              <w:instrText xml:space="preserve"> PAGEREF _Toc243245236 \h </w:instrText>
+            </w:r>
+            <w:r>
+              <w:rPr>
+                <w:noProof/>
+              </w:rPr>
+            </w:r>
+            <w:r>
+              <w:rPr>
+                <w:noProof/>
+              </w:rPr>
+              <w:fldChar w:fldCharType="separate"/>
+            </w:r>
+            <w:r>
+              <w:rPr>
+                <w:noProof/>
+              </w:rPr>
+              <w:t>36</w:t>
             </w:r>
             <w:r>
               <w:rPr>
@@ -873,13 +1544,13 @@
               <w:noProof/>
             </w:rPr>
           </w:pPr>
-          <w:hyperlink w:anchor="_Toc243232724" w:history="1">
+          <w:hyperlink w:anchor="_Toc243245237" w:history="1">
             <w:r>
               <w:rPr>
                 <w:rStyle w:val="Hyperlink"/>
                 <w:noProof/>
               </w:rPr>
-              <w:t>4. Dicionário do Painel de Nascimentos (SINASC)</w:t>
+              <w:t>7. Notas comuns aos três painéis</w:t>
             </w:r>
             <w:r>
               <w:rPr>
@@ -897,7 +1568,7 @@
               <w:rPr>
                 <w:noProof/>
               </w:rPr>
-              <w:instrText xml:space="preserve"> PAGEREF _Toc243232724 \h </w:instrText>
+              <w:instrText xml:space="preserve"> PAGEREF _Toc243245237 \h </w:instrText>
             </w:r>
             <w:r>
               <w:rPr>
@@ -914,7 +1585,7 @@
               <w:rPr>
                 <w:noProof/>
               </w:rPr>
-              <w:t>10</w:t>
+              <w:t>45</w:t>
             </w:r>
             <w:r>
               <w:rPr>
@@ -934,13 +1605,13 @@
               <w:noProof/>
             </w:rPr>
           </w:pPr>
-          <w:hyperlink w:anchor="_Toc243232725" w:history="1">
+          <w:hyperlink w:anchor="_Toc243245238" w:history="1">
             <w:r>
               <w:rPr>
                 <w:rStyle w:val="Hyperlink"/>
                 <w:noProof/>
               </w:rPr>
-              <w:t>4.1 Bases usadas pelo painel</w:t>
+              <w:t>7.1 Notas gerais</w:t>
             </w:r>
             <w:r>
               <w:rPr>
@@ -958,7 +1629,7 @@
               <w:rPr>
                 <w:noProof/>
               </w:rPr>
-              <w:instrText xml:space="preserve"> PAGEREF _Toc243232725 \h </w:instrText>
+              <w:instrText xml:space="preserve"> PAGEREF _Toc243245238 \h </w:instrText>
             </w:r>
             <w:r>
               <w:rPr>
@@ -975,7 +1646,7 @@
               <w:rPr>
                 <w:noProof/>
               </w:rPr>
-              <w:t>10</w:t>
+              <w:t>45</w:t>
             </w:r>
             <w:r>
               <w:rPr>
@@ -995,13 +1666,13 @@
               <w:noProof/>
             </w:rPr>
           </w:pPr>
-          <w:hyperlink w:anchor="_Toc243232726" w:history="1">
+          <w:hyperlink w:anchor="_Toc243245239" w:history="1">
             <w:r>
               <w:rPr>
                 <w:rStyle w:val="Hyperlink"/>
                 <w:noProof/>
               </w:rPr>
-              <w:t>4.2 Indicadores dos mapas e do comparador</w:t>
+              <w:t>7.2 Situação dos anos preliminares, por base e painel</w:t>
             </w:r>
             <w:r>
               <w:rPr>
@@ -1019,7 +1690,7 @@
               <w:rPr>
                 <w:noProof/>
               </w:rPr>
-              <w:instrText xml:space="preserve"> PAGEREF _Toc243232726 \h </w:instrText>
+              <w:instrText xml:space="preserve"> PAGEREF _Toc243245239 \h </w:instrText>
             </w:r>
             <w:r>
               <w:rPr>
@@ -1036,7 +1707,129 @@
               <w:rPr>
                 <w:noProof/>
               </w:rPr>
-              <w:t>10</w:t>
+              <w:t>47</w:t>
+            </w:r>
+            <w:r>
+              <w:rPr>
+                <w:noProof/>
+              </w:rPr>
+              <w:fldChar w:fldCharType="end"/>
+            </w:r>
+          </w:hyperlink>
+        </w:p>
+        <w:p>
+          <w:pPr>
+            <w:pStyle w:val="Sumrio1"/>
+            <w:tabs>
+              <w:tab w:val="right" w:leader="dot" w:pos="9628"/>
+            </w:tabs>
+            <w:rPr>
+              <w:noProof/>
+            </w:rPr>
+          </w:pPr>
+          <w:hyperlink w:anchor="_Toc243245240" w:history="1">
+            <w:r>
+              <w:rPr>
+                <w:rStyle w:val="Hyperlink"/>
+                <w:noProof/>
+              </w:rPr>
+              <w:t>8. Glossário de siglas e termos</w:t>
+            </w:r>
+            <w:r>
+              <w:rPr>
+                <w:noProof/>
+              </w:rPr>
+              <w:tab/>
+            </w:r>
+            <w:r>
+              <w:rPr>
+                <w:noProof/>
+              </w:rPr>
+              <w:fldChar w:fldCharType="begin"/>
+            </w:r>
+            <w:r>
+              <w:rPr>
+                <w:noProof/>
+              </w:rPr>
+              <w:instrText xml:space="preserve"> PAGEREF _Toc243245240 \h </w:instrText>
+            </w:r>
+            <w:r>
+              <w:rPr>
+                <w:noProof/>
+              </w:rPr>
+            </w:r>
+            <w:r>
+              <w:rPr>
+                <w:noProof/>
+              </w:rPr>
+              <w:fldChar w:fldCharType="separate"/>
+            </w:r>
+            <w:r>
+              <w:rPr>
+                <w:noProof/>
+              </w:rPr>
+              <w:t>47</w:t>
+            </w:r>
+            <w:r>
+              <w:rPr>
+                <w:noProof/>
+              </w:rPr>
+              <w:fldChar w:fldCharType="end"/>
+            </w:r>
+          </w:hyperlink>
+        </w:p>
+        <w:p>
+          <w:pPr>
+            <w:pStyle w:val="Sumrio1"/>
+            <w:tabs>
+              <w:tab w:val="right" w:leader="dot" w:pos="9628"/>
+            </w:tabs>
+            <w:rPr>
+              <w:noProof/>
+            </w:rPr>
+          </w:pPr>
+          <w:hyperlink w:anchor="_Toc243245241" w:history="1">
+            <w:r>
+              <w:rPr>
+                <w:rStyle w:val="Hyperlink"/>
+                <w:noProof/>
+              </w:rPr>
+              <w:t>9. Referências</w:t>
+            </w:r>
+            <w:r>
+              <w:rPr>
+                <w:noProof/>
+              </w:rPr>
+              <w:tab/>
+            </w:r>
+            <w:r>
+              <w:rPr>
+                <w:noProof/>
+              </w:rPr>
+              <w:fldChar w:fldCharType="begin"/>
+            </w:r>
+            <w:r>
+              <w:rPr>
+                <w:noProof/>
+              </w:rPr>
+              <w:instrText xml:space="preserve"> PAGEREF _Toc243245241 \h </w:instrText>
+            </w:r>
+            <w:r>
+              <w:rPr>
+                <w:noProof/>
+              </w:rPr>
+            </w:r>
+            <w:r>
+              <w:rPr>
+                <w:noProof/>
+              </w:rPr>
+              <w:fldChar w:fldCharType="separate"/>
+            </w:r>
+            <w:r>
+              <w:rPr>
+                <w:noProof/>
+              </w:rPr>
+              <w:t>50</w:t>
             </w:r>
             <w:r>
               <w:rPr>
@@ -1056,13 +1849,13 @@
               <w:noProof/>
             </w:rPr>
           </w:pPr>
-          <w:hyperlink w:anchor="_Toc243232727" w:history="1">
+          <w:hyperlink w:anchor="_Toc243245242" w:history="1">
             <w:r>
               <w:rPr>
                 <w:rStyle w:val="Hyperlink"/>
                 <w:noProof/>
               </w:rPr>
-              <w:t>4.3 Demais cálculos do painel</w:t>
+              <w:t>9.1 Bases de dados e sistemas</w:t>
             </w:r>
             <w:r>
               <w:rPr>
@@ -1080,7 +1873,7 @@
               <w:rPr>
                 <w:noProof/>
               </w:rPr>
-              <w:instrText xml:space="preserve"> PAGEREF _Toc243232727 \h </w:instrText>
+              <w:instrText xml:space="preserve"> PAGEREF _Toc243245242 \h </w:instrText>
             </w:r>
             <w:r>
               <w:rPr>
@@ -1097,7 +1890,7 @@
               <w:rPr>
                 <w:noProof/>
               </w:rPr>
-              <w:t>13</w:t>
+              <w:t>50</w:t>
             </w:r>
             <w:r>
               <w:rPr>
@@ -1117,13 +1910,13 @@
               <w:noProof/>
             </w:rPr>
           </w:pPr>
-          <w:hyperlink w:anchor="_Toc243232728" w:history="1">
+          <w:hyperlink w:anchor="_Toc243245243" w:history="1">
             <w:r>
               <w:rPr>
                 <w:rStyle w:val="Hyperlink"/>
                 <w:noProof/>
               </w:rPr>
-              <w:t>4.4 Perfil da mãe (quadros do dossiê)</w:t>
+              <w:t>9.2 Normas</w:t>
             </w:r>
             <w:r>
               <w:rPr>
@@ -1141,7 +1934,7 @@
               <w:rPr>
                 <w:noProof/>
               </w:rPr>
-              <w:instrText xml:space="preserve"> PAGEREF _Toc243232728 \h </w:instrText>
+              <w:instrText xml:space="preserve"> PAGEREF _Toc243245243 \h </w:instrText>
             </w:r>
             <w:r>
               <w:rPr>
@@ -1158,7 +1951,7 @@
               <w:rPr>
                 <w:noProof/>
               </w:rPr>
-              <w:t>15</w:t>
+              <w:t>50</w:t>
             </w:r>
             <w:r>
               <w:rPr>
@@ -1178,13 +1971,13 @@
               <w:noProof/>
             </w:rPr>
           </w:pPr>
-          <w:hyperlink w:anchor="_Toc243232729" w:history="1">
+          <w:hyperlink w:anchor="_Toc243245244" w:history="1">
             <w:r>
               <w:rPr>
                 <w:rStyle w:val="Hyperlink"/>
                 <w:noProof/>
               </w:rPr>
-              <w:t>4.5 Tabelas do dossiê (blocos de nascidos vivos)</w:t>
+              <w:t>9.3 Documentos técnicos oficiais</w:t>
             </w:r>
             <w:r>
               <w:rPr>
@@ -1202,7 +1995,7 @@
               <w:rPr>
                 <w:noProof/>
               </w:rPr>
-              <w:instrText xml:space="preserve"> PAGEREF _Toc243232729 \h </w:instrText>
+              <w:instrText xml:space="preserve"> PAGEREF _Toc243245244 \h </w:instrText>
             </w:r>
             <w:r>
               <w:rPr>
@@ -1219,7 +2012,7 @@
               <w:rPr>
                 <w:noProof/>
               </w:rPr>
-              <w:t>17</w:t>
+              <w:t>51</w:t>
             </w:r>
             <w:r>
               <w:rPr>
@@ -1239,13 +2032,13 @@
               <w:noProof/>
             </w:rPr>
           </w:pPr>
-          <w:hyperlink w:anchor="_Toc243232730" w:history="1">
+          <w:hyperlink w:anchor="_Toc243245245" w:history="1">
             <w:r>
               <w:rPr>
                 <w:rStyle w:val="Hyperlink"/>
                 <w:noProof/>
               </w:rPr>
-              <w:t>4.6 Grupos de Robson</w:t>
+              <w:t>9.4 Artigos científicos citados nos dicionários</w:t>
             </w:r>
             <w:r>
               <w:rPr>
@@ -1263,7 +2056,7 @@
               <w:rPr>
                 <w:noProof/>
               </w:rPr>
-              <w:instrText xml:space="preserve"> PAGEREF _Toc243232730 \h </w:instrText>
+              <w:instrText xml:space="preserve"> PAGEREF _Toc243245245 \h </w:instrText>
             </w:r>
             <w:r>
               <w:rPr>
@@ -1280,68 +2073,7 @@
               <w:rPr>
                 <w:noProof/>
               </w:rPr>
-              <w:t>18</w:t>
-            </w:r>
-            <w:r>
-              <w:rPr>
-                <w:noProof/>
-              </w:rPr>
-              <w:fldChar w:fldCharType="end"/>
-            </w:r>
-          </w:hyperlink>
-        </w:p>
-        <w:p>
-          <w:pPr>
-            <w:pStyle w:val="Sumrio1"/>
-            <w:tabs>
-              <w:tab w:val="right" w:leader="dot" w:pos="9628"/>
-            </w:tabs>
-            <w:rPr>
-              <w:noProof/>
-            </w:rPr>
-          </w:pPr>
-          <w:hyperlink w:anchor="_Toc243232731" w:history="1">
-            <w:r>
-              <w:rPr>
-                <w:rStyle w:val="Hyperlink"/>
-                <w:noProof/>
-              </w:rPr>
-              <w:t>5. Dicionário do Painel de Internação (SIH/SUS)</w:t>
-            </w:r>
-            <w:r>
-              <w:rPr>
-                <w:noProof/>
-              </w:rPr>
-              <w:tab/>
-            </w:r>
-            <w:r>
-              <w:rPr>
-                <w:noProof/>
-              </w:rPr>
-              <w:fldChar w:fldCharType="begin"/>
-            </w:r>
-            <w:r>
-              <w:rPr>
-                <w:noProof/>
-              </w:rPr>
-              <w:instrText xml:space="preserve"> PAGEREF _Toc243232731 \h </w:instrText>
-            </w:r>
-            <w:r>
-              <w:rPr>
-                <w:noProof/>
-              </w:rPr>
-            </w:r>
-            <w:r>
-              <w:rPr>
-                <w:noProof/>
-              </w:rPr>
-              <w:fldChar w:fldCharType="separate"/>
-            </w:r>
-            <w:r>
-              <w:rPr>
-                <w:noProof/>
-              </w:rPr>
-              <w:t>19</w:t>
+              <w:t>51</w:t>
             </w:r>
             <w:r>
               <w:rPr>
@@ -1361,13 +2093,13 @@
               <w:noProof/>
             </w:rPr>
           </w:pPr>
-          <w:hyperlink w:anchor="_Toc243232732" w:history="1">
+          <w:hyperlink w:anchor="_Toc243245246" w:history="1">
             <w:r>
               <w:rPr>
                 <w:rStyle w:val="Hyperlink"/>
                 <w:noProof/>
               </w:rPr>
-              <w:t>5.1 Comparador e destaques</w:t>
+              <w:t>9.5 Documentos do projeto</w:t>
             </w:r>
             <w:r>
               <w:rPr>
@@ -1385,800 +2117,7 @@
               <w:rPr>
                 <w:noProof/>
               </w:rPr>
-              <w:instrText xml:space="preserve"> PAGEREF _Toc243232732 \h </w:instrText>
-            </w:r>
-            <w:r>
-              <w:rPr>
-                <w:noProof/>
-              </w:rPr>
-            </w:r>
-            <w:r>
-              <w:rPr>
-                <w:noProof/>
-              </w:rPr>
-              <w:fldChar w:fldCharType="separate"/>
-            </w:r>
-            <w:r>
-              <w:rPr>
-                <w:noProof/>
-              </w:rPr>
-              <w:t>27</w:t>
-            </w:r>
-            <w:r>
-              <w:rPr>
-                <w:noProof/>
-              </w:rPr>
-              <w:fldChar w:fldCharType="end"/>
-            </w:r>
-          </w:hyperlink>
-        </w:p>
-        <w:p>
-          <w:pPr>
-            <w:pStyle w:val="Sumrio1"/>
-            <w:tabs>
-              <w:tab w:val="right" w:leader="dot" w:pos="9628"/>
-            </w:tabs>
-            <w:rPr>
-              <w:noProof/>
-            </w:rPr>
-          </w:pPr>
-          <w:hyperlink w:anchor="_Toc243232733" w:history="1">
-            <w:r>
-              <w:rPr>
-                <w:rStyle w:val="Hyperlink"/>
-                <w:noProof/>
-              </w:rPr>
-              <w:t>6. Dicionário do Painel de Mortalidade (SIM)</w:t>
-            </w:r>
-            <w:r>
-              <w:rPr>
-                <w:noProof/>
-              </w:rPr>
-              <w:tab/>
-            </w:r>
-            <w:r>
-              <w:rPr>
-                <w:noProof/>
-              </w:rPr>
-              <w:fldChar w:fldCharType="begin"/>
-            </w:r>
-            <w:r>
-              <w:rPr>
-                <w:noProof/>
-              </w:rPr>
-              <w:instrText xml:space="preserve"> PAGEREF _Toc243232733 \h </w:instrText>
-            </w:r>
-            <w:r>
-              <w:rPr>
-                <w:noProof/>
-              </w:rPr>
-            </w:r>
-            <w:r>
-              <w:rPr>
-                <w:noProof/>
-              </w:rPr>
-              <w:fldChar w:fldCharType="separate"/>
-            </w:r>
-            <w:r>
-              <w:rPr>
-                <w:noProof/>
-              </w:rPr>
-              <w:t>27</w:t>
-            </w:r>
-            <w:r>
-              <w:rPr>
-                <w:noProof/>
-              </w:rPr>
-              <w:fldChar w:fldCharType="end"/>
-            </w:r>
-          </w:hyperlink>
-        </w:p>
-        <w:p>
-          <w:pPr>
-            <w:pStyle w:val="Sumrio2"/>
-            <w:tabs>
-              <w:tab w:val="right" w:leader="dot" w:pos="9628"/>
-            </w:tabs>
-            <w:rPr>
-              <w:noProof/>
-            </w:rPr>
-          </w:pPr>
-          <w:hyperlink w:anchor="_Toc243232734" w:history="1">
-            <w:r>
-              <w:rPr>
-                <w:rStyle w:val="Hyperlink"/>
-                <w:noProof/>
-              </w:rPr>
-              <w:t>6.1 Notas metodológicas do dicionário</w:t>
-            </w:r>
-            <w:r>
-              <w:rPr>
-                <w:noProof/>
-              </w:rPr>
-              <w:tab/>
-            </w:r>
-            <w:r>
-              <w:rPr>
-                <w:noProof/>
-              </w:rPr>
-              <w:fldChar w:fldCharType="begin"/>
-            </w:r>
-            <w:r>
-              <w:rPr>
-                <w:noProof/>
-              </w:rPr>
-              <w:instrText xml:space="preserve"> PAGEREF _Toc243232734 \h </w:instrText>
-            </w:r>
-            <w:r>
-              <w:rPr>
-                <w:noProof/>
-              </w:rPr>
-            </w:r>
-            <w:r>
-              <w:rPr>
-                <w:noProof/>
-              </w:rPr>
-              <w:fldChar w:fldCharType="separate"/>
-            </w:r>
-            <w:r>
-              <w:rPr>
-                <w:noProof/>
-              </w:rPr>
-              <w:t>36</w:t>
-            </w:r>
-            <w:r>
-              <w:rPr>
-                <w:noProof/>
-              </w:rPr>
-              <w:fldChar w:fldCharType="end"/>
-            </w:r>
-          </w:hyperlink>
-        </w:p>
-        <w:p>
-          <w:pPr>
-            <w:pStyle w:val="Sumrio2"/>
-            <w:tabs>
-              <w:tab w:val="right" w:leader="dot" w:pos="9628"/>
-            </w:tabs>
-            <w:rPr>
-              <w:noProof/>
-            </w:rPr>
-          </w:pPr>
-          <w:hyperlink w:anchor="_Toc243232735" w:history="1">
-            <w:r>
-              <w:rPr>
-                <w:rStyle w:val="Hyperlink"/>
-                <w:noProof/>
-              </w:rPr>
-              <w:t>6.2 Indicadores dos mapas e do comparador</w:t>
-            </w:r>
-            <w:r>
-              <w:rPr>
-                <w:noProof/>
-              </w:rPr>
-              <w:tab/>
-            </w:r>
-            <w:r>
-              <w:rPr>
-                <w:noProof/>
-              </w:rPr>
-              <w:fldChar w:fldCharType="begin"/>
-            </w:r>
-            <w:r>
-              <w:rPr>
-                <w:noProof/>
-              </w:rPr>
-              <w:instrText xml:space="preserve"> PAGEREF _Toc243232735 \h </w:instrText>
-            </w:r>
-            <w:r>
-              <w:rPr>
-                <w:noProof/>
-              </w:rPr>
-            </w:r>
-            <w:r>
-              <w:rPr>
-                <w:noProof/>
-              </w:rPr>
-              <w:fldChar w:fldCharType="separate"/>
-            </w:r>
-            <w:r>
-              <w:rPr>
-                <w:noProof/>
-              </w:rPr>
-              <w:t>36</w:t>
-            </w:r>
-            <w:r>
-              <w:rPr>
-                <w:noProof/>
-              </w:rPr>
-              <w:fldChar w:fldCharType="end"/>
-            </w:r>
-          </w:hyperlink>
-        </w:p>
-        <w:p>
-          <w:pPr>
-            <w:pStyle w:val="Sumrio1"/>
-            <w:tabs>
-              <w:tab w:val="right" w:leader="dot" w:pos="9628"/>
-            </w:tabs>
-            <w:rPr>
-              <w:noProof/>
-            </w:rPr>
-          </w:pPr>
-          <w:hyperlink w:anchor="_Toc243232736" w:history="1">
-            <w:r>
-              <w:rPr>
-                <w:rStyle w:val="Hyperlink"/>
-                <w:noProof/>
-              </w:rPr>
-              <w:t>7. Notas comuns aos três painéis</w:t>
-            </w:r>
-            <w:r>
-              <w:rPr>
-                <w:noProof/>
-              </w:rPr>
-              <w:tab/>
-            </w:r>
-            <w:r>
-              <w:rPr>
-                <w:noProof/>
-              </w:rPr>
-              <w:fldChar w:fldCharType="begin"/>
-            </w:r>
-            <w:r>
-              <w:rPr>
-                <w:noProof/>
-              </w:rPr>
-              <w:instrText xml:space="preserve"> PAGEREF _Toc243232736 \h </w:instrText>
-            </w:r>
-            <w:r>
-              <w:rPr>
-                <w:noProof/>
-              </w:rPr>
-            </w:r>
-            <w:r>
-              <w:rPr>
-                <w:noProof/>
-              </w:rPr>
-              <w:fldChar w:fldCharType="separate"/>
-            </w:r>
-            <w:r>
-              <w:rPr>
-                <w:noProof/>
-              </w:rPr>
-              <w:t>46</w:t>
-            </w:r>
-            <w:r>
-              <w:rPr>
-                <w:noProof/>
-              </w:rPr>
-              <w:fldChar w:fldCharType="end"/>
-            </w:r>
-          </w:hyperlink>
-        </w:p>
-        <w:p>
-          <w:pPr>
-            <w:pStyle w:val="Sumrio2"/>
-            <w:tabs>
-              <w:tab w:val="right" w:leader="dot" w:pos="9628"/>
-            </w:tabs>
-            <w:rPr>
-              <w:noProof/>
-            </w:rPr>
-          </w:pPr>
-          <w:hyperlink w:anchor="_Toc243232737" w:history="1">
-            <w:r>
-              <w:rPr>
-                <w:rStyle w:val="Hyperlink"/>
-                <w:noProof/>
-              </w:rPr>
-              <w:t>7.1 Notas gerais</w:t>
-            </w:r>
-            <w:r>
-              <w:rPr>
-                <w:noProof/>
-              </w:rPr>
-              <w:tab/>
-            </w:r>
-            <w:r>
-              <w:rPr>
-                <w:noProof/>
-              </w:rPr>
-              <w:fldChar w:fldCharType="begin"/>
-            </w:r>
-            <w:r>
-              <w:rPr>
-                <w:noProof/>
-              </w:rPr>
-              <w:instrText xml:space="preserve"> PAGEREF _Toc243232737 \h </w:instrText>
-            </w:r>
-            <w:r>
-              <w:rPr>
-                <w:noProof/>
-              </w:rPr>
-            </w:r>
-            <w:r>
-              <w:rPr>
-                <w:noProof/>
-              </w:rPr>
-              <w:fldChar w:fldCharType="separate"/>
-            </w:r>
-            <w:r>
-              <w:rPr>
-                <w:noProof/>
-              </w:rPr>
-              <w:t>46</w:t>
-            </w:r>
-            <w:r>
-              <w:rPr>
-                <w:noProof/>
-              </w:rPr>
-              <w:fldChar w:fldCharType="end"/>
-            </w:r>
-          </w:hyperlink>
-        </w:p>
-        <w:p>
-          <w:pPr>
-            <w:pStyle w:val="Sumrio2"/>
-            <w:tabs>
-              <w:tab w:val="right" w:leader="dot" w:pos="9628"/>
-            </w:tabs>
-            <w:rPr>
-              <w:noProof/>
-            </w:rPr>
-          </w:pPr>
-          <w:hyperlink w:anchor="_Toc243232738" w:history="1">
-            <w:r>
-              <w:rPr>
-                <w:rStyle w:val="Hyperlink"/>
-                <w:noProof/>
-              </w:rPr>
-              <w:t>7.2 Situação dos anos preliminares, por base e painel</w:t>
-            </w:r>
-            <w:r>
-              <w:rPr>
-                <w:noProof/>
-              </w:rPr>
-              <w:tab/>
-            </w:r>
-            <w:r>
-              <w:rPr>
-                <w:noProof/>
-              </w:rPr>
-              <w:fldChar w:fldCharType="begin"/>
-            </w:r>
-            <w:r>
-              <w:rPr>
-                <w:noProof/>
-              </w:rPr>
-              <w:instrText xml:space="preserve"> PAGEREF _Toc243232738 \h </w:instrText>
-            </w:r>
-            <w:r>
-              <w:rPr>
-                <w:noProof/>
-              </w:rPr>
-            </w:r>
-            <w:r>
-              <w:rPr>
-                <w:noProof/>
-              </w:rPr>
-              <w:fldChar w:fldCharType="separate"/>
-            </w:r>
-            <w:r>
-              <w:rPr>
-                <w:noProof/>
-              </w:rPr>
-              <w:t>47</w:t>
-            </w:r>
-            <w:r>
-              <w:rPr>
-                <w:noProof/>
-              </w:rPr>
-              <w:fldChar w:fldCharType="end"/>
-            </w:r>
-          </w:hyperlink>
-        </w:p>
-        <w:p>
-          <w:pPr>
-            <w:pStyle w:val="Sumrio1"/>
-            <w:tabs>
-              <w:tab w:val="right" w:leader="dot" w:pos="9628"/>
-            </w:tabs>
-            <w:rPr>
-              <w:noProof/>
-            </w:rPr>
-          </w:pPr>
-          <w:hyperlink w:anchor="_Toc243232739" w:history="1">
-            <w:r>
-              <w:rPr>
-                <w:rStyle w:val="Hyperlink"/>
-                <w:noProof/>
-              </w:rPr>
-              <w:t>8. Glossário de siglas e termos</w:t>
-            </w:r>
-            <w:r>
-              <w:rPr>
-                <w:noProof/>
-              </w:rPr>
-              <w:tab/>
-            </w:r>
-            <w:r>
-              <w:rPr>
-                <w:noProof/>
-              </w:rPr>
-              <w:fldChar w:fldCharType="begin"/>
-            </w:r>
-            <w:r>
-              <w:rPr>
-                <w:noProof/>
-              </w:rPr>
-              <w:instrText xml:space="preserve"> PAGEREF _Toc243232739 \h </w:instrText>
-            </w:r>
-            <w:r>
-              <w:rPr>
-                <w:noProof/>
-              </w:rPr>
-            </w:r>
-            <w:r>
-              <w:rPr>
-                <w:noProof/>
-              </w:rPr>
-              <w:fldChar w:fldCharType="separate"/>
-            </w:r>
-            <w:r>
-              <w:rPr>
-                <w:noProof/>
-              </w:rPr>
-              <w:t>47</w:t>
-            </w:r>
-            <w:r>
-              <w:rPr>
-                <w:noProof/>
-              </w:rPr>
-              <w:fldChar w:fldCharType="end"/>
-            </w:r>
-          </w:hyperlink>
-        </w:p>
-        <w:p>
-          <w:pPr>
-            <w:pStyle w:val="Sumrio1"/>
-            <w:tabs>
-              <w:tab w:val="right" w:leader="dot" w:pos="9628"/>
-            </w:tabs>
-            <w:rPr>
-              <w:noProof/>
-            </w:rPr>
-          </w:pPr>
-          <w:hyperlink w:anchor="_Toc243232740" w:history="1">
-            <w:r>
-              <w:rPr>
-                <w:rStyle w:val="Hyperlink"/>
-                <w:noProof/>
-              </w:rPr>
-              <w:t>9. Referências</w:t>
-            </w:r>
-            <w:r>
-              <w:rPr>
-                <w:noProof/>
-              </w:rPr>
-              <w:tab/>
-            </w:r>
-            <w:r>
-              <w:rPr>
-                <w:noProof/>
-              </w:rPr>
-              <w:fldChar w:fldCharType="begin"/>
-            </w:r>
-            <w:r>
-              <w:rPr>
-                <w:noProof/>
-              </w:rPr>
-              <w:instrText xml:space="preserve"> PAGEREF _Toc243232740 \h </w:instrText>
-            </w:r>
-            <w:r>
-              <w:rPr>
-                <w:noProof/>
-              </w:rPr>
-            </w:r>
-            <w:r>
-              <w:rPr>
-                <w:noProof/>
-              </w:rPr>
-              <w:fldChar w:fldCharType="separate"/>
-            </w:r>
-            <w:r>
-              <w:rPr>
-                <w:noProof/>
-              </w:rPr>
-              <w:t>50</w:t>
-            </w:r>
-            <w:r>
-              <w:rPr>
-                <w:noProof/>
-              </w:rPr>
-              <w:fldChar w:fldCharType="end"/>
-            </w:r>
-          </w:hyperlink>
-        </w:p>
-        <w:p>
-          <w:pPr>
-            <w:pStyle w:val="Sumrio2"/>
-            <w:tabs>
-              <w:tab w:val="right" w:leader="dot" w:pos="9628"/>
-            </w:tabs>
-            <w:rPr>
-              <w:noProof/>
-            </w:rPr>
-          </w:pPr>
-          <w:hyperlink w:anchor="_Toc243232741" w:history="1">
-            <w:r>
-              <w:rPr>
-                <w:rStyle w:val="Hyperlink"/>
-                <w:noProof/>
-              </w:rPr>
-              <w:t>9.1 Bases de dados e sistemas</w:t>
-            </w:r>
-            <w:r>
-              <w:rPr>
-                <w:noProof/>
-              </w:rPr>
-              <w:tab/>
-            </w:r>
-            <w:r>
-              <w:rPr>
-                <w:noProof/>
-              </w:rPr>
-              <w:fldChar w:fldCharType="begin"/>
-            </w:r>
-            <w:r>
-              <w:rPr>
-                <w:noProof/>
-              </w:rPr>
-              <w:instrText xml:space="preserve"> PAGEREF _Toc243232741 \h </w:instrText>
-            </w:r>
-            <w:r>
-              <w:rPr>
-                <w:noProof/>
-              </w:rPr>
-            </w:r>
-            <w:r>
-              <w:rPr>
-                <w:noProof/>
-              </w:rPr>
-              <w:fldChar w:fldCharType="separate"/>
-            </w:r>
-            <w:r>
-              <w:rPr>
-                <w:noProof/>
-              </w:rPr>
-              <w:t>50</w:t>
-            </w:r>
-            <w:r>
-              <w:rPr>
-                <w:noProof/>
-              </w:rPr>
-              <w:fldChar w:fldCharType="end"/>
-            </w:r>
-          </w:hyperlink>
-        </w:p>
-        <w:p>
-          <w:pPr>
-            <w:pStyle w:val="Sumrio2"/>
-            <w:tabs>
-              <w:tab w:val="right" w:leader="dot" w:pos="9628"/>
-            </w:tabs>
-            <w:rPr>
-              <w:noProof/>
-            </w:rPr>
-          </w:pPr>
-          <w:hyperlink w:anchor="_Toc243232742" w:history="1">
-            <w:r>
-              <w:rPr>
-                <w:rStyle w:val="Hyperlink"/>
-                <w:noProof/>
-              </w:rPr>
-              <w:t>9.2 Normas</w:t>
-            </w:r>
-            <w:r>
-              <w:rPr>
-                <w:noProof/>
-              </w:rPr>
-              <w:tab/>
-            </w:r>
-            <w:r>
-              <w:rPr>
-                <w:noProof/>
-              </w:rPr>
-              <w:fldChar w:fldCharType="begin"/>
-            </w:r>
-            <w:r>
-              <w:rPr>
-                <w:noProof/>
-              </w:rPr>
-              <w:instrText xml:space="preserve"> PAGEREF _Toc243232742 \h </w:instrText>
-            </w:r>
-            <w:r>
-              <w:rPr>
-                <w:noProof/>
-              </w:rPr>
-            </w:r>
-            <w:r>
-              <w:rPr>
-                <w:noProof/>
-              </w:rPr>
-              <w:fldChar w:fldCharType="separate"/>
-            </w:r>
-            <w:r>
-              <w:rPr>
-                <w:noProof/>
-              </w:rPr>
-              <w:t>51</w:t>
-            </w:r>
-            <w:r>
-              <w:rPr>
-                <w:noProof/>
-              </w:rPr>
-              <w:fldChar w:fldCharType="end"/>
-            </w:r>
-          </w:hyperlink>
-        </w:p>
-        <w:p>
-          <w:pPr>
-            <w:pStyle w:val="Sumrio2"/>
-            <w:tabs>
-              <w:tab w:val="right" w:leader="dot" w:pos="9628"/>
-            </w:tabs>
-            <w:rPr>
-              <w:noProof/>
-            </w:rPr>
-          </w:pPr>
-          <w:hyperlink w:anchor="_Toc243232743" w:history="1">
-            <w:r>
-              <w:rPr>
-                <w:rStyle w:val="Hyperlink"/>
-                <w:noProof/>
-              </w:rPr>
-              <w:t>9.3 Documentos técnicos oficiais</w:t>
-            </w:r>
-            <w:r>
-              <w:rPr>
-                <w:noProof/>
-              </w:rPr>
-              <w:tab/>
-            </w:r>
-            <w:r>
-              <w:rPr>
-                <w:noProof/>
-              </w:rPr>
-              <w:fldChar w:fldCharType="begin"/>
-            </w:r>
-            <w:r>
-              <w:rPr>
-                <w:noProof/>
-              </w:rPr>
-              <w:instrText xml:space="preserve"> PAGEREF _Toc243232743 \h </w:instrText>
-            </w:r>
-            <w:r>
-              <w:rPr>
-                <w:noProof/>
-              </w:rPr>
-            </w:r>
-            <w:r>
-              <w:rPr>
-                <w:noProof/>
-              </w:rPr>
-              <w:fldChar w:fldCharType="separate"/>
-            </w:r>
-            <w:r>
-              <w:rPr>
-                <w:noProof/>
-              </w:rPr>
-              <w:t>51</w:t>
-            </w:r>
-            <w:r>
-              <w:rPr>
-                <w:noProof/>
-              </w:rPr>
-              <w:fldChar w:fldCharType="end"/>
-            </w:r>
-          </w:hyperlink>
-        </w:p>
-        <w:p>
-          <w:pPr>
-            <w:pStyle w:val="Sumrio2"/>
-            <w:tabs>
-              <w:tab w:val="right" w:leader="dot" w:pos="9628"/>
-            </w:tabs>
-            <w:rPr>
-              <w:noProof/>
-            </w:rPr>
-          </w:pPr>
-          <w:hyperlink w:anchor="_Toc243232744" w:history="1">
-            <w:r>
-              <w:rPr>
-                <w:rStyle w:val="Hyperlink"/>
-                <w:noProof/>
-              </w:rPr>
-              <w:t>9.4 Artigos científicos citados nos dicionários</w:t>
-            </w:r>
-            <w:r>
-              <w:rPr>
-                <w:noProof/>
-              </w:rPr>
-              <w:tab/>
-            </w:r>
-            <w:r>
-              <w:rPr>
-                <w:noProof/>
-              </w:rPr>
-              <w:fldChar w:fldCharType="begin"/>
-            </w:r>
-            <w:r>
-              <w:rPr>
-                <w:noProof/>
-              </w:rPr>
-              <w:instrText xml:space="preserve"> PAGEREF _Toc243232744 \h </w:instrText>
-            </w:r>
-            <w:r>
-              <w:rPr>
-                <w:noProof/>
-              </w:rPr>
-            </w:r>
-            <w:r>
-              <w:rPr>
-                <w:noProof/>
-              </w:rPr>
-              <w:fldChar w:fldCharType="separate"/>
-            </w:r>
-            <w:r>
-              <w:rPr>
-                <w:noProof/>
-              </w:rPr>
-              <w:t>52</w:t>
-            </w:r>
-            <w:r>
-              <w:rPr>
-                <w:noProof/>
-              </w:rPr>
-              <w:fldChar w:fldCharType="end"/>
-            </w:r>
-          </w:hyperlink>
-        </w:p>
-        <w:p>
-          <w:pPr>
-            <w:pStyle w:val="Sumrio2"/>
-            <w:tabs>
-              <w:tab w:val="right" w:leader="dot" w:pos="9628"/>
-            </w:tabs>
-            <w:rPr>
-              <w:noProof/>
-            </w:rPr>
-          </w:pPr>
-          <w:hyperlink w:anchor="_Toc243232745" w:history="1">
-            <w:r>
-              <w:rPr>
-                <w:rStyle w:val="Hyperlink"/>
-                <w:noProof/>
-              </w:rPr>
-              <w:t>9.5 Documentos do projeto</w:t>
-            </w:r>
-            <w:r>
-              <w:rPr>
-                <w:noProof/>
-              </w:rPr>
-              <w:tab/>
-            </w:r>
-            <w:r>
-              <w:rPr>
-                <w:noProof/>
-              </w:rPr>
-              <w:fldChar w:fldCharType="begin"/>
-            </w:r>
-            <w:r>
-              <w:rPr>
-                <w:noProof/>
-              </w:rPr>
-              <w:instrText xml:space="preserve"> PAGEREF _Toc243232745 \h </w:instrText>
+              <w:instrText xml:space="preserve"> PAGEREF _Toc243245246 \h </w:instrText>
             </w:r>
             <w:r>
               <w:rPr>
@@ -2221,7 +2160,7 @@
       <w:pPr>
         <w:pStyle w:val="Ttulo1"/>
       </w:pPr>
-      <w:bookmarkStart w:id="0" w:name="_Toc243232714"/>
+      <w:bookmarkStart w:id="0" w:name="_Toc243245216"/>
       <w:r>
         <w:lastRenderedPageBreak/>
         <w:t>1. Apresentação</w:t>
@@ -2232,7 +2171,7 @@
       <w:pPr>
         <w:pStyle w:val="Ttulo2"/>
       </w:pPr>
-      <w:bookmarkStart w:id="1" w:name="_Toc243232715"/>
+      <w:bookmarkStart w:id="1" w:name="_Toc243245217"/>
       <w:r>
         <w:t>1.1 O que é esta apostila</w:t>
       </w:r>
@@ -2259,14 +2198,14 @@
         <w:spacing w:after="120" w:line="276" w:lineRule="auto"/>
       </w:pPr>
       <w:r>
-        <w:t>O conteúdo reproduz os documentos aprovados em cada projeto. Nada foi criado fora deles. Quando um dicionário registra uma decisão da coordenação, a data da decisão aparece junto da regra. A apostila deve ser atualizada sempre que um dos documentos de origem mudar (seção 1.5). Os registros de auditoria, validação e revisão dos painéis ficam em documentos próprios e não fazem parte deste dicionário.</w:t>
+        <w:t>O conteúdo reproduz os documentos aprovados em cada projeto. Nada foi criado fora deles. Quando um dicionário registra uma decisão da coordenação, a data da decisão aparece junto da regra. A apostila deve ser atualizada sempre que um dos documentos de origem mudar (seção 1.4). Os registros de auditoria, validação e revisão dos painéis ficam em documentos próprios e não fazem parte deste dicionário.</w:t>
       </w:r>
     </w:p>
     <w:p>
       <w:pPr>
         <w:pStyle w:val="Ttulo2"/>
       </w:pPr>
-      <w:bookmarkStart w:id="2" w:name="_Toc243232716"/>
+      <w:bookmarkStart w:id="2" w:name="_Toc243245218"/>
       <w:r>
         <w:t>1.2 Como usar</w:t>
       </w:r>
@@ -2327,7 +2266,7 @@
       <w:pPr>
         <w:pStyle w:val="Ttulo2"/>
       </w:pPr>
-      <w:bookmarkStart w:id="3" w:name="_Toc243232717"/>
+      <w:bookmarkStart w:id="3" w:name="_Toc243245219"/>
       <w:r>
         <w:t>1.3 Como os painéis estão organizados</w:t>
       </w:r>
@@ -2975,19 +2914,11 @@
       <w:pPr>
         <w:pStyle w:val="Ttulo2"/>
       </w:pPr>
-      <w:bookmarkStart w:id="4" w:name="_Toc243232718"/>
+      <w:bookmarkStart w:id="4" w:name="_Toc243245220"/>
       <w:r>
-        <w:t>1.4 Documentos de origem</w:t>
+        <w:t>1.4 Controle de versões</w:t>
       </w:r>
       <w:bookmarkEnd w:id="4"/>
-    </w:p>
-    <w:p>
-      <w:pPr>
-        <w:spacing w:after="120" w:line="276" w:lineRule="auto"/>
-      </w:pPr>
-      <w:r>
-        <w:t>Os documentos abaixo são a base desta apostila e continuam sendo a referência oficial de cada projeto.</w:t>
-      </w:r>
     </w:p>
     <w:p>
       <w:pPr>
@@ -3002,984 +2933,7 @@
           <w:sz w:val="20"/>
           <w:szCs w:val="20"/>
         </w:rPr>
-        <w:lastRenderedPageBreak/>
-        <w:t>Tabela 2 – Documentos de origem da apostila</w:t>
-      </w:r>
-    </w:p>
-    <w:tbl>
-      <w:tblPr>
-        <w:tblW w:w="9638" w:type="dxa"/>
-        <w:tblBorders>
-          <w:top w:val="single" w:sz="4" w:space="0" w:color="D8E8DC"/>
-          <w:left w:val="single" w:sz="4" w:space="0" w:color="D8E8DC"/>
-          <w:bottom w:val="single" w:sz="4" w:space="0" w:color="D8E8DC"/>
-          <w:right w:val="single" w:sz="4" w:space="0" w:color="D8E8DC"/>
-          <w:insideH w:val="single" w:sz="4" w:space="0" w:color="D8E8DC"/>
-          <w:insideV w:val="single" w:sz="4" w:space="0" w:color="D8E8DC"/>
-        </w:tblBorders>
-        <w:tblLook w:val="04A0" w:firstRow="1" w:lastRow="0" w:firstColumn="1" w:lastColumn="0" w:noHBand="0" w:noVBand="1"/>
-      </w:tblPr>
-      <w:tblGrid>
-        <w:gridCol w:w="2900"/>
-        <w:gridCol w:w="1900"/>
-        <w:gridCol w:w="1500"/>
-        <w:gridCol w:w="3338"/>
-      </w:tblGrid>
-      <w:tr>
-        <w:trPr>
-          <w:tblHeader/>
-        </w:trPr>
-        <w:tc>
-          <w:tcPr>
-            <w:tcW w:w="2900" w:type="dxa"/>
-            <w:shd w:val="clear" w:color="auto" w:fill="1B5F51"/>
-            <w:tcMar>
-              <w:top w:w="70" w:type="dxa"/>
-              <w:left w:w="90" w:type="dxa"/>
-              <w:bottom w:w="70" w:type="dxa"/>
-              <w:right w:w="90" w:type="dxa"/>
-            </w:tcMar>
-            <w:vAlign w:val="center"/>
-          </w:tcPr>
-          <w:p>
-            <w:pPr>
-              <w:spacing w:after="60" w:line="252" w:lineRule="auto"/>
-            </w:pPr>
-            <w:r>
-              <w:rPr>
-                <w:b/>
-                <w:bCs/>
-                <w:color w:val="FFFFFF"/>
-                <w:sz w:val="20"/>
-                <w:szCs w:val="20"/>
-              </w:rPr>
-              <w:t>Documento</w:t>
-            </w:r>
-          </w:p>
-        </w:tc>
-        <w:tc>
-          <w:tcPr>
-            <w:tcW w:w="1900" w:type="dxa"/>
-            <w:shd w:val="clear" w:color="auto" w:fill="1B5F51"/>
-            <w:tcMar>
-              <w:top w:w="70" w:type="dxa"/>
-              <w:left w:w="90" w:type="dxa"/>
-              <w:bottom w:w="70" w:type="dxa"/>
-              <w:right w:w="90" w:type="dxa"/>
-            </w:tcMar>
-            <w:vAlign w:val="center"/>
-          </w:tcPr>
-          <w:p>
-            <w:pPr>
-              <w:spacing w:after="60" w:line="252" w:lineRule="auto"/>
-            </w:pPr>
-            <w:r>
-              <w:rPr>
-                <w:b/>
-                <w:bCs/>
-                <w:color w:val="FFFFFF"/>
-                <w:sz w:val="20"/>
-                <w:szCs w:val="20"/>
-              </w:rPr>
-              <w:t>Projeto</w:t>
-            </w:r>
-          </w:p>
-        </w:tc>
-        <w:tc>
-          <w:tcPr>
-            <w:tcW w:w="1500" w:type="dxa"/>
-            <w:shd w:val="clear" w:color="auto" w:fill="1B5F51"/>
-            <w:tcMar>
-              <w:top w:w="70" w:type="dxa"/>
-              <w:left w:w="90" w:type="dxa"/>
-              <w:bottom w:w="70" w:type="dxa"/>
-              <w:right w:w="90" w:type="dxa"/>
-            </w:tcMar>
-            <w:vAlign w:val="center"/>
-          </w:tcPr>
-          <w:p>
-            <w:pPr>
-              <w:spacing w:after="60" w:line="252" w:lineRule="auto"/>
-            </w:pPr>
-            <w:r>
-              <w:rPr>
-                <w:b/>
-                <w:bCs/>
-                <w:color w:val="FFFFFF"/>
-                <w:sz w:val="20"/>
-                <w:szCs w:val="20"/>
-              </w:rPr>
-              <w:t>Data ou versão</w:t>
-            </w:r>
-          </w:p>
-        </w:tc>
-        <w:tc>
-          <w:tcPr>
-            <w:tcW w:w="3338" w:type="dxa"/>
-            <w:shd w:val="clear" w:color="auto" w:fill="1B5F51"/>
-            <w:tcMar>
-              <w:top w:w="70" w:type="dxa"/>
-              <w:left w:w="90" w:type="dxa"/>
-              <w:bottom w:w="70" w:type="dxa"/>
-              <w:right w:w="90" w:type="dxa"/>
-            </w:tcMar>
-            <w:vAlign w:val="center"/>
-          </w:tcPr>
-          <w:p>
-            <w:pPr>
-              <w:spacing w:after="60" w:line="252" w:lineRule="auto"/>
-            </w:pPr>
-            <w:r>
-              <w:rPr>
-                <w:b/>
-                <w:bCs/>
-                <w:color w:val="FFFFFF"/>
-                <w:sz w:val="20"/>
-                <w:szCs w:val="20"/>
-              </w:rPr>
-              <w:t>O que contém</w:t>
-            </w:r>
-          </w:p>
-        </w:tc>
-      </w:tr>
-      <w:tr>
-        <w:tc>
-          <w:tcPr>
-            <w:tcW w:w="2900" w:type="dxa"/>
-            <w:shd w:val="clear" w:color="auto" w:fill="FFFFFF"/>
-            <w:tcMar>
-              <w:top w:w="60" w:type="dxa"/>
-              <w:left w:w="90" w:type="dxa"/>
-              <w:bottom w:w="60" w:type="dxa"/>
-              <w:right w:w="90" w:type="dxa"/>
-            </w:tcMar>
-          </w:tcPr>
-          <w:p>
-            <w:pPr>
-              <w:spacing w:after="60" w:line="252" w:lineRule="auto"/>
-            </w:pPr>
-            <w:r>
-              <w:rPr>
-                <w:b/>
-                <w:bCs/>
-                <w:color w:val="0A213D"/>
-                <w:sz w:val="20"/>
-                <w:szCs w:val="20"/>
-              </w:rPr>
-              <w:t>Dicionário da planilha de indicadores de internação (AIH, Autorização de Internação Hospitalar), grupo de maternidades, versão final</w:t>
-            </w:r>
-          </w:p>
-        </w:tc>
-        <w:tc>
-          <w:tcPr>
-            <w:tcW w:w="1900" w:type="dxa"/>
-            <w:shd w:val="clear" w:color="auto" w:fill="FFFFFF"/>
-            <w:tcMar>
-              <w:top w:w="60" w:type="dxa"/>
-              <w:left w:w="90" w:type="dxa"/>
-              <w:bottom w:w="60" w:type="dxa"/>
-              <w:right w:w="90" w:type="dxa"/>
-            </w:tcMar>
-          </w:tcPr>
-          <w:p>
-            <w:pPr>
-              <w:spacing w:after="60" w:line="252" w:lineRule="auto"/>
-            </w:pPr>
-            <w:r>
-              <w:rPr>
-                <w:sz w:val="20"/>
-                <w:szCs w:val="20"/>
-              </w:rPr>
-              <w:t>Internação</w:t>
-            </w:r>
-          </w:p>
-        </w:tc>
-        <w:tc>
-          <w:tcPr>
-            <w:tcW w:w="1500" w:type="dxa"/>
-            <w:shd w:val="clear" w:color="auto" w:fill="FFFFFF"/>
-            <w:tcMar>
-              <w:top w:w="60" w:type="dxa"/>
-              <w:left w:w="90" w:type="dxa"/>
-              <w:bottom w:w="60" w:type="dxa"/>
-              <w:right w:w="90" w:type="dxa"/>
-            </w:tcMar>
-          </w:tcPr>
-          <w:p>
-            <w:pPr>
-              <w:spacing w:after="60" w:line="252" w:lineRule="auto"/>
-            </w:pPr>
-            <w:r>
-              <w:rPr>
-                <w:sz w:val="20"/>
-                <w:szCs w:val="20"/>
-              </w:rPr>
-              <w:t>10/09/2026</w:t>
-            </w:r>
-          </w:p>
-        </w:tc>
-        <w:tc>
-          <w:tcPr>
-            <w:tcW w:w="3338" w:type="dxa"/>
-            <w:shd w:val="clear" w:color="auto" w:fill="FFFFFF"/>
-            <w:tcMar>
-              <w:top w:w="60" w:type="dxa"/>
-              <w:left w:w="90" w:type="dxa"/>
-              <w:bottom w:w="60" w:type="dxa"/>
-              <w:right w:w="90" w:type="dxa"/>
-            </w:tcMar>
-          </w:tcPr>
-          <w:p>
-            <w:pPr>
-              <w:spacing w:after="60" w:line="252" w:lineRule="auto"/>
-            </w:pPr>
-            <w:r>
-              <w:rPr>
-                <w:sz w:val="20"/>
-                <w:szCs w:val="20"/>
-              </w:rPr>
-              <w:t>Regras de todos os indicadores de internação e dos blocos de perfil da mãe (SINASC), com as decisões da coordenação de 30/08/2026 a 09/09/2026. Corresponde ao que foi aplicado no recálculo das planilhas (retabulação) de 09/09/2026.</w:t>
-            </w:r>
-          </w:p>
-        </w:tc>
-      </w:tr>
-      <w:tr>
-        <w:tc>
-          <w:tcPr>
-            <w:tcW w:w="2900" w:type="dxa"/>
-            <w:shd w:val="clear" w:color="auto" w:fill="F6FBF7"/>
-            <w:tcMar>
-              <w:top w:w="60" w:type="dxa"/>
-              <w:left w:w="90" w:type="dxa"/>
-              <w:bottom w:w="60" w:type="dxa"/>
-              <w:right w:w="90" w:type="dxa"/>
-            </w:tcMar>
-          </w:tcPr>
-          <w:p>
-            <w:pPr>
-              <w:spacing w:after="60" w:line="252" w:lineRule="auto"/>
-            </w:pPr>
-            <w:r>
-              <w:rPr>
-                <w:b/>
-                <w:bCs/>
-                <w:color w:val="0A213D"/>
-                <w:sz w:val="20"/>
-                <w:szCs w:val="20"/>
-              </w:rPr>
-              <w:t>Dicionário da planilha de indicadores de mortalidade, grupo de maternidades</w:t>
-            </w:r>
-          </w:p>
-        </w:tc>
-        <w:tc>
-          <w:tcPr>
-            <w:tcW w:w="1900" w:type="dxa"/>
-            <w:shd w:val="clear" w:color="auto" w:fill="F6FBF7"/>
-            <w:tcMar>
-              <w:top w:w="60" w:type="dxa"/>
-              <w:left w:w="90" w:type="dxa"/>
-              <w:bottom w:w="60" w:type="dxa"/>
-              <w:right w:w="90" w:type="dxa"/>
-            </w:tcMar>
-          </w:tcPr>
-          <w:p>
-            <w:pPr>
-              <w:spacing w:after="60" w:line="252" w:lineRule="auto"/>
-            </w:pPr>
-            <w:r>
-              <w:rPr>
-                <w:sz w:val="20"/>
-                <w:szCs w:val="20"/>
-              </w:rPr>
-              <w:t>Mortalidade</w:t>
-            </w:r>
-          </w:p>
-        </w:tc>
-        <w:tc>
-          <w:tcPr>
-            <w:tcW w:w="1500" w:type="dxa"/>
-            <w:shd w:val="clear" w:color="auto" w:fill="F6FBF7"/>
-            <w:tcMar>
-              <w:top w:w="60" w:type="dxa"/>
-              <w:left w:w="90" w:type="dxa"/>
-              <w:bottom w:w="60" w:type="dxa"/>
-              <w:right w:w="90" w:type="dxa"/>
-            </w:tcMar>
-          </w:tcPr>
-          <w:p>
-            <w:pPr>
-              <w:spacing w:after="60" w:line="252" w:lineRule="auto"/>
-            </w:pPr>
-            <w:r>
-              <w:rPr>
-                <w:sz w:val="20"/>
-                <w:szCs w:val="20"/>
-              </w:rPr>
-              <w:t>11/09/2026</w:t>
-            </w:r>
-          </w:p>
-        </w:tc>
-        <w:tc>
-          <w:tcPr>
-            <w:tcW w:w="3338" w:type="dxa"/>
-            <w:shd w:val="clear" w:color="auto" w:fill="F6FBF7"/>
-            <w:tcMar>
-              <w:top w:w="60" w:type="dxa"/>
-              <w:left w:w="90" w:type="dxa"/>
-              <w:bottom w:w="60" w:type="dxa"/>
-              <w:right w:w="90" w:type="dxa"/>
-            </w:tcMar>
-          </w:tcPr>
-          <w:p>
-            <w:pPr>
-              <w:spacing w:after="60" w:line="252" w:lineRule="auto"/>
-            </w:pPr>
-            <w:r>
-              <w:rPr>
-                <w:sz w:val="20"/>
-                <w:szCs w:val="20"/>
-              </w:rPr>
-              <w:t>Regras dos indicadores de mortalidade materna, fetal, perinatal e neonatal aplicadas no recálculo de 11/09/2026, com notas metodológicas.</w:t>
-            </w:r>
-          </w:p>
-        </w:tc>
-      </w:tr>
-      <w:tr>
-        <w:tc>
-          <w:tcPr>
-            <w:tcW w:w="2900" w:type="dxa"/>
-            <w:shd w:val="clear" w:color="auto" w:fill="FFFFFF"/>
-            <w:tcMar>
-              <w:top w:w="60" w:type="dxa"/>
-              <w:left w:w="90" w:type="dxa"/>
-              <w:bottom w:w="60" w:type="dxa"/>
-              <w:right w:w="90" w:type="dxa"/>
-            </w:tcMar>
-          </w:tcPr>
-          <w:p>
-            <w:pPr>
-              <w:spacing w:after="60" w:line="252" w:lineRule="auto"/>
-            </w:pPr>
-            <w:r>
-              <w:rPr>
-                <w:b/>
-                <w:bCs/>
-                <w:color w:val="0A213D"/>
-                <w:sz w:val="20"/>
-                <w:szCs w:val="20"/>
-              </w:rPr>
-              <w:t>Página "Metodologia" do Painel de Nascimentos (Painel NV 2026)</w:t>
-            </w:r>
-          </w:p>
-        </w:tc>
-        <w:tc>
-          <w:tcPr>
-            <w:tcW w:w="1900" w:type="dxa"/>
-            <w:shd w:val="clear" w:color="auto" w:fill="FFFFFF"/>
-            <w:tcMar>
-              <w:top w:w="60" w:type="dxa"/>
-              <w:left w:w="90" w:type="dxa"/>
-              <w:bottom w:w="60" w:type="dxa"/>
-              <w:right w:w="90" w:type="dxa"/>
-            </w:tcMar>
-          </w:tcPr>
-          <w:p>
-            <w:pPr>
-              <w:spacing w:after="60" w:line="252" w:lineRule="auto"/>
-            </w:pPr>
-            <w:r>
-              <w:rPr>
-                <w:sz w:val="20"/>
-                <w:szCs w:val="20"/>
-              </w:rPr>
-              <w:t>Nascimentos</w:t>
-            </w:r>
-          </w:p>
-        </w:tc>
-        <w:tc>
-          <w:tcPr>
-            <w:tcW w:w="1500" w:type="dxa"/>
-            <w:shd w:val="clear" w:color="auto" w:fill="FFFFFF"/>
-            <w:tcMar>
-              <w:top w:w="60" w:type="dxa"/>
-              <w:left w:w="90" w:type="dxa"/>
-              <w:bottom w:w="60" w:type="dxa"/>
-              <w:right w:w="90" w:type="dxa"/>
-            </w:tcMar>
-          </w:tcPr>
-          <w:p>
-            <w:pPr>
-              <w:spacing w:after="60" w:line="252" w:lineRule="auto"/>
-            </w:pPr>
-            <w:r>
-              <w:rPr>
-                <w:sz w:val="20"/>
-                <w:szCs w:val="20"/>
-              </w:rPr>
-              <w:t>painel publicado</w:t>
-            </w:r>
-          </w:p>
-        </w:tc>
-        <w:tc>
-          <w:tcPr>
-            <w:tcW w:w="3338" w:type="dxa"/>
-            <w:shd w:val="clear" w:color="auto" w:fill="FFFFFF"/>
-            <w:tcMar>
-              <w:top w:w="60" w:type="dxa"/>
-              <w:left w:w="90" w:type="dxa"/>
-              <w:bottom w:w="60" w:type="dxa"/>
-              <w:right w:w="90" w:type="dxa"/>
-            </w:tcMar>
-          </w:tcPr>
-          <w:p>
-            <w:pPr>
-              <w:spacing w:after="60" w:line="252" w:lineRule="auto"/>
-            </w:pPr>
-            <w:r>
-              <w:rPr>
-                <w:sz w:val="20"/>
-                <w:szCs w:val="20"/>
-              </w:rPr>
-              <w:t>Ficha de numerador e denominador de cada indicador dos mapas e do comparador e dos demais cálculos do painel.</w:t>
-            </w:r>
-          </w:p>
-        </w:tc>
-      </w:tr>
-      <w:tr>
-        <w:tc>
-          <w:tcPr>
-            <w:tcW w:w="2900" w:type="dxa"/>
-            <w:shd w:val="clear" w:color="auto" w:fill="F6FBF7"/>
-            <w:tcMar>
-              <w:top w:w="60" w:type="dxa"/>
-              <w:left w:w="90" w:type="dxa"/>
-              <w:bottom w:w="60" w:type="dxa"/>
-              <w:right w:w="90" w:type="dxa"/>
-            </w:tcMar>
-          </w:tcPr>
-          <w:p>
-            <w:pPr>
-              <w:spacing w:after="60" w:line="252" w:lineRule="auto"/>
-            </w:pPr>
-            <w:r>
-              <w:rPr>
-                <w:b/>
-                <w:bCs/>
-                <w:color w:val="0A213D"/>
-                <w:sz w:val="20"/>
-                <w:szCs w:val="20"/>
-              </w:rPr>
-              <w:t>Página "Metodologia" do Painel de Mortalidade</w:t>
-            </w:r>
-          </w:p>
-        </w:tc>
-        <w:tc>
-          <w:tcPr>
-            <w:tcW w:w="1900" w:type="dxa"/>
-            <w:shd w:val="clear" w:color="auto" w:fill="F6FBF7"/>
-            <w:tcMar>
-              <w:top w:w="60" w:type="dxa"/>
-              <w:left w:w="90" w:type="dxa"/>
-              <w:bottom w:w="60" w:type="dxa"/>
-              <w:right w:w="90" w:type="dxa"/>
-            </w:tcMar>
-          </w:tcPr>
-          <w:p>
-            <w:pPr>
-              <w:spacing w:after="60" w:line="252" w:lineRule="auto"/>
-            </w:pPr>
-            <w:r>
-              <w:rPr>
-                <w:sz w:val="20"/>
-                <w:szCs w:val="20"/>
-              </w:rPr>
-              <w:t>Mortalidade</w:t>
-            </w:r>
-          </w:p>
-        </w:tc>
-        <w:tc>
-          <w:tcPr>
-            <w:tcW w:w="1500" w:type="dxa"/>
-            <w:shd w:val="clear" w:color="auto" w:fill="F6FBF7"/>
-            <w:tcMar>
-              <w:top w:w="60" w:type="dxa"/>
-              <w:left w:w="90" w:type="dxa"/>
-              <w:bottom w:w="60" w:type="dxa"/>
-              <w:right w:w="90" w:type="dxa"/>
-            </w:tcMar>
-          </w:tcPr>
-          <w:p>
-            <w:pPr>
-              <w:spacing w:after="60" w:line="252" w:lineRule="auto"/>
-            </w:pPr>
-            <w:r>
-              <w:rPr>
-                <w:sz w:val="20"/>
-                <w:szCs w:val="20"/>
-              </w:rPr>
-              <w:t>painel publicado</w:t>
-            </w:r>
-          </w:p>
-        </w:tc>
-        <w:tc>
-          <w:tcPr>
-            <w:tcW w:w="3338" w:type="dxa"/>
-            <w:shd w:val="clear" w:color="auto" w:fill="F6FBF7"/>
-            <w:tcMar>
-              <w:top w:w="60" w:type="dxa"/>
-              <w:left w:w="90" w:type="dxa"/>
-              <w:bottom w:w="60" w:type="dxa"/>
-              <w:right w:w="90" w:type="dxa"/>
-            </w:tcMar>
-          </w:tcPr>
-          <w:p>
-            <w:pPr>
-              <w:spacing w:after="60" w:line="252" w:lineRule="auto"/>
-            </w:pPr>
-            <w:r>
-              <w:rPr>
-                <w:sz w:val="20"/>
-                <w:szCs w:val="20"/>
-              </w:rPr>
-              <w:t>Fichas dos 38 indicadores dos mapas e do comparador e dos cálculos do dossiê.</w:t>
-            </w:r>
-          </w:p>
-        </w:tc>
-      </w:tr>
-      <w:tr>
-        <w:tc>
-          <w:tcPr>
-            <w:tcW w:w="2900" w:type="dxa"/>
-            <w:shd w:val="clear" w:color="auto" w:fill="FFFFFF"/>
-            <w:tcMar>
-              <w:top w:w="60" w:type="dxa"/>
-              <w:left w:w="90" w:type="dxa"/>
-              <w:bottom w:w="60" w:type="dxa"/>
-              <w:right w:w="90" w:type="dxa"/>
-            </w:tcMar>
-          </w:tcPr>
-          <w:p>
-            <w:pPr>
-              <w:spacing w:after="60" w:line="252" w:lineRule="auto"/>
-            </w:pPr>
-            <w:r>
-              <w:rPr>
-                <w:b/>
-                <w:bCs/>
-                <w:color w:val="0A213D"/>
-                <w:sz w:val="20"/>
-                <w:szCs w:val="20"/>
-              </w:rPr>
-              <w:t>Nota metodológica: comparação da unidade com a média do seu grupo</w:t>
-            </w:r>
-          </w:p>
-        </w:tc>
-        <w:tc>
-          <w:tcPr>
-            <w:tcW w:w="1900" w:type="dxa"/>
-            <w:shd w:val="clear" w:color="auto" w:fill="FFFFFF"/>
-            <w:tcMar>
-              <w:top w:w="60" w:type="dxa"/>
-              <w:left w:w="90" w:type="dxa"/>
-              <w:bottom w:w="60" w:type="dxa"/>
-              <w:right w:w="90" w:type="dxa"/>
-            </w:tcMar>
-          </w:tcPr>
-          <w:p>
-            <w:pPr>
-              <w:spacing w:after="60" w:line="252" w:lineRule="auto"/>
-            </w:pPr>
-            <w:r>
-              <w:rPr>
-                <w:sz w:val="20"/>
-                <w:szCs w:val="20"/>
-              </w:rPr>
-              <w:t>Nascimentos</w:t>
-            </w:r>
-          </w:p>
-        </w:tc>
-        <w:tc>
-          <w:tcPr>
-            <w:tcW w:w="1500" w:type="dxa"/>
-            <w:shd w:val="clear" w:color="auto" w:fill="FFFFFF"/>
-            <w:tcMar>
-              <w:top w:w="60" w:type="dxa"/>
-              <w:left w:w="90" w:type="dxa"/>
-              <w:bottom w:w="60" w:type="dxa"/>
-              <w:right w:w="90" w:type="dxa"/>
-            </w:tcMar>
-          </w:tcPr>
-          <w:p>
-            <w:pPr>
-              <w:spacing w:after="60" w:line="252" w:lineRule="auto"/>
-            </w:pPr>
-            <w:r>
-              <w:rPr>
-                <w:sz w:val="20"/>
-                <w:szCs w:val="20"/>
-              </w:rPr>
-              <w:t>agosto de 2026</w:t>
-            </w:r>
-          </w:p>
-        </w:tc>
-        <w:tc>
-          <w:tcPr>
-            <w:tcW w:w="3338" w:type="dxa"/>
-            <w:shd w:val="clear" w:color="auto" w:fill="FFFFFF"/>
-            <w:tcMar>
-              <w:top w:w="60" w:type="dxa"/>
-              <w:left w:w="90" w:type="dxa"/>
-              <w:bottom w:w="60" w:type="dxa"/>
-              <w:right w:w="90" w:type="dxa"/>
-            </w:tcMar>
-          </w:tcPr>
-          <w:p>
-            <w:pPr>
-              <w:spacing w:after="60" w:line="252" w:lineRule="auto"/>
-            </w:pPr>
-            <w:r>
-              <w:rPr>
-                <w:sz w:val="20"/>
-                <w:szCs w:val="20"/>
-              </w:rPr>
-              <w:t>Regra da média do grupo no comparador do Painel de Nascimentos e lista dos numeradores e denominadores somados.</w:t>
-            </w:r>
-          </w:p>
-        </w:tc>
-      </w:tr>
-      <w:tr>
-        <w:tc>
-          <w:tcPr>
-            <w:tcW w:w="2900" w:type="dxa"/>
-            <w:shd w:val="clear" w:color="auto" w:fill="F6FBF7"/>
-            <w:tcMar>
-              <w:top w:w="60" w:type="dxa"/>
-              <w:left w:w="90" w:type="dxa"/>
-              <w:bottom w:w="60" w:type="dxa"/>
-              <w:right w:w="90" w:type="dxa"/>
-            </w:tcMar>
-          </w:tcPr>
-          <w:p>
-            <w:pPr>
-              <w:spacing w:after="60" w:line="252" w:lineRule="auto"/>
-            </w:pPr>
-            <w:r>
-              <w:rPr>
-                <w:b/>
-                <w:bCs/>
-                <w:color w:val="0A213D"/>
-                <w:sz w:val="20"/>
-                <w:szCs w:val="20"/>
-              </w:rPr>
-              <w:t>Documentação (arquivos README) dos painéis, das rotinas de extração e do repositório Indicadores_Brasil</w:t>
-            </w:r>
-          </w:p>
-        </w:tc>
-        <w:tc>
-          <w:tcPr>
-            <w:tcW w:w="1900" w:type="dxa"/>
-            <w:shd w:val="clear" w:color="auto" w:fill="F6FBF7"/>
-            <w:tcMar>
-              <w:top w:w="60" w:type="dxa"/>
-              <w:left w:w="90" w:type="dxa"/>
-              <w:bottom w:w="60" w:type="dxa"/>
-              <w:right w:w="90" w:type="dxa"/>
-            </w:tcMar>
-          </w:tcPr>
-          <w:p>
-            <w:pPr>
-              <w:spacing w:after="60" w:line="252" w:lineRule="auto"/>
-            </w:pPr>
-            <w:r>
-              <w:rPr>
-                <w:sz w:val="20"/>
-                <w:szCs w:val="20"/>
-              </w:rPr>
-              <w:t>os três</w:t>
-            </w:r>
-          </w:p>
-        </w:tc>
-        <w:tc>
-          <w:tcPr>
-            <w:tcW w:w="1500" w:type="dxa"/>
-            <w:shd w:val="clear" w:color="auto" w:fill="F6FBF7"/>
-            <w:tcMar>
-              <w:top w:w="60" w:type="dxa"/>
-              <w:left w:w="90" w:type="dxa"/>
-              <w:bottom w:w="60" w:type="dxa"/>
-              <w:right w:w="90" w:type="dxa"/>
-            </w:tcMar>
-          </w:tcPr>
-          <w:p>
-            <w:pPr>
-              <w:spacing w:after="60" w:line="252" w:lineRule="auto"/>
-            </w:pPr>
-            <w:r>
-              <w:rPr>
-                <w:sz w:val="20"/>
-                <w:szCs w:val="20"/>
-              </w:rPr>
-              <w:t>agosto a outubro de 2026</w:t>
-            </w:r>
-          </w:p>
-        </w:tc>
-        <w:tc>
-          <w:tcPr>
-            <w:tcW w:w="3338" w:type="dxa"/>
-            <w:shd w:val="clear" w:color="auto" w:fill="F6FBF7"/>
-            <w:tcMar>
-              <w:top w:w="60" w:type="dxa"/>
-              <w:left w:w="90" w:type="dxa"/>
-              <w:bottom w:w="60" w:type="dxa"/>
-              <w:right w:w="90" w:type="dxa"/>
-            </w:tcMar>
-          </w:tcPr>
-          <w:p>
-            <w:pPr>
-              <w:spacing w:after="60" w:line="252" w:lineRule="auto"/>
-            </w:pPr>
-            <w:r>
-              <w:rPr>
-                <w:sz w:val="20"/>
-                <w:szCs w:val="20"/>
-              </w:rPr>
-              <w:t>Datas de extração, listas de unidades, unidades acrescentadas e fluxo de publicação.</w:t>
-            </w:r>
-          </w:p>
-        </w:tc>
-      </w:tr>
-      <w:tr>
-        <w:tc>
-          <w:tcPr>
-            <w:tcW w:w="2900" w:type="dxa"/>
-            <w:shd w:val="clear" w:color="auto" w:fill="FFFFFF"/>
-            <w:tcMar>
-              <w:top w:w="60" w:type="dxa"/>
-              <w:left w:w="90" w:type="dxa"/>
-              <w:bottom w:w="60" w:type="dxa"/>
-              <w:right w:w="90" w:type="dxa"/>
-            </w:tcMar>
-          </w:tcPr>
-          <w:p>
-            <w:pPr>
-              <w:spacing w:after="60" w:line="252" w:lineRule="auto"/>
-            </w:pPr>
-            <w:r>
-              <w:rPr>
-                <w:b/>
-                <w:bCs/>
-                <w:color w:val="0A213D"/>
-                <w:sz w:val="20"/>
-                <w:szCs w:val="20"/>
-              </w:rPr>
-              <w:t>Carimbos de atualização de cada painel (arquivo atualizacao.json)</w:t>
-            </w:r>
-          </w:p>
-        </w:tc>
-        <w:tc>
-          <w:tcPr>
-            <w:tcW w:w="1900" w:type="dxa"/>
-            <w:shd w:val="clear" w:color="auto" w:fill="FFFFFF"/>
-            <w:tcMar>
-              <w:top w:w="60" w:type="dxa"/>
-              <w:left w:w="90" w:type="dxa"/>
-              <w:bottom w:w="60" w:type="dxa"/>
-              <w:right w:w="90" w:type="dxa"/>
-            </w:tcMar>
-          </w:tcPr>
-          <w:p>
-            <w:pPr>
-              <w:spacing w:after="60" w:line="252" w:lineRule="auto"/>
-            </w:pPr>
-            <w:r>
-              <w:rPr>
-                <w:sz w:val="20"/>
-                <w:szCs w:val="20"/>
-              </w:rPr>
-              <w:t>os três</w:t>
-            </w:r>
-          </w:p>
-        </w:tc>
-        <w:tc>
-          <w:tcPr>
-            <w:tcW w:w="1500" w:type="dxa"/>
-            <w:shd w:val="clear" w:color="auto" w:fill="FFFFFF"/>
-            <w:tcMar>
-              <w:top w:w="60" w:type="dxa"/>
-              <w:left w:w="90" w:type="dxa"/>
-              <w:bottom w:w="60" w:type="dxa"/>
-              <w:right w:w="90" w:type="dxa"/>
-            </w:tcMar>
-          </w:tcPr>
-          <w:p>
-            <w:pPr>
-              <w:spacing w:after="60" w:line="252" w:lineRule="auto"/>
-            </w:pPr>
-            <w:r>
-              <w:rPr>
-                <w:sz w:val="20"/>
-                <w:szCs w:val="20"/>
-              </w:rPr>
-              <w:t>11/10/2026</w:t>
-            </w:r>
-          </w:p>
-        </w:tc>
-        <w:tc>
-          <w:tcPr>
-            <w:tcW w:w="3338" w:type="dxa"/>
-            <w:shd w:val="clear" w:color="auto" w:fill="FFFFFF"/>
-            <w:tcMar>
-              <w:top w:w="60" w:type="dxa"/>
-              <w:left w:w="90" w:type="dxa"/>
-              <w:bottom w:w="60" w:type="dxa"/>
-              <w:right w:w="90" w:type="dxa"/>
-            </w:tcMar>
-          </w:tcPr>
-          <w:p>
-            <w:pPr>
-              <w:spacing w:after="60" w:line="252" w:lineRule="auto"/>
-            </w:pPr>
-            <w:r>
-              <w:rPr>
-                <w:sz w:val="20"/>
-                <w:szCs w:val="20"/>
-              </w:rPr>
-              <w:t>Data de montagem, data dos dados, data da ficha CNES e número de unidades de cada painel.</w:t>
-            </w:r>
-          </w:p>
-        </w:tc>
-      </w:tr>
-      <w:tr>
-        <w:tc>
-          <w:tcPr>
-            <w:tcW w:w="2900" w:type="dxa"/>
-            <w:shd w:val="clear" w:color="auto" w:fill="F6FBF7"/>
-            <w:tcMar>
-              <w:top w:w="60" w:type="dxa"/>
-              <w:left w:w="90" w:type="dxa"/>
-              <w:bottom w:w="60" w:type="dxa"/>
-              <w:right w:w="90" w:type="dxa"/>
-            </w:tcMar>
-          </w:tcPr>
-          <w:p>
-            <w:pPr>
-              <w:spacing w:after="60" w:line="252" w:lineRule="auto"/>
-            </w:pPr>
-            <w:r>
-              <w:rPr>
-                <w:b/>
-                <w:bCs/>
-                <w:color w:val="0A213D"/>
-                <w:sz w:val="20"/>
-                <w:szCs w:val="20"/>
-              </w:rPr>
-              <w:t>Programas de extração do SINASC (pasta Extracao_SINASC)</w:t>
-            </w:r>
-          </w:p>
-        </w:tc>
-        <w:tc>
-          <w:tcPr>
-            <w:tcW w:w="1900" w:type="dxa"/>
-            <w:shd w:val="clear" w:color="auto" w:fill="F6FBF7"/>
-            <w:tcMar>
-              <w:top w:w="60" w:type="dxa"/>
-              <w:left w:w="90" w:type="dxa"/>
-              <w:bottom w:w="60" w:type="dxa"/>
-              <w:right w:w="90" w:type="dxa"/>
-            </w:tcMar>
-          </w:tcPr>
-          <w:p>
-            <w:pPr>
-              <w:spacing w:after="60" w:line="252" w:lineRule="auto"/>
-            </w:pPr>
-            <w:r>
-              <w:rPr>
-                <w:sz w:val="20"/>
-                <w:szCs w:val="20"/>
-              </w:rPr>
-              <w:t>Nascimentos</w:t>
-            </w:r>
-          </w:p>
-        </w:tc>
-        <w:tc>
-          <w:tcPr>
-            <w:tcW w:w="1500" w:type="dxa"/>
-            <w:shd w:val="clear" w:color="auto" w:fill="F6FBF7"/>
-            <w:tcMar>
-              <w:top w:w="60" w:type="dxa"/>
-              <w:left w:w="90" w:type="dxa"/>
-              <w:bottom w:w="60" w:type="dxa"/>
-              <w:right w:w="90" w:type="dxa"/>
-            </w:tcMar>
-          </w:tcPr>
-          <w:p>
-            <w:pPr>
-              <w:spacing w:after="60" w:line="252" w:lineRule="auto"/>
-            </w:pPr>
-            <w:r>
-              <w:rPr>
-                <w:sz w:val="20"/>
-                <w:szCs w:val="20"/>
-              </w:rPr>
-              <w:t>agosto e setembro de 2026</w:t>
-            </w:r>
-          </w:p>
-        </w:tc>
-        <w:tc>
-          <w:tcPr>
-            <w:tcW w:w="3338" w:type="dxa"/>
-            <w:shd w:val="clear" w:color="auto" w:fill="F6FBF7"/>
-            <w:tcMar>
-              <w:top w:w="60" w:type="dxa"/>
-              <w:left w:w="90" w:type="dxa"/>
-              <w:bottom w:w="60" w:type="dxa"/>
-              <w:right w:w="90" w:type="dxa"/>
-            </w:tcMar>
-          </w:tcPr>
-          <w:p>
-            <w:pPr>
-              <w:spacing w:after="60" w:line="252" w:lineRule="auto"/>
-            </w:pPr>
-            <w:r>
-              <w:rPr>
-                <w:sz w:val="20"/>
-                <w:szCs w:val="20"/>
-              </w:rPr>
-              <w:t>Regras de categorização das tabelas do dossiê (variáveis e faixas) e das linhas de percentual dos decks.</w:t>
-            </w:r>
-          </w:p>
-        </w:tc>
-      </w:tr>
-    </w:tbl>
-    <w:p>
-      <w:pPr>
-        <w:spacing w:after="160"/>
-      </w:pPr>
-    </w:p>
-    <w:p>
-      <w:pPr>
-        <w:pStyle w:val="Ttulo2"/>
-      </w:pPr>
-      <w:bookmarkStart w:id="5" w:name="_Toc243232719"/>
-      <w:r>
-        <w:t>1.5 Controle de versões</w:t>
-      </w:r>
-      <w:bookmarkEnd w:id="5"/>
-    </w:p>
-    <w:p>
-      <w:pPr>
-        <w:keepNext/>
-        <w:spacing w:before="200" w:after="80"/>
-      </w:pPr>
-      <w:r>
-        <w:rPr>
-          <w:b/>
-          <w:bCs/>
-          <w:color w:val="1B5F51"/>
-          <w:sz w:val="20"/>
-          <w:szCs w:val="20"/>
-        </w:rPr>
-        <w:t>Tabela 3 – Histórico de versões da apostila</w:t>
+        <w:t>Tabela 2 – Histórico de versões da apostila</w:t>
       </w:r>
     </w:p>
     <w:tbl>
@@ -4190,7 +3144,7 @@
                 <w:sz w:val="20"/>
                 <w:szCs w:val="20"/>
               </w:rPr>
-              <w:t>Primeira versão, compilada a partir dos documentos da seção 1.4.</w:t>
+              <w:t>Primeira versão, compilada a partir dos dicionários e das páginas de metodologia aprovados em cada projeto (referências, seção 9).</w:t>
             </w:r>
           </w:p>
         </w:tc>
@@ -4243,7 +3197,8 @@
                 <w:sz w:val="20"/>
                 <w:szCs w:val="20"/>
               </w:rPr>
-              <w:t>1.2</w:t>
+              <w:lastRenderedPageBreak/>
+              <w:t>1.1</w:t>
             </w:r>
           </w:p>
         </w:tc>
@@ -4267,7 +3222,7 @@
                 <w:sz w:val="20"/>
                 <w:szCs w:val="20"/>
               </w:rPr>
-              <w:t>18/10/2026</w:t>
+              <w:t>11/10/2026</w:t>
             </w:r>
           </w:p>
         </w:tc>
@@ -4291,15 +3246,7 @@
                 <w:sz w:val="20"/>
                 <w:szCs w:val="20"/>
               </w:rPr>
-              <w:t xml:space="preserve">Período parcial: os painéis passaram a trazer a coluna "1º sem. 2026" (janeiro a junho de 2026, dados preliminares). Atualizados o período na capa e na seção 2, a nota de dados preliminares e </w:t>
-            </w:r>
-            <w:r>
-              <w:rPr>
-                <w:sz w:val="20"/>
-                <w:szCs w:val="20"/>
-              </w:rPr>
-              <w:lastRenderedPageBreak/>
-              <w:t>a tabela da seção 7.2, e acrescentada a nota "Período parcial" na seção 7.1. Nenhuma regra de cálculo mudou.</w:t>
+              <w:t>Revisão: correções nos textos de ligação, novas seções 1.3, 4.5, 4.6, 5.1 e 6.2, glossário e referências ampliados, identidade visual e acessibilidade ajustadas. O material de auditoria e validação passou ao parecer da revisão, fora deste dicionário.</w:t>
             </w:r>
           </w:p>
         </w:tc>
@@ -4323,7 +3270,6 @@
                 <w:sz w:val="20"/>
                 <w:szCs w:val="20"/>
               </w:rPr>
-              <w:lastRenderedPageBreak/>
               <w:t>Coordenação (equipe dos painéis)</w:t>
             </w:r>
           </w:p>
@@ -4353,7 +3299,7 @@
                 <w:sz w:val="20"/>
                 <w:szCs w:val="20"/>
               </w:rPr>
-              <w:t>1.1</w:t>
+              <w:t>1.2</w:t>
             </w:r>
           </w:p>
         </w:tc>
@@ -4377,7 +3323,7 @@
                 <w:sz w:val="20"/>
                 <w:szCs w:val="20"/>
               </w:rPr>
-              <w:t>11/10/2026</w:t>
+              <w:t>18/10/2026</w:t>
             </w:r>
           </w:p>
         </w:tc>
@@ -4401,7 +3347,7 @@
                 <w:sz w:val="20"/>
                 <w:szCs w:val="20"/>
               </w:rPr>
-              <w:t>Revisão: correções nos textos de ligação, novas seções 1.3, 4.5, 4.6, 5.1 e 6.2, glossário e referências ampliados, identidade visual e acessibilidade ajustadas. O material de auditoria e validação passou ao parecer da revisão, fora deste dicionário.</w:t>
+              <w:t>Período parcial: os painéis passaram a trazer a coluna "1º sem. 2026" (janeiro a junho de 2026, dados preliminares). Atualizados o período na capa e na seção 2, a nota de dados preliminares e a tabela da seção 7.2, e acrescentada a nota "Período parcial" na seção 7.1. Nenhuma regra de cálculo mudou.</w:t>
             </w:r>
           </w:p>
         </w:tc>
@@ -4409,6 +3355,107 @@
           <w:tcPr>
             <w:tcW w:w="2400" w:type="dxa"/>
             <w:shd w:val="clear" w:color="auto" w:fill="FFFFFF"/>
+            <w:tcMar>
+              <w:top w:w="60" w:type="dxa"/>
+              <w:left w:w="90" w:type="dxa"/>
+              <w:bottom w:w="60" w:type="dxa"/>
+              <w:right w:w="90" w:type="dxa"/>
+            </w:tcMar>
+          </w:tcPr>
+          <w:p>
+            <w:pPr>
+              <w:spacing w:after="60" w:line="252" w:lineRule="auto"/>
+            </w:pPr>
+            <w:r>
+              <w:rPr>
+                <w:sz w:val="20"/>
+                <w:szCs w:val="20"/>
+              </w:rPr>
+              <w:t>Coordenação (equipe dos painéis)</w:t>
+            </w:r>
+          </w:p>
+        </w:tc>
+      </w:tr>
+      <w:tr>
+        <w:tc>
+          <w:tcPr>
+            <w:tcW w:w="1200" w:type="dxa"/>
+            <w:shd w:val="clear" w:color="auto" w:fill="F6FBF7"/>
+            <w:tcMar>
+              <w:top w:w="60" w:type="dxa"/>
+              <w:left w:w="90" w:type="dxa"/>
+              <w:bottom w:w="60" w:type="dxa"/>
+              <w:right w:w="90" w:type="dxa"/>
+            </w:tcMar>
+          </w:tcPr>
+          <w:p>
+            <w:pPr>
+              <w:spacing w:after="60" w:line="252" w:lineRule="auto"/>
+            </w:pPr>
+            <w:r>
+              <w:rPr>
+                <w:b/>
+                <w:bCs/>
+                <w:color w:val="0A213D"/>
+                <w:sz w:val="20"/>
+                <w:szCs w:val="20"/>
+              </w:rPr>
+              <w:t>1.3</w:t>
+            </w:r>
+          </w:p>
+        </w:tc>
+        <w:tc>
+          <w:tcPr>
+            <w:tcW w:w="1800" w:type="dxa"/>
+            <w:shd w:val="clear" w:color="auto" w:fill="F6FBF7"/>
+            <w:tcMar>
+              <w:top w:w="60" w:type="dxa"/>
+              <w:left w:w="90" w:type="dxa"/>
+              <w:bottom w:w="60" w:type="dxa"/>
+              <w:right w:w="90" w:type="dxa"/>
+            </w:tcMar>
+          </w:tcPr>
+          <w:p>
+            <w:pPr>
+              <w:spacing w:after="60" w:line="252" w:lineRule="auto"/>
+            </w:pPr>
+            <w:r>
+              <w:rPr>
+                <w:sz w:val="20"/>
+                <w:szCs w:val="20"/>
+              </w:rPr>
+              <w:t>18/10/2026</w:t>
+            </w:r>
+          </w:p>
+        </w:tc>
+        <w:tc>
+          <w:tcPr>
+            <w:tcW w:w="4238" w:type="dxa"/>
+            <w:shd w:val="clear" w:color="auto" w:fill="F6FBF7"/>
+            <w:tcMar>
+              <w:top w:w="60" w:type="dxa"/>
+              <w:left w:w="90" w:type="dxa"/>
+              <w:bottom w:w="60" w:type="dxa"/>
+              <w:right w:w="90" w:type="dxa"/>
+            </w:tcMar>
+          </w:tcPr>
+          <w:p>
+            <w:pPr>
+              <w:spacing w:after="60" w:line="252" w:lineRule="auto"/>
+            </w:pPr>
+            <w:r>
+              <w:rPr>
+                <w:sz w:val="20"/>
+                <w:szCs w:val="20"/>
+              </w:rPr>
+              <w:t>Retirada, a pedido da coordenação, a seção "Documentos de origem" (antiga 1.4); os documentos continuam citados nas referências (seção 9), e o controle de versões passou a ser a seção 1.4. Textos de ligação revisados para o registro formal, com citação das fontes oficiais e dos documentos aprovados no lugar das etapas internas de trabalho. Nenhuma regra de cálculo mudou.</w:t>
+            </w:r>
+          </w:p>
+        </w:tc>
+        <w:tc>
+          <w:tcPr>
+            <w:tcW w:w="2400" w:type="dxa"/>
+            <w:shd w:val="clear" w:color="auto" w:fill="F6FBF7"/>
             <w:tcMar>
               <w:top w:w="60" w:type="dxa"/>
               <w:left w:w="90" w:type="dxa"/>
@@ -4448,11 +3495,11 @@
       <w:pPr>
         <w:pStyle w:val="Ttulo1"/>
       </w:pPr>
-      <w:bookmarkStart w:id="6" w:name="_Toc243232720"/>
+      <w:bookmarkStart w:id="5" w:name="_Toc243245221"/>
       <w:r>
         <w:t>2. Fontes de dados</w:t>
       </w:r>
-      <w:bookmarkEnd w:id="6"/>
+      <w:bookmarkEnd w:id="5"/>
     </w:p>
     <w:p>
       <w:pPr>
@@ -4475,7 +3522,7 @@
           <w:sz w:val="20"/>
           <w:szCs w:val="20"/>
         </w:rPr>
-        <w:t>Tabela 4 – Bases de dados dos painéis</w:t>
+        <w:t>Tabela 3 – Bases de dados dos painéis</w:t>
       </w:r>
     </w:p>
     <w:tbl>
@@ -4698,18 +3745,19 @@
                 <w:sz w:val="20"/>
                 <w:szCs w:val="20"/>
               </w:rPr>
-              <w:t>No Painel de Nascimentos, as séries por unidade vêm das planilhas de indicadores da coordenação, complementadas por extração própria dos microdados (2025 das unidades EBSERH e unidades acrescentadas); o comparativo territorial vem de extração própria por município de residência e de ocorrência.</w:t>
-            </w:r>
-          </w:p>
-          <w:p>
-            <w:pPr>
-              <w:spacing w:after="60" w:line="252" w:lineRule="auto"/>
-            </w:pPr>
-            <w:r>
-              <w:rPr>
-                <w:sz w:val="20"/>
-                <w:szCs w:val="20"/>
-              </w:rPr>
+              <w:t>No Painel de Nascimentos, as séries por unidade e por território são tabuladas a partir desses microdados, segundo o estabelecimento de ocorrência (campo CODESTAB) e os municípios de residência e de ocorrência da mãe, com as categorias descritas na seção 4.5.</w:t>
+            </w:r>
+          </w:p>
+          <w:p>
+            <w:pPr>
+              <w:spacing w:after="60" w:line="252" w:lineRule="auto"/>
+            </w:pPr>
+            <w:r>
+              <w:rPr>
+                <w:sz w:val="20"/>
+                <w:szCs w:val="20"/>
+              </w:rPr>
+              <w:lastRenderedPageBreak/>
               <w:t>No Painel de Mortalidade, o SINASC fornece os nascidos vivos usados como denominador. No Painel de Internação, fornece três indicadores calculados na DN: parto vaginal após cesariana, trabalho de parto induzido e condições potencialmente ameaçadoras à vida do recém-nascido. Os quadros de perfil da mãe estão no Painel de Nascimentos (seção 4.4).</w:t>
             </w:r>
           </w:p>
@@ -4734,7 +3782,16 @@
                 <w:sz w:val="20"/>
                 <w:szCs w:val="20"/>
               </w:rPr>
-              <w:t>2019 a 2025 e 1º semestre de 2026 (nascidos de janeiro a junho de 2026, do arquivo preliminar de 2026 do OpenDataSUS, extraídos em 18/10/2026). No Painel de Nascimentos e no de Internação, 2025 é preliminar; no Painel de Mortalidade, 2024 e 2025 recebem a marca de preliminar (seção 7.3).</w:t>
+              <w:lastRenderedPageBreak/>
+              <w:t xml:space="preserve">2019 a 2025 e 1º semestre de 2026 (nascidos de janeiro a junho de 2026, do arquivo preliminar de 2026 do OpenDataSUS, extraídos em 18/10/2026). No Painel de Nascimentos e no de Internação, </w:t>
+            </w:r>
+            <w:r>
+              <w:rPr>
+                <w:sz w:val="20"/>
+                <w:szCs w:val="20"/>
+              </w:rPr>
+              <w:lastRenderedPageBreak/>
+              <w:t>2025 é preliminar; no Painel de Mortalidade, 2024 e 2025 recebem a marca de preliminar (seção 7.3).</w:t>
             </w:r>
           </w:p>
           <w:p>
@@ -4775,6 +3832,7 @@
                 <w:sz w:val="20"/>
                 <w:szCs w:val="20"/>
               </w:rPr>
+              <w:lastRenderedPageBreak/>
               <w:t>SIH/SUS</w:t>
             </w:r>
           </w:p>
@@ -4799,15 +3857,7 @@
                 <w:sz w:val="20"/>
                 <w:szCs w:val="20"/>
               </w:rPr>
-              <w:t xml:space="preserve">Sistema de Informações Hospitalares do SUS. A </w:t>
-            </w:r>
-            <w:r>
-              <w:rPr>
-                <w:sz w:val="20"/>
-                <w:szCs w:val="20"/>
-              </w:rPr>
-              <w:lastRenderedPageBreak/>
-              <w:t>Autorização de Internação Hospitalar (AIH) registra cada internação financiada pelo SUS.</w:t>
+              <w:t>Sistema de Informações Hospitalares do SUS. A Autorização de Internação Hospitalar (AIH) registra cada internação financiada pelo SUS.</w:t>
             </w:r>
           </w:p>
         </w:tc>
@@ -4831,16 +3881,7 @@
                 <w:sz w:val="20"/>
                 <w:szCs w:val="20"/>
               </w:rPr>
-              <w:lastRenderedPageBreak/>
-              <w:t xml:space="preserve">Arquivos públicos da AIH reduzida (RD, um registro por internação) e de </w:t>
-            </w:r>
-            <w:r>
-              <w:rPr>
-                <w:sz w:val="20"/>
-                <w:szCs w:val="20"/>
-              </w:rPr>
-              <w:lastRenderedPageBreak/>
-              <w:t>serviços profissionais (SP, um registro por procedimento ou ato realizado na internação), no FTP do DATASUS, por unidade da federação (UF) e por competência.</w:t>
+              <w:t>Arquivos públicos da AIH reduzida (RD, um registro por internação) e de serviços profissionais (SP, um registro por procedimento ou ato realizado na internação), no FTP do DATASUS, por unidade da federação (UF) e por competência.</w:t>
             </w:r>
           </w:p>
           <w:p>
@@ -4876,16 +3917,7 @@
                 <w:sz w:val="20"/>
                 <w:szCs w:val="20"/>
               </w:rPr>
-              <w:lastRenderedPageBreak/>
-              <w:t xml:space="preserve">Competências de janeiro de 2019 a </w:t>
-            </w:r>
-            <w:r>
-              <w:rPr>
-                <w:sz w:val="20"/>
-                <w:szCs w:val="20"/>
-              </w:rPr>
-              <w:lastRenderedPageBreak/>
-              <w:t>junho de 2026 para as colunas de 2019 a 2025; para o 1º semestre de 2026 (internações de janeiro a junho de 2026), competências até agosto de 2026.</w:t>
+              <w:t>Competências de janeiro de 2019 a junho de 2026 para as colunas de 2019 a 2025; para o 1º semestre de 2026 (internações de janeiro a junho de 2026), competências até agosto de 2026.</w:t>
             </w:r>
           </w:p>
           <w:p>
@@ -4926,7 +3958,6 @@
                 <w:sz w:val="20"/>
                 <w:szCs w:val="20"/>
               </w:rPr>
-              <w:lastRenderedPageBreak/>
               <w:t>CNES</w:t>
             </w:r>
           </w:p>
@@ -5011,7 +4042,7 @@
                 <w:sz w:val="20"/>
                 <w:szCs w:val="20"/>
               </w:rPr>
-              <w:t>Ficha e habilitações atualizadas automaticamente em 1º de junho e 1º de dezembro, com disparo manual quando necessário; última atualização em 11/10/2026 (carimbo de cada painel).</w:t>
+              <w:t>Ficha e habilitações atualizadas semestralmente, em 1º de junho e 1º de dezembro, a partir das fontes oficiais; última atualização em 11/10/2026, informada na página principal dos painéis.</w:t>
             </w:r>
           </w:p>
         </w:tc>
@@ -5165,6 +4196,7 @@
                 <w:sz w:val="20"/>
                 <w:szCs w:val="20"/>
               </w:rPr>
+              <w:lastRenderedPageBreak/>
               <w:t>Base territorial e malhas</w:t>
             </w:r>
           </w:p>
@@ -5264,22 +4296,21 @@
       <w:pPr>
         <w:pStyle w:val="Ttulo1"/>
       </w:pPr>
-      <w:bookmarkStart w:id="7" w:name="_Toc243232721"/>
+      <w:bookmarkStart w:id="6" w:name="_Toc243245222"/>
       <w:r>
-        <w:lastRenderedPageBreak/>
         <w:t>3. Unidades e grupos</w:t>
       </w:r>
-      <w:bookmarkEnd w:id="7"/>
+      <w:bookmarkEnd w:id="6"/>
     </w:p>
     <w:p>
       <w:pPr>
         <w:pStyle w:val="Ttulo2"/>
       </w:pPr>
-      <w:bookmarkStart w:id="8" w:name="_Toc243232722"/>
+      <w:bookmarkStart w:id="7" w:name="_Toc243245223"/>
       <w:r>
         <w:t>3.1 Os três grupos de maternidades</w:t>
       </w:r>
-      <w:bookmarkEnd w:id="8"/>
+      <w:bookmarkEnd w:id="7"/>
     </w:p>
     <w:p>
       <w:pPr>
@@ -5294,7 +4325,7 @@
         <w:spacing w:after="120" w:line="276" w:lineRule="auto"/>
       </w:pPr>
       <w:r>
-        <w:t>Nos painéis de Internação e de Mortalidade, as unidades e os grupos seguem, desde 9 de setembro de 2026, a lista oficial de maternidades por grupo (planilha "LISTA MATERNIDADES POR GRUPO_09092026"), com 115 estabelecimentos (códigos CNES distintos). Uma unidade classificada como "apoiada/QUALINEO" conta nos dois grupos. O Painel de Nascimentos mantém a composição de grupos definida em agosto de 2026; por isso, a média do grupo de uma mesma unidade pode diferir entre os painéis.</w:t>
+        <w:t>Nos painéis de Internação e de Mortalidade, as unidades e os grupos seguem, desde 9 de setembro de 2026, a lista oficial de maternidades por grupo definida pela coordenação em 9 de setembro de 2026, com 115 estabelecimentos (códigos CNES distintos). Uma unidade classificada como "apoiada/QUALINEO" conta nos dois grupos. O Painel de Nascimentos mantém a composição de grupos definida em agosto de 2026; por isso, a média do grupo de uma mesma unidade pode diferir entre os painéis.</w:t>
       </w:r>
     </w:p>
     <w:p>
@@ -5310,7 +4341,7 @@
           <w:sz w:val="20"/>
           <w:szCs w:val="20"/>
         </w:rPr>
-        <w:t>Tabela 5 – Unidades por grupo em cada painel, em 11 de outubro de 2026 (uma unidade pode contar em mais de um grupo)</w:t>
+        <w:t>Tabela 4 – Unidades por grupo em cada painel, em 11 de outubro de 2026 (uma unidade pode contar em mais de um grupo)</w:t>
       </w:r>
     </w:p>
     <w:tbl>
@@ -5886,6 +4917,7 @@
           <w:b/>
           <w:bCs/>
         </w:rPr>
+        <w:lastRenderedPageBreak/>
         <w:t xml:space="preserve">Painel de Internação (119 unidades): </w:t>
       </w:r>
       <w:r>
@@ -5937,7 +4969,6 @@
         <w:spacing w:after="120" w:line="276" w:lineRule="auto"/>
       </w:pPr>
       <w:r>
-        <w:lastRenderedPageBreak/>
         <w:t>Hospital das Clínicas da Faculdade de Medicina de Marília (FAMEMA), Marília/SP: no Painel de Mortalidade, os CNES 2025507 (hospital adulto) e 2025523 (unidade materno-infantil) são tratados como um único complexo, com os óbitos dos dois códigos e os nascidos vivos do 2025523 (dicionário de 11/09/2026). Nos painéis de Nascimentos e de Internação, a unidade aparece pelo CNES 2025507.</w:t>
       </w:r>
     </w:p>
@@ -5945,11 +4976,11 @@
       <w:pPr>
         <w:pStyle w:val="Ttulo2"/>
       </w:pPr>
-      <w:bookmarkStart w:id="9" w:name="_Toc243232723"/>
+      <w:bookmarkStart w:id="8" w:name="_Toc243245224"/>
       <w:r>
         <w:t>3.2 A coluna de referência do comparador em cada painel</w:t>
       </w:r>
-      <w:bookmarkEnd w:id="9"/>
+      <w:bookmarkEnd w:id="8"/>
     </w:p>
     <w:p>
       <w:pPr>
@@ -6080,6 +5111,7 @@
         <w:spacing w:after="120" w:line="276" w:lineRule="auto"/>
       </w:pPr>
       <w:r>
+        <w:lastRenderedPageBreak/>
         <w:t>Exemplo da nota: em 2025, as 25 unidades do grupo EBSERH com dados somaram 28.638 partos cesáreos em 50.084 nascidos vivos com via de nascimento informada, o que resulta em 57,2% de cesárea para o grupo. Uma unidade com 64,4% aparece 7,2 pontos percentuais acima da média do seu grupo.</w:t>
       </w:r>
     </w:p>
@@ -6096,11 +5128,10 @@
         <w:spacing w:after="120" w:line="276" w:lineRule="auto"/>
       </w:pPr>
       <w:r>
-        <w:t xml:space="preserve">No Painel de Internação, a referência é a média simples dos indicadores das unidades do grupo com dados no ano, porque as planilhas de internação trazem só os indicadores calculados, sem numeradores e denominadores. O destaque marca o maior valor nos indicadores de boas práticas (AMIU, acompanhante, parto vaginal após cesariana e analgesia) e o menor nos indicadores de </w:t>
+        <w:t>No Painel de Internação, a referência é a média simples dos indicadores das unidades do grupo com dados no ano, porque, para os indicadores de internação, o painel publica os valores calculados de cada unidade, sem numeradores e denominadores. O destaque marca o maior valor nos indicadores de boas práticas (AMIU, acompanhante, parto vaginal após cesariana e analgesia) e o menor nos indicadores de morbidade (casos de morbidade materna grave e condições potencialmente ameaçadoras à vida). Fonte: página "Metod</w:t>
       </w:r>
       <w:r>
-        <w:lastRenderedPageBreak/>
-        <w:t>morbidade (casos de morbidade materna grave e condições potencialmente ameaçadoras à vida). Fonte: página "Metodologia" do Painel de Internação.</w:t>
+        <w:t>ologia" do Painel de Internação.</w:t>
       </w:r>
     </w:p>
     <w:p>
@@ -6123,11 +5154,11 @@
       <w:pPr>
         <w:pStyle w:val="Ttulo1"/>
       </w:pPr>
-      <w:bookmarkStart w:id="10" w:name="_Toc243232724"/>
+      <w:bookmarkStart w:id="9" w:name="_Toc243245225"/>
       <w:r>
         <w:t>4. Dicionário do Painel de Nascimentos (SINASC)</w:t>
       </w:r>
-      <w:bookmarkEnd w:id="10"/>
+      <w:bookmarkEnd w:id="9"/>
     </w:p>
     <w:p>
       <w:pPr>
@@ -6149,11 +5180,11 @@
       <w:pPr>
         <w:pStyle w:val="Ttulo2"/>
       </w:pPr>
-      <w:bookmarkStart w:id="11" w:name="_Toc243232725"/>
+      <w:bookmarkStart w:id="10" w:name="_Toc243245226"/>
       <w:r>
         <w:t>4.1 Bases usadas pelo painel</w:t>
       </w:r>
-      <w:bookmarkEnd w:id="11"/>
+      <w:bookmarkEnd w:id="10"/>
     </w:p>
     <w:p>
       <w:pPr>
@@ -6176,7 +5207,7 @@
           <w:sz w:val="20"/>
           <w:szCs w:val="20"/>
         </w:rPr>
-        <w:t>Tabela 6 – Usos específicos de bases no Painel de Nascimentos</w:t>
+        <w:t>Tabela 5 – Usos específicos de bases no Painel de Nascimentos</w:t>
       </w:r>
     </w:p>
     <w:tbl>
@@ -6411,7 +5442,15 @@
                 <w:sz w:val="20"/>
                 <w:szCs w:val="20"/>
               </w:rPr>
-              <w:t>Microdados públicos do SINASC (OpenDataSUS), série 2019-2025, processados por território de residência e ocorrência: todos os nascidos vivos e &lt;1500 g, por região de saúde, macro e UF. Nos níveis macro e UF, o percentual agrega os nascidos na própria região de saúde (todos) ou na própria macro (&lt;1500 g), como nas planilhas oficiais. 2025 preliminar. Extração validada contra as planilhas NV por Região e NV por Macro (2019 e 2024).</w:t>
+              <w:t xml:space="preserve">Microdados públicos do SINASC (OpenDataSUS), série 2019-2025, processados por território de residência e ocorrência: todos os nascidos vivos e &lt;1500 g, por região de </w:t>
+            </w:r>
+            <w:r>
+              <w:rPr>
+                <w:sz w:val="20"/>
+                <w:szCs w:val="20"/>
+              </w:rPr>
+              <w:lastRenderedPageBreak/>
+              <w:t>saúde, macro e UF. Nos níveis macro e UF, o percentual agrega os nascidos na própria região de saúde (todos) ou na própria macro (&lt;1500 g), como nas planilhas oficiais. 2025 preliminar. Extração validada contra as planilhas NV por Região e NV por Macro (2019 e 2024).</w:t>
             </w:r>
           </w:p>
         </w:tc>
@@ -6440,6 +5479,7 @@
                 <w:sz w:val="20"/>
                 <w:szCs w:val="20"/>
               </w:rPr>
+              <w:lastRenderedPageBreak/>
               <w:t>Localização das unidades</w:t>
             </w:r>
           </w:p>
@@ -6479,18 +5519,17 @@
       <w:pPr>
         <w:pStyle w:val="Ttulo2"/>
       </w:pPr>
-      <w:bookmarkStart w:id="12" w:name="_Toc243232726"/>
+      <w:bookmarkStart w:id="11" w:name="_Toc243245227"/>
       <w:r>
         <w:t>4.2 Indicadores dos mapas e do comparador</w:t>
       </w:r>
-      <w:bookmarkEnd w:id="12"/>
+      <w:bookmarkEnd w:id="11"/>
     </w:p>
     <w:p>
       <w:pPr>
         <w:spacing w:after="120" w:line="276" w:lineRule="auto"/>
       </w:pPr>
       <w:r>
-        <w:lastRenderedPageBreak/>
         <w:t>As fichas abaixo são as mesmas da página "Metodologia" do painel. Nos mapas, ao agregar territórios, somam-se os numeradores e os denominadores das maternidades da seleção; a taxa de cesárea por grupo de Robson é ponderada pelo número de nascidos vivos do grupo em cada unidade.</w:t>
       </w:r>
     </w:p>
@@ -6507,7 +5546,7 @@
           <w:sz w:val="20"/>
           <w:szCs w:val="20"/>
         </w:rPr>
-        <w:t>Tabela 7 – Indicadores dos mapas e do comparador do Painel de Nascimentos</w:t>
+        <w:t>Tabela 6 – Indicadores dos mapas e do comparador do Painel de Nascimentos</w:t>
       </w:r>
     </w:p>
     <w:tbl>
@@ -7336,6 +6375,7 @@
                 <w:sz w:val="20"/>
                 <w:szCs w:val="20"/>
               </w:rPr>
+              <w:lastRenderedPageBreak/>
               <w:t>% de cesárea</w:t>
             </w:r>
           </w:p>
@@ -7598,7 +6638,6 @@
                 <w:sz w:val="20"/>
                 <w:szCs w:val="20"/>
               </w:rPr>
-              <w:lastRenderedPageBreak/>
               <w:t>% de baixo peso (&lt;2500 g)</w:t>
             </w:r>
           </w:p>
@@ -8373,6 +7412,7 @@
                 <w:sz w:val="20"/>
                 <w:szCs w:val="20"/>
               </w:rPr>
+              <w:lastRenderedPageBreak/>
               <w:t>Taxa de cesárea no grupo 3 de Robson</w:t>
             </w:r>
           </w:p>
@@ -8534,15 +7574,7 @@
                 <w:sz w:val="20"/>
                 <w:szCs w:val="20"/>
               </w:rPr>
-              <w:t xml:space="preserve">Multíparas sem cesárea anterior, feto único cefálico, ≥37 semanas, parto induzido ou cesárea </w:t>
-            </w:r>
-            <w:r>
-              <w:rPr>
-                <w:sz w:val="20"/>
-                <w:szCs w:val="20"/>
-              </w:rPr>
-              <w:lastRenderedPageBreak/>
-              <w:t>antes do trabalho de parto. Meta ≤15%.</w:t>
+              <w:t>Multíparas sem cesárea anterior, feto único cefálico, ≥37 semanas, parto induzido ou cesárea antes do trabalho de parto. Meta ≤15%.</w:t>
             </w:r>
           </w:p>
         </w:tc>
@@ -8566,7 +7598,6 @@
                 <w:sz w:val="20"/>
                 <w:szCs w:val="20"/>
               </w:rPr>
-              <w:lastRenderedPageBreak/>
               <w:t>Partos cesáreos do grupo 4 de Robson.</w:t>
             </w:r>
           </w:p>
@@ -8772,11 +7803,11 @@
       <w:pPr>
         <w:pStyle w:val="Ttulo2"/>
       </w:pPr>
-      <w:bookmarkStart w:id="13" w:name="_Toc243232727"/>
+      <w:bookmarkStart w:id="12" w:name="_Toc243245228"/>
       <w:r>
         <w:t>4.3 Demais cálculos do painel</w:t>
       </w:r>
-      <w:bookmarkEnd w:id="13"/>
+      <w:bookmarkEnd w:id="12"/>
     </w:p>
     <w:p>
       <w:pPr>
@@ -8799,7 +7830,7 @@
           <w:sz w:val="20"/>
           <w:szCs w:val="20"/>
         </w:rPr>
-        <w:t>Tabela 8 – Demais cálculos do Painel de Nascimentos</w:t>
+        <w:t>Tabela 7 – Demais cálculos do Painel de Nascimentos</w:t>
       </w:r>
     </w:p>
     <w:tbl>
@@ -9313,7 +8344,15 @@
                 <w:sz w:val="20"/>
                 <w:szCs w:val="20"/>
               </w:rPr>
-              <w:t>Total de nascidos vivos com ao menos uma consulta, incluindo os registros com trimestre ignorado (por isso pode diferir do indicador "% com pré-natal iniciado no 1º trimestre" dos mapas, que exclui os ignorados).</w:t>
+              <w:t xml:space="preserve">Total de nascidos vivos com ao menos uma consulta, incluindo os registros com trimestre ignorado </w:t>
+            </w:r>
+            <w:r>
+              <w:rPr>
+                <w:sz w:val="20"/>
+                <w:szCs w:val="20"/>
+              </w:rPr>
+              <w:lastRenderedPageBreak/>
+              <w:t>(por isso pode diferir do indicador "% com pré-natal iniciado no 1º trimestre" dos mapas, que exclui os ignorados).</w:t>
             </w:r>
           </w:p>
         </w:tc>
@@ -9337,6 +8376,7 @@
                 <w:sz w:val="20"/>
                 <w:szCs w:val="20"/>
               </w:rPr>
+              <w:lastRenderedPageBreak/>
               <w:t>Ministério da Saúde – SINASC, 2019 a 2025.</w:t>
             </w:r>
           </w:p>
@@ -9366,18 +8406,7 @@
                 <w:sz w:val="20"/>
                 <w:szCs w:val="20"/>
               </w:rPr>
-              <w:t xml:space="preserve">% de NV ocorridos no território de residência </w:t>
-            </w:r>
-            <w:r>
-              <w:rPr>
-                <w:b/>
-                <w:bCs/>
-                <w:color w:val="0A213D"/>
-                <w:sz w:val="20"/>
-                <w:szCs w:val="20"/>
-              </w:rPr>
-              <w:lastRenderedPageBreak/>
-              <w:t>(Comparativo entre anos)</w:t>
+              <w:t>% de NV ocorridos no território de residência (Comparativo entre anos)</w:t>
             </w:r>
           </w:p>
         </w:tc>
@@ -9401,16 +8430,7 @@
                 <w:sz w:val="20"/>
                 <w:szCs w:val="20"/>
               </w:rPr>
-              <w:lastRenderedPageBreak/>
-              <w:t xml:space="preserve">Retenção territorial de nascimentos: das mães residentes em cada território, quantas </w:t>
-            </w:r>
-            <w:r>
-              <w:rPr>
-                <w:sz w:val="20"/>
-                <w:szCs w:val="20"/>
-              </w:rPr>
-              <w:lastRenderedPageBreak/>
-              <w:t>pariram dentro do próprio território. Considera todos os nascimentos, não apenas maternidades estratégicas. Nos níveis macrorregião e UF, o percentual agrega os nascidos na própria região de saúde (recorte todos) ou na própria macro (recorte &lt;1500 g), seguindo a semântica das planilhas oficiais.</w:t>
+              <w:t>Retenção territorial de nascimentos: das mães residentes em cada território, quantas pariram dentro do próprio território. Considera todos os nascimentos, não apenas maternidades estratégicas. Nos níveis macrorregião e UF, o percentual agrega os nascidos na própria região de saúde (recorte todos) ou na própria macro (recorte &lt;1500 g), seguindo a semântica das planilhas oficiais.</w:t>
             </w:r>
           </w:p>
         </w:tc>
@@ -9434,16 +8454,7 @@
                 <w:sz w:val="20"/>
                 <w:szCs w:val="20"/>
               </w:rPr>
-              <w:lastRenderedPageBreak/>
-              <w:t xml:space="preserve">Nascidos vivos de mães residentes que ocorreram no próprio território </w:t>
-            </w:r>
-            <w:r>
-              <w:rPr>
-                <w:sz w:val="20"/>
-                <w:szCs w:val="20"/>
-              </w:rPr>
-              <w:lastRenderedPageBreak/>
-              <w:t>de residência (nível região de saúde; agregado nos níveis macro e UF).</w:t>
+              <w:t>Nascidos vivos de mães residentes que ocorreram no próprio território de residência (nível região de saúde; agregado nos níveis macro e UF).</w:t>
             </w:r>
           </w:p>
         </w:tc>
@@ -9467,16 +8478,7 @@
                 <w:sz w:val="20"/>
                 <w:szCs w:val="20"/>
               </w:rPr>
-              <w:lastRenderedPageBreak/>
-              <w:t xml:space="preserve">Nascidos vivos de mães residentes no território, independentemente </w:t>
-            </w:r>
-            <w:r>
-              <w:rPr>
-                <w:sz w:val="20"/>
-                <w:szCs w:val="20"/>
-              </w:rPr>
-              <w:lastRenderedPageBreak/>
-              <w:t>de onde ocorreu o parto.</w:t>
+              <w:t>Nascidos vivos de mães residentes no território, independentemente de onde ocorreu o parto.</w:t>
             </w:r>
           </w:p>
         </w:tc>
@@ -9500,16 +8502,7 @@
                 <w:sz w:val="20"/>
                 <w:szCs w:val="20"/>
               </w:rPr>
-              <w:lastRenderedPageBreak/>
-              <w:t xml:space="preserve">Ministério da Saúde – SINASC, microdados públicos (OpenDataSUS), série </w:t>
-            </w:r>
-            <w:r>
-              <w:rPr>
-                <w:sz w:val="20"/>
-                <w:szCs w:val="20"/>
-              </w:rPr>
-              <w:lastRenderedPageBreak/>
-              <w:t>2019-2025, com 2025 preliminar. Ambos os recortes (todos e &lt;1500 g) por região de saúde, macro e UF. Extração própria validada contra as planilhas NV por Região e NV por Macro (2019 e 2024): diferenças médias de 0,1 a 0,4 ponto percentual.</w:t>
+              <w:t>Ministério da Saúde – SINASC, microdados públicos (OpenDataSUS), série 2019-2025, com 2025 preliminar. Ambos os recortes (todos e &lt;1500 g) por região de saúde, macro e UF. Extração própria validada contra as planilhas NV por Região e NV por Macro (2019 e 2024): diferenças médias de 0,1 a 0,4 ponto percentual.</w:t>
             </w:r>
           </w:p>
         </w:tc>
@@ -9538,7 +8531,6 @@
                 <w:sz w:val="20"/>
                 <w:szCs w:val="20"/>
               </w:rPr>
-              <w:lastRenderedPageBreak/>
               <w:t>Participação da unidade nos nascimentos da UF e do Brasil (topo do dossiê)</w:t>
             </w:r>
           </w:p>
@@ -9688,14 +8680,7 @@
                 <w:sz w:val="20"/>
                 <w:szCs w:val="20"/>
               </w:rPr>
-              <w:t>Coluna de referência do comparador de unidades: a maternidade é comparada com a média do seu próprio grupo — maternidades estratégicas, unidades EBSERH ou QUALINEO 2026/2027. Nos indicadores percentuais a média é a taxa agregada do grupo (soma dos numeradores dividida pela soma dos denominadores de todas as unidades do grupo, com as mesmas exclusões de ignorados de cada indicador), a mesma regra de agregação usada nos mapas e no panorama; nos grupos de Robson, a taxa agregada é ponderada pelo número de part</w:t>
-            </w:r>
-            <w:r>
-              <w:rPr>
-                <w:sz w:val="20"/>
-                <w:szCs w:val="20"/>
-              </w:rPr>
-              <w:t>os de cada unidade no grupo. No volume de nascidos vivos, mostra-</w:t>
+              <w:t xml:space="preserve">Coluna de referência do comparador de unidades: a maternidade é comparada com a média do seu próprio grupo — maternidades estratégicas, unidades EBSERH ou QUALINEO 2026/2027. Nos indicadores percentuais a média é a taxa agregada do grupo (soma dos numeradores dividida pela soma dos denominadores de todas as unidades do grupo, com as mesmas exclusões de ignorados </w:t>
             </w:r>
             <w:r>
               <w:rPr>
@@ -9703,7 +8688,7 @@
                 <w:szCs w:val="20"/>
               </w:rPr>
               <w:lastRenderedPageBreak/>
-              <w:t>se a média por unidade (total do grupo dividido pelo número de unidades com dado no ano). Unidades que pertencem a mais de um grupo contam na média de todos os grupos a que pertencem. A média do grupo não participa do destaque de melhor posição.</w:t>
+              <w:t>de cada indicador), a mesma regra de agregação usada nos mapas e no panorama; nos grupos de Robson, a taxa agregada é ponderada pelo número de partos de cada unidade no grupo. No volume de nascidos vivos, mostra-se a média por unidade (total do grupo dividido pelo número de unidades com dado no ano). Unidades que pertencem a mais de um grupo contam na média de todos os grupos a que pertencem. A média do grupo não participa do destaque de melhor posição.</w:t>
             </w:r>
           </w:p>
         </w:tc>
@@ -9791,18 +8776,18 @@
       <w:pPr>
         <w:pStyle w:val="Ttulo2"/>
       </w:pPr>
-      <w:bookmarkStart w:id="14" w:name="_Toc243232728"/>
+      <w:bookmarkStart w:id="13" w:name="_Toc243245229"/>
       <w:r>
         <w:t>4.4 Perfil da mãe (quadros do dossiê)</w:t>
       </w:r>
-      <w:bookmarkEnd w:id="14"/>
+      <w:bookmarkEnd w:id="13"/>
     </w:p>
     <w:p>
       <w:pPr>
         <w:spacing w:after="120" w:line="276" w:lineRule="auto"/>
       </w:pPr>
       <w:r>
-        <w:t>Os quadros de perfil da mãe seguem as regras das seções de perfil do dicionário de indicadores de internação (versão final de 10/09/2026), reproduzidas abaixo. O painel mostra sete quadros: idade, raça/cor, escolaridade, situação conjugal, cesarianas anteriores, tipo de gestação e pré-natal adequado à idade gestacional. A linha de gestações anteriores consta do dicionário e da planilha de indicadores, mas não está entre os sete quadros do painel.</w:t>
+        <w:t>Os quadros de perfil da mãe seguem as regras das seções de perfil do dicionário de indicadores de internação (versão final de 10/09/2026), reproduzidas abaixo. O painel mostra sete quadros: idade, raça/cor, escolaridade, situação conjugal, cesarianas anteriores, tipo de gestação e pré-natal adequado à idade gestacional. A linha de gestações anteriores consta do dicionário, mas não está entre os sete quadros do painel.</w:t>
       </w:r>
     </w:p>
     <w:p>
@@ -9826,7 +8811,7 @@
           <w:sz w:val="20"/>
           <w:szCs w:val="20"/>
         </w:rPr>
-        <w:t>Tabela 9 – Perfil sociodemográfico (SINASC): indicadores e regras</w:t>
+        <w:t>Tabela 8 – Perfil sociodemográfico (SINASC): indicadores e regras</w:t>
       </w:r>
     </w:p>
     <w:tbl>
@@ -10121,7 +9106,15 @@
                 <w:sz w:val="20"/>
                 <w:szCs w:val="20"/>
               </w:rPr>
-              <w:t>RACACORMAE: 1 Branca, 2 Preta, 3 Amarela, 4 Parda, 5 Indígena. Campo em branco = "Ignorado", apresentado como categoria própria (a Declaração de Nascido Vivo não tem a opção "ignorado").</w:t>
+              <w:t xml:space="preserve">RACACORMAE: 1 Branca, 2 Preta, 3 Amarela, 4 Parda, 5 Indígena. Campo em branco = "Ignorado", </w:t>
+            </w:r>
+            <w:r>
+              <w:rPr>
+                <w:sz w:val="20"/>
+                <w:szCs w:val="20"/>
+              </w:rPr>
+              <w:lastRenderedPageBreak/>
+              <w:t>apresentado como categoria própria (a Declaração de Nascido Vivo não tem a opção "ignorado").</w:t>
             </w:r>
           </w:p>
           <w:p>
@@ -10162,6 +9155,7 @@
                 <w:sz w:val="20"/>
                 <w:szCs w:val="20"/>
               </w:rPr>
+              <w:lastRenderedPageBreak/>
               <w:t>Distribuição percentual dos nascidos vivos por escolaridade da mãe</w:t>
             </w:r>
           </w:p>
@@ -10234,7 +9228,6 @@
                 <w:sz w:val="20"/>
                 <w:szCs w:val="20"/>
               </w:rPr>
-              <w:lastRenderedPageBreak/>
               <w:t>ESCMAE 9 ou em branco = "Ignorado", categoria própria. O código 0 pertence a ESCMAE2010 e não é usado.</w:t>
             </w:r>
           </w:p>
@@ -10264,7 +9257,6 @@
                 <w:sz w:val="20"/>
                 <w:szCs w:val="20"/>
               </w:rPr>
-              <w:lastRenderedPageBreak/>
               <w:t>Distribuição percentual dos nascidos vivos por situação conjugal da mãe</w:t>
             </w:r>
           </w:p>
@@ -10369,7 +9361,7 @@
           <w:sz w:val="20"/>
           <w:szCs w:val="20"/>
         </w:rPr>
-        <w:t>Tabela 10 – Perfil obstétrico (SINASC): indicadores e regras</w:t>
+        <w:t>Tabela 9 – Perfil obstétrico (SINASC): indicadores e regras</w:t>
       </w:r>
     </w:p>
     <w:tbl>
@@ -10705,6 +9697,7 @@
                 <w:sz w:val="20"/>
                 <w:szCs w:val="20"/>
               </w:rPr>
+              <w:lastRenderedPageBreak/>
               <w:t>Distribuição percentual dos nascidos vivos por tipo de gestação</w:t>
             </w:r>
           </w:p>
@@ -10854,15 +9847,7 @@
                 <w:sz w:val="20"/>
                 <w:szCs w:val="20"/>
               </w:rPr>
-              <w:t xml:space="preserve">Mínimo de consultas por idade gestacional no parto (SEMAGESTAC): menos de 20 semanas = 1; 20 a 25 = 2; 26 a 29 = 3; 30 a 33 = 4; 34 a 35 = 5; 36 </w:t>
-            </w:r>
-            <w:r>
-              <w:rPr>
-                <w:sz w:val="20"/>
-                <w:szCs w:val="20"/>
-              </w:rPr>
-              <w:lastRenderedPageBreak/>
-              <w:t>a 37 = 6; 38 a 39 = 7; 40 ou mais = 8. Adequado = CONSPRENAT maior ou igual ao mínimo.</w:t>
+              <w:t>Mínimo de consultas por idade gestacional no parto (SEMAGESTAC): menos de 20 semanas = 1; 20 a 25 = 2; 26 a 29 = 3; 30 a 33 = 4; 34 a 35 = 5; 36 a 37 = 6; 38 a 39 = 7; 40 ou mais = 8. Adequado = CONSPRENAT maior ou igual ao mínimo.</w:t>
             </w:r>
           </w:p>
           <w:p>
@@ -10894,18 +9879,18 @@
       <w:pPr>
         <w:pStyle w:val="Ttulo2"/>
       </w:pPr>
-      <w:bookmarkStart w:id="15" w:name="_Toc243232729"/>
+      <w:bookmarkStart w:id="14" w:name="_Toc243245230"/>
       <w:r>
         <w:t>4.5 Tabelas do dossiê (blocos de nascidos vivos)</w:t>
       </w:r>
-      <w:bookmarkEnd w:id="15"/>
+      <w:bookmarkEnd w:id="14"/>
     </w:p>
     <w:p>
       <w:pPr>
         <w:spacing w:after="120" w:line="276" w:lineRule="auto"/>
       </w:pPr>
       <w:r>
-        <w:t>As tabelas do dossiê reproduzem a apresentação de cada maternidade. As categorias de cada tabela são as mesmas da planilha oficial de indicadores e estão registradas nos programas de extração do SINASC (pasta Extracao_SINASC, programa 2_tabelas_unidades.py). A tabela abaixo resume a variável do SINASC e as categorias de cada bloco.</w:t>
+        <w:t>As tabelas do dossiê reproduzem a apresentação de cada maternidade. As categorias de cada tabela seguem as variáveis da Declaração de Nascido Vivo, conforme a Estrutura do SINASC (Ministério da Saúde, versão de 22/02/2024), e as faixas adotadas nas apresentações oficiais das maternidades. A tabela abaixo resume a variável do SINASC e as categorias de cada bloco.</w:t>
       </w:r>
     </w:p>
     <w:p>
@@ -10921,7 +9906,7 @@
           <w:sz w:val="20"/>
           <w:szCs w:val="20"/>
         </w:rPr>
-        <w:t>Tabela 11 – Variáveis e categorias das tabelas do dossiê de nascimentos</w:t>
+        <w:t>Tabela 10 – Variáveis e categorias das tabelas do dossiê de nascimentos</w:t>
       </w:r>
     </w:p>
     <w:tbl>
@@ -11026,7 +10011,7 @@
                 <w:sz w:val="20"/>
                 <w:szCs w:val="20"/>
               </w:rPr>
-              <w:t>Categorias (como na planilha oficial)</w:t>
+              <w:t>Categorias</w:t>
             </w:r>
           </w:p>
         </w:tc>
@@ -11517,6 +10502,7 @@
                 <w:sz w:val="20"/>
                 <w:szCs w:val="20"/>
               </w:rPr>
+              <w:lastRenderedPageBreak/>
               <w:t>Via de nascimento</w:t>
             </w:r>
           </w:p>
@@ -11748,7 +10734,6 @@
                 <w:sz w:val="20"/>
                 <w:szCs w:val="20"/>
               </w:rPr>
-              <w:lastRenderedPageBreak/>
               <w:t>Grupos de Robson (número de nascidos vivos e taxa de cesárea por grupo)</w:t>
             </w:r>
           </w:p>
@@ -11817,21 +10802,21 @@
           <w:b/>
           <w:bCs/>
         </w:rPr>
-        <w:t xml:space="preserve">Linhas de percentual nos decks. </w:t>
+        <w:t xml:space="preserve">Linhas de percentual nas apresentações. </w:t>
       </w:r>
       <w:r>
-        <w:t>Nas apresentações (decks), as linhas de percentual das tabelas de pré-natal, peso, idade gestacional, via de nascimento e assistência ao parto são calculadas sobre o total da tabela, incluindo os registros ignorados; a linha "% Primeiro Trimestre" usa o total da tabela de trimestre, incluindo os ignorados (programa bloco_lib.py, função pct). Os indicadores dos mapas e do comparador (seção 4.2) excluem os ignorados do denominador. Por isso um mesmo indicador pode diferir alguns décimos entre o deck e o mapa.</w:t>
+        <w:t>Nas apresentações de cada maternidade, as linhas de percentual das tabelas de pré-natal, peso, idade gestacional, via de nascimento e assistência ao parto são calculadas sobre o total da tabela, incluindo os registros ignorados; a linha "% Primeiro Trimestre" usa o total da tabela de trimestre, incluindo os ignorados. Os indicadores dos mapas e do comparador (seção 4.2) excluem os ignorados do denominador. Por isso um mesmo indicador pode diferir alguns décimos entre a apresentação e o mapa.</w:t>
       </w:r>
     </w:p>
     <w:p>
       <w:pPr>
         <w:pStyle w:val="Ttulo2"/>
       </w:pPr>
-      <w:bookmarkStart w:id="16" w:name="_Toc243232730"/>
+      <w:bookmarkStart w:id="15" w:name="_Toc243245231"/>
       <w:r>
         <w:t>4.6 Grupos de Robson</w:t>
       </w:r>
-      <w:bookmarkEnd w:id="16"/>
+      <w:bookmarkEnd w:id="15"/>
     </w:p>
     <w:p>
       <w:pPr>
@@ -11854,7 +10839,7 @@
           <w:sz w:val="20"/>
           <w:szCs w:val="20"/>
         </w:rPr>
-        <w:t>Tabela 12 – Grupos de Robson: definições da OMS (2015) e valores de referência do manual de implementação da OMS (2017)</w:t>
+        <w:t>Tabela 11 – Grupos de Robson: definições da OMS (2015) e valores de referência do manual de implementação da OMS (2017)</w:t>
       </w:r>
     </w:p>
     <w:tbl>
@@ -12219,6 +11204,7 @@
                 <w:sz w:val="20"/>
                 <w:szCs w:val="20"/>
               </w:rPr>
+              <w:lastRenderedPageBreak/>
               <w:t>Grupo 4</w:t>
             </w:r>
           </w:p>
@@ -12450,7 +11436,6 @@
                 <w:sz w:val="20"/>
                 <w:szCs w:val="20"/>
               </w:rPr>
-              <w:lastRenderedPageBreak/>
               <w:t>Grupo 7</w:t>
             </w:r>
           </w:p>
@@ -12783,21 +11768,19 @@
       <w:pPr>
         <w:pStyle w:val="Ttulo1"/>
       </w:pPr>
-      <w:bookmarkStart w:id="17" w:name="_Toc243232731"/>
+      <w:bookmarkStart w:id="16" w:name="_Toc243245232"/>
       <w:r>
         <w:t>5. Dicionário do Painel de Internação (SIH/SUS)</w:t>
       </w:r>
-      <w:bookmarkEnd w:id="17"/>
+      <w:bookmarkEnd w:id="16"/>
     </w:p>
     <w:p>
       <w:pPr>
         <w:spacing w:after="120" w:line="276" w:lineRule="auto"/>
       </w:pPr>
       <w:r>
-        <w:t>As regras desta seção são as do Dicionário da planilha de indicadores AIH, grupo de maternidades, versão final de 10/09/2026. Essa versão consolida as decisões da coordenação de 30 de agosto a 9 de setembro de 2026, registradas nos comentários ao documento de sugestões de melhoria e nas mensagens da equipe. Ela substitui a versão de 2 de setembro de 2026 e a revisão comentada de 7 de setembro de 2026. É a versão aplicada na retabulação de 9 de setembro de 2026 (planilhas "regras aprovadas 2026-09-09" e apre</w:t>
-      </w:r>
-      <w:r>
-        <w:t>sentações de setembro de 2026).</w:t>
+        <w:lastRenderedPageBreak/>
+        <w:t>As regras desta seção são as do Dicionário de indicadores de internação (AIH) do grupo de maternidades, versão final de 10/09/2026. Essa versão consolida as decisões da coordenação tomadas entre 30 de agosto e 9 de setembro de 2026 e substitui as versões anteriores, de 2 e de 7 de setembro de 2026. É a versão aplicada aos indicadores publicados no painel e nas apresentações de setembro de 2026.</w:t>
       </w:r>
     </w:p>
     <w:p>
@@ -12805,11 +11788,10 @@
         <w:spacing w:after="120" w:line="276" w:lineRule="auto"/>
       </w:pPr>
       <w:r>
-        <w:t xml:space="preserve">Convenções: SIH-RD é o arquivo da AIH reduzida (um registro por internação) e SIH-SP é o arquivo de serviços profissionais (um registro por procedimento ou ato realizado na internação). Nomes em letras maiúsculas, como PROC_REA e DIAG_PRINC, são os nomes dos campos nos arquivos do DATASUS. O "universo obstétrico" é definido na primeira linha da tabela e serve de denominador </w:t>
+        <w:t>Convenções: SIH-RD é o arquivo da AIH reduzida (um registro por internação) e SIH-SP é o arquivo de serviços profissionais (um registro por procedimento ou ato realizado na internação). Nomes em letras maiúsculas, como PROC_REA e DIAG_PRINC, são os nomes dos campos nos arquivos do DATASUS. O "universo obstétrico" é definido na primeira linha da tabela e serve de denominador para vários indicadores. PROC_REA é o procedimento realizado; DIAG_PRINC, DIAG_SECUN (preenchido até 2014) e DIAGSEC1 a DIAGSEC9 são os</w:t>
       </w:r>
       <w:r>
-        <w:lastRenderedPageBreak/>
-        <w:t>para vários indicadores. PROC_REA é o procedimento realizado; DIAG_PRINC, DIAG_SECUN (preenchido até 2014) e DIAGSEC1 a DIAGSEC9 são os campos de diagnóstico; COBRANCA é o motivo de saída da AIH.</w:t>
+        <w:t xml:space="preserve"> campos de diagnóstico; COBRANCA é o motivo de saída da AIH.</w:t>
       </w:r>
     </w:p>
     <w:p>
@@ -12833,7 +11815,7 @@
           <w:sz w:val="20"/>
           <w:szCs w:val="20"/>
         </w:rPr>
-        <w:t>Tabela 13 – Internações obstétricas: indicadores e regras</w:t>
+        <w:t>Tabela 12 – Internações obstétricas: indicadores e regras</w:t>
       </w:r>
     </w:p>
     <w:tbl>
@@ -13176,6 +12158,7 @@
                 <w:sz w:val="20"/>
                 <w:szCs w:val="20"/>
               </w:rPr>
+              <w:lastRenderedPageBreak/>
               <w:t>Outros: demais procedimentos.</w:t>
             </w:r>
           </w:p>
@@ -13217,6 +12200,7 @@
                 <w:sz w:val="20"/>
                 <w:szCs w:val="20"/>
               </w:rPr>
+              <w:lastRenderedPageBreak/>
               <w:t>Distribuição percentual das internações obstétricas por tipo de saída (alta, transferência e óbito)</w:t>
             </w:r>
           </w:p>
@@ -13289,7 +12273,6 @@
                 <w:sz w:val="20"/>
                 <w:szCs w:val="20"/>
               </w:rPr>
-              <w:lastRenderedPageBreak/>
               <w:t>Códigos 6x (desfecho conjunto mãe/recém-nascido, exclusivos de AIH de parto; Portaria SAS/MS 384/2010): 61, 62, 63 e 64 = Alta da mãe (64 = alta da mãe com óbito fetal); 65, 66 e 67 = Óbito da mãe (65 = óbito da gestante e do concepto). Registrar à parte a frequência de 64 e 65.</w:t>
             </w:r>
           </w:p>
@@ -13331,7 +12314,6 @@
                 <w:sz w:val="20"/>
                 <w:szCs w:val="20"/>
               </w:rPr>
-              <w:lastRenderedPageBreak/>
               <w:t>Número de internações obstétricas para interrupção da gestação em casos previstos por lei</w:t>
             </w:r>
           </w:p>
@@ -13606,7 +12588,15 @@
                 <w:sz w:val="20"/>
                 <w:szCs w:val="20"/>
               </w:rPr>
-              <w:t>Base: Lei 11.108/2005; Portaria GM/MS 2.418/2005 (autoriza a cobrança das despesas com acompanhante na AIH); Portaria GM/MS 1.459/2011, art. 7º. Limitação: DIAR_ACOM registra diárias faturadas, não a presença durante o trabalho de parto.</w:t>
+              <w:t xml:space="preserve">Base: Lei 11.108/2005; Portaria GM/MS 2.418/2005 (autoriza a cobrança das despesas com acompanhante na AIH); Portaria GM/MS 1.459/2011, art. 7º. Limitação: DIAR_ACOM </w:t>
+            </w:r>
+            <w:r>
+              <w:rPr>
+                <w:sz w:val="20"/>
+                <w:szCs w:val="20"/>
+              </w:rPr>
+              <w:lastRenderedPageBreak/>
+              <w:t>registra diárias faturadas, não a presença durante o trabalho de parto.</w:t>
             </w:r>
           </w:p>
         </w:tc>
@@ -13635,6 +12625,7 @@
                 <w:sz w:val="20"/>
                 <w:szCs w:val="20"/>
               </w:rPr>
+              <w:lastRenderedPageBreak/>
               <w:t>Porcentagem de internações para assistência ao parto vaginal com presença de acompanhante</w:t>
             </w:r>
           </w:p>
@@ -13712,18 +12703,7 @@
                 <w:sz w:val="20"/>
                 <w:szCs w:val="20"/>
               </w:rPr>
-              <w:t xml:space="preserve">Porcentagem de internações para cesariana </w:t>
-            </w:r>
-            <w:r>
-              <w:rPr>
-                <w:b/>
-                <w:bCs/>
-                <w:color w:val="0A213D"/>
-                <w:sz w:val="20"/>
-                <w:szCs w:val="20"/>
-              </w:rPr>
-              <w:lastRenderedPageBreak/>
-              <w:t>com presença de acompanhante</w:t>
+              <w:t>Porcentagem de internações para cesariana com presença de acompanhante</w:t>
             </w:r>
           </w:p>
         </w:tc>
@@ -13747,7 +12727,6 @@
                 <w:sz w:val="20"/>
                 <w:szCs w:val="20"/>
               </w:rPr>
-              <w:lastRenderedPageBreak/>
               <w:t>Proporção de internações por cesariana com registro de diária de acompanhante.</w:t>
             </w:r>
           </w:p>
@@ -14176,7 +13155,15 @@
                 <w:sz w:val="20"/>
                 <w:szCs w:val="20"/>
               </w:rPr>
-              <w:t>TMP = soma de DIAS_PERM / número de AIH, no geral e por grupo (Parto Vaginal, Cesariana, Aborto, Intercorrências Clínicas), com os mesmos códigos do indicador de motivos (0409060313 incluído em parto vaginal). DIAS_PERM = DT_SAIDA − DT_INTER (internação e alta no mesmo dia = 0).</w:t>
+              <w:t xml:space="preserve">TMP = soma de DIAS_PERM / número de AIH, no geral e por grupo (Parto Vaginal, Cesariana, Aborto, Intercorrências Clínicas), com os mesmos códigos do indicador de motivos (0409060313 incluído em parto vaginal). DIAS_PERM = </w:t>
+            </w:r>
+            <w:r>
+              <w:rPr>
+                <w:sz w:val="20"/>
+                <w:szCs w:val="20"/>
+              </w:rPr>
+              <w:lastRenderedPageBreak/>
+              <w:t>DT_SAIDA − DT_INTER (internação e alta no mesmo dia = 0).</w:t>
             </w:r>
           </w:p>
           <w:p>
@@ -14220,8 +13207,7 @@
           <w:sz w:val="20"/>
           <w:szCs w:val="20"/>
         </w:rPr>
-        <w:lastRenderedPageBreak/>
-        <w:t>Tabela 14 – Assistência ao parto: indicadores e regras</w:t>
+        <w:t>Tabela 13 – Assistência ao parto: indicadores e regras</w:t>
       </w:r>
     </w:p>
     <w:tbl>
@@ -14637,7 +13623,7 @@
           <w:sz w:val="20"/>
           <w:szCs w:val="20"/>
         </w:rPr>
-        <w:t>Tabela 15 – Internações neonatais: indicadores e regras</w:t>
+        <w:t>Tabela 14 – Internações neonatais: indicadores e regras</w:t>
       </w:r>
     </w:p>
     <w:tbl>
@@ -14932,7 +13918,15 @@
                 <w:sz w:val="20"/>
                 <w:szCs w:val="20"/>
               </w:rPr>
-              <w:t>Numerador: NEO = 1 com MARCA_UTI 81 ou 82 (UTI neonatal tipos II e III; Portaria GM/MS 930/2012, art. 12, parágrafo único, e Portaria GM/MS 2.862/2023, art. 146). Denominador: NEO = 1.</w:t>
+              <w:t xml:space="preserve">Numerador: NEO = 1 com MARCA_UTI 81 ou 82 (UTI neonatal tipos II e III; Portaria GM/MS </w:t>
+            </w:r>
+            <w:r>
+              <w:rPr>
+                <w:sz w:val="20"/>
+                <w:szCs w:val="20"/>
+              </w:rPr>
+              <w:lastRenderedPageBreak/>
+              <w:t>930/2012, art. 12, parágrafo único, e Portaria GM/MS 2.862/2023, art. 146). Denominador: NEO = 1.</w:t>
             </w:r>
           </w:p>
           <w:p>
@@ -14973,18 +13967,8 @@
                 <w:sz w:val="20"/>
                 <w:szCs w:val="20"/>
               </w:rPr>
-              <w:t xml:space="preserve">Distribuição percentual das internações neonatais por </w:t>
-            </w:r>
-            <w:r>
-              <w:rPr>
-                <w:b/>
-                <w:bCs/>
-                <w:color w:val="0A213D"/>
-                <w:sz w:val="20"/>
-                <w:szCs w:val="20"/>
-              </w:rPr>
               <w:lastRenderedPageBreak/>
-              <w:t>tipo de saída (alta, transferência e óbito)</w:t>
+              <w:t>Distribuição percentual das internações neonatais por tipo de saída (alta, transferência e óbito)</w:t>
             </w:r>
           </w:p>
         </w:tc>
@@ -15008,7 +13992,6 @@
                 <w:sz w:val="20"/>
                 <w:szCs w:val="20"/>
               </w:rPr>
-              <w:lastRenderedPageBreak/>
               <w:t>Proporção das internações neonatais por desfecho registrado na AIH.</w:t>
             </w:r>
           </w:p>
@@ -15045,7 +14028,6 @@
                 <w:sz w:val="20"/>
                 <w:szCs w:val="20"/>
               </w:rPr>
-              <w:lastRenderedPageBreak/>
               <w:t>Classificação pelo primeiro dígito de COBRANCA (Portaria SAS/MS 719/2007; Manual Técnico Operacional do SIH/SUS 2017, item 6.3): 1x = Alta; 2x = Permanência; 3x = Transferência; 4x = Óbito; 51 = Encerramento administrativo.</w:t>
             </w:r>
           </w:p>
@@ -15087,7 +14069,6 @@
                 <w:sz w:val="20"/>
                 <w:szCs w:val="20"/>
               </w:rPr>
-              <w:lastRenderedPageBreak/>
               <w:t>Tempo médio de permanência em UTI neonatal (todas as AIH com uso de UTIN)</w:t>
             </w:r>
           </w:p>
@@ -15281,7 +14262,7 @@
           <w:sz w:val="20"/>
           <w:szCs w:val="20"/>
         </w:rPr>
-        <w:t>Tabela 16 – Morbidade materna: indicadores e regras</w:t>
+        <w:t>Tabela 15 – Morbidade materna: indicadores e regras</w:t>
       </w:r>
     </w:p>
     <w:tbl>
@@ -15439,7 +14420,15 @@
                 <w:sz w:val="20"/>
                 <w:szCs w:val="20"/>
               </w:rPr>
-              <w:t>Proporção de internações obstétricas com pelo menos uma condição potencialmente ameaçadora à vida (CPAV), operacionalizada no SIH/SUS conforme o Painel de Vigilância da Saúde Materna do Observatório Obstétrico Brasileiro (OOBr; Domingues et al. 2024). Não corresponde a near miss materno.</w:t>
+              <w:t xml:space="preserve">Proporção de internações obstétricas com pelo menos uma condição potencialmente ameaçadora à vida (CPAV), operacionalizada no SIH/SUS conforme o Painel de Vigilância </w:t>
+            </w:r>
+            <w:r>
+              <w:rPr>
+                <w:sz w:val="20"/>
+                <w:szCs w:val="20"/>
+              </w:rPr>
+              <w:lastRenderedPageBreak/>
+              <w:t>da Saúde Materna do Observatório Obstétrico Brasileiro (OOBr; Domingues et al. 2024). Não corresponde a near miss materno.</w:t>
             </w:r>
           </w:p>
         </w:tc>
@@ -15463,6 +14452,7 @@
                 <w:sz w:val="20"/>
                 <w:szCs w:val="20"/>
               </w:rPr>
+              <w:lastRenderedPageBreak/>
               <w:t>Fonte: SIH-RD e SIH-SP. Critério reescrito conforme o script do OOBr (decisão da coordenação, 09/09/2026), aplicado sobre o universo obstétrico da planilha (mulheres de 10 a 59 anos). Denominador: universo obstétrico.</w:t>
             </w:r>
           </w:p>
@@ -15475,6 +14465,7 @@
                 <w:sz w:val="20"/>
                 <w:szCs w:val="20"/>
               </w:rPr>
+              <w:lastRenderedPageBreak/>
               <w:t>Caso = internação do universo com pelo menos um dos critérios:</w:t>
             </w:r>
           </w:p>
@@ -15487,15 +14478,14 @@
                 <w:sz w:val="20"/>
                 <w:szCs w:val="20"/>
               </w:rPr>
-              <w:t xml:space="preserve">1. CID (qualquer campo de diagnóstico): descolamento prematuro de placenta O450, O458, O459; gravidez ectópica O000 a O002, O008, O009; hemorragia pós-parto O720 a O722; rotura uterina O710, O711; pré-eclâmpsia grave O141; eclâmpsia O150 a O152, O159; hipertensão grave O11, O13, O149, O16, O100 a O104, O109, I10 a I15; encefalopatia hipertensiva I674; endometrite O85; edema pulmonar J81; insuficiência </w:t>
-            </w:r>
-            <w:r>
-              <w:rPr>
-                <w:sz w:val="20"/>
-                <w:szCs w:val="20"/>
-              </w:rPr>
-              <w:lastRenderedPageBreak/>
-              <w:t>respiratória J80, J960, J969, R092, I26x, O032, O037, O042, O047, O052, O057, O062, O067, O072, O077, O082, O880 a O883, O888; convulsões R568; sepse A40x, A41x, A021, A227, A267, A327, A427, B377, O080, O753, O85; choque E86, R570, R571, R578, R579, T811, I460, O083, O751; crise tireotóxica E055; transfusão Z513; histerectomia O822; intubação O29x, O74x, O89x (decisão da coordenação, 09/09/2026).</w:t>
+              <w:t>1. CID (qualquer campo de diagnóstico): descolamento prematuro de placenta O450, O458, O459; gravidez ectópica O000 a O002, O008, O009; hemorragia pós-parto O720 a O722; rotura uterina O710, O711; pré-eclâmpsia grave O141; eclâmpsia O150 a O152, O159; hipertensão grave O11, O13, O149, O16, O100 a O104, O109, I10 a I15; encefalopatia hipertensiva I674; endometrite O85; edema pulmonar J81; insuficiência respiratória J80, J960, J969, R092, I26x, O032, O037, O042, O047, O052, O057, O062, O067, O072, O077, O082,</w:t>
+            </w:r>
+            <w:r>
+              <w:rPr>
+                <w:sz w:val="20"/>
+                <w:szCs w:val="20"/>
+              </w:rPr>
+              <w:t xml:space="preserve"> O880 a O883, O888; convulsões R568; sepse A40x, A41x, A021, A227, A267, A327, A427, B377, O080, O753, O85; choque E86, R570, R571, R578, R579, T811, I460, O083, O751; crise tireotóxica E055; transfusão Z513; histerectomia O822; intubação O29x, O74x, O89x (decisão da coordenação, 09/09/2026).</w:t>
             </w:r>
           </w:p>
           <w:p>
@@ -15669,6 +14659,7 @@
                 <w:sz w:val="20"/>
                 <w:szCs w:val="20"/>
               </w:rPr>
+              <w:lastRenderedPageBreak/>
               <w:t>Complicações tromboembólicas: O880 a O883, O888; I26.</w:t>
             </w:r>
           </w:p>
@@ -15729,7 +14720,6 @@
                 <w:sz w:val="20"/>
                 <w:szCs w:val="20"/>
               </w:rPr>
-              <w:lastRenderedPageBreak/>
               <w:t>Demais causas: pelo menos um diagnóstico fora do capítulo XV (código não iniciado em O).</w:t>
             </w:r>
           </w:p>
@@ -16143,7 +15133,8 @@
           <w:sz w:val="20"/>
           <w:szCs w:val="20"/>
         </w:rPr>
-        <w:t>Tabela 17 – Morbidade neonatal: indicadores e regras</w:t>
+        <w:lastRenderedPageBreak/>
+        <w:t>Tabela 16 – Morbidade neonatal: indicadores e regras</w:t>
       </w:r>
     </w:p>
     <w:tbl>
@@ -16378,7 +15369,6 @@
                 <w:sz w:val="20"/>
                 <w:szCs w:val="20"/>
               </w:rPr>
-              <w:lastRenderedPageBreak/>
               <w:t>Distribuição percentual das internações neonatais por grupos de causas</w:t>
             </w:r>
           </w:p>
@@ -16478,9 +15468,27 @@
       <w:pPr>
         <w:pStyle w:val="Ttulo2"/>
       </w:pPr>
-      <w:bookmarkStart w:id="18" w:name="_Toc243232732"/>
+      <w:bookmarkStart w:id="17" w:name="_Toc243245233"/>
       <w:r>
         <w:t>5.1 Comparador e destaques</w:t>
+      </w:r>
+      <w:bookmarkEnd w:id="17"/>
+    </w:p>
+    <w:p>
+      <w:pPr>
+        <w:spacing w:after="120" w:line="276" w:lineRule="auto"/>
+      </w:pPr>
+      <w:r>
+        <w:t>No comparador do Painel de Internação, a média do grupo é a média simples das unidades do grupo com dados no ano, e o destaque segue a regra descrita na seção 3.2. Os valores publicados referem-se às 114 unidades calculadas em 9 de setembro de 2026 e às unidades incluídas posteriormente (Pernambuco, em 12 de setembro; Maranhão, Ceará e São Paulo, em 23 de setembro de 2026).</w:t>
+      </w:r>
+    </w:p>
+    <w:p>
+      <w:pPr>
+        <w:pStyle w:val="Ttulo1"/>
+      </w:pPr>
+      <w:bookmarkStart w:id="18" w:name="_Toc243245234"/>
+      <w:r>
+        <w:t>6. Dicionário do Painel de Mortalidade (SIM)</w:t>
       </w:r>
       <w:bookmarkEnd w:id="18"/>
     </w:p>
@@ -16489,28 +15497,11 @@
         <w:spacing w:after="120" w:line="276" w:lineRule="auto"/>
       </w:pPr>
       <w:r>
-        <w:t>No comparador do Painel de Internação, a média do grupo é a média simples das unidades do grupo com dados no ano, e o destaque segue a regra descrita na seção 3.2. Os valores publicados são os das 114 unidades da retabulação de 9 de setembro de 2026 mais as unidades acrescentadas depois (Pernambuco em 12 de setembro; Maranhão, Ceará e São Paulo em 23 de setembro de 2026).</w:t>
-      </w:r>
-    </w:p>
-    <w:p>
-      <w:pPr>
-        <w:pStyle w:val="Ttulo1"/>
-      </w:pPr>
-      <w:bookmarkStart w:id="19" w:name="_Toc243232733"/>
-      <w:r>
-        <w:t>6. Dicionário do Painel de Mortalidade (SIM)</w:t>
-      </w:r>
-      <w:bookmarkEnd w:id="19"/>
-    </w:p>
-    <w:p>
-      <w:pPr>
-        <w:spacing w:after="120" w:line="276" w:lineRule="auto"/>
-      </w:pPr>
-      <w:r>
-        <w:t>As regras desta seção são as do Dicionário da planilha de indicadores de mortalidade, grupo de maternidades, versão de 11/09/2026. O dicionário descreve os indicadores das planilhas de validação (uma aba por estabelecimento) e das apresentações por maternidade. As regras são as aplicadas no recálculo de 11 de setembro de 2026: óbito materno pela definição do Ministério da Saúde; Lista Brasileira de Causas de Mortes Evitáveis por Intervenções do SUS (LBE), na versão de tabulação para menores de 5 anos do DAT</w:t>
+        <w:t xml:space="preserve">As regras desta seção são as do Dicionário de indicadores de mortalidade do grupo de maternidades, versão de 11/09/2026. O dicionário descreve os indicadores publicados no painel e nas apresentações por maternidade, calculados em 11 de setembro de 2026 segundo as seguintes regras: óbito materno pela definição do Ministério da Saúde; Lista Brasileira de Causas de Mortes Evitáveis por Intervenções do SUS (LBE), na versão de tabulação para menores de 5 anos do </w:t>
       </w:r>
       <w:r>
-        <w:t>ASUS e da Secretaria de Vigilância em Saúde (SVS); e recuperação da idade neonatal pelo campo IDADE da Declaração de Óbito.</w:t>
+        <w:lastRenderedPageBreak/>
+        <w:t>DATASUS e da Secretaria de Vigilância em Saúde (SVS); e recuperação da idade neonatal pelo campo IDADE da Declaração de Óbito.</w:t>
       </w:r>
     </w:p>
     <w:p>
@@ -16521,11 +15512,7 @@
         <w:t>Convenções: SIM-DO é o arquivo das declarações de óbito e SIM-DOFET, o das declarações de óbito fetal; nomes em letras maiúsculas são campos desses arquivos e da Declaração de Nascido Vivo; CODESTAB é o código CNES do estabelecimento de ocorrência e CAUSABAS é a causa básica do óbito. Referências citadas pelo dicionário: IDB/DATASUS, Indicadores e Dados Básicos, fichas C.1.1 (mortalidade neonatal precoce), C.1.2 (neonatal tardia), C.3 e Anexo I (razão de mortalidade materna e conceito de óbito materno) e C.</w:t>
       </w:r>
       <w:r>
-        <w:t xml:space="preserve">5 (perinatal); Guia de Vigilância Epidemiológica do Óbito Materno (MS, 2009); Lista de Tabulação de Causas Evitáveis de menores de 5 anos </w:t>
-      </w:r>
-      <w:r>
-        <w:lastRenderedPageBreak/>
-        <w:t>(DATASUS/SVS; Malta et al., 2007 e 2010); dicionários de variáveis do SIM e do SINASC; painel Óbitos de Gestantes e Puérperas do Observatório Obstétrico Brasileiro (OOBr). Os códigos citados são da CID-10.</w:t>
+        <w:t>5 (perinatal); Guia de Vigilância Epidemiológica do Óbito Materno (MS, 2009); Lista de Tabulação de Causas Evitáveis de menores de 5 anos (DATASUS/SVS; Malta et al., 2007 e 2010); dicionários de variáveis do SIM e do SINASC; painel Óbitos de Gestantes e Puérperas do Observatório Obstétrico Brasileiro (OOBr). Os códigos citados são da CID-10.</w:t>
       </w:r>
     </w:p>
     <w:p>
@@ -16549,7 +15536,7 @@
           <w:sz w:val="20"/>
           <w:szCs w:val="20"/>
         </w:rPr>
-        <w:t>Tabela 18 – Definições gerais (SIM e SINASC): indicadores e regras</w:t>
+        <w:t>Tabela 17 – Definições gerais (SIM e SINASC): indicadores e regras</w:t>
       </w:r>
     </w:p>
     <w:tbl>
@@ -16897,6 +15884,7 @@
                 <w:sz w:val="20"/>
                 <w:szCs w:val="20"/>
               </w:rPr>
+              <w:lastRenderedPageBreak/>
               <w:t>Situação dos dados</w:t>
             </w:r>
           </w:p>
@@ -16989,8 +15977,7 @@
           <w:sz w:val="20"/>
           <w:szCs w:val="20"/>
         </w:rPr>
-        <w:lastRenderedPageBreak/>
-        <w:t>Tabela 19 – Mortalidade materna (SIM e SINASC): indicadores e regras</w:t>
+        <w:t>Tabela 18 – Mortalidade materna (SIM e SINASC): indicadores e regras</w:t>
       </w:r>
     </w:p>
     <w:tbl>
@@ -17309,7 +16296,15 @@
                 <w:sz w:val="20"/>
                 <w:szCs w:val="20"/>
               </w:rPr>
-              <w:t>Número de óbitos maternos ocorridos na unidade, dividido pelo número de nascidos vivos ocorridos na unidade no mesmo ano e multiplicado por 100.000.</w:t>
+              <w:t xml:space="preserve">Número de óbitos maternos ocorridos na unidade, dividido pelo número de nascidos vivos ocorridos na unidade no </w:t>
+            </w:r>
+            <w:r>
+              <w:rPr>
+                <w:sz w:val="20"/>
+                <w:szCs w:val="20"/>
+              </w:rPr>
+              <w:lastRenderedPageBreak/>
+              <w:t>mesmo ano e multiplicado por 100.000.</w:t>
             </w:r>
           </w:p>
         </w:tc>
@@ -17333,6 +16328,7 @@
                 <w:sz w:val="20"/>
                 <w:szCs w:val="20"/>
               </w:rPr>
+              <w:lastRenderedPageBreak/>
               <w:t>Fonte: SIM-DO e SINASC.</w:t>
             </w:r>
           </w:p>
@@ -17345,7 +16341,15 @@
                 <w:sz w:val="20"/>
                 <w:szCs w:val="20"/>
               </w:rPr>
-              <w:t>Numerador: OBITO_MATERNO = 1, por CODESTAB e ano de DTOBITO. Denominador: nascidos vivos por CODESTAB e ano de DTNASC. Sem fator de correção (o IDB aplica fator de correção apenas aos agregados de UF e país).</w:t>
+              <w:t xml:space="preserve">Numerador: OBITO_MATERNO = 1, por CODESTAB e ano de DTOBITO. Denominador: nascidos vivos por CODESTAB e ano de DTNASC. Sem fator de </w:t>
+            </w:r>
+            <w:r>
+              <w:rPr>
+                <w:sz w:val="20"/>
+                <w:szCs w:val="20"/>
+              </w:rPr>
+              <w:lastRenderedPageBreak/>
+              <w:t>correção (o IDB aplica fator de correção apenas aos agregados de UF e país).</w:t>
             </w:r>
           </w:p>
           <w:p>
@@ -17386,8 +16390,136 @@
                 <w:sz w:val="20"/>
                 <w:szCs w:val="20"/>
               </w:rPr>
-              <w:t xml:space="preserve">Distribuição dos óbitos maternos por tipo de causa </w:t>
-            </w:r>
+              <w:lastRenderedPageBreak/>
+              <w:t>Distribuição dos óbitos maternos por tipo de causa obstétrica (diretas, indiretas e inespecíficas)</w:t>
+            </w:r>
+          </w:p>
+        </w:tc>
+        <w:tc>
+          <w:tcPr>
+            <w:tcW w:w="2800" w:type="dxa"/>
+            <w:shd w:val="clear" w:color="auto" w:fill="FFFFFF"/>
+            <w:tcMar>
+              <w:top w:w="60" w:type="dxa"/>
+              <w:left w:w="90" w:type="dxa"/>
+              <w:bottom w:w="60" w:type="dxa"/>
+              <w:right w:w="90" w:type="dxa"/>
+            </w:tcMar>
+          </w:tcPr>
+          <w:p>
+            <w:pPr>
+              <w:spacing w:after="60" w:line="252" w:lineRule="auto"/>
+            </w:pPr>
+            <w:r>
+              <w:rPr>
+                <w:sz w:val="20"/>
+                <w:szCs w:val="20"/>
+              </w:rPr>
+              <w:t>Número de óbitos maternos em cada tipo de causa obstétrica: direta, indireta ou não especificada.</w:t>
+            </w:r>
+          </w:p>
+        </w:tc>
+        <w:tc>
+          <w:tcPr>
+            <w:tcW w:w="4338" w:type="dxa"/>
+            <w:shd w:val="clear" w:color="auto" w:fill="FFFFFF"/>
+            <w:tcMar>
+              <w:top w:w="60" w:type="dxa"/>
+              <w:left w:w="90" w:type="dxa"/>
+              <w:bottom w:w="60" w:type="dxa"/>
+              <w:right w:w="90" w:type="dxa"/>
+            </w:tcMar>
+          </w:tcPr>
+          <w:p>
+            <w:pPr>
+              <w:spacing w:after="60" w:line="252" w:lineRule="auto"/>
+            </w:pPr>
+            <w:r>
+              <w:rPr>
+                <w:sz w:val="20"/>
+                <w:szCs w:val="20"/>
+              </w:rPr>
+              <w:t>Fonte: SIM-DO.</w:t>
+            </w:r>
+          </w:p>
+          <w:p>
+            <w:pPr>
+              <w:spacing w:after="60" w:line="252" w:lineRule="auto"/>
+            </w:pPr>
+            <w:r>
+              <w:rPr>
+                <w:sz w:val="20"/>
+                <w:szCs w:val="20"/>
+              </w:rPr>
+              <w:t>Criada a variável TIPO_CAUSA a partir de CAUSABAS dos registros com OBITO_MATERNO = 1:</w:t>
+            </w:r>
+          </w:p>
+          <w:p>
+            <w:pPr>
+              <w:spacing w:after="60" w:line="252" w:lineRule="auto"/>
+            </w:pPr>
+            <w:r>
+              <w:rPr>
+                <w:sz w:val="20"/>
+                <w:szCs w:val="20"/>
+              </w:rPr>
+              <w:t>"Direta" = O00 a O08, O11 a O23, O24.4, O26 a O92, A34, D39.2, E23.0, F53, M83.0;</w:t>
+            </w:r>
+          </w:p>
+          <w:p>
+            <w:pPr>
+              <w:spacing w:after="60" w:line="252" w:lineRule="auto"/>
+            </w:pPr>
+            <w:r>
+              <w:rPr>
+                <w:sz w:val="20"/>
+                <w:szCs w:val="20"/>
+              </w:rPr>
+              <w:t>"Indireta" = O10, O24 (exceto O24.4), O25, O94, O98, O99, B20 a B24;</w:t>
+            </w:r>
+          </w:p>
+          <w:p>
+            <w:pPr>
+              <w:spacing w:after="60" w:line="252" w:lineRule="auto"/>
+            </w:pPr>
+            <w:r>
+              <w:rPr>
+                <w:sz w:val="20"/>
+                <w:szCs w:val="20"/>
+              </w:rPr>
+              <w:t>"Inespecífica" = O95 (morte obstétrica de causa não especificada).</w:t>
+            </w:r>
+          </w:p>
+          <w:p>
+            <w:pPr>
+              <w:spacing w:after="60" w:line="252" w:lineRule="auto"/>
+            </w:pPr>
+            <w:r>
+              <w:rPr>
+                <w:sz w:val="20"/>
+                <w:szCs w:val="20"/>
+              </w:rPr>
+              <w:t>O94 (sequelas de complicações da gravidez, parto e puerpério) é classificado como indireta, conforme o OOBr. Referência: CID-10, capítulo XV; Guia de Vigilância Epidemiológica do Óbito Materno (MS, 2009).</w:t>
+            </w:r>
+          </w:p>
+        </w:tc>
+      </w:tr>
+      <w:tr>
+        <w:tc>
+          <w:tcPr>
+            <w:tcW w:w="2500" w:type="dxa"/>
+            <w:shd w:val="clear" w:color="auto" w:fill="F6FBF7"/>
+            <w:tcMar>
+              <w:top w:w="60" w:type="dxa"/>
+              <w:left w:w="90" w:type="dxa"/>
+              <w:bottom w:w="60" w:type="dxa"/>
+              <w:right w:w="90" w:type="dxa"/>
+            </w:tcMar>
+          </w:tcPr>
+          <w:p>
+            <w:pPr>
+              <w:spacing w:after="60" w:line="252" w:lineRule="auto"/>
+            </w:pPr>
             <w:r>
               <w:rPr>
                 <w:b/>
@@ -17396,41 +16528,212 @@
                 <w:sz w:val="20"/>
                 <w:szCs w:val="20"/>
               </w:rPr>
+              <w:t>Distribuição dos óbitos maternos diretos por grupo de causas</w:t>
+            </w:r>
+          </w:p>
+        </w:tc>
+        <w:tc>
+          <w:tcPr>
+            <w:tcW w:w="2800" w:type="dxa"/>
+            <w:shd w:val="clear" w:color="auto" w:fill="F6FBF7"/>
+            <w:tcMar>
+              <w:top w:w="60" w:type="dxa"/>
+              <w:left w:w="90" w:type="dxa"/>
+              <w:bottom w:w="60" w:type="dxa"/>
+              <w:right w:w="90" w:type="dxa"/>
+            </w:tcMar>
+          </w:tcPr>
+          <w:p>
+            <w:pPr>
+              <w:spacing w:after="60" w:line="252" w:lineRule="auto"/>
+            </w:pPr>
+            <w:r>
+              <w:rPr>
+                <w:sz w:val="20"/>
+                <w:szCs w:val="20"/>
+              </w:rPr>
+              <w:t>Número de óbitos maternos por causas obstétricas diretas em cada grupo de causas, com o total de diretas.</w:t>
+            </w:r>
+          </w:p>
+        </w:tc>
+        <w:tc>
+          <w:tcPr>
+            <w:tcW w:w="4338" w:type="dxa"/>
+            <w:shd w:val="clear" w:color="auto" w:fill="F6FBF7"/>
+            <w:tcMar>
+              <w:top w:w="60" w:type="dxa"/>
+              <w:left w:w="90" w:type="dxa"/>
+              <w:bottom w:w="60" w:type="dxa"/>
+              <w:right w:w="90" w:type="dxa"/>
+            </w:tcMar>
+          </w:tcPr>
+          <w:p>
+            <w:pPr>
+              <w:spacing w:after="60" w:line="252" w:lineRule="auto"/>
+            </w:pPr>
+            <w:r>
+              <w:rPr>
+                <w:sz w:val="20"/>
+                <w:szCs w:val="20"/>
+              </w:rPr>
+              <w:t>Fonte: SIM-DO.</w:t>
+            </w:r>
+          </w:p>
+          <w:p>
+            <w:pPr>
+              <w:spacing w:after="60" w:line="252" w:lineRule="auto"/>
+            </w:pPr>
+            <w:r>
+              <w:rPr>
+                <w:sz w:val="20"/>
+                <w:szCs w:val="20"/>
+              </w:rPr>
+              <w:t>Criada a variável GRUPO_DIRETA a partir de CAUSABAS dos registros com TIPO_CAUSA = "Direta", com precedência na ordem listada:</w:t>
+            </w:r>
+          </w:p>
+          <w:p>
+            <w:pPr>
+              <w:spacing w:after="60" w:line="252" w:lineRule="auto"/>
+            </w:pPr>
+            <w:r>
+              <w:rPr>
+                <w:sz w:val="20"/>
+                <w:szCs w:val="20"/>
+              </w:rPr>
+              <w:t>"Aborto" = O00 a O08;</w:t>
+            </w:r>
+          </w:p>
+          <w:p>
+            <w:pPr>
+              <w:spacing w:after="60" w:line="252" w:lineRule="auto"/>
+            </w:pPr>
+            <w:r>
+              <w:rPr>
+                <w:sz w:val="20"/>
+                <w:szCs w:val="20"/>
+              </w:rPr>
+              <w:t>"Hipertensão (pré-eclâmpsia/eclâmpsia)" = O11 a O16;</w:t>
+            </w:r>
+          </w:p>
+          <w:p>
+            <w:pPr>
+              <w:spacing w:after="60" w:line="252" w:lineRule="auto"/>
+            </w:pPr>
+            <w:r>
+              <w:rPr>
+                <w:sz w:val="20"/>
+                <w:szCs w:val="20"/>
+              </w:rPr>
+              <w:t>"Hemorragia" = O20, O44, O45, O46, O67, O72;</w:t>
+            </w:r>
+          </w:p>
+          <w:p>
+            <w:pPr>
+              <w:spacing w:after="60" w:line="252" w:lineRule="auto"/>
+            </w:pPr>
+            <w:r>
+              <w:rPr>
+                <w:sz w:val="20"/>
+                <w:szCs w:val="20"/>
+              </w:rPr>
+              <w:t>"Infecção puerperal" = O85, O86, O91;</w:t>
+            </w:r>
+          </w:p>
+          <w:p>
+            <w:pPr>
+              <w:spacing w:after="60" w:line="252" w:lineRule="auto"/>
+            </w:pPr>
+            <w:r>
+              <w:rPr>
+                <w:sz w:val="20"/>
+                <w:szCs w:val="20"/>
+              </w:rPr>
+              <w:t>"Tromboembolismo" = O88;</w:t>
+            </w:r>
+          </w:p>
+          <w:p>
+            <w:pPr>
+              <w:spacing w:after="60" w:line="252" w:lineRule="auto"/>
+            </w:pPr>
+            <w:r>
+              <w:rPr>
+                <w:sz w:val="20"/>
+                <w:szCs w:val="20"/>
+              </w:rPr>
+              <w:t>"Outras causas diretas" = demais causas diretas (O21 a O23, O24.4, O26 a O43, O47 a O66, O68 a O71, O73 a O84, O87, O89, O90, O92, A34, D39.2, E23.0, F53, M83.0).</w:t>
+            </w:r>
+          </w:p>
+          <w:p>
+            <w:pPr>
+              <w:spacing w:after="60" w:line="252" w:lineRule="auto"/>
+            </w:pPr>
+            <w:r>
+              <w:rPr>
+                <w:sz w:val="20"/>
+                <w:szCs w:val="20"/>
+              </w:rPr>
+              <w:t>"Total diretas" = soma dos seis grupos = TIPO_CAUSA = "Direta". Grupo sem ocorrência é apresentado com zero. A tabela traz números absolutos; o percentual de cada grupo é calculado sobre o total de diretas.</w:t>
+            </w:r>
+          </w:p>
+        </w:tc>
+      </w:tr>
+      <w:tr>
+        <w:tc>
+          <w:tcPr>
+            <w:tcW w:w="2500" w:type="dxa"/>
+            <w:shd w:val="clear" w:color="auto" w:fill="FFFFFF"/>
+            <w:tcMar>
+              <w:top w:w="60" w:type="dxa"/>
+              <w:left w:w="90" w:type="dxa"/>
+              <w:bottom w:w="60" w:type="dxa"/>
+              <w:right w:w="90" w:type="dxa"/>
+            </w:tcMar>
+          </w:tcPr>
+          <w:p>
+            <w:pPr>
+              <w:spacing w:after="60" w:line="252" w:lineRule="auto"/>
+            </w:pPr>
+            <w:r>
+              <w:rPr>
+                <w:b/>
+                <w:bCs/>
+                <w:color w:val="0A213D"/>
+                <w:sz w:val="20"/>
+                <w:szCs w:val="20"/>
+              </w:rPr>
+              <w:t>Distribuição dos óbitos maternos indiretos por grupo de causas</w:t>
+            </w:r>
+          </w:p>
+        </w:tc>
+        <w:tc>
+          <w:tcPr>
+            <w:tcW w:w="2800" w:type="dxa"/>
+            <w:shd w:val="clear" w:color="auto" w:fill="FFFFFF"/>
+            <w:tcMar>
+              <w:top w:w="60" w:type="dxa"/>
+              <w:left w:w="90" w:type="dxa"/>
+              <w:bottom w:w="60" w:type="dxa"/>
+              <w:right w:w="90" w:type="dxa"/>
+            </w:tcMar>
+          </w:tcPr>
+          <w:p>
+            <w:pPr>
+              <w:spacing w:after="60" w:line="252" w:lineRule="auto"/>
+            </w:pPr>
+            <w:r>
+              <w:rPr>
+                <w:sz w:val="20"/>
+                <w:szCs w:val="20"/>
+              </w:rPr>
+              <w:t xml:space="preserve">Número de óbitos maternos por causas obstétricas indiretas </w:t>
+            </w:r>
+            <w:r>
+              <w:rPr>
+                <w:sz w:val="20"/>
+                <w:szCs w:val="20"/>
+              </w:rPr>
               <w:lastRenderedPageBreak/>
-              <w:t>obstétrica (diretas, indiretas e inespecíficas)</w:t>
-            </w:r>
-          </w:p>
-        </w:tc>
-        <w:tc>
-          <w:tcPr>
-            <w:tcW w:w="2800" w:type="dxa"/>
-            <w:shd w:val="clear" w:color="auto" w:fill="FFFFFF"/>
-            <w:tcMar>
-              <w:top w:w="60" w:type="dxa"/>
-              <w:left w:w="90" w:type="dxa"/>
-              <w:bottom w:w="60" w:type="dxa"/>
-              <w:right w:w="90" w:type="dxa"/>
-            </w:tcMar>
-          </w:tcPr>
-          <w:p>
-            <w:pPr>
-              <w:spacing w:after="60" w:line="252" w:lineRule="auto"/>
-            </w:pPr>
-            <w:r>
-              <w:rPr>
-                <w:sz w:val="20"/>
-                <w:szCs w:val="20"/>
-              </w:rPr>
-              <w:lastRenderedPageBreak/>
-              <w:t xml:space="preserve">Número de óbitos maternos em cada tipo de causa obstétrica: </w:t>
-            </w:r>
-            <w:r>
-              <w:rPr>
-                <w:sz w:val="20"/>
-                <w:szCs w:val="20"/>
-              </w:rPr>
-              <w:lastRenderedPageBreak/>
-              <w:t>direta, indireta ou não especificada.</w:t>
+              <w:t>em cada grupo de causas, com o total de indiretas.</w:t>
             </w:r>
           </w:p>
         </w:tc>
@@ -17468,317 +16771,6 @@
                 <w:szCs w:val="20"/>
               </w:rPr>
               <w:lastRenderedPageBreak/>
-              <w:t>Criada a variável TIPO_CAUSA a partir de CAUSABAS dos registros com OBITO_MATERNO = 1:</w:t>
-            </w:r>
-          </w:p>
-          <w:p>
-            <w:pPr>
-              <w:spacing w:after="60" w:line="252" w:lineRule="auto"/>
-            </w:pPr>
-            <w:r>
-              <w:rPr>
-                <w:sz w:val="20"/>
-                <w:szCs w:val="20"/>
-              </w:rPr>
-              <w:t>"Direta" = O00 a O08, O11 a O23, O24.4, O26 a O92, A34, D39.2, E23.0, F53, M83.0;</w:t>
-            </w:r>
-          </w:p>
-          <w:p>
-            <w:pPr>
-              <w:spacing w:after="60" w:line="252" w:lineRule="auto"/>
-            </w:pPr>
-            <w:r>
-              <w:rPr>
-                <w:sz w:val="20"/>
-                <w:szCs w:val="20"/>
-              </w:rPr>
-              <w:t>"Indireta" = O10, O24 (exceto O24.4), O25, O94, O98, O99, B20 a B24;</w:t>
-            </w:r>
-          </w:p>
-          <w:p>
-            <w:pPr>
-              <w:spacing w:after="60" w:line="252" w:lineRule="auto"/>
-            </w:pPr>
-            <w:r>
-              <w:rPr>
-                <w:sz w:val="20"/>
-                <w:szCs w:val="20"/>
-              </w:rPr>
-              <w:t>"Inespecífica" = O95 (morte obstétrica de causa não especificada).</w:t>
-            </w:r>
-          </w:p>
-          <w:p>
-            <w:pPr>
-              <w:spacing w:after="60" w:line="252" w:lineRule="auto"/>
-            </w:pPr>
-            <w:r>
-              <w:rPr>
-                <w:sz w:val="20"/>
-                <w:szCs w:val="20"/>
-              </w:rPr>
-              <w:t>O94 (sequelas de complicações da gravidez, parto e puerpério) é classificado como indireta, conforme o OOBr. Referência: CID-10, capítulo XV; Guia de Vigilância Epidemiológica do Óbito Materno (MS, 2009).</w:t>
-            </w:r>
-          </w:p>
-        </w:tc>
-      </w:tr>
-      <w:tr>
-        <w:tc>
-          <w:tcPr>
-            <w:tcW w:w="2500" w:type="dxa"/>
-            <w:shd w:val="clear" w:color="auto" w:fill="F6FBF7"/>
-            <w:tcMar>
-              <w:top w:w="60" w:type="dxa"/>
-              <w:left w:w="90" w:type="dxa"/>
-              <w:bottom w:w="60" w:type="dxa"/>
-              <w:right w:w="90" w:type="dxa"/>
-            </w:tcMar>
-          </w:tcPr>
-          <w:p>
-            <w:pPr>
-              <w:spacing w:after="60" w:line="252" w:lineRule="auto"/>
-            </w:pPr>
-            <w:r>
-              <w:rPr>
-                <w:b/>
-                <w:bCs/>
-                <w:color w:val="0A213D"/>
-                <w:sz w:val="20"/>
-                <w:szCs w:val="20"/>
-              </w:rPr>
-              <w:lastRenderedPageBreak/>
-              <w:t>Distribuição dos óbitos maternos diretos por grupo de causas</w:t>
-            </w:r>
-          </w:p>
-        </w:tc>
-        <w:tc>
-          <w:tcPr>
-            <w:tcW w:w="2800" w:type="dxa"/>
-            <w:shd w:val="clear" w:color="auto" w:fill="F6FBF7"/>
-            <w:tcMar>
-              <w:top w:w="60" w:type="dxa"/>
-              <w:left w:w="90" w:type="dxa"/>
-              <w:bottom w:w="60" w:type="dxa"/>
-              <w:right w:w="90" w:type="dxa"/>
-            </w:tcMar>
-          </w:tcPr>
-          <w:p>
-            <w:pPr>
-              <w:spacing w:after="60" w:line="252" w:lineRule="auto"/>
-            </w:pPr>
-            <w:r>
-              <w:rPr>
-                <w:sz w:val="20"/>
-                <w:szCs w:val="20"/>
-              </w:rPr>
-              <w:t>Número de óbitos maternos por causas obstétricas diretas em cada grupo de causas, com o total de diretas.</w:t>
-            </w:r>
-          </w:p>
-        </w:tc>
-        <w:tc>
-          <w:tcPr>
-            <w:tcW w:w="4338" w:type="dxa"/>
-            <w:shd w:val="clear" w:color="auto" w:fill="F6FBF7"/>
-            <w:tcMar>
-              <w:top w:w="60" w:type="dxa"/>
-              <w:left w:w="90" w:type="dxa"/>
-              <w:bottom w:w="60" w:type="dxa"/>
-              <w:right w:w="90" w:type="dxa"/>
-            </w:tcMar>
-          </w:tcPr>
-          <w:p>
-            <w:pPr>
-              <w:spacing w:after="60" w:line="252" w:lineRule="auto"/>
-            </w:pPr>
-            <w:r>
-              <w:rPr>
-                <w:sz w:val="20"/>
-                <w:szCs w:val="20"/>
-              </w:rPr>
-              <w:t>Fonte: SIM-DO.</w:t>
-            </w:r>
-          </w:p>
-          <w:p>
-            <w:pPr>
-              <w:spacing w:after="60" w:line="252" w:lineRule="auto"/>
-            </w:pPr>
-            <w:r>
-              <w:rPr>
-                <w:sz w:val="20"/>
-                <w:szCs w:val="20"/>
-              </w:rPr>
-              <w:t>Criada a variável GRUPO_DIRETA a partir de CAUSABAS dos registros com TIPO_CAUSA = "Direta", com precedência na ordem listada:</w:t>
-            </w:r>
-          </w:p>
-          <w:p>
-            <w:pPr>
-              <w:spacing w:after="60" w:line="252" w:lineRule="auto"/>
-            </w:pPr>
-            <w:r>
-              <w:rPr>
-                <w:sz w:val="20"/>
-                <w:szCs w:val="20"/>
-              </w:rPr>
-              <w:t>"Aborto" = O00 a O08;</w:t>
-            </w:r>
-          </w:p>
-          <w:p>
-            <w:pPr>
-              <w:spacing w:after="60" w:line="252" w:lineRule="auto"/>
-            </w:pPr>
-            <w:r>
-              <w:rPr>
-                <w:sz w:val="20"/>
-                <w:szCs w:val="20"/>
-              </w:rPr>
-              <w:t>"Hipertensão (pré-eclâmpsia/eclâmpsia)" = O11 a O16;</w:t>
-            </w:r>
-          </w:p>
-          <w:p>
-            <w:pPr>
-              <w:spacing w:after="60" w:line="252" w:lineRule="auto"/>
-            </w:pPr>
-            <w:r>
-              <w:rPr>
-                <w:sz w:val="20"/>
-                <w:szCs w:val="20"/>
-              </w:rPr>
-              <w:t>"Hemorragia" = O20, O44, O45, O46, O67, O72;</w:t>
-            </w:r>
-          </w:p>
-          <w:p>
-            <w:pPr>
-              <w:spacing w:after="60" w:line="252" w:lineRule="auto"/>
-            </w:pPr>
-            <w:r>
-              <w:rPr>
-                <w:sz w:val="20"/>
-                <w:szCs w:val="20"/>
-              </w:rPr>
-              <w:t>"Infecção puerperal" = O85, O86, O91;</w:t>
-            </w:r>
-          </w:p>
-          <w:p>
-            <w:pPr>
-              <w:spacing w:after="60" w:line="252" w:lineRule="auto"/>
-            </w:pPr>
-            <w:r>
-              <w:rPr>
-                <w:sz w:val="20"/>
-                <w:szCs w:val="20"/>
-              </w:rPr>
-              <w:t>"Tromboembolismo" = O88;</w:t>
-            </w:r>
-          </w:p>
-          <w:p>
-            <w:pPr>
-              <w:spacing w:after="60" w:line="252" w:lineRule="auto"/>
-            </w:pPr>
-            <w:r>
-              <w:rPr>
-                <w:sz w:val="20"/>
-                <w:szCs w:val="20"/>
-              </w:rPr>
-              <w:t>"Outras causas diretas" = demais causas diretas (O21 a O23, O24.4, O26 a O43, O47 a O66, O68 a O71, O73 a O84, O87, O89, O90, O92, A34, D39.2, E23.0, F53, M83.0).</w:t>
-            </w:r>
-          </w:p>
-          <w:p>
-            <w:pPr>
-              <w:spacing w:after="60" w:line="252" w:lineRule="auto"/>
-            </w:pPr>
-            <w:r>
-              <w:rPr>
-                <w:sz w:val="20"/>
-                <w:szCs w:val="20"/>
-              </w:rPr>
-              <w:t>"Total diretas" = soma dos seis grupos = TIPO_CAUSA = "Direta". Grupo sem ocorrência é apresentado com zero. A tabela traz números absolutos; o percentual de cada grupo é calculado sobre o total de diretas.</w:t>
-            </w:r>
-          </w:p>
-        </w:tc>
-      </w:tr>
-      <w:tr>
-        <w:tc>
-          <w:tcPr>
-            <w:tcW w:w="2500" w:type="dxa"/>
-            <w:shd w:val="clear" w:color="auto" w:fill="FFFFFF"/>
-            <w:tcMar>
-              <w:top w:w="60" w:type="dxa"/>
-              <w:left w:w="90" w:type="dxa"/>
-              <w:bottom w:w="60" w:type="dxa"/>
-              <w:right w:w="90" w:type="dxa"/>
-            </w:tcMar>
-          </w:tcPr>
-          <w:p>
-            <w:pPr>
-              <w:spacing w:after="60" w:line="252" w:lineRule="auto"/>
-            </w:pPr>
-            <w:r>
-              <w:rPr>
-                <w:b/>
-                <w:bCs/>
-                <w:color w:val="0A213D"/>
-                <w:sz w:val="20"/>
-                <w:szCs w:val="20"/>
-              </w:rPr>
-              <w:t>Distribuição dos óbitos maternos indiretos por grupo de causas</w:t>
-            </w:r>
-          </w:p>
-        </w:tc>
-        <w:tc>
-          <w:tcPr>
-            <w:tcW w:w="2800" w:type="dxa"/>
-            <w:shd w:val="clear" w:color="auto" w:fill="FFFFFF"/>
-            <w:tcMar>
-              <w:top w:w="60" w:type="dxa"/>
-              <w:left w:w="90" w:type="dxa"/>
-              <w:bottom w:w="60" w:type="dxa"/>
-              <w:right w:w="90" w:type="dxa"/>
-            </w:tcMar>
-          </w:tcPr>
-          <w:p>
-            <w:pPr>
-              <w:spacing w:after="60" w:line="252" w:lineRule="auto"/>
-            </w:pPr>
-            <w:r>
-              <w:rPr>
-                <w:sz w:val="20"/>
-                <w:szCs w:val="20"/>
-              </w:rPr>
-              <w:t>Número de óbitos maternos por causas obstétricas indiretas em cada grupo de causas, com o total de indiretas.</w:t>
-            </w:r>
-          </w:p>
-        </w:tc>
-        <w:tc>
-          <w:tcPr>
-            <w:tcW w:w="4338" w:type="dxa"/>
-            <w:shd w:val="clear" w:color="auto" w:fill="FFFFFF"/>
-            <w:tcMar>
-              <w:top w:w="60" w:type="dxa"/>
-              <w:left w:w="90" w:type="dxa"/>
-              <w:bottom w:w="60" w:type="dxa"/>
-              <w:right w:w="90" w:type="dxa"/>
-            </w:tcMar>
-          </w:tcPr>
-          <w:p>
-            <w:pPr>
-              <w:spacing w:after="60" w:line="252" w:lineRule="auto"/>
-            </w:pPr>
-            <w:r>
-              <w:rPr>
-                <w:sz w:val="20"/>
-                <w:szCs w:val="20"/>
-              </w:rPr>
-              <w:t>Fonte: SIM-DO.</w:t>
-            </w:r>
-          </w:p>
-          <w:p>
-            <w:pPr>
-              <w:spacing w:after="60" w:line="252" w:lineRule="auto"/>
-            </w:pPr>
-            <w:r>
-              <w:rPr>
-                <w:sz w:val="20"/>
-                <w:szCs w:val="20"/>
-              </w:rPr>
               <w:t>Criada a variável GRUPO_INDIRETA a partir de CAUSABAS dos registros com TIPO_CAUSA = "Indireta":</w:t>
             </w:r>
           </w:p>
@@ -17851,15 +16843,7 @@
                 <w:sz w:val="20"/>
                 <w:szCs w:val="20"/>
               </w:rPr>
-              <w:t xml:space="preserve">"Total indiretas" = soma dos cinco grupos = TIPO_CAUSA = "Indireta". Óbitos com O95 (inespecífica) não entram nas tabelas de grupos; </w:t>
-            </w:r>
-            <w:r>
-              <w:rPr>
-                <w:sz w:val="20"/>
-                <w:szCs w:val="20"/>
-              </w:rPr>
-              <w:lastRenderedPageBreak/>
-              <w:t>aparecem apenas na linha "Inespecíficas" do indicador anterior.</w:t>
+              <w:t>"Total indiretas" = soma dos cinco grupos = TIPO_CAUSA = "Indireta". Óbitos com O95 (inespecífica) não entram nas tabelas de grupos; aparecem apenas na linha "Inespecíficas" do indicador anterior.</w:t>
             </w:r>
           </w:p>
           <w:p>
@@ -17903,7 +16887,7 @@
           <w:sz w:val="20"/>
           <w:szCs w:val="20"/>
         </w:rPr>
-        <w:t>Tabela 20 – Mortalidade fetal (SIM-DOFET e SINASC): indicadores e regras</w:t>
+        <w:t>Tabela 19 – Mortalidade fetal (SIM-DOFET e SINASC): indicadores e regras</w:t>
       </w:r>
     </w:p>
     <w:tbl>
@@ -18121,7 +17105,15 @@
                 <w:sz w:val="20"/>
                 <w:szCs w:val="20"/>
               </w:rPr>
-              <w:t>Estabelecimento: CODESTAB; ano: DTOBITO. Referência: IDB/DATASUS C.5; CID-10, volume 2 (limite de 22 semanas ou 500 g para as estatísticas perinatais nacionais); Portaria SVS/MS 116/2009 (a DO fetal é obrigatória a partir de 20 semanas, 500 g ou 25 cm, por isso o arquivo contém registros abaixo do limite estatístico).</w:t>
+              <w:t xml:space="preserve">Estabelecimento: CODESTAB; ano: DTOBITO. Referência: IDB/DATASUS C.5; CID-10, volume 2 (limite de 22 semanas ou 500 g para as estatísticas perinatais nacionais); Portaria SVS/MS 116/2009 (a DO fetal é obrigatória a partir de 20 semanas, 500 </w:t>
+            </w:r>
+            <w:r>
+              <w:rPr>
+                <w:sz w:val="20"/>
+                <w:szCs w:val="20"/>
+              </w:rPr>
+              <w:lastRenderedPageBreak/>
+              <w:t>g ou 25 cm, por isso o arquivo contém registros abaixo do limite estatístico).</w:t>
             </w:r>
           </w:p>
         </w:tc>
@@ -18150,6 +17142,7 @@
                 <w:sz w:val="20"/>
                 <w:szCs w:val="20"/>
               </w:rPr>
+              <w:lastRenderedPageBreak/>
               <w:t>Taxa de Mortalidade Fetal</w:t>
             </w:r>
           </w:p>
@@ -18251,7 +17244,6 @@
                 <w:sz w:val="20"/>
                 <w:szCs w:val="20"/>
               </w:rPr>
-              <w:lastRenderedPageBreak/>
               <w:t>Distribuição percentual dos óbitos fetais por faixa de peso</w:t>
             </w:r>
           </w:p>
@@ -18598,6 +17590,7 @@
                 <w:sz w:val="20"/>
                 <w:szCs w:val="20"/>
               </w:rPr>
+              <w:lastRenderedPageBreak/>
               <w:t>"Causas mal definidas" = R00 a R99, P95 (morte fetal de causa não especificada);</w:t>
             </w:r>
           </w:p>
@@ -18638,7 +17631,6 @@
         <w:pStyle w:val="Ttulo3"/>
       </w:pPr>
       <w:r>
-        <w:lastRenderedPageBreak/>
         <w:t>Mortalidade perinatal (SIM-DOFET, SIM-DO e SINASC)</w:t>
       </w:r>
     </w:p>
@@ -18655,7 +17647,7 @@
           <w:sz w:val="20"/>
           <w:szCs w:val="20"/>
         </w:rPr>
-        <w:t>Tabela 21 – Mortalidade perinatal (SIM-DOFET, SIM-DO e SINASC): indicadores e regras</w:t>
+        <w:t>Tabela 20 – Mortalidade perinatal (SIM-DOFET, SIM-DO e SINASC): indicadores e regras</w:t>
       </w:r>
     </w:p>
     <w:tbl>
@@ -19080,7 +18072,18 @@
                 <w:sz w:val="20"/>
                 <w:szCs w:val="20"/>
               </w:rPr>
-              <w:t>Distribuição percentual dos óbitos perinatais por momento do óbito (componente fetal e neonatal precoce)</w:t>
+              <w:t xml:space="preserve">Distribuição percentual dos óbitos perinatais por </w:t>
+            </w:r>
+            <w:r>
+              <w:rPr>
+                <w:b/>
+                <w:bCs/>
+                <w:color w:val="0A213D"/>
+                <w:sz w:val="20"/>
+                <w:szCs w:val="20"/>
+              </w:rPr>
+              <w:lastRenderedPageBreak/>
+              <w:t>momento do óbito (componente fetal e neonatal precoce)</w:t>
             </w:r>
           </w:p>
         </w:tc>
@@ -19104,7 +18107,16 @@
                 <w:sz w:val="20"/>
                 <w:szCs w:val="20"/>
               </w:rPr>
-              <w:t>Total de óbitos perinatais em cada componente (fetal ou neonatal precoce), dividido pelo total de óbitos perinatais e multiplicado por 100.</w:t>
+              <w:lastRenderedPageBreak/>
+              <w:t xml:space="preserve">Total de óbitos perinatais em cada componente (fetal ou </w:t>
+            </w:r>
+            <w:r>
+              <w:rPr>
+                <w:sz w:val="20"/>
+                <w:szCs w:val="20"/>
+              </w:rPr>
+              <w:lastRenderedPageBreak/>
+              <w:t>neonatal precoce), dividido pelo total de óbitos perinatais e multiplicado por 100.</w:t>
             </w:r>
           </w:p>
         </w:tc>
@@ -19128,6 +18140,7 @@
                 <w:sz w:val="20"/>
                 <w:szCs w:val="20"/>
               </w:rPr>
+              <w:lastRenderedPageBreak/>
               <w:t>Fonte: SIM-DOFET e SIM-DO.</w:t>
             </w:r>
           </w:p>
@@ -19140,6 +18153,7 @@
                 <w:sz w:val="20"/>
                 <w:szCs w:val="20"/>
               </w:rPr>
+              <w:lastRenderedPageBreak/>
               <w:t>"Fetal" = OBITO_FETAL = 1 (registro da DOFET); "Neonatal precoce" = óbito da DO com IDADE_DIAS entre 0 e 6. Denominador: OBITO_PERINATAL = 1.</w:t>
             </w:r>
           </w:p>
@@ -19169,6 +18183,7 @@
                 <w:sz w:val="20"/>
                 <w:szCs w:val="20"/>
               </w:rPr>
+              <w:lastRenderedPageBreak/>
               <w:t>Distribuição percentual dos óbitos perinatais por grupo de causas</w:t>
             </w:r>
           </w:p>
@@ -19261,8 +18276,7 @@
           <w:sz w:val="20"/>
           <w:szCs w:val="20"/>
         </w:rPr>
-        <w:lastRenderedPageBreak/>
-        <w:t>Tabela 22 – Mortalidade neonatal (SIM-DO e SINASC): indicadores e regras</w:t>
+        <w:t>Tabela 21 – Mortalidade neonatal (SIM-DO e SINASC): indicadores e regras</w:t>
       </w:r>
     </w:p>
     <w:tbl>
@@ -19610,6 +18624,7 @@
                 <w:sz w:val="20"/>
                 <w:szCs w:val="20"/>
               </w:rPr>
+              <w:lastRenderedPageBreak/>
               <w:t>Distribuição percentual dos óbitos neonatais por momento do óbito (dias de vida)</w:t>
             </w:r>
           </w:p>
@@ -19877,7 +18892,6 @@
                 <w:sz w:val="20"/>
                 <w:szCs w:val="20"/>
               </w:rPr>
-              <w:lastRenderedPageBreak/>
               <w:t>Distribuição percentual dos óbitos neonatais por faixa de peso</w:t>
             </w:r>
           </w:p>
@@ -20152,6 +19166,7 @@
                 <w:sz w:val="20"/>
                 <w:szCs w:val="20"/>
               </w:rPr>
+              <w:lastRenderedPageBreak/>
               <w:t>"Reduzíveis por atenção à mulher no parto" = P02.0, P02.1, P02.4 a P02.6, P03, P08, P10 a P15, P20, P21, P24.0 a P24.2, P24.8, P24.9;</w:t>
             </w:r>
           </w:p>
@@ -20188,15 +19203,7 @@
                 <w:sz w:val="20"/>
                 <w:szCs w:val="20"/>
               </w:rPr>
-              <w:t xml:space="preserve">"Reduzíveis por promoção à saúde" = A00 a A09, A20 a A28, A75 a A79, A82, A90 a A99, B50 a B64, B65 a B83, B99, D50 a D53, E40 a E64, E86, R95 (síndrome da morte súbita) e causas externas V01 a V99, W00 a W19, W20 a W49, W65 a W74, W75 a W84, W85 a W99, X00 a X09, X30 a X39, X40 a </w:t>
-            </w:r>
-            <w:r>
-              <w:rPr>
-                <w:sz w:val="20"/>
-                <w:szCs w:val="20"/>
-              </w:rPr>
-              <w:lastRenderedPageBreak/>
-              <w:t>X49, X85 a Y09, Y10 a Y34, Y40 a Y59, Y60 a Y69, Y83, Y84;</w:t>
+              <w:t>"Reduzíveis por promoção à saúde" = A00 a A09, A20 a A28, A75 a A79, A82, A90 a A99, B50 a B64, B65 a B83, B99, D50 a D53, E40 a E64, E86, R95 (síndrome da morte súbita) e causas externas V01 a V99, W00 a W19, W20 a W49, W65 a W74, W75 a W84, W85 a W99, X00 a X09, X30 a X39, X40 a X49, X85 a Y09, Y10 a Y34, Y40 a Y59, Y60 a Y69, Y83, Y84;</w:t>
             </w:r>
           </w:p>
           <w:p>
@@ -20264,11 +19271,11 @@
       <w:pPr>
         <w:pStyle w:val="Ttulo2"/>
       </w:pPr>
-      <w:bookmarkStart w:id="20" w:name="_Toc243232734"/>
+      <w:bookmarkStart w:id="19" w:name="_Toc243245235"/>
       <w:r>
         <w:t>6.1 Notas metodológicas do dicionário</w:t>
       </w:r>
-      <w:bookmarkEnd w:id="20"/>
+      <w:bookmarkEnd w:id="19"/>
     </w:p>
     <w:p>
       <w:pPr>
@@ -20280,7 +19287,11 @@
         <w:spacing w:after="80" w:line="276" w:lineRule="auto"/>
       </w:pPr>
       <w:r>
-        <w:t>Ocorrência versus nascimento. Todos os óbitos são atribuídos ao CNES do local de ocorrência (CODESTAB da DO ou da DOFET). A DO não informa o estabelecimento de nascimento, e as taxas neonatais e perinatais de maternidades de referência incluem recém-nascidos transferidos de outros serviços. A razão de mortalidade materna tem a mesma limitação para gestantes e puérperas transferidas. Os indicadores medem a mortalidade ocorrida na unidade, não o risco da população atendida.</w:t>
+        <w:t xml:space="preserve">Ocorrência versus nascimento. Todos os óbitos são atribuídos ao CNES do local de ocorrência (CODESTAB da DO ou da DOFET). A DO não informa o estabelecimento de nascimento, e as taxas neonatais e perinatais de maternidades de referência incluem recém-nascidos transferidos de outros serviços. A razão de mortalidade materna tem a mesma limitação </w:t>
+      </w:r>
+      <w:r>
+        <w:lastRenderedPageBreak/>
+        <w:t>para gestantes e puérperas transferidas. Os indicadores medem a mortalidade ocorrida na unidade, não o risco da população atendida.</w:t>
       </w:r>
     </w:p>
     <w:p>
@@ -20326,22 +19337,18 @@
       <w:pPr>
         <w:pStyle w:val="Ttulo2"/>
       </w:pPr>
-      <w:bookmarkStart w:id="21" w:name="_Toc243232735"/>
+      <w:bookmarkStart w:id="20" w:name="_Toc243245236"/>
       <w:r>
         <w:t>6.2 Indicadores dos mapas e do comparador</w:t>
       </w:r>
-      <w:bookmarkEnd w:id="21"/>
+      <w:bookmarkEnd w:id="20"/>
     </w:p>
     <w:p>
       <w:pPr>
         <w:spacing w:after="120" w:line="276" w:lineRule="auto"/>
       </w:pPr>
       <w:r>
-        <w:t xml:space="preserve">O Painel de Mortalidade tem 38 indicadores de mapa e comparador, em cinco blocos (visão geral, materna, fetal, perinatal e neonatal), derivados das tabelas do dicionário, mas com </w:t>
-      </w:r>
-      <w:r>
-        <w:lastRenderedPageBreak/>
-        <w:t>denominadores próprios. As fichas abaixo são as da página "Metodologia" do painel. Nas tabelas do dossiê, os percentuais de peso e de momento do óbito incluem a categoria "Ignorado" (o total soma 100%); nos mapas e no comparador, os ignorados ficam fora do denominador.</w:t>
+        <w:t>O Painel de Mortalidade tem 38 indicadores de mapa e comparador, em cinco blocos (visão geral, materna, fetal, perinatal e neonatal), derivados das tabelas do dicionário, mas com denominadores próprios. As fichas abaixo são as da página "Metodologia" do painel. Nas tabelas do dossiê, os percentuais de peso e de momento do óbito incluem a categoria "Ignorado" (o total soma 100%); nos mapas e no comparador, os ignorados ficam fora do denominador.</w:t>
       </w:r>
     </w:p>
     <w:p>
@@ -20365,7 +19372,7 @@
           <w:sz w:val="20"/>
           <w:szCs w:val="20"/>
         </w:rPr>
-        <w:t>Tabela 23 – Indicadores do bloco "Visão geral" (mapas e comparador)</w:t>
+        <w:t>Tabela 22 – Indicadores do bloco "Visão geral" (mapas e comparador)</w:t>
       </w:r>
     </w:p>
     <w:tbl>
@@ -20802,7 +19809,15 @@
                 <w:sz w:val="20"/>
                 <w:szCs w:val="20"/>
               </w:rPr>
-              <w:t>Razão por estabelecimento de ocorrência: o numerador inclui mulheres cujo parto ocorreu em outro serviço ou transferidas; em unidades com poucos nascidos vivos, um único óbito produz valores altos — leia junto com o número absoluto.</w:t>
+              <w:t xml:space="preserve">Razão por estabelecimento de ocorrência: o numerador inclui mulheres cujo parto ocorreu em outro serviço ou transferidas; em unidades com poucos nascidos vivos, um único óbito </w:t>
+            </w:r>
+            <w:r>
+              <w:rPr>
+                <w:sz w:val="20"/>
+                <w:szCs w:val="20"/>
+              </w:rPr>
+              <w:lastRenderedPageBreak/>
+              <w:t>produz valores altos — leia junto com o número absoluto.</w:t>
             </w:r>
           </w:p>
           <w:p>
@@ -20843,6 +19858,7 @@
                 <w:sz w:val="20"/>
                 <w:szCs w:val="20"/>
               </w:rPr>
+              <w:lastRenderedPageBreak/>
               <w:t>Taxa de mortalidade fetal (por mil nascimentos)</w:t>
             </w:r>
           </w:p>
@@ -21088,15 +20104,7 @@
                 <w:sz w:val="20"/>
                 <w:szCs w:val="20"/>
               </w:rPr>
-              <w:t xml:space="preserve">O componente neonatal precoce é atribuído pelo local do óbito; a DO não informa o estabelecimento de nascimento. Em </w:t>
-            </w:r>
-            <w:r>
-              <w:rPr>
-                <w:sz w:val="20"/>
-                <w:szCs w:val="20"/>
-              </w:rPr>
-              <w:lastRenderedPageBreak/>
-              <w:t>maternidades com UTI neonatal, recém-nascidos nascidos em outro serviço entram no numerador sem entrar no denominador.</w:t>
+              <w:t>O componente neonatal precoce é atribuído pelo local do óbito; a DO não informa o estabelecimento de nascimento. Em maternidades com UTI neonatal, recém-nascidos nascidos em outro serviço entram no numerador sem entrar no denominador.</w:t>
             </w:r>
           </w:p>
           <w:p>
@@ -21137,7 +20145,6 @@
                 <w:sz w:val="20"/>
                 <w:szCs w:val="20"/>
               </w:rPr>
-              <w:lastRenderedPageBreak/>
               <w:t>Taxa de mortalidade neonatal (por mil NV)</w:t>
             </w:r>
           </w:p>
@@ -21290,7 +20297,8 @@
           <w:sz w:val="20"/>
           <w:szCs w:val="20"/>
         </w:rPr>
-        <w:t>Tabela 24 – Indicadores do bloco "Mortalidade materna" (mapas e comparador)</w:t>
+        <w:lastRenderedPageBreak/>
+        <w:t>Tabela 23 – Indicadores do bloco "Mortalidade materna" (mapas e comparador)</w:t>
       </w:r>
     </w:p>
     <w:tbl>
@@ -21631,7 +20639,6 @@
                 <w:sz w:val="20"/>
                 <w:szCs w:val="20"/>
               </w:rPr>
-              <w:lastRenderedPageBreak/>
               <w:t>Razão de mortalidade materna (por 100 mil NV)</w:t>
             </w:r>
           </w:p>
@@ -22055,6 +21062,7 @@
                 <w:sz w:val="20"/>
                 <w:szCs w:val="20"/>
               </w:rPr>
+              <w:lastRenderedPageBreak/>
               <w:t>% dos óbitos maternos diretos por hipertensão</w:t>
             </w:r>
           </w:p>
@@ -22469,7 +21477,7 @@
           <w:sz w:val="20"/>
           <w:szCs w:val="20"/>
         </w:rPr>
-        <w:t>Tabela 25 – Indicadores do bloco "Mortalidade fetal" (mapas e comparador)</w:t>
+        <w:t>Tabela 24 – Indicadores do bloco "Mortalidade fetal" (mapas e comparador)</w:t>
       </w:r>
     </w:p>
     <w:tbl>
@@ -22947,6 +21955,7 @@
                 <w:sz w:val="20"/>
                 <w:szCs w:val="20"/>
               </w:rPr>
+              <w:lastRenderedPageBreak/>
               <w:t>% de óbitos fetais anteparto</w:t>
             </w:r>
           </w:p>
@@ -23382,15 +22391,7 @@
                 <w:sz w:val="20"/>
                 <w:szCs w:val="20"/>
               </w:rPr>
-              <w:t xml:space="preserve">Entre os óbitos fetais com peso informado, proporção com 2500 g ou mais — fetos a termo ou próximos do </w:t>
-            </w:r>
-            <w:r>
-              <w:rPr>
-                <w:sz w:val="20"/>
-                <w:szCs w:val="20"/>
-              </w:rPr>
-              <w:lastRenderedPageBreak/>
-              <w:t>termo, óbitos em geral mais evitáveis.</w:t>
+              <w:t>Entre os óbitos fetais com peso informado, proporção com 2500 g ou mais — fetos a termo ou próximos do termo, óbitos em geral mais evitáveis.</w:t>
             </w:r>
           </w:p>
         </w:tc>
@@ -23414,7 +22415,6 @@
                 <w:sz w:val="20"/>
                 <w:szCs w:val="20"/>
               </w:rPr>
-              <w:lastRenderedPageBreak/>
               <w:t>Óbitos fetais com peso de 2500 g ou mais.</w:t>
             </w:r>
           </w:p>
@@ -23644,7 +22644,7 @@
           <w:sz w:val="20"/>
           <w:szCs w:val="20"/>
         </w:rPr>
-        <w:t>Tabela 26 – Indicadores do bloco "Mortalidade perinatal" (mapas e comparador)</w:t>
+        <w:t>Tabela 25 – Indicadores do bloco "Mortalidade perinatal" (mapas e comparador)</w:t>
       </w:r>
     </w:p>
     <w:tbl>
@@ -23973,7 +22973,18 @@
                 <w:sz w:val="20"/>
                 <w:szCs w:val="20"/>
               </w:rPr>
-              <w:t>Taxa de mortalidade perinatal (por mil nascimentos)</w:t>
+              <w:t xml:space="preserve">Taxa de mortalidade </w:t>
+            </w:r>
+            <w:r>
+              <w:rPr>
+                <w:b/>
+                <w:bCs/>
+                <w:color w:val="0A213D"/>
+                <w:sz w:val="20"/>
+                <w:szCs w:val="20"/>
+              </w:rPr>
+              <w:lastRenderedPageBreak/>
+              <w:t>perinatal (por mil nascimentos)</w:t>
             </w:r>
           </w:p>
         </w:tc>
@@ -23997,7 +23008,16 @@
                 <w:sz w:val="20"/>
                 <w:szCs w:val="20"/>
               </w:rPr>
-              <w:t>Óbitos perinatais por mil nascimentos (nascidos vivos + óbitos fetais) ocorridos na unidade.</w:t>
+              <w:lastRenderedPageBreak/>
+              <w:t xml:space="preserve">Óbitos perinatais por mil nascimentos </w:t>
+            </w:r>
+            <w:r>
+              <w:rPr>
+                <w:sz w:val="20"/>
+                <w:szCs w:val="20"/>
+              </w:rPr>
+              <w:lastRenderedPageBreak/>
+              <w:t>(nascidos vivos + óbitos fetais) ocorridos na unidade.</w:t>
             </w:r>
           </w:p>
         </w:tc>
@@ -24021,6 +23041,7 @@
                 <w:sz w:val="20"/>
                 <w:szCs w:val="20"/>
               </w:rPr>
+              <w:lastRenderedPageBreak/>
               <w:t>Óbitos perinatais (regra acima).</w:t>
             </w:r>
           </w:p>
@@ -24045,7 +23066,15 @@
                 <w:sz w:val="20"/>
                 <w:szCs w:val="20"/>
               </w:rPr>
-              <w:t>Nascimentos ocorridos na unidade: nascidos vivos + óbitos fetais, × 1.000 (IDB C.5).</w:t>
+              <w:t xml:space="preserve">Nascimentos ocorridos na </w:t>
+            </w:r>
+            <w:r>
+              <w:rPr>
+                <w:sz w:val="20"/>
+                <w:szCs w:val="20"/>
+              </w:rPr>
+              <w:lastRenderedPageBreak/>
+              <w:t>unidade: nascidos vivos + óbitos fetais, × 1.000 (IDB C.5).</w:t>
             </w:r>
           </w:p>
         </w:tc>
@@ -24069,6 +23098,7 @@
                 <w:sz w:val="20"/>
                 <w:szCs w:val="20"/>
               </w:rPr>
+              <w:lastRenderedPageBreak/>
               <w:t>SIM-DOFET, SIM-DO e SINASC</w:t>
             </w:r>
           </w:p>
@@ -24081,6 +23111,7 @@
                 <w:sz w:val="20"/>
                 <w:szCs w:val="20"/>
               </w:rPr>
+              <w:lastRenderedPageBreak/>
               <w:t>O componente neonatal precoce é atribuído pelo local do óbito; a DO não informa o estabelecimento de nascimento. Em maternidades com UTI neonatal, recém-nascidos nascidos em outro serviço entram no numerador sem entrar no denominador.</w:t>
             </w:r>
           </w:p>
@@ -24122,6 +23153,7 @@
                 <w:sz w:val="20"/>
                 <w:szCs w:val="20"/>
               </w:rPr>
+              <w:lastRenderedPageBreak/>
               <w:t>% do componente fetal na mortalidade perinatal</w:t>
             </w:r>
           </w:p>
@@ -24259,7 +23291,6 @@
                 <w:sz w:val="20"/>
                 <w:szCs w:val="20"/>
               </w:rPr>
-              <w:lastRenderedPageBreak/>
               <w:t>% de óbitos perinatais com peso &lt;1500 g</w:t>
             </w:r>
           </w:p>
@@ -24674,7 +23705,8 @@
           <w:sz w:val="20"/>
           <w:szCs w:val="20"/>
         </w:rPr>
-        <w:t>Tabela 27 – Indicadores do bloco "Mortalidade neonatal" (mapas e comparador)</w:t>
+        <w:lastRenderedPageBreak/>
+        <w:t>Tabela 26 – Indicadores do bloco "Mortalidade neonatal" (mapas e comparador)</w:t>
       </w:r>
     </w:p>
     <w:tbl>
@@ -25111,15 +24143,7 @@
                 <w:sz w:val="20"/>
                 <w:szCs w:val="20"/>
               </w:rPr>
-              <w:t xml:space="preserve">Taxa por estabelecimento de ocorrência: inclui recém-nascidos transferidos de outros serviços (o denominador só tem os nascidos vivos da própria unidade). Não é comparável à </w:t>
-            </w:r>
-            <w:r>
-              <w:rPr>
-                <w:sz w:val="20"/>
-                <w:szCs w:val="20"/>
-              </w:rPr>
-              <w:lastRenderedPageBreak/>
-              <w:t>taxa populacional do IDB.</w:t>
+              <w:t>Taxa por estabelecimento de ocorrência: inclui recém-nascidos transferidos de outros serviços (o denominador só tem os nascidos vivos da própria unidade). Não é comparável à taxa populacional do IDB.</w:t>
             </w:r>
           </w:p>
           <w:p>
@@ -25160,7 +24184,6 @@
                 <w:sz w:val="20"/>
                 <w:szCs w:val="20"/>
               </w:rPr>
-              <w:lastRenderedPageBreak/>
               <w:t>Taxa de mortalidade neonatal precoce (por mil NV)</w:t>
             </w:r>
           </w:p>
@@ -25709,6 +24732,7 @@
                 <w:sz w:val="20"/>
                 <w:szCs w:val="20"/>
               </w:rPr>
+              <w:lastRenderedPageBreak/>
               <w:t>% de óbitos neonatais com peso ≥2500 g</w:t>
             </w:r>
           </w:p>
@@ -26031,15 +25055,7 @@
                 <w:sz w:val="20"/>
                 <w:szCs w:val="20"/>
               </w:rPr>
-              <w:t xml:space="preserve">Óbitos neonatais reduzíveis por atenção à mulher na gestação: A50, B20-B24, P00, P01, P02.2, P02.3, P02.7-P02.9, </w:t>
-            </w:r>
-            <w:r>
-              <w:rPr>
-                <w:sz w:val="20"/>
-                <w:szCs w:val="20"/>
-              </w:rPr>
-              <w:lastRenderedPageBreak/>
-              <w:t>P04, P05, P07, P22.0, P26, P52, P55.0, P55.1, P55.8, P55.9, P56, P57, P77.</w:t>
+              <w:t>Óbitos neonatais reduzíveis por atenção à mulher na gestação: A50, B20-B24, P00, P01, P02.2, P02.3, P02.7-P02.9, P04, P05, P07, P22.0, P26, P52, P55.0, P55.1, P55.8, P55.9, P56, P57, P77.</w:t>
             </w:r>
           </w:p>
         </w:tc>
@@ -26063,7 +25079,6 @@
                 <w:sz w:val="20"/>
                 <w:szCs w:val="20"/>
               </w:rPr>
-              <w:lastRenderedPageBreak/>
               <w:t>Total de óbitos neonatais.</w:t>
             </w:r>
           </w:p>
@@ -26403,6 +25418,7 @@
                 <w:sz w:val="20"/>
                 <w:szCs w:val="20"/>
               </w:rPr>
+              <w:lastRenderedPageBreak/>
               <w:t>% de óbitos neonatais por causas mal definidas</w:t>
             </w:r>
           </w:p>
@@ -26680,7 +25696,7 @@
           <w:sz w:val="20"/>
           <w:szCs w:val="20"/>
         </w:rPr>
-        <w:t>Tabela 28 – Demais cálculos do Painel de Mortalidade</w:t>
+        <w:t>Tabela 27 – Demais cálculos do Painel de Mortalidade</w:t>
       </w:r>
     </w:p>
     <w:tbl>
@@ -26920,15 +25936,7 @@
                 <w:sz w:val="20"/>
                 <w:szCs w:val="20"/>
               </w:rPr>
-              <w:t xml:space="preserve">Fatores maternos, placenta, cordão e membranas = P00-P04 · Gestação e crescimento fetal = P05, P07, P08 · Hipóxia/asfixia e transtornos </w:t>
-            </w:r>
-            <w:r>
-              <w:rPr>
-                <w:sz w:val="20"/>
-                <w:szCs w:val="20"/>
-              </w:rPr>
-              <w:lastRenderedPageBreak/>
-              <w:t>respiratórios = P10-P15, P20, P21, P24, P28 · Infecções perinatais = P35-P39, A50 · Anomalias congênitas = Q00-Q99 · Hemorrágicos e hematológicos = P50-P61 · Mal definidas = R00-R99, P95 · Demais causas = outros códigos.</w:t>
+              <w:t>Fatores maternos, placenta, cordão e membranas = P00-P04 · Gestação e crescimento fetal = P05, P07, P08 · Hipóxia/asfixia e transtornos respiratórios = P10-P15, P20, P21, P24, P28 · Infecções perinatais = P35-P39, A50 · Anomalias congênitas = Q00-Q99 · Hemorrágicos e hematológicos = P50-P61 · Mal definidas = R00-R99, P95 · Demais causas = outros códigos.</w:t>
             </w:r>
           </w:p>
         </w:tc>
@@ -26952,7 +25960,6 @@
                 <w:sz w:val="20"/>
                 <w:szCs w:val="20"/>
               </w:rPr>
-              <w:lastRenderedPageBreak/>
               <w:t>Total de óbitos do bloco (fetal, perinatal ou neonatal) na unidade e no ano; a linha Total soma 100%.</w:t>
             </w:r>
           </w:p>
@@ -27054,7 +26061,15 @@
                 <w:sz w:val="20"/>
                 <w:szCs w:val="20"/>
               </w:rPr>
-              <w:t>Diretas: Aborto = O00-O08 · Hipertensão = O11-O16 · Hemorragia = O20, O44-O46, O67, O72 · Infecção puerperal = O85, O86, O91 · Tromboembolismo = O88 · Outras diretas = demais causas diretas. Indiretas: Infecciosas e parasitárias = O98, B20-B24 · Cardiopatias = O99.4 · Respiratórias = O99.5 · Hipertensão/diabetes pré-existentes = O10, O24 (exceto O24.4), O25 · Outras afecções maternas = O99 (demais), O94.</w:t>
+              <w:t xml:space="preserve">Diretas: Aborto = O00-O08 · Hipertensão = O11-O16 · Hemorragia = O20, O44-O46, O67, O72 · Infecção puerperal = O85, O86, O91 · Tromboembolismo = O88 · Outras diretas = demais causas diretas. Indiretas: </w:t>
+            </w:r>
+            <w:r>
+              <w:rPr>
+                <w:sz w:val="20"/>
+                <w:szCs w:val="20"/>
+              </w:rPr>
+              <w:lastRenderedPageBreak/>
+              <w:t>Infecciosas e parasitárias = O98, B20-B24 · Cardiopatias = O99.4 · Respiratórias = O99.5 · Hipertensão/diabetes pré-existentes = O10, O24 (exceto O24.4), O25 · Outras afecções maternas = O99 (demais), O94.</w:t>
             </w:r>
           </w:p>
         </w:tc>
@@ -27078,6 +26093,7 @@
                 <w:sz w:val="20"/>
                 <w:szCs w:val="20"/>
               </w:rPr>
+              <w:lastRenderedPageBreak/>
               <w:t>Total de causas diretas ou de causas indiretas da unidade no ano (os percentuais das tabelas). Óbitos O95 não entram nos grupos.</w:t>
             </w:r>
           </w:p>
@@ -27280,15 +26296,7 @@
                 <w:sz w:val="20"/>
                 <w:szCs w:val="20"/>
               </w:rPr>
-              <w:t xml:space="preserve">Coluna de referência do comparador de unidades: a maternidade é comparada com o conjunto do seu grupo (apoiadas, EBSERH ou QUALINEO 2026/2027). Unidades que pertencem </w:t>
-            </w:r>
-            <w:r>
-              <w:rPr>
-                <w:sz w:val="20"/>
-                <w:szCs w:val="20"/>
-              </w:rPr>
-              <w:lastRenderedPageBreak/>
-              <w:t>a mais de um grupo contam em todos os grupos a que pertencem. O agregado não participa do destaque de menor valor.</w:t>
+              <w:t>Coluna de referência do comparador de unidades: a maternidade é comparada com o conjunto do seu grupo (apoiadas, EBSERH ou QUALINEO 2026/2027). Unidades que pertencem a mais de um grupo contam em todos os grupos a que pertencem. O agregado não participa do destaque de menor valor.</w:t>
             </w:r>
           </w:p>
         </w:tc>
@@ -27312,7 +26320,6 @@
                 <w:sz w:val="20"/>
                 <w:szCs w:val="20"/>
               </w:rPr>
-              <w:lastRenderedPageBreak/>
               <w:t>Soma dos numeradores do indicador nas unidades do grupo com dado no ano (nos números absolutos, média por unidade).</w:t>
             </w:r>
           </w:p>
@@ -27337,15 +26344,7 @@
                 <w:sz w:val="20"/>
                 <w:szCs w:val="20"/>
               </w:rPr>
-              <w:t xml:space="preserve">Soma dos denominadores correspondentes nas mesmas unidades — a mesma regra de agregação usada </w:t>
-            </w:r>
-            <w:r>
-              <w:rPr>
-                <w:sz w:val="20"/>
-                <w:szCs w:val="20"/>
-              </w:rPr>
-              <w:lastRenderedPageBreak/>
-              <w:t>nos mapas e no painel lateral.</w:t>
+              <w:t>Soma dos denominadores correspondentes nas mesmas unidades — a mesma regra de agregação usada nos mapas e no painel lateral.</w:t>
             </w:r>
           </w:p>
         </w:tc>
@@ -27369,7 +26368,6 @@
                 <w:sz w:val="20"/>
                 <w:szCs w:val="20"/>
               </w:rPr>
-              <w:lastRenderedPageBreak/>
               <w:t>Ministério da Saúde - SIM e SINASC, 2019 a 2025.</w:t>
             </w:r>
           </w:p>
@@ -27510,21 +26508,21 @@
       <w:pPr>
         <w:pStyle w:val="Ttulo1"/>
       </w:pPr>
-      <w:bookmarkStart w:id="22" w:name="_Toc243232736"/>
+      <w:bookmarkStart w:id="21" w:name="_Toc243245237"/>
       <w:r>
         <w:t>7. Notas comuns aos três painéis</w:t>
       </w:r>
-      <w:bookmarkEnd w:id="22"/>
+      <w:bookmarkEnd w:id="21"/>
     </w:p>
     <w:p>
       <w:pPr>
         <w:pStyle w:val="Ttulo2"/>
       </w:pPr>
-      <w:bookmarkStart w:id="23" w:name="_Toc243232737"/>
+      <w:bookmarkStart w:id="22" w:name="_Toc243245238"/>
       <w:r>
         <w:t>7.1 Notas gerais</w:t>
       </w:r>
-      <w:bookmarkEnd w:id="23"/>
+      <w:bookmarkEnd w:id="22"/>
     </w:p>
     <w:p>
       <w:pPr>
@@ -27543,7 +26541,11 @@
         <w:t xml:space="preserve">Dados preliminares. </w:t>
       </w:r>
       <w:r>
-        <w:t>Os anos mais recentes são preliminares: SINASC 2025 nos painéis de Nascimentos e de Internação, e 2024 e 2025 no Painel de Mortalidade; SIM 2024 e 2025; SIH 2025 sujeito a acréscimos; e, nos três painéis, o 1º semestre de 2026. Os totais podem mudar nas próximas versões dos arquivos do DATASUS. Painéis e apresentações trazem a nota "dados sujeitos a revisão".</w:t>
+        <w:t xml:space="preserve">Os anos mais recentes são preliminares: SINASC 2025 nos painéis de Nascimentos e de Internação, e 2024 e 2025 no Painel de Mortalidade; SIM 2024 e 2025; SIH </w:t>
+      </w:r>
+      <w:r>
+        <w:lastRenderedPageBreak/>
+        <w:t>2025 sujeito a acréscimos; e, nos três painéis, o 1º semestre de 2026. Os totais podem mudar nas próximas versões dos arquivos do DATASUS. Painéis e apresentações trazem a nota "dados sujeitos a revisão".</w:t>
       </w:r>
     </w:p>
     <w:p>
@@ -27589,11 +26591,7 @@
         <w:t xml:space="preserve">Ocorrência e residência. </w:t>
       </w:r>
       <w:r>
-        <w:t xml:space="preserve">Nascimentos e óbitos são atribuídos ao estabelecimento onde ocorreram. A Declaração de Óbito não informa o estabelecimento de nascimento; por isso as taxas neonatais e perinatais de maternidades de referência incluem recém-nascidos transferidos de outros serviços, e a razão de mortalidade materna tem a mesma limitação para gestantes e puérperas transferidas. Os indicadores medem o que ocorreu na unidade, </w:t>
-      </w:r>
-      <w:r>
-        <w:lastRenderedPageBreak/>
-        <w:t>não o risco da população atendida. No Painel de Nascimentos, o dossiê mostra as duas perspectivas, local</w:t>
+        <w:t>Nascimentos e óbitos são atribuídos ao estabelecimento onde ocorreram. A Declaração de Óbito não informa o estabelecimento de nascimento; por isso as taxas neonatais e perinatais de maternidades de referência incluem recém-nascidos transferidos de outros serviços, e a razão de mortalidade materna tem a mesma limitação para gestantes e puérperas transferidas. Os indicadores medem o que ocorreu na unidade, não o risco da população atendida. No Painel de Nascimentos, o dossiê mostra as duas perspectivas, local</w:t>
       </w:r>
       <w:r>
         <w:t xml:space="preserve"> de residência e local de ocorrência (seção 4.3).</w:t>
@@ -27636,7 +26634,7 @@
         <w:t xml:space="preserve">Regras aprovadas. </w:t>
       </w:r>
       <w:r>
-        <w:t>Internação e perfil da mãe: decisões da coordenação de 30 de agosto a 9 de setembro de 2026, retabulação de 9 de setembro de 2026. Mortalidade: recálculo de 11 de setembro de 2026. Nascimentos: fichas da página "Metodologia" do painel e nota do comparador de agosto de 2026.</w:t>
+        <w:t>Internação e perfil da mãe: Dicionário de indicadores de internação (AIH) do grupo de maternidades, versão final de 10 de setembro de 2026, que consolida as decisões da coordenação de 30 de agosto a 9 de setembro de 2026. Mortalidade: Dicionário de indicadores de mortalidade do grupo de maternidades, de 11 de setembro de 2026. Nascimentos: fichas da página "Metodologia" do painel e nota metodológica do comparador, de agosto de 2026.</w:t>
       </w:r>
     </w:p>
     <w:p>
@@ -27713,6 +26711,7 @@
           <w:b/>
           <w:bCs/>
         </w:rPr>
+        <w:lastRenderedPageBreak/>
         <w:t xml:space="preserve">Rodapé das apresentações de internação. </w:t>
       </w:r>
       <w:r>
@@ -27723,11 +26722,11 @@
       <w:pPr>
         <w:pStyle w:val="Ttulo2"/>
       </w:pPr>
-      <w:bookmarkStart w:id="24" w:name="_Toc243232738"/>
+      <w:bookmarkStart w:id="23" w:name="_Toc243245239"/>
       <w:r>
         <w:t>7.2 Situação dos anos preliminares, por base e painel</w:t>
       </w:r>
-      <w:bookmarkEnd w:id="24"/>
+      <w:bookmarkEnd w:id="23"/>
     </w:p>
     <w:p>
       <w:pPr>
@@ -27742,7 +26741,7 @@
           <w:sz w:val="20"/>
           <w:szCs w:val="20"/>
         </w:rPr>
-        <w:t>Tabela 29 – Anos e períodos tratados como preliminares em cada painel (18/10/2026)</w:t>
+        <w:t>Tabela 28 – Anos e períodos tratados como preliminares em cada painel (18/10/2026)</w:t>
       </w:r>
     </w:p>
     <w:tbl>
@@ -28199,11 +27198,11 @@
       <w:pPr>
         <w:pStyle w:val="Ttulo1"/>
       </w:pPr>
-      <w:bookmarkStart w:id="25" w:name="_Toc243232739"/>
+      <w:bookmarkStart w:id="24" w:name="_Toc243245240"/>
       <w:r>
         <w:t>8. Glossário de siglas e termos</w:t>
       </w:r>
-      <w:bookmarkEnd w:id="25"/>
+      <w:bookmarkEnd w:id="24"/>
     </w:p>
     <w:p>
       <w:pPr>
@@ -28218,8 +27217,7 @@
           <w:sz w:val="20"/>
           <w:szCs w:val="20"/>
         </w:rPr>
-        <w:lastRenderedPageBreak/>
-        <w:t>Tabela 30 – Siglas e termos usados na apostila</w:t>
+        <w:t>Tabela 29 – Siglas e termos usados na apostila</w:t>
       </w:r>
     </w:p>
     <w:tbl>
@@ -28854,6 +27852,7 @@
                 <w:sz w:val="20"/>
                 <w:szCs w:val="20"/>
               </w:rPr>
+              <w:lastRenderedPageBreak/>
               <w:t>CODESTAB</w:t>
             </w:r>
           </w:p>
@@ -29225,7 +28224,7 @@
                 <w:sz w:val="20"/>
                 <w:szCs w:val="20"/>
               </w:rPr>
-              <w:t>Deck</w:t>
+              <w:t>DIAR_ACOM</w:t>
             </w:r>
           </w:p>
         </w:tc>
@@ -29249,7 +28248,7 @@
                 <w:sz w:val="20"/>
                 <w:szCs w:val="20"/>
               </w:rPr>
-              <w:t>Apresentação de indicadores de cada maternidade (arquivo de slides).</w:t>
+              <w:t>Número de diárias de acompanhante registradas na AIH.</w:t>
             </w:r>
           </w:p>
         </w:tc>
@@ -29278,7 +28277,7 @@
                 <w:sz w:val="20"/>
                 <w:szCs w:val="20"/>
               </w:rPr>
-              <w:t>DIAR_ACOM</w:t>
+              <w:t>DIAS_PERM</w:t>
             </w:r>
           </w:p>
         </w:tc>
@@ -29302,7 +28301,7 @@
                 <w:sz w:val="20"/>
                 <w:szCs w:val="20"/>
               </w:rPr>
-              <w:t>Número de diárias de acompanhante registradas na AIH.</w:t>
+              <w:t>Dias de permanência da internação: data de saída menos data de internação (DT_SAIDA − DT_INTER).</w:t>
             </w:r>
           </w:p>
         </w:tc>
@@ -29331,7 +28330,7 @@
                 <w:sz w:val="20"/>
                 <w:szCs w:val="20"/>
               </w:rPr>
-              <w:t>DIAS_PERM</w:t>
+              <w:t>DN</w:t>
             </w:r>
           </w:p>
         </w:tc>
@@ -29355,7 +28354,7 @@
                 <w:sz w:val="20"/>
                 <w:szCs w:val="20"/>
               </w:rPr>
-              <w:t>Dias de permanência da internação: data de saída menos data de internação (DT_SAIDA − DT_INTER).</w:t>
+              <w:t>Declaração de Nascido Vivo, documento de origem do SINASC.</w:t>
             </w:r>
           </w:p>
         </w:tc>
@@ -29384,7 +28383,7 @@
                 <w:sz w:val="20"/>
                 <w:szCs w:val="20"/>
               </w:rPr>
-              <w:t>DN</w:t>
+              <w:t>DO e DOFET</w:t>
             </w:r>
           </w:p>
         </w:tc>
@@ -29408,7 +28407,7 @@
                 <w:sz w:val="20"/>
                 <w:szCs w:val="20"/>
               </w:rPr>
-              <w:t>Declaração de Nascido Vivo, documento de origem do SINASC.</w:t>
+              <w:t>Declaração de Óbito e Declaração de Óbito Fetal, documentos de origem do SIM.</w:t>
             </w:r>
           </w:p>
         </w:tc>
@@ -29437,7 +28436,7 @@
                 <w:sz w:val="20"/>
                 <w:szCs w:val="20"/>
               </w:rPr>
-              <w:t>DO e DOFET</w:t>
+              <w:t>Dossiê</w:t>
             </w:r>
           </w:p>
         </w:tc>
@@ -29461,7 +28460,7 @@
                 <w:sz w:val="20"/>
                 <w:szCs w:val="20"/>
               </w:rPr>
-              <w:t>Declaração de Óbito e Declaração de Óbito Fetal, documentos de origem do SIM.</w:t>
+              <w:t>Página de detalhe de cada maternidade no painel (seção 1.3).</w:t>
             </w:r>
           </w:p>
         </w:tc>
@@ -29490,8 +28489,7 @@
                 <w:sz w:val="20"/>
                 <w:szCs w:val="20"/>
               </w:rPr>
-              <w:lastRenderedPageBreak/>
-              <w:t>Dossiê</w:t>
+              <w:t>EBSERH</w:t>
             </w:r>
           </w:p>
         </w:tc>
@@ -29515,7 +28513,7 @@
                 <w:sz w:val="20"/>
                 <w:szCs w:val="20"/>
               </w:rPr>
-              <w:t>Página de detalhe de cada maternidade no painel (seção 1.3).</w:t>
+              <w:t>Empresa Brasileira de Serviços Hospitalares; grupo dos hospitais universitários federais do painel.</w:t>
             </w:r>
           </w:p>
         </w:tc>
@@ -29544,7 +28542,7 @@
                 <w:sz w:val="20"/>
                 <w:szCs w:val="20"/>
               </w:rPr>
-              <w:t>EBSERH</w:t>
+              <w:t>FTP</w:t>
             </w:r>
           </w:p>
         </w:tc>
@@ -29568,7 +28566,7 @@
                 <w:sz w:val="20"/>
                 <w:szCs w:val="20"/>
               </w:rPr>
-              <w:t>Empresa Brasileira de Serviços Hospitalares; grupo dos hospitais universitários federais do painel.</w:t>
+              <w:t>Servidor de arquivos do DATASUS na internet (do inglês file transfer protocol).</w:t>
             </w:r>
           </w:p>
         </w:tc>
@@ -29597,7 +28595,7 @@
                 <w:sz w:val="20"/>
                 <w:szCs w:val="20"/>
               </w:rPr>
-              <w:t>FTP</w:t>
+              <w:t>Habilitações</w:t>
             </w:r>
           </w:p>
         </w:tc>
@@ -29621,7 +28619,7 @@
                 <w:sz w:val="20"/>
                 <w:szCs w:val="20"/>
               </w:rPr>
-              <w:t>Servidor de arquivos do DATASUS na internet (do inglês file transfer protocol).</w:t>
+              <w:t>Serviços que o SUS autoriza o estabelecimento a realizar, registrados no CNES.</w:t>
             </w:r>
           </w:p>
         </w:tc>
@@ -29650,7 +28648,7 @@
                 <w:sz w:val="20"/>
                 <w:szCs w:val="20"/>
               </w:rPr>
-              <w:t>Habilitações</w:t>
+              <w:t>ICD-PM</w:t>
             </w:r>
           </w:p>
         </w:tc>
@@ -29674,7 +28672,7 @@
                 <w:sz w:val="20"/>
                 <w:szCs w:val="20"/>
               </w:rPr>
-              <w:t>Serviços que o SUS autoriza o estabelecimento a realizar, registrados no CNES.</w:t>
+              <w:t>Classificação da OMS para causas de óbitos perinatais (CID-PM), citada no dicionário de mortalidade.</w:t>
             </w:r>
           </w:p>
         </w:tc>
@@ -29703,7 +28701,7 @@
                 <w:sz w:val="20"/>
                 <w:szCs w:val="20"/>
               </w:rPr>
-              <w:t>ICD-PM</w:t>
+              <w:t>IDB</w:t>
             </w:r>
           </w:p>
         </w:tc>
@@ -29727,7 +28725,7 @@
                 <w:sz w:val="20"/>
                 <w:szCs w:val="20"/>
               </w:rPr>
-              <w:t>Classificação da OMS para causas de óbitos perinatais (CID-PM), citada no dicionário de mortalidade.</w:t>
+              <w:t>Indicadores e Dados Básicos para a Saúde, da Rede Interagencial de Informações para a Saúde (RIPSA), publicados pelo DATASUS; fichas C.1.1, C.1.2, C.3 e C.5.</w:t>
             </w:r>
           </w:p>
         </w:tc>
@@ -29756,7 +28754,7 @@
                 <w:sz w:val="20"/>
                 <w:szCs w:val="20"/>
               </w:rPr>
-              <w:t>IDB</w:t>
+              <w:t>IDENT</w:t>
             </w:r>
           </w:p>
         </w:tc>
@@ -29780,7 +28778,7 @@
                 <w:sz w:val="20"/>
                 <w:szCs w:val="20"/>
               </w:rPr>
-              <w:t>Indicadores e Dados Básicos para a Saúde, da Rede Interagencial de Informações para a Saúde (RIPSA), publicados pelo DATASUS; fichas C.1.1, C.1.2, C.3 e C.5.</w:t>
+              <w:t>Campo da AIH que identifica o tipo de AIH (5 = longa permanência).</w:t>
             </w:r>
           </w:p>
         </w:tc>
@@ -29809,7 +28807,7 @@
                 <w:sz w:val="20"/>
                 <w:szCs w:val="20"/>
               </w:rPr>
-              <w:t>IDENT</w:t>
+              <w:t>Ignorado</w:t>
             </w:r>
           </w:p>
         </w:tc>
@@ -29833,7 +28831,7 @@
                 <w:sz w:val="20"/>
                 <w:szCs w:val="20"/>
               </w:rPr>
-              <w:t>Campo da AIH que identifica o tipo de AIH (5 = longa permanência).</w:t>
+              <w:t>Registro com o campo em branco ou com código de "ignorado" (9, 99, 9999); fica fora do numerador e do denominador, salvo indicação em contrário.</w:t>
             </w:r>
           </w:p>
         </w:tc>
@@ -29862,7 +28860,7 @@
                 <w:sz w:val="20"/>
                 <w:szCs w:val="20"/>
               </w:rPr>
-              <w:t>Ignorado</w:t>
+              <w:t>LBE</w:t>
             </w:r>
           </w:p>
         </w:tc>
@@ -29886,7 +28884,7 @@
                 <w:sz w:val="20"/>
                 <w:szCs w:val="20"/>
               </w:rPr>
-              <w:t>Registro com o campo em branco ou com código de "ignorado" (9, 99, 9999); fica fora do numerador e do denominador, salvo indicação em contrário.</w:t>
+              <w:t>Lista Brasileira de Causas de Mortes Evitáveis por Intervenções do SUS, na versão de tabulação para menores de 5 anos do DATASUS/SVS.</w:t>
             </w:r>
           </w:p>
         </w:tc>
@@ -29915,7 +28913,7 @@
                 <w:sz w:val="20"/>
                 <w:szCs w:val="20"/>
               </w:rPr>
-              <w:t>LBE</w:t>
+              <w:t>LT</w:t>
             </w:r>
           </w:p>
         </w:tc>
@@ -29939,7 +28937,7 @@
                 <w:sz w:val="20"/>
                 <w:szCs w:val="20"/>
               </w:rPr>
-              <w:t>Lista Brasileira de Causas de Mortes Evitáveis por Intervenções do SUS, na versão de tabulação para menores de 5 anos do DATASUS/SVS.</w:t>
+              <w:t>Arquivos de leitos do CNES, por estabelecimento e mês.</w:t>
             </w:r>
           </w:p>
         </w:tc>
@@ -29968,7 +28966,7 @@
                 <w:sz w:val="20"/>
                 <w:szCs w:val="20"/>
               </w:rPr>
-              <w:t>LT</w:t>
+              <w:t>MARCA_UTI</w:t>
             </w:r>
           </w:p>
         </w:tc>
@@ -29992,7 +28990,7 @@
                 <w:sz w:val="20"/>
                 <w:szCs w:val="20"/>
               </w:rPr>
-              <w:t>Arquivos de leitos do CNES, por estabelecimento e mês.</w:t>
+              <w:t>Campo da AIH com o tipo de UTI usado (81 e 82 = UTI neonatal tipos II e III).</w:t>
             </w:r>
           </w:p>
         </w:tc>
@@ -30021,7 +29019,7 @@
                 <w:sz w:val="20"/>
                 <w:szCs w:val="20"/>
               </w:rPr>
-              <w:t>MARCA_UTI</w:t>
+              <w:t>Microdados</w:t>
             </w:r>
           </w:p>
         </w:tc>
@@ -30045,7 +29043,7 @@
                 <w:sz w:val="20"/>
                 <w:szCs w:val="20"/>
               </w:rPr>
-              <w:t>Campo da AIH com o tipo de UTI usado (81 e 82 = UTI neonatal tipos II e III).</w:t>
+              <w:t>Registros individuais de uma base (um por nascimento, internação ou óbito), publicados sem identificação pessoal.</w:t>
             </w:r>
           </w:p>
         </w:tc>
@@ -30074,7 +29072,7 @@
                 <w:sz w:val="20"/>
                 <w:szCs w:val="20"/>
               </w:rPr>
-              <w:t>Microdados</w:t>
+              <w:t>MMG</w:t>
             </w:r>
           </w:p>
         </w:tc>
@@ -30098,7 +29096,7 @@
                 <w:sz w:val="20"/>
                 <w:szCs w:val="20"/>
               </w:rPr>
-              <w:t>Registros individuais de uma base (um por nascimento, internação ou óbito), publicados sem identificação pessoal.</w:t>
+              <w:t>Morbidade materna grave.</w:t>
             </w:r>
           </w:p>
         </w:tc>
@@ -30127,7 +29125,8 @@
                 <w:sz w:val="20"/>
                 <w:szCs w:val="20"/>
               </w:rPr>
-              <w:t>MMG</w:t>
+              <w:lastRenderedPageBreak/>
+              <w:t>MS</w:t>
             </w:r>
           </w:p>
         </w:tc>
@@ -30151,7 +29150,7 @@
                 <w:sz w:val="20"/>
                 <w:szCs w:val="20"/>
               </w:rPr>
-              <w:t>Morbidade materna grave.</w:t>
+              <w:t>Ministério da Saúde.</w:t>
             </w:r>
           </w:p>
         </w:tc>
@@ -30180,7 +29179,7 @@
                 <w:sz w:val="20"/>
                 <w:szCs w:val="20"/>
               </w:rPr>
-              <w:t>MS</w:t>
+              <w:t>NV</w:t>
             </w:r>
           </w:p>
         </w:tc>
@@ -30204,7 +29203,7 @@
                 <w:sz w:val="20"/>
                 <w:szCs w:val="20"/>
               </w:rPr>
-              <w:t>Ministério da Saúde.</w:t>
+              <w:t>Nascidos vivos.</w:t>
             </w:r>
           </w:p>
         </w:tc>
@@ -30233,7 +29232,7 @@
                 <w:sz w:val="20"/>
                 <w:szCs w:val="20"/>
               </w:rPr>
-              <w:t>NV</w:t>
+              <w:t>OMS</w:t>
             </w:r>
           </w:p>
         </w:tc>
@@ -30257,7 +29256,7 @@
                 <w:sz w:val="20"/>
                 <w:szCs w:val="20"/>
               </w:rPr>
-              <w:t>Nascidos vivos.</w:t>
+              <w:t>Organização Mundial da Saúde.</w:t>
             </w:r>
           </w:p>
         </w:tc>
@@ -30286,7 +29285,7 @@
                 <w:sz w:val="20"/>
                 <w:szCs w:val="20"/>
               </w:rPr>
-              <w:t>OMS</w:t>
+              <w:t>OOBr</w:t>
             </w:r>
           </w:p>
         </w:tc>
@@ -30310,7 +29309,7 @@
                 <w:sz w:val="20"/>
                 <w:szCs w:val="20"/>
               </w:rPr>
-              <w:t>Organização Mundial da Saúde.</w:t>
+              <w:t>Observatório Obstétrico Brasileiro.</w:t>
             </w:r>
           </w:p>
         </w:tc>
@@ -30339,7 +29338,7 @@
                 <w:sz w:val="20"/>
                 <w:szCs w:val="20"/>
               </w:rPr>
-              <w:t>OOBr</w:t>
+              <w:t>OpenDataSUS</w:t>
             </w:r>
           </w:p>
         </w:tc>
@@ -30363,7 +29362,7 @@
                 <w:sz w:val="20"/>
                 <w:szCs w:val="20"/>
               </w:rPr>
-              <w:t>Observatório Obstétrico Brasileiro.</w:t>
+              <w:t>Portal de dados abertos do Ministério da Saúde.</w:t>
             </w:r>
           </w:p>
         </w:tc>
@@ -30392,7 +29391,7 @@
                 <w:sz w:val="20"/>
                 <w:szCs w:val="20"/>
               </w:rPr>
-              <w:t>OpenDataSUS</w:t>
+              <w:t>OPM</w:t>
             </w:r>
           </w:p>
         </w:tc>
@@ -30416,7 +29415,7 @@
                 <w:sz w:val="20"/>
                 <w:szCs w:val="20"/>
               </w:rPr>
-              <w:t>Portal de dados abertos do Ministério da Saúde.</w:t>
+              <w:t>Órteses, próteses e materiais especiais (na SIGTAP).</w:t>
             </w:r>
           </w:p>
         </w:tc>
@@ -30445,7 +29444,7 @@
                 <w:sz w:val="20"/>
                 <w:szCs w:val="20"/>
               </w:rPr>
-              <w:t>OPM</w:t>
+              <w:t>PROC_REA</w:t>
             </w:r>
           </w:p>
         </w:tc>
@@ -30469,7 +29468,7 @@
                 <w:sz w:val="20"/>
                 <w:szCs w:val="20"/>
               </w:rPr>
-              <w:t>Órteses, próteses e materiais especiais (na SIGTAP).</w:t>
+              <w:t>Procedimento realizado, registrado na AIH (código SIGTAP).</w:t>
             </w:r>
           </w:p>
         </w:tc>
@@ -30498,7 +29497,7 @@
                 <w:sz w:val="20"/>
                 <w:szCs w:val="20"/>
               </w:rPr>
-              <w:t>PROC_REA</w:t>
+              <w:t>QUALINEO</w:t>
             </w:r>
           </w:p>
         </w:tc>
@@ -30522,7 +29521,7 @@
                 <w:sz w:val="20"/>
                 <w:szCs w:val="20"/>
               </w:rPr>
-              <w:t>Procedimento realizado, registrado na AIH (código SIGTAP).</w:t>
+              <w:t>Nos painéis, grupo das maternidades participantes do ciclo 2026/2027 do QUALINEO, do Ministério da Saúde.</w:t>
             </w:r>
           </w:p>
         </w:tc>
@@ -30551,7 +29550,7 @@
                 <w:sz w:val="20"/>
                 <w:szCs w:val="20"/>
               </w:rPr>
-              <w:t>QUALINEO</w:t>
+              <w:t>RD e SP</w:t>
             </w:r>
           </w:p>
         </w:tc>
@@ -30575,7 +29574,7 @@
                 <w:sz w:val="20"/>
                 <w:szCs w:val="20"/>
               </w:rPr>
-              <w:t>Nos painéis, grupo das maternidades participantes do ciclo 2026/2027 do QUALINEO, do Ministério da Saúde.</w:t>
+              <w:t>Arquivos do SIH/SUS: AIH reduzida (RD, um registro por internação) e serviços profissionais (SP, um registro por procedimento ou ato).</w:t>
             </w:r>
           </w:p>
         </w:tc>
@@ -30604,7 +29603,7 @@
                 <w:sz w:val="20"/>
                 <w:szCs w:val="20"/>
               </w:rPr>
-              <w:t>RD e SP</w:t>
+              <w:t>Regionalização</w:t>
             </w:r>
           </w:p>
         </w:tc>
@@ -30628,7 +29627,7 @@
                 <w:sz w:val="20"/>
                 <w:szCs w:val="20"/>
               </w:rPr>
-              <w:t>Arquivos do SIH/SUS: AIH reduzida (RD, um registro por internação) e serviços profissionais (SP, um registro por procedimento ou ato).</w:t>
+              <w:t>Divisão do território em regiões e macrorregiões de saúde, conforme a base territorial do DATASUS.</w:t>
             </w:r>
           </w:p>
         </w:tc>
@@ -30657,7 +29656,7 @@
                 <w:sz w:val="20"/>
                 <w:szCs w:val="20"/>
               </w:rPr>
-              <w:t>Regionalização</w:t>
+              <w:t>RMM</w:t>
             </w:r>
           </w:p>
         </w:tc>
@@ -30681,7 +29680,7 @@
                 <w:sz w:val="20"/>
                 <w:szCs w:val="20"/>
               </w:rPr>
-              <w:t>Divisão do território em regiões e macrorregiões de saúde, conforme a base territorial do DATASUS.</w:t>
+              <w:t>Razão de mortalidade materna: óbitos maternos por 100.000 nascidos vivos.</w:t>
             </w:r>
           </w:p>
         </w:tc>
@@ -30710,7 +29709,7 @@
                 <w:sz w:val="20"/>
                 <w:szCs w:val="20"/>
               </w:rPr>
-              <w:t>Retabulação</w:t>
+              <w:t>Robson</w:t>
             </w:r>
           </w:p>
         </w:tc>
@@ -30734,7 +29733,7 @@
                 <w:sz w:val="20"/>
                 <w:szCs w:val="20"/>
               </w:rPr>
-              <w:t>Recálculo das planilhas de indicadores com um novo conjunto de regras.</w:t>
+              <w:t>Classificação de Robson, em dez grupos, para analisar a taxa de cesárea (seção 4.6).</w:t>
             </w:r>
           </w:p>
         </w:tc>
@@ -30763,113 +29762,6 @@
                 <w:sz w:val="20"/>
                 <w:szCs w:val="20"/>
               </w:rPr>
-              <w:t>RMM</w:t>
-            </w:r>
-          </w:p>
-        </w:tc>
-        <w:tc>
-          <w:tcPr>
-            <w:tcW w:w="7438" w:type="dxa"/>
-            <w:shd w:val="clear" w:color="auto" w:fill="FFFFFF"/>
-            <w:tcMar>
-              <w:top w:w="60" w:type="dxa"/>
-              <w:left w:w="90" w:type="dxa"/>
-              <w:bottom w:w="60" w:type="dxa"/>
-              <w:right w:w="90" w:type="dxa"/>
-            </w:tcMar>
-          </w:tcPr>
-          <w:p>
-            <w:pPr>
-              <w:spacing w:after="60" w:line="252" w:lineRule="auto"/>
-            </w:pPr>
-            <w:r>
-              <w:rPr>
-                <w:sz w:val="20"/>
-                <w:szCs w:val="20"/>
-              </w:rPr>
-              <w:t>Razão de mortalidade materna: óbitos maternos por 100.000 nascidos vivos.</w:t>
-            </w:r>
-          </w:p>
-        </w:tc>
-      </w:tr>
-      <w:tr>
-        <w:tc>
-          <w:tcPr>
-            <w:tcW w:w="2200" w:type="dxa"/>
-            <w:shd w:val="clear" w:color="auto" w:fill="F6FBF7"/>
-            <w:tcMar>
-              <w:top w:w="60" w:type="dxa"/>
-              <w:left w:w="90" w:type="dxa"/>
-              <w:bottom w:w="60" w:type="dxa"/>
-              <w:right w:w="90" w:type="dxa"/>
-            </w:tcMar>
-          </w:tcPr>
-          <w:p>
-            <w:pPr>
-              <w:spacing w:after="60" w:line="252" w:lineRule="auto"/>
-            </w:pPr>
-            <w:r>
-              <w:rPr>
-                <w:b/>
-                <w:bCs/>
-                <w:color w:val="0A213D"/>
-                <w:sz w:val="20"/>
-                <w:szCs w:val="20"/>
-              </w:rPr>
-              <w:t>Robson</w:t>
-            </w:r>
-          </w:p>
-        </w:tc>
-        <w:tc>
-          <w:tcPr>
-            <w:tcW w:w="7438" w:type="dxa"/>
-            <w:shd w:val="clear" w:color="auto" w:fill="F6FBF7"/>
-            <w:tcMar>
-              <w:top w:w="60" w:type="dxa"/>
-              <w:left w:w="90" w:type="dxa"/>
-              <w:bottom w:w="60" w:type="dxa"/>
-              <w:right w:w="90" w:type="dxa"/>
-            </w:tcMar>
-          </w:tcPr>
-          <w:p>
-            <w:pPr>
-              <w:spacing w:after="60" w:line="252" w:lineRule="auto"/>
-            </w:pPr>
-            <w:r>
-              <w:rPr>
-                <w:sz w:val="20"/>
-                <w:szCs w:val="20"/>
-              </w:rPr>
-              <w:t>Classificação de Robson, em dez grupos, para analisar a taxa de cesárea (seção 4.6).</w:t>
-            </w:r>
-          </w:p>
-        </w:tc>
-      </w:tr>
-      <w:tr>
-        <w:tc>
-          <w:tcPr>
-            <w:tcW w:w="2200" w:type="dxa"/>
-            <w:shd w:val="clear" w:color="auto" w:fill="FFFFFF"/>
-            <w:tcMar>
-              <w:top w:w="60" w:type="dxa"/>
-              <w:left w:w="90" w:type="dxa"/>
-              <w:bottom w:w="60" w:type="dxa"/>
-              <w:right w:w="90" w:type="dxa"/>
-            </w:tcMar>
-          </w:tcPr>
-          <w:p>
-            <w:pPr>
-              <w:spacing w:after="60" w:line="252" w:lineRule="auto"/>
-            </w:pPr>
-            <w:r>
-              <w:rPr>
-                <w:b/>
-                <w:bCs/>
-                <w:color w:val="0A213D"/>
-                <w:sz w:val="20"/>
-                <w:szCs w:val="20"/>
-              </w:rPr>
-              <w:lastRenderedPageBreak/>
               <w:t>SDR</w:t>
             </w:r>
           </w:p>
@@ -31704,11 +30596,12 @@
       <w:pPr>
         <w:pStyle w:val="Ttulo1"/>
       </w:pPr>
-      <w:bookmarkStart w:id="26" w:name="_Toc243232740"/>
+      <w:bookmarkStart w:id="25" w:name="_Toc243245241"/>
       <w:r>
+        <w:lastRenderedPageBreak/>
         <w:t>9. Referências</w:t>
       </w:r>
-      <w:bookmarkEnd w:id="26"/>
+      <w:bookmarkEnd w:id="25"/>
     </w:p>
     <w:p>
       <w:pPr>
@@ -31722,11 +30615,11 @@
       <w:pPr>
         <w:pStyle w:val="Ttulo2"/>
       </w:pPr>
-      <w:bookmarkStart w:id="27" w:name="_Toc243232741"/>
+      <w:bookmarkStart w:id="26" w:name="_Toc243245242"/>
       <w:r>
         <w:t>9.1 Bases de dados e sistemas</w:t>
       </w:r>
-      <w:bookmarkEnd w:id="27"/>
+      <w:bookmarkEnd w:id="26"/>
     </w:p>
     <w:p>
       <w:pPr>
@@ -31801,7 +30694,6 @@
         <w:spacing w:after="80" w:line="276" w:lineRule="auto"/>
       </w:pPr>
       <w:r>
-        <w:lastRenderedPageBreak/>
         <w:t>Ministério da Saúde. SIM: arquivos DO (pastas SIM/CID10/DORES e SIM/PRELIM/DORES) e DOFET (SIM/CID10/DOFET e SIM/PRELIM/DOFET), 2019 a 2025 e preliminares de 2026. FTP do DATASUS. Extração em 10, 11 e 23 set. 2026 e, para 2026, em 18 out. 2026.</w:t>
       </w:r>
     </w:p>
@@ -31835,11 +30727,11 @@
       <w:pPr>
         <w:pStyle w:val="Ttulo2"/>
       </w:pPr>
-      <w:bookmarkStart w:id="28" w:name="_Toc243232742"/>
+      <w:bookmarkStart w:id="27" w:name="_Toc243245243"/>
       <w:r>
         <w:t>9.2 Normas</w:t>
       </w:r>
-      <w:bookmarkEnd w:id="28"/>
+      <w:bookmarkEnd w:id="27"/>
     </w:p>
     <w:p>
       <w:pPr>
@@ -31923,11 +30815,12 @@
       <w:pPr>
         <w:pStyle w:val="Ttulo2"/>
       </w:pPr>
-      <w:bookmarkStart w:id="29" w:name="_Toc243232743"/>
+      <w:bookmarkStart w:id="28" w:name="_Toc243245244"/>
       <w:r>
+        <w:lastRenderedPageBreak/>
         <w:t>9.3 Documentos técnicos oficiais</w:t>
       </w:r>
-      <w:bookmarkEnd w:id="29"/>
+      <w:bookmarkEnd w:id="28"/>
     </w:p>
     <w:p>
       <w:pPr>
@@ -32054,7 +30947,6 @@
         <w:spacing w:after="80" w:line="276" w:lineRule="auto"/>
       </w:pPr>
       <w:r>
-        <w:lastRenderedPageBreak/>
         <w:t>Organização Mundial da Saúde. Recomendações sobre cuidados pré-natais para uma experiência positiva na gravidez. 2016.</w:t>
       </w:r>
     </w:p>
@@ -32188,11 +31080,11 @@
       <w:pPr>
         <w:pStyle w:val="Ttulo2"/>
       </w:pPr>
-      <w:bookmarkStart w:id="30" w:name="_Toc243232744"/>
+      <w:bookmarkStart w:id="29" w:name="_Toc243245245"/>
       <w:r>
         <w:t>9.4 Artigos científicos citados nos dicionários</w:t>
       </w:r>
-      <w:bookmarkEnd w:id="30"/>
+      <w:bookmarkEnd w:id="29"/>
     </w:p>
     <w:p>
       <w:pPr>
@@ -32230,6 +31122,7 @@
         <w:spacing w:after="80" w:line="276" w:lineRule="auto"/>
       </w:pPr>
       <w:r>
+        <w:lastRenderedPageBreak/>
         <w:t>Jacobs e Boing, 2021 (interrupção da gestação prevista em lei no SIH).</w:t>
       </w:r>
     </w:p>
@@ -32263,11 +31156,11 @@
       <w:pPr>
         <w:pStyle w:val="Ttulo2"/>
       </w:pPr>
-      <w:bookmarkStart w:id="31" w:name="_Toc243232745"/>
+      <w:bookmarkStart w:id="30" w:name="_Toc243245246"/>
       <w:r>
         <w:t>9.5 Documentos do projeto</w:t>
       </w:r>
-      <w:bookmarkEnd w:id="31"/>
+      <w:bookmarkEnd w:id="30"/>
     </w:p>
     <w:p>
       <w:pPr>
@@ -32279,7 +31172,7 @@
         <w:spacing w:after="80" w:line="276" w:lineRule="auto"/>
       </w:pPr>
       <w:r>
-        <w:t>Dicionário da planilha de indicadores AIH, grupo de maternidades, versão final de 10 de setembro de 2026 (Projeto Apresentações Internação).</w:t>
+        <w:t>Dicionário de indicadores de internação (AIH) do grupo de maternidades, versão final de 10 de setembro de 2026 (Projeto Apresentações Internação).</w:t>
       </w:r>
     </w:p>
     <w:p>
@@ -32292,7 +31185,7 @@
         <w:spacing w:after="80" w:line="276" w:lineRule="auto"/>
       </w:pPr>
       <w:r>
-        <w:t>Dicionário da planilha de indicadores de mortalidade, grupo de maternidades, versão de 11 de setembro de 2026 (Mortalidade Indicadores).</w:t>
+        <w:t>Dicionário de indicadores de mortalidade do grupo de maternidades, versão de 11 de setembro de 2026 (Mortalidade Indicadores).</w:t>
       </w:r>
     </w:p>
     <w:p>
@@ -32318,7 +31211,6 @@
         <w:spacing w:after="80" w:line="276" w:lineRule="auto"/>
       </w:pPr>
       <w:r>
-        <w:lastRenderedPageBreak/>
         <w:t xml:space="preserve">Páginas "Metodologia" dos painéis de Nascimentos, Internação e Mortalidade, publicadas em </w:t>
       </w:r>
       <w:hyperlink r:id="rId18" w:history="1">
@@ -32550,10 +31442,96 @@
 <file path=word/numbering.xml><?xml version="1.0" encoding="utf-8"?>
 <w:numbering xmlns:wpc="http://schemas.microsoft.com/office/word/2010/wordprocessingCanvas" xmlns:cx="http://schemas.microsoft.com/office/drawing/2014/chartex" xmlns:cx1="http://schemas.microsoft.com/office/drawing/2015/9/8/chartex" xmlns:cx2="http://schemas.microsoft.com/office/drawing/2015/10/21/chartex" xmlns:cx3="http://schemas.microsoft.com/office/drawing/2016/5/9/chartex" xmlns:cx4="http://schemas.microsoft.com/office/drawing/2016/5/10/chartex" xmlns:cx5="http://schemas.microsoft.com/office/drawing/2016/5/11/chartex" xmlns:cx6="http://schemas.microsoft.com/office/drawing/2016/5/12/chartex" xmlns:cx7="http://schemas.microsoft.com/office/drawing/2016/5/13/chartex" xmlns:cx8="http://schemas.microsoft.com/office/drawing/2016/5/14/chartex" xmlns:mc="http://schemas.openxmlformats.org/markup-compatibility/2006" xmlns:aink="http://schemas.microsoft.com/office/drawing/2016/ink" xmlns:am3d="http://schemas.microsoft.com/office/drawing/2017/model3d" xmlns:o="urn:schemas-microsoft-com:office:office" xmlns:oel="http://schemas.microsoft.com/office/2019/extlst" xmlns:r="http://schemas.openxmlformats.org/officeDocument/2006/relationships" xmlns:m="http://schemas.openxmlformats.org/officeDocument/2006/math" xmlns:v="urn:schemas-microsoft-com:vml" xmlns:wp14="http://schemas.microsoft.com/office/word/2010/wordprocessingDrawing" xmlns:wp="http://schemas.openxmlformats.org/drawingml/2006/wordprocessingDrawing" xmlns:w10="urn:schemas-microsoft-com:office:word" xmlns:w="http://schemas.openxmlformats.org/wordprocessingml/2006/main" xmlns:w14="http://schemas.microsoft.com/office/word/2010/wordml" xmlns:w15="http://schemas.microsoft.com/office/word/2012/wordml" xmlns:w16cex="http://schemas.microsoft.com/office/word/2018/wordml/cex" xmlns:w16cid="http://schemas.microsoft.com/office/word/2016/wordml/cid" xmlns:w16="http://schemas.microsoft.com/office/word/2018/wordml" xmlns:w16du="http://schemas.microsoft.com/office/word/2023/wordml/word16du" xmlns:w16sdtdh="http://schemas.microsoft.com/office/word/2020/wordml/sdtdatahash" xmlns:w16sdtfl="http://schemas.microsoft.com/office/word/2024/wordml/sdtformatlock" xmlns:w16se="http://schemas.microsoft.com/office/word/2015/wordml/symex" xmlns:wpg="http://schemas.microsoft.com/office/word/2010/wordprocessingGroup" xmlns:wpi="http://schemas.microsoft.com/office/word/2010/wordprocessingInk" xmlns:wne="http://schemas.microsoft.com/office/word/2006/wordml" xmlns:wps="http://schemas.microsoft.com/office/word/2010/wordprocessingShape" mc:Ignorable="w14 w15 w16se w16cid w16 w16cex w16sdtdh w16sdtfl w16du wp14">
   <w:abstractNum w:abstractNumId="0" w15:restartNumberingAfterBreak="0">
-    <w:nsid w:val="38BF296E"/>
+    <w:nsid w:val="01874C4E"/>
     <w:multiLevelType w:val="hybridMultilevel"/>
-    <w:tmpl w:val="270C3E76"/>
-    <w:lvl w:ilvl="0" w:tplc="8E9C6030">
+    <w:tmpl w:val="C7E4FAC2"/>
+    <w:lvl w:ilvl="0" w:tplc="8BB65372" w:tentative="1">
+      <w:start w:val="1"/>
+      <w:numFmt w:val="bullet"/>
+      <w:lvlText w:val="●"/>
+      <w:lvlJc w:val="left"/>
+      <w:pPr>
+        <w:ind w:left="720" w:hanging="360"/>
+      </w:pPr>
+    </w:lvl>
+    <w:lvl w:ilvl="1" w:tplc="BE7AE376" w:tentative="1">
+      <w:start w:val="1"/>
+      <w:numFmt w:val="bullet"/>
+      <w:lvlText w:val="○"/>
+      <w:lvlJc w:val="left"/>
+      <w:pPr>
+        <w:ind w:left="1440" w:hanging="360"/>
+      </w:pPr>
+    </w:lvl>
+    <w:lvl w:ilvl="2" w:tplc="BBA8C374" w:tentative="1">
+      <w:start w:val="1"/>
+      <w:numFmt w:val="bullet"/>
+      <w:lvlText w:val="■"/>
+      <w:lvlJc w:val="left"/>
+      <w:pPr>
+        <w:ind w:left="2160" w:hanging="360"/>
+      </w:pPr>
+    </w:lvl>
+    <w:lvl w:ilvl="3" w:tplc="DE527698" w:tentative="1">
+      <w:start w:val="1"/>
+      <w:numFmt w:val="bullet"/>
+      <w:lvlText w:val="●"/>
+      <w:lvlJc w:val="left"/>
+      <w:pPr>
+        <w:ind w:left="2880" w:hanging="360"/>
+      </w:pPr>
+    </w:lvl>
+    <w:lvl w:ilvl="4" w:tplc="12A20DA6" w:tentative="1">
+      <w:start w:val="1"/>
+      <w:numFmt w:val="bullet"/>
+      <w:lvlText w:val="○"/>
+      <w:lvlJc w:val="left"/>
+      <w:pPr>
+        <w:ind w:left="3600" w:hanging="360"/>
+      </w:pPr>
+    </w:lvl>
+    <w:lvl w:ilvl="5" w:tplc="DC16E30C" w:tentative="1">
+      <w:start w:val="1"/>
+      <w:numFmt w:val="bullet"/>
+      <w:lvlText w:val="■"/>
+      <w:lvlJc w:val="left"/>
+      <w:pPr>
+        <w:ind w:left="4320" w:hanging="360"/>
+      </w:pPr>
+    </w:lvl>
+    <w:lvl w:ilvl="6" w:tplc="D4DCA794" w:tentative="1">
+      <w:start w:val="1"/>
+      <w:numFmt w:val="bullet"/>
+      <w:lvlText w:val="●"/>
+      <w:lvlJc w:val="left"/>
+      <w:pPr>
+        <w:ind w:left="5040" w:hanging="360"/>
+      </w:pPr>
+    </w:lvl>
+    <w:lvl w:ilvl="7" w:tplc="85BAD11C" w:tentative="1">
+      <w:start w:val="1"/>
+      <w:numFmt w:val="bullet"/>
+      <w:lvlText w:val="●"/>
+      <w:lvlJc w:val="left"/>
+      <w:pPr>
+        <w:ind w:left="5760" w:hanging="360"/>
+      </w:pPr>
+    </w:lvl>
+    <w:lvl w:ilvl="8" w:tplc="A5E00C0E" w:tentative="1">
+      <w:start w:val="1"/>
+      <w:numFmt w:val="bullet"/>
+      <w:lvlText w:val="●"/>
+      <w:lvlJc w:val="left"/>
+      <w:pPr>
+        <w:ind w:left="6480" w:hanging="360"/>
+      </w:pPr>
+    </w:lvl>
+  </w:abstractNum>
+  <w:abstractNum w:abstractNumId="1" w15:restartNumberingAfterBreak="0">
+    <w:nsid w:val="13C80F3E"/>
+    <w:multiLevelType w:val="hybridMultilevel"/>
+    <w:tmpl w:val="D4F20448"/>
+    <w:lvl w:ilvl="0" w:tplc="84226CA8">
       <w:start w:val="1"/>
       <w:numFmt w:val="bullet"/>
       <w:lvlText w:val="•"/>
@@ -32565,52 +31543,52 @@
         <w:color w:val="1E6E49"/>
       </w:rPr>
     </w:lvl>
-    <w:lvl w:ilvl="1" w:tplc="A4CA6504">
+    <w:lvl w:ilvl="1" w:tplc="04162482">
       <w:numFmt w:val="decimal"/>
       <w:lvlText w:val=""/>
       <w:lvlJc w:val="left"/>
     </w:lvl>
-    <w:lvl w:ilvl="2" w:tplc="B6EACA3C">
+    <w:lvl w:ilvl="2" w:tplc="EC3C6102">
       <w:numFmt w:val="decimal"/>
       <w:lvlText w:val=""/>
       <w:lvlJc w:val="left"/>
     </w:lvl>
-    <w:lvl w:ilvl="3" w:tplc="EB3E422C">
+    <w:lvl w:ilvl="3" w:tplc="F5A44C82">
       <w:numFmt w:val="decimal"/>
       <w:lvlText w:val=""/>
       <w:lvlJc w:val="left"/>
     </w:lvl>
-    <w:lvl w:ilvl="4" w:tplc="F7E23F12">
+    <w:lvl w:ilvl="4" w:tplc="89AAC4AA">
       <w:numFmt w:val="decimal"/>
       <w:lvlText w:val=""/>
       <w:lvlJc w:val="left"/>
     </w:lvl>
-    <w:lvl w:ilvl="5" w:tplc="150E1B26">
+    <w:lvl w:ilvl="5" w:tplc="5388194E">
       <w:numFmt w:val="decimal"/>
       <w:lvlText w:val=""/>
       <w:lvlJc w:val="left"/>
     </w:lvl>
-    <w:lvl w:ilvl="6" w:tplc="DAD6D476">
+    <w:lvl w:ilvl="6" w:tplc="1D72E442">
       <w:numFmt w:val="decimal"/>
       <w:lvlText w:val=""/>
       <w:lvlJc w:val="left"/>
     </w:lvl>
-    <w:lvl w:ilvl="7" w:tplc="59E29962">
+    <w:lvl w:ilvl="7" w:tplc="3AE009C8">
       <w:numFmt w:val="decimal"/>
       <w:lvlText w:val=""/>
       <w:lvlJc w:val="left"/>
     </w:lvl>
-    <w:lvl w:ilvl="8" w:tplc="D8304C9A">
+    <w:lvl w:ilvl="8" w:tplc="ACB87EAA">
       <w:numFmt w:val="decimal"/>
       <w:lvlText w:val=""/>
       <w:lvlJc w:val="left"/>
     </w:lvl>
   </w:abstractNum>
-  <w:abstractNum w:abstractNumId="1" w15:restartNumberingAfterBreak="0">
-    <w:nsid w:val="47CC1E59"/>
+  <w:abstractNum w:abstractNumId="2" w15:restartNumberingAfterBreak="0">
+    <w:nsid w:val="6F1369F3"/>
     <w:multiLevelType w:val="hybridMultilevel"/>
-    <w:tmpl w:val="E5406C34"/>
-    <w:lvl w:ilvl="0" w:tplc="6736E454">
+    <w:tmpl w:val="9E6645FC"/>
+    <w:lvl w:ilvl="0" w:tplc="4552D862">
       <w:start w:val="1"/>
       <w:numFmt w:val="decimal"/>
       <w:lvlText w:val="%1."/>
@@ -32619,147 +31597,61 @@
         <w:ind w:left="540" w:hanging="360"/>
       </w:pPr>
     </w:lvl>
-    <w:lvl w:ilvl="1" w:tplc="086C6BC6">
+    <w:lvl w:ilvl="1" w:tplc="D30C30DC">
       <w:numFmt w:val="decimal"/>
       <w:lvlText w:val=""/>
       <w:lvlJc w:val="left"/>
     </w:lvl>
-    <w:lvl w:ilvl="2" w:tplc="2ACA0AA8">
+    <w:lvl w:ilvl="2" w:tplc="CD665D98">
       <w:numFmt w:val="decimal"/>
       <w:lvlText w:val=""/>
       <w:lvlJc w:val="left"/>
     </w:lvl>
-    <w:lvl w:ilvl="3" w:tplc="4E429D0A">
+    <w:lvl w:ilvl="3" w:tplc="EE3C017C">
       <w:numFmt w:val="decimal"/>
       <w:lvlText w:val=""/>
       <w:lvlJc w:val="left"/>
     </w:lvl>
-    <w:lvl w:ilvl="4" w:tplc="04907344">
+    <w:lvl w:ilvl="4" w:tplc="6DC24E08">
       <w:numFmt w:val="decimal"/>
       <w:lvlText w:val=""/>
       <w:lvlJc w:val="left"/>
     </w:lvl>
-    <w:lvl w:ilvl="5" w:tplc="6F384FDE">
+    <w:lvl w:ilvl="5" w:tplc="E9920D52">
       <w:numFmt w:val="decimal"/>
       <w:lvlText w:val=""/>
       <w:lvlJc w:val="left"/>
     </w:lvl>
-    <w:lvl w:ilvl="6" w:tplc="6F546678">
+    <w:lvl w:ilvl="6" w:tplc="4766A7B2">
       <w:numFmt w:val="decimal"/>
       <w:lvlText w:val=""/>
       <w:lvlJc w:val="left"/>
     </w:lvl>
-    <w:lvl w:ilvl="7" w:tplc="8D800BC4">
+    <w:lvl w:ilvl="7" w:tplc="07629028">
       <w:numFmt w:val="decimal"/>
       <w:lvlText w:val=""/>
       <w:lvlJc w:val="left"/>
     </w:lvl>
-    <w:lvl w:ilvl="8" w:tplc="C9CAF572">
+    <w:lvl w:ilvl="8" w:tplc="EB22FFE8">
       <w:numFmt w:val="decimal"/>
       <w:lvlText w:val=""/>
       <w:lvlJc w:val="left"/>
     </w:lvl>
   </w:abstractNum>
-  <w:abstractNum w:abstractNumId="2" w15:restartNumberingAfterBreak="0">
-    <w:nsid w:val="4A2F2B5B"/>
-    <w:multiLevelType w:val="hybridMultilevel"/>
-    <w:tmpl w:val="965E4382"/>
-    <w:lvl w:ilvl="0" w:tplc="6772D71A" w:tentative="1">
-      <w:start w:val="1"/>
-      <w:numFmt w:val="bullet"/>
-      <w:lvlText w:val="●"/>
-      <w:lvlJc w:val="left"/>
-      <w:pPr>
-        <w:ind w:left="720" w:hanging="360"/>
-      </w:pPr>
-    </w:lvl>
-    <w:lvl w:ilvl="1" w:tplc="8DC0A03A" w:tentative="1">
-      <w:start w:val="1"/>
-      <w:numFmt w:val="bullet"/>
-      <w:lvlText w:val="○"/>
-      <w:lvlJc w:val="left"/>
-      <w:pPr>
-        <w:ind w:left="1440" w:hanging="360"/>
-      </w:pPr>
-    </w:lvl>
-    <w:lvl w:ilvl="2" w:tplc="381C07CC" w:tentative="1">
-      <w:start w:val="1"/>
-      <w:numFmt w:val="bullet"/>
-      <w:lvlText w:val="■"/>
-      <w:lvlJc w:val="left"/>
-      <w:pPr>
-        <w:ind w:left="2160" w:hanging="360"/>
-      </w:pPr>
-    </w:lvl>
-    <w:lvl w:ilvl="3" w:tplc="79201ED6" w:tentative="1">
-      <w:start w:val="1"/>
-      <w:numFmt w:val="bullet"/>
-      <w:lvlText w:val="●"/>
-      <w:lvlJc w:val="left"/>
-      <w:pPr>
-        <w:ind w:left="2880" w:hanging="360"/>
-      </w:pPr>
-    </w:lvl>
-    <w:lvl w:ilvl="4" w:tplc="472E21E0" w:tentative="1">
-      <w:start w:val="1"/>
-      <w:numFmt w:val="bullet"/>
-      <w:lvlText w:val="○"/>
-      <w:lvlJc w:val="left"/>
-      <w:pPr>
-        <w:ind w:left="3600" w:hanging="360"/>
-      </w:pPr>
-    </w:lvl>
-    <w:lvl w:ilvl="5" w:tplc="E998F4D8" w:tentative="1">
-      <w:start w:val="1"/>
-      <w:numFmt w:val="bullet"/>
-      <w:lvlText w:val="■"/>
-      <w:lvlJc w:val="left"/>
-      <w:pPr>
-        <w:ind w:left="4320" w:hanging="360"/>
-      </w:pPr>
-    </w:lvl>
-    <w:lvl w:ilvl="6" w:tplc="CC72BBC0" w:tentative="1">
-      <w:start w:val="1"/>
-      <w:numFmt w:val="bullet"/>
-      <w:lvlText w:val="●"/>
-      <w:lvlJc w:val="left"/>
-      <w:pPr>
-        <w:ind w:left="5040" w:hanging="360"/>
-      </w:pPr>
-    </w:lvl>
-    <w:lvl w:ilvl="7" w:tplc="3D9E3830" w:tentative="1">
-      <w:start w:val="1"/>
-      <w:numFmt w:val="bullet"/>
-      <w:lvlText w:val="●"/>
-      <w:lvlJc w:val="left"/>
-      <w:pPr>
-        <w:ind w:left="5760" w:hanging="360"/>
-      </w:pPr>
-    </w:lvl>
-    <w:lvl w:ilvl="8" w:tplc="EA8C899C" w:tentative="1">
-      <w:start w:val="1"/>
-      <w:numFmt w:val="bullet"/>
-      <w:lvlText w:val="●"/>
-      <w:lvlJc w:val="left"/>
-      <w:pPr>
-        <w:ind w:left="6480" w:hanging="360"/>
-      </w:pPr>
-    </w:lvl>
-  </w:abstractNum>
-  <w:num w:numId="1" w16cid:durableId="929047405">
-    <w:abstractNumId w:val="2"/>
-    <w:lvlOverride w:ilvl="0">
-      <w:startOverride w:val="1"/>
-    </w:lvlOverride>
-  </w:num>
-  <w:num w:numId="2" w16cid:durableId="1709069534">
+  <w:num w:numId="1" w16cid:durableId="1644693345">
     <w:abstractNumId w:val="0"/>
     <w:lvlOverride w:ilvl="0">
       <w:startOverride w:val="1"/>
     </w:lvlOverride>
   </w:num>
-  <w:num w:numId="3" w16cid:durableId="1757243822">
+  <w:num w:numId="2" w16cid:durableId="490756262">
     <w:abstractNumId w:val="1"/>
+    <w:lvlOverride w:ilvl="0">
+      <w:startOverride w:val="1"/>
+    </w:lvlOverride>
+  </w:num>
+  <w:num w:numId="3" w16cid:durableId="1565797653">
+    <w:abstractNumId w:val="2"/>
     <w:lvlOverride w:ilvl="0">
       <w:startOverride w:val="1"/>
     </w:lvlOverride>
@@ -33400,7 +32292,7 @@
     <w:autoRedefine/>
     <w:uiPriority w:val="39"/>
     <w:unhideWhenUsed/>
-    <w:rsid w:val="006F7C70"/>
+    <w:rsid w:val="00871E0A"/>
     <w:pPr>
       <w:spacing w:after="100"/>
     </w:pPr>
@@ -33412,7 +32304,7 @@
     <w:autoRedefine/>
     <w:uiPriority w:val="39"/>
     <w:unhideWhenUsed/>
-    <w:rsid w:val="006F7C70"/>
+    <w:rsid w:val="00871E0A"/>
     <w:pPr>
       <w:spacing w:after="100"/>
       <w:ind w:left="240"/>

--- a/docs/Apostila_Dicionarios_de_Dados_Paineis_Maternidades.docx
+++ b/docs/Apostila_Dicionarios_de_Dados_Paineis_Maternidades.docx
@@ -11,7 +11,7 @@
           <w:noProof/>
         </w:rPr>
         <w:drawing>
-          <wp:inline distT="0" distB="0" distL="0" distR="0" wp14:anchorId="2C0B5E76" wp14:editId="4B33AA0F">
+          <wp:inline distT="0" distB="0" distL="0" distR="0" wp14:anchorId="3E9C5D9B" wp14:editId="0FBFCF37">
             <wp:extent cx="6096000" cy="704850"/>
             <wp:effectExtent l="0" t="0" r="0" b="0"/>
             <wp:docPr id="1" name="faixa" descr="Elemento decorativo, sem conteúdo informativo." title="Faixa decorativa"/>
@@ -59,7 +59,7 @@
           <w:noProof/>
         </w:rPr>
         <w:drawing>
-          <wp:inline distT="0" distB="0" distL="0" distR="0" wp14:anchorId="180FEF72" wp14:editId="3661B4C4">
+          <wp:inline distT="0" distB="0" distL="0" distR="0" wp14:anchorId="4C7D2488" wp14:editId="77EF4E0B">
             <wp:extent cx="4572000" cy="390525"/>
             <wp:effectExtent l="0" t="0" r="0" b="0"/>
             <wp:docPr id="2" name="logos" descr="Marcas do Instituto Nacional de Saúde da Mulher, da Criança e do Adolescente Fernandes Figueira (IFF), da Fiocruz, do SUS e do Ministério da Saúde." title="Marcas institucionais"/>
@@ -184,7 +184,7 @@
           <w:bCs/>
           <w:color w:val="1E6E49"/>
         </w:rPr>
-        <w:t>Versão 1.3 · Rio de Janeiro, 18 de outubro de 2026</w:t>
+        <w:t>Versão 1.4 · Rio de Janeiro, 18 de outubro de 2026</w:t>
       </w:r>
     </w:p>
     <w:p>
@@ -240,7 +240,7 @@
     <w:sdt>
       <w:sdtPr>
         <w:alias w:val="Sumário"/>
-        <w:id w:val="1729646258"/>
+        <w:id w:val="-1258980410"/>
       </w:sdtPr>
       <w:sdtEndPr/>
       <w:sdtContent>
@@ -263,7 +263,7 @@
           <w:r>
             <w:fldChar w:fldCharType="separate"/>
           </w:r>
-          <w:hyperlink w:anchor="_Toc243245216" w:history="1">
+          <w:hyperlink w:anchor="_Toc243245573" w:history="1">
             <w:r>
               <w:rPr>
                 <w:rStyle w:val="Hyperlink"/>
@@ -287,7 +287,7 @@
               <w:rPr>
                 <w:noProof/>
               </w:rPr>
-              <w:instrText xml:space="preserve"> PAGEREF _Toc243245216 \h </w:instrText>
+              <w:instrText xml:space="preserve"> PAGEREF _Toc243245573 \h </w:instrText>
             </w:r>
             <w:r>
               <w:rPr>
@@ -324,7 +324,7 @@
               <w:noProof/>
             </w:rPr>
           </w:pPr>
-          <w:hyperlink w:anchor="_Toc243245217" w:history="1">
+          <w:hyperlink w:anchor="_Toc243245574" w:history="1">
             <w:r>
               <w:rPr>
                 <w:rStyle w:val="Hyperlink"/>
@@ -348,7 +348,7 @@
               <w:rPr>
                 <w:noProof/>
               </w:rPr>
-              <w:instrText xml:space="preserve"> PAGEREF _Toc243245217 \h </w:instrText>
+              <w:instrText xml:space="preserve"> PAGEREF _Toc243245574 \h </w:instrText>
             </w:r>
             <w:r>
               <w:rPr>
@@ -385,7 +385,7 @@
               <w:noProof/>
             </w:rPr>
           </w:pPr>
-          <w:hyperlink w:anchor="_Toc243245218" w:history="1">
+          <w:hyperlink w:anchor="_Toc243245575" w:history="1">
             <w:r>
               <w:rPr>
                 <w:rStyle w:val="Hyperlink"/>
@@ -409,7 +409,7 @@
               <w:rPr>
                 <w:noProof/>
               </w:rPr>
-              <w:instrText xml:space="preserve"> PAGEREF _Toc243245218 \h </w:instrText>
+              <w:instrText xml:space="preserve"> PAGEREF _Toc243245575 \h </w:instrText>
             </w:r>
             <w:r>
               <w:rPr>
@@ -446,7 +446,7 @@
               <w:noProof/>
             </w:rPr>
           </w:pPr>
-          <w:hyperlink w:anchor="_Toc243245219" w:history="1">
+          <w:hyperlink w:anchor="_Toc243245576" w:history="1">
             <w:r>
               <w:rPr>
                 <w:rStyle w:val="Hyperlink"/>
@@ -470,7 +470,7 @@
               <w:rPr>
                 <w:noProof/>
               </w:rPr>
-              <w:instrText xml:space="preserve"> PAGEREF _Toc243245219 \h </w:instrText>
+              <w:instrText xml:space="preserve"> PAGEREF _Toc243245576 \h </w:instrText>
             </w:r>
             <w:r>
               <w:rPr>
@@ -507,7 +507,7 @@
               <w:noProof/>
             </w:rPr>
           </w:pPr>
-          <w:hyperlink w:anchor="_Toc243245220" w:history="1">
+          <w:hyperlink w:anchor="_Toc243245577" w:history="1">
             <w:r>
               <w:rPr>
                 <w:rStyle w:val="Hyperlink"/>
@@ -531,7 +531,7 @@
               <w:rPr>
                 <w:noProof/>
               </w:rPr>
-              <w:instrText xml:space="preserve"> PAGEREF _Toc243245220 \h </w:instrText>
+              <w:instrText xml:space="preserve"> PAGEREF _Toc243245577 \h </w:instrText>
             </w:r>
             <w:r>
               <w:rPr>
@@ -568,7 +568,7 @@
               <w:noProof/>
             </w:rPr>
           </w:pPr>
-          <w:hyperlink w:anchor="_Toc243245221" w:history="1">
+          <w:hyperlink w:anchor="_Toc243245578" w:history="1">
             <w:r>
               <w:rPr>
                 <w:rStyle w:val="Hyperlink"/>
@@ -592,7 +592,7 @@
               <w:rPr>
                 <w:noProof/>
               </w:rPr>
-              <w:instrText xml:space="preserve"> PAGEREF _Toc243245221 \h </w:instrText>
+              <w:instrText xml:space="preserve"> PAGEREF _Toc243245578 \h </w:instrText>
             </w:r>
             <w:r>
               <w:rPr>
@@ -629,7 +629,7 @@
               <w:noProof/>
             </w:rPr>
           </w:pPr>
-          <w:hyperlink w:anchor="_Toc243245222" w:history="1">
+          <w:hyperlink w:anchor="_Toc243245579" w:history="1">
             <w:r>
               <w:rPr>
                 <w:rStyle w:val="Hyperlink"/>
@@ -653,7 +653,7 @@
               <w:rPr>
                 <w:noProof/>
               </w:rPr>
-              <w:instrText xml:space="preserve"> PAGEREF _Toc243245222 \h </w:instrText>
+              <w:instrText xml:space="preserve"> PAGEREF _Toc243245579 \h </w:instrText>
             </w:r>
             <w:r>
               <w:rPr>
@@ -690,7 +690,7 @@
               <w:noProof/>
             </w:rPr>
           </w:pPr>
-          <w:hyperlink w:anchor="_Toc243245223" w:history="1">
+          <w:hyperlink w:anchor="_Toc243245580" w:history="1">
             <w:r>
               <w:rPr>
                 <w:rStyle w:val="Hyperlink"/>
@@ -714,7 +714,7 @@
               <w:rPr>
                 <w:noProof/>
               </w:rPr>
-              <w:instrText xml:space="preserve"> PAGEREF _Toc243245223 \h </w:instrText>
+              <w:instrText xml:space="preserve"> PAGEREF _Toc243245580 \h </w:instrText>
             </w:r>
             <w:r>
               <w:rPr>
@@ -751,7 +751,7 @@
               <w:noProof/>
             </w:rPr>
           </w:pPr>
-          <w:hyperlink w:anchor="_Toc243245224" w:history="1">
+          <w:hyperlink w:anchor="_Toc243245581" w:history="1">
             <w:r>
               <w:rPr>
                 <w:rStyle w:val="Hyperlink"/>
@@ -775,7 +775,7 @@
               <w:rPr>
                 <w:noProof/>
               </w:rPr>
-              <w:instrText xml:space="preserve"> PAGEREF _Toc243245224 \h </w:instrText>
+              <w:instrText xml:space="preserve"> PAGEREF _Toc243245581 \h </w:instrText>
             </w:r>
             <w:r>
               <w:rPr>
@@ -812,7 +812,7 @@
               <w:noProof/>
             </w:rPr>
           </w:pPr>
-          <w:hyperlink w:anchor="_Toc243245225" w:history="1">
+          <w:hyperlink w:anchor="_Toc243245582" w:history="1">
             <w:r>
               <w:rPr>
                 <w:rStyle w:val="Hyperlink"/>
@@ -836,7 +836,7 @@
               <w:rPr>
                 <w:noProof/>
               </w:rPr>
-              <w:instrText xml:space="preserve"> PAGEREF _Toc243245225 \h </w:instrText>
+              <w:instrText xml:space="preserve"> PAGEREF _Toc243245582 \h </w:instrText>
             </w:r>
             <w:r>
               <w:rPr>
@@ -873,7 +873,7 @@
               <w:noProof/>
             </w:rPr>
           </w:pPr>
-          <w:hyperlink w:anchor="_Toc243245226" w:history="1">
+          <w:hyperlink w:anchor="_Toc243245583" w:history="1">
             <w:r>
               <w:rPr>
                 <w:rStyle w:val="Hyperlink"/>
@@ -897,7 +897,7 @@
               <w:rPr>
                 <w:noProof/>
               </w:rPr>
-              <w:instrText xml:space="preserve"> PAGEREF _Toc243245226 \h </w:instrText>
+              <w:instrText xml:space="preserve"> PAGEREF _Toc243245583 \h </w:instrText>
             </w:r>
             <w:r>
               <w:rPr>
@@ -934,7 +934,7 @@
               <w:noProof/>
             </w:rPr>
           </w:pPr>
-          <w:hyperlink w:anchor="_Toc243245227" w:history="1">
+          <w:hyperlink w:anchor="_Toc243245584" w:history="1">
             <w:r>
               <w:rPr>
                 <w:rStyle w:val="Hyperlink"/>
@@ -958,7 +958,7 @@
               <w:rPr>
                 <w:noProof/>
               </w:rPr>
-              <w:instrText xml:space="preserve"> PAGEREF _Toc243245227 \h </w:instrText>
+              <w:instrText xml:space="preserve"> PAGEREF _Toc243245584 \h </w:instrText>
             </w:r>
             <w:r>
               <w:rPr>
@@ -995,7 +995,7 @@
               <w:noProof/>
             </w:rPr>
           </w:pPr>
-          <w:hyperlink w:anchor="_Toc243245228" w:history="1">
+          <w:hyperlink w:anchor="_Toc243245585" w:history="1">
             <w:r>
               <w:rPr>
                 <w:rStyle w:val="Hyperlink"/>
@@ -1019,7 +1019,7 @@
               <w:rPr>
                 <w:noProof/>
               </w:rPr>
-              <w:instrText xml:space="preserve"> PAGEREF _Toc243245228 \h </w:instrText>
+              <w:instrText xml:space="preserve"> PAGEREF _Toc243245585 \h </w:instrText>
             </w:r>
             <w:r>
               <w:rPr>
@@ -1056,13 +1056,13 @@
               <w:noProof/>
             </w:rPr>
           </w:pPr>
-          <w:hyperlink w:anchor="_Toc243245229" w:history="1">
+          <w:hyperlink w:anchor="_Toc243245586" w:history="1">
             <w:r>
               <w:rPr>
                 <w:rStyle w:val="Hyperlink"/>
                 <w:noProof/>
               </w:rPr>
-              <w:t>4.4 Perfil da mãe (quadros do dossiê)</w:t>
+              <w:t>4.4 Perfil da mãe (quadros do perfil da unidade)</w:t>
             </w:r>
             <w:r>
               <w:rPr>
@@ -1080,7 +1080,7 @@
               <w:rPr>
                 <w:noProof/>
               </w:rPr>
-              <w:instrText xml:space="preserve"> PAGEREF _Toc243245229 \h </w:instrText>
+              <w:instrText xml:space="preserve"> PAGEREF _Toc243245586 \h </w:instrText>
             </w:r>
             <w:r>
               <w:rPr>
@@ -1117,13 +1117,13 @@
               <w:noProof/>
             </w:rPr>
           </w:pPr>
-          <w:hyperlink w:anchor="_Toc243245230" w:history="1">
+          <w:hyperlink w:anchor="_Toc243245587" w:history="1">
             <w:r>
               <w:rPr>
                 <w:rStyle w:val="Hyperlink"/>
                 <w:noProof/>
               </w:rPr>
-              <w:t>4.5 Tabelas do dossiê (blocos de nascidos vivos)</w:t>
+              <w:t>4.5 Tabelas do perfil da unidade (blocos de nascidos vivos)</w:t>
             </w:r>
             <w:r>
               <w:rPr>
@@ -1141,7 +1141,7 @@
               <w:rPr>
                 <w:noProof/>
               </w:rPr>
-              <w:instrText xml:space="preserve"> PAGEREF _Toc243245230 \h </w:instrText>
+              <w:instrText xml:space="preserve"> PAGEREF _Toc243245587 \h </w:instrText>
             </w:r>
             <w:r>
               <w:rPr>
@@ -1178,7 +1178,7 @@
               <w:noProof/>
             </w:rPr>
           </w:pPr>
-          <w:hyperlink w:anchor="_Toc243245231" w:history="1">
+          <w:hyperlink w:anchor="_Toc243245588" w:history="1">
             <w:r>
               <w:rPr>
                 <w:rStyle w:val="Hyperlink"/>
@@ -1202,7 +1202,7 @@
               <w:rPr>
                 <w:noProof/>
               </w:rPr>
-              <w:instrText xml:space="preserve"> PAGEREF _Toc243245231 \h </w:instrText>
+              <w:instrText xml:space="preserve"> PAGEREF _Toc243245588 \h </w:instrText>
             </w:r>
             <w:r>
               <w:rPr>
@@ -1239,7 +1239,7 @@
               <w:noProof/>
             </w:rPr>
           </w:pPr>
-          <w:hyperlink w:anchor="_Toc243245232" w:history="1">
+          <w:hyperlink w:anchor="_Toc243245589" w:history="1">
             <w:r>
               <w:rPr>
                 <w:rStyle w:val="Hyperlink"/>
@@ -1263,7 +1263,7 @@
               <w:rPr>
                 <w:noProof/>
               </w:rPr>
-              <w:instrText xml:space="preserve"> PAGEREF _Toc243245232 \h </w:instrText>
+              <w:instrText xml:space="preserve"> PAGEREF _Toc243245589 \h </w:instrText>
             </w:r>
             <w:r>
               <w:rPr>
@@ -1280,7 +1280,7 @@
               <w:rPr>
                 <w:noProof/>
               </w:rPr>
-              <w:t>18</w:t>
+              <w:t>19</w:t>
             </w:r>
             <w:r>
               <w:rPr>
@@ -1300,7 +1300,7 @@
               <w:noProof/>
             </w:rPr>
           </w:pPr>
-          <w:hyperlink w:anchor="_Toc243245233" w:history="1">
+          <w:hyperlink w:anchor="_Toc243245590" w:history="1">
             <w:r>
               <w:rPr>
                 <w:rStyle w:val="Hyperlink"/>
@@ -1324,7 +1324,7 @@
               <w:rPr>
                 <w:noProof/>
               </w:rPr>
-              <w:instrText xml:space="preserve"> PAGEREF _Toc243245233 \h </w:instrText>
+              <w:instrText xml:space="preserve"> PAGEREF _Toc243245590 \h </w:instrText>
             </w:r>
             <w:r>
               <w:rPr>
@@ -1361,7 +1361,7 @@
               <w:noProof/>
             </w:rPr>
           </w:pPr>
-          <w:hyperlink w:anchor="_Toc243245234" w:history="1">
+          <w:hyperlink w:anchor="_Toc243245591" w:history="1">
             <w:r>
               <w:rPr>
                 <w:rStyle w:val="Hyperlink"/>
@@ -1385,7 +1385,7 @@
               <w:rPr>
                 <w:noProof/>
               </w:rPr>
-              <w:instrText xml:space="preserve"> PAGEREF _Toc243245234 \h </w:instrText>
+              <w:instrText xml:space="preserve"> PAGEREF _Toc243245591 \h </w:instrText>
             </w:r>
             <w:r>
               <w:rPr>
@@ -1402,7 +1402,7 @@
               <w:rPr>
                 <w:noProof/>
               </w:rPr>
-              <w:t>26</w:t>
+              <w:t>27</w:t>
             </w:r>
             <w:r>
               <w:rPr>
@@ -1422,7 +1422,7 @@
               <w:noProof/>
             </w:rPr>
           </w:pPr>
-          <w:hyperlink w:anchor="_Toc243245235" w:history="1">
+          <w:hyperlink w:anchor="_Toc243245592" w:history="1">
             <w:r>
               <w:rPr>
                 <w:rStyle w:val="Hyperlink"/>
@@ -1446,7 +1446,7 @@
               <w:rPr>
                 <w:noProof/>
               </w:rPr>
-              <w:instrText xml:space="preserve"> PAGEREF _Toc243245235 \h </w:instrText>
+              <w:instrText xml:space="preserve"> PAGEREF _Toc243245592 \h </w:instrText>
             </w:r>
             <w:r>
               <w:rPr>
@@ -1483,7 +1483,7 @@
               <w:noProof/>
             </w:rPr>
           </w:pPr>
-          <w:hyperlink w:anchor="_Toc243245236" w:history="1">
+          <w:hyperlink w:anchor="_Toc243245593" w:history="1">
             <w:r>
               <w:rPr>
                 <w:rStyle w:val="Hyperlink"/>
@@ -1507,7 +1507,7 @@
               <w:rPr>
                 <w:noProof/>
               </w:rPr>
-              <w:instrText xml:space="preserve"> PAGEREF _Toc243245236 \h </w:instrText>
+              <w:instrText xml:space="preserve"> PAGEREF _Toc243245593 \h </w:instrText>
             </w:r>
             <w:r>
               <w:rPr>
@@ -1544,7 +1544,7 @@
               <w:noProof/>
             </w:rPr>
           </w:pPr>
-          <w:hyperlink w:anchor="_Toc243245237" w:history="1">
+          <w:hyperlink w:anchor="_Toc243245594" w:history="1">
             <w:r>
               <w:rPr>
                 <w:rStyle w:val="Hyperlink"/>
@@ -1568,7 +1568,7 @@
               <w:rPr>
                 <w:noProof/>
               </w:rPr>
-              <w:instrText xml:space="preserve"> PAGEREF _Toc243245237 \h </w:instrText>
+              <w:instrText xml:space="preserve"> PAGEREF _Toc243245594 \h </w:instrText>
             </w:r>
             <w:r>
               <w:rPr>
@@ -1605,7 +1605,7 @@
               <w:noProof/>
             </w:rPr>
           </w:pPr>
-          <w:hyperlink w:anchor="_Toc243245238" w:history="1">
+          <w:hyperlink w:anchor="_Toc243245595" w:history="1">
             <w:r>
               <w:rPr>
                 <w:rStyle w:val="Hyperlink"/>
@@ -1629,7 +1629,7 @@
               <w:rPr>
                 <w:noProof/>
               </w:rPr>
-              <w:instrText xml:space="preserve"> PAGEREF _Toc243245238 \h </w:instrText>
+              <w:instrText xml:space="preserve"> PAGEREF _Toc243245595 \h </w:instrText>
             </w:r>
             <w:r>
               <w:rPr>
@@ -1666,7 +1666,7 @@
               <w:noProof/>
             </w:rPr>
           </w:pPr>
-          <w:hyperlink w:anchor="_Toc243245239" w:history="1">
+          <w:hyperlink w:anchor="_Toc243245596" w:history="1">
             <w:r>
               <w:rPr>
                 <w:rStyle w:val="Hyperlink"/>
@@ -1690,7 +1690,7 @@
               <w:rPr>
                 <w:noProof/>
               </w:rPr>
-              <w:instrText xml:space="preserve"> PAGEREF _Toc243245239 \h </w:instrText>
+              <w:instrText xml:space="preserve"> PAGEREF _Toc243245596 \h </w:instrText>
             </w:r>
             <w:r>
               <w:rPr>
@@ -1727,7 +1727,7 @@
               <w:noProof/>
             </w:rPr>
           </w:pPr>
-          <w:hyperlink w:anchor="_Toc243245240" w:history="1">
+          <w:hyperlink w:anchor="_Toc243245597" w:history="1">
             <w:r>
               <w:rPr>
                 <w:rStyle w:val="Hyperlink"/>
@@ -1751,7 +1751,7 @@
               <w:rPr>
                 <w:noProof/>
               </w:rPr>
-              <w:instrText xml:space="preserve"> PAGEREF _Toc243245240 \h </w:instrText>
+              <w:instrText xml:space="preserve"> PAGEREF _Toc243245597 \h </w:instrText>
             </w:r>
             <w:r>
               <w:rPr>
@@ -1788,7 +1788,7 @@
               <w:noProof/>
             </w:rPr>
           </w:pPr>
-          <w:hyperlink w:anchor="_Toc243245241" w:history="1">
+          <w:hyperlink w:anchor="_Toc243245598" w:history="1">
             <w:r>
               <w:rPr>
                 <w:rStyle w:val="Hyperlink"/>
@@ -1812,7 +1812,7 @@
               <w:rPr>
                 <w:noProof/>
               </w:rPr>
-              <w:instrText xml:space="preserve"> PAGEREF _Toc243245241 \h </w:instrText>
+              <w:instrText xml:space="preserve"> PAGEREF _Toc243245598 \h </w:instrText>
             </w:r>
             <w:r>
               <w:rPr>
@@ -1849,7 +1849,7 @@
               <w:noProof/>
             </w:rPr>
           </w:pPr>
-          <w:hyperlink w:anchor="_Toc243245242" w:history="1">
+          <w:hyperlink w:anchor="_Toc243245599" w:history="1">
             <w:r>
               <w:rPr>
                 <w:rStyle w:val="Hyperlink"/>
@@ -1873,7 +1873,7 @@
               <w:rPr>
                 <w:noProof/>
               </w:rPr>
-              <w:instrText xml:space="preserve"> PAGEREF _Toc243245242 \h </w:instrText>
+              <w:instrText xml:space="preserve"> PAGEREF _Toc243245599 \h </w:instrText>
             </w:r>
             <w:r>
               <w:rPr>
@@ -1910,7 +1910,7 @@
               <w:noProof/>
             </w:rPr>
           </w:pPr>
-          <w:hyperlink w:anchor="_Toc243245243" w:history="1">
+          <w:hyperlink w:anchor="_Toc243245600" w:history="1">
             <w:r>
               <w:rPr>
                 <w:rStyle w:val="Hyperlink"/>
@@ -1934,7 +1934,7 @@
               <w:rPr>
                 <w:noProof/>
               </w:rPr>
-              <w:instrText xml:space="preserve"> PAGEREF _Toc243245243 \h </w:instrText>
+              <w:instrText xml:space="preserve"> PAGEREF _Toc243245600 \h </w:instrText>
             </w:r>
             <w:r>
               <w:rPr>
@@ -1971,7 +1971,7 @@
               <w:noProof/>
             </w:rPr>
           </w:pPr>
-          <w:hyperlink w:anchor="_Toc243245244" w:history="1">
+          <w:hyperlink w:anchor="_Toc243245601" w:history="1">
             <w:r>
               <w:rPr>
                 <w:rStyle w:val="Hyperlink"/>
@@ -1995,7 +1995,7 @@
               <w:rPr>
                 <w:noProof/>
               </w:rPr>
-              <w:instrText xml:space="preserve"> PAGEREF _Toc243245244 \h </w:instrText>
+              <w:instrText xml:space="preserve"> PAGEREF _Toc243245601 \h </w:instrText>
             </w:r>
             <w:r>
               <w:rPr>
@@ -2032,7 +2032,7 @@
               <w:noProof/>
             </w:rPr>
           </w:pPr>
-          <w:hyperlink w:anchor="_Toc243245245" w:history="1">
+          <w:hyperlink w:anchor="_Toc243245602" w:history="1">
             <w:r>
               <w:rPr>
                 <w:rStyle w:val="Hyperlink"/>
@@ -2056,7 +2056,7 @@
               <w:rPr>
                 <w:noProof/>
               </w:rPr>
-              <w:instrText xml:space="preserve"> PAGEREF _Toc243245245 \h </w:instrText>
+              <w:instrText xml:space="preserve"> PAGEREF _Toc243245602 \h </w:instrText>
             </w:r>
             <w:r>
               <w:rPr>
@@ -2093,7 +2093,7 @@
               <w:noProof/>
             </w:rPr>
           </w:pPr>
-          <w:hyperlink w:anchor="_Toc243245246" w:history="1">
+          <w:hyperlink w:anchor="_Toc243245603" w:history="1">
             <w:r>
               <w:rPr>
                 <w:rStyle w:val="Hyperlink"/>
@@ -2117,7 +2117,7 @@
               <w:rPr>
                 <w:noProof/>
               </w:rPr>
-              <w:instrText xml:space="preserve"> PAGEREF _Toc243245246 \h </w:instrText>
+              <w:instrText xml:space="preserve"> PAGEREF _Toc243245603 \h </w:instrText>
             </w:r>
             <w:r>
               <w:rPr>
@@ -2160,7 +2160,7 @@
       <w:pPr>
         <w:pStyle w:val="Ttulo1"/>
       </w:pPr>
-      <w:bookmarkStart w:id="0" w:name="_Toc243245216"/>
+      <w:bookmarkStart w:id="0" w:name="_Toc243245573"/>
       <w:r>
         <w:lastRenderedPageBreak/>
         <w:t>1. Apresentação</w:t>
@@ -2171,7 +2171,7 @@
       <w:pPr>
         <w:pStyle w:val="Ttulo2"/>
       </w:pPr>
-      <w:bookmarkStart w:id="1" w:name="_Toc243245217"/>
+      <w:bookmarkStart w:id="1" w:name="_Toc243245574"/>
       <w:r>
         <w:t>1.1 O que é esta apostila</w:t>
       </w:r>
@@ -2205,7 +2205,7 @@
       <w:pPr>
         <w:pStyle w:val="Ttulo2"/>
       </w:pPr>
-      <w:bookmarkStart w:id="2" w:name="_Toc243245218"/>
+      <w:bookmarkStart w:id="2" w:name="_Toc243245575"/>
       <w:r>
         <w:t>1.2 Como usar</w:t>
       </w:r>
@@ -2266,7 +2266,7 @@
       <w:pPr>
         <w:pStyle w:val="Ttulo2"/>
       </w:pPr>
-      <w:bookmarkStart w:id="3" w:name="_Toc243245219"/>
+      <w:bookmarkStart w:id="3" w:name="_Toc243245576"/>
       <w:r>
         <w:t>1.3 Como os painéis estão organizados</w:t>
       </w:r>
@@ -2557,7 +2557,7 @@
                 <w:sz w:val="20"/>
                 <w:szCs w:val="20"/>
               </w:rPr>
-              <w:t>Dossiê da unidade</w:t>
+              <w:t>Perfil da unidade</w:t>
             </w:r>
           </w:p>
         </w:tc>
@@ -2634,7 +2634,7 @@
                 <w:sz w:val="20"/>
                 <w:szCs w:val="20"/>
               </w:rPr>
-              <w:t>As tabelas do dossiê (chamadas blocos) e os quadros de perfil da mãe (chamados cards no código do painel).</w:t>
+              <w:t>As tabelas do perfil da unidade (chamadas blocos) e os quadros de perfil da mãe (chamados cards no código do painel).</w:t>
             </w:r>
           </w:p>
         </w:tc>
@@ -2914,7 +2914,7 @@
       <w:pPr>
         <w:pStyle w:val="Ttulo2"/>
       </w:pPr>
-      <w:bookmarkStart w:id="4" w:name="_Toc243245220"/>
+      <w:bookmarkStart w:id="4" w:name="_Toc243245577"/>
       <w:r>
         <w:t>1.4 Controle de versões</w:t>
       </w:r>
@@ -3477,6 +3477,107 @@
           </w:p>
         </w:tc>
       </w:tr>
+      <w:tr>
+        <w:tc>
+          <w:tcPr>
+            <w:tcW w:w="1200" w:type="dxa"/>
+            <w:shd w:val="clear" w:color="auto" w:fill="FFFFFF"/>
+            <w:tcMar>
+              <w:top w:w="60" w:type="dxa"/>
+              <w:left w:w="90" w:type="dxa"/>
+              <w:bottom w:w="60" w:type="dxa"/>
+              <w:right w:w="90" w:type="dxa"/>
+            </w:tcMar>
+          </w:tcPr>
+          <w:p>
+            <w:pPr>
+              <w:spacing w:after="60" w:line="252" w:lineRule="auto"/>
+            </w:pPr>
+            <w:r>
+              <w:rPr>
+                <w:b/>
+                <w:bCs/>
+                <w:color w:val="0A213D"/>
+                <w:sz w:val="20"/>
+                <w:szCs w:val="20"/>
+              </w:rPr>
+              <w:t>1.4</w:t>
+            </w:r>
+          </w:p>
+        </w:tc>
+        <w:tc>
+          <w:tcPr>
+            <w:tcW w:w="1800" w:type="dxa"/>
+            <w:shd w:val="clear" w:color="auto" w:fill="FFFFFF"/>
+            <w:tcMar>
+              <w:top w:w="60" w:type="dxa"/>
+              <w:left w:w="90" w:type="dxa"/>
+              <w:bottom w:w="60" w:type="dxa"/>
+              <w:right w:w="90" w:type="dxa"/>
+            </w:tcMar>
+          </w:tcPr>
+          <w:p>
+            <w:pPr>
+              <w:spacing w:after="60" w:line="252" w:lineRule="auto"/>
+            </w:pPr>
+            <w:r>
+              <w:rPr>
+                <w:sz w:val="20"/>
+                <w:szCs w:val="20"/>
+              </w:rPr>
+              <w:t>18/10/2026</w:t>
+            </w:r>
+          </w:p>
+        </w:tc>
+        <w:tc>
+          <w:tcPr>
+            <w:tcW w:w="4238" w:type="dxa"/>
+            <w:shd w:val="clear" w:color="auto" w:fill="FFFFFF"/>
+            <w:tcMar>
+              <w:top w:w="60" w:type="dxa"/>
+              <w:left w:w="90" w:type="dxa"/>
+              <w:bottom w:w="60" w:type="dxa"/>
+              <w:right w:w="90" w:type="dxa"/>
+            </w:tcMar>
+          </w:tcPr>
+          <w:p>
+            <w:pPr>
+              <w:spacing w:after="60" w:line="252" w:lineRule="auto"/>
+            </w:pPr>
+            <w:r>
+              <w:rPr>
+                <w:sz w:val="20"/>
+                <w:szCs w:val="20"/>
+              </w:rPr>
+              <w:t>A página de cada maternidade nos painéis, antes chamada "dossiê", passou a chamar-se "perfil da unidade", a pedido da coordenação; o termo foi atualizado nesta apostila. Nenhuma regra de cálculo mudou.</w:t>
+            </w:r>
+          </w:p>
+        </w:tc>
+        <w:tc>
+          <w:tcPr>
+            <w:tcW w:w="2400" w:type="dxa"/>
+            <w:shd w:val="clear" w:color="auto" w:fill="FFFFFF"/>
+            <w:tcMar>
+              <w:top w:w="60" w:type="dxa"/>
+              <w:left w:w="90" w:type="dxa"/>
+              <w:bottom w:w="60" w:type="dxa"/>
+              <w:right w:w="90" w:type="dxa"/>
+            </w:tcMar>
+          </w:tcPr>
+          <w:p>
+            <w:pPr>
+              <w:spacing w:after="60" w:line="252" w:lineRule="auto"/>
+            </w:pPr>
+            <w:r>
+              <w:rPr>
+                <w:sz w:val="20"/>
+                <w:szCs w:val="20"/>
+              </w:rPr>
+              <w:t>Coordenação (equipe dos painéis)</w:t>
+            </w:r>
+          </w:p>
+        </w:tc>
+      </w:tr>
     </w:tbl>
     <w:p>
       <w:pPr>
@@ -3495,7 +3596,7 @@
       <w:pPr>
         <w:pStyle w:val="Ttulo1"/>
       </w:pPr>
-      <w:bookmarkStart w:id="5" w:name="_Toc243245221"/>
+      <w:bookmarkStart w:id="5" w:name="_Toc243245578"/>
       <w:r>
         <w:t>2. Fontes de dados</w:t>
       </w:r>
@@ -3745,19 +3846,26 @@
                 <w:sz w:val="20"/>
                 <w:szCs w:val="20"/>
               </w:rPr>
-              <w:t>No Painel de Nascimentos, as séries por unidade e por território são tabuladas a partir desses microdados, segundo o estabelecimento de ocorrência (campo CODESTAB) e os municípios de residência e de ocorrência da mãe, com as categorias descritas na seção 4.5.</w:t>
-            </w:r>
-          </w:p>
-          <w:p>
-            <w:pPr>
-              <w:spacing w:after="60" w:line="252" w:lineRule="auto"/>
-            </w:pPr>
+              <w:t xml:space="preserve">No Painel de Nascimentos, as séries por unidade e por território são </w:t>
+            </w:r>
             <w:r>
               <w:rPr>
                 <w:sz w:val="20"/>
                 <w:szCs w:val="20"/>
               </w:rPr>
               <w:lastRenderedPageBreak/>
+              <w:t>tabuladas a partir desses microdados, segundo o estabelecimento de ocorrência (campo CODESTAB) e os municípios de residência e de ocorrência da mãe, com as categorias descritas na seção 4.5.</w:t>
+            </w:r>
+          </w:p>
+          <w:p>
+            <w:pPr>
+              <w:spacing w:after="60" w:line="252" w:lineRule="auto"/>
+            </w:pPr>
+            <w:r>
+              <w:rPr>
+                <w:sz w:val="20"/>
+                <w:szCs w:val="20"/>
+              </w:rPr>
               <w:t>No Painel de Mortalidade, o SINASC fornece os nascidos vivos usados como denominador. No Painel de Internação, fornece três indicadores calculados na DN: parto vaginal após cesariana, trabalho de parto induzido e condições potencialmente ameaçadoras à vida do recém-nascido. Os quadros de perfil da mãe estão no Painel de Nascimentos (seção 4.4).</w:t>
             </w:r>
           </w:p>
@@ -3783,7 +3891,7 @@
                 <w:szCs w:val="20"/>
               </w:rPr>
               <w:lastRenderedPageBreak/>
-              <w:t xml:space="preserve">2019 a 2025 e 1º semestre de 2026 (nascidos de janeiro a junho de 2026, do arquivo preliminar de 2026 do OpenDataSUS, extraídos em 18/10/2026). No Painel de Nascimentos e no de Internação, </w:t>
+              <w:t xml:space="preserve">2019 a 2025 e 1º semestre de 2026 (nascidos de janeiro a junho de 2026, do arquivo preliminar de 2026 do </w:t>
             </w:r>
             <w:r>
               <w:rPr>
@@ -3791,7 +3899,7 @@
                 <w:szCs w:val="20"/>
               </w:rPr>
               <w:lastRenderedPageBreak/>
-              <w:t>2025 é preliminar; no Painel de Mortalidade, 2024 e 2025 recebem a marca de preliminar (seção 7.3).</w:t>
+              <w:t>OpenDataSUS, extraídos em 18/10/2026). No Painel de Nascimentos e no de Internação, 2025 é preliminar; no Painel de Mortalidade, 2024 e 2025 recebem a marca de preliminar (seção 7.3).</w:t>
             </w:r>
           </w:p>
           <w:p>
@@ -4155,7 +4263,15 @@
                 <w:sz w:val="20"/>
                 <w:szCs w:val="20"/>
               </w:rPr>
-              <w:t>2019 a 2025; extração em 10 e 11/09/2026 e, para as unidades acrescentadas, em 23/09/2026. 1º semestre de 2026: óbitos de janeiro a junho de 2026, dos arquivos preliminares de 2026 (28/09/2026), extraídos em 18/10/2026.</w:t>
+              <w:t xml:space="preserve">2019 a 2025; extração em 10 e 11/09/2026 e, para as unidades acrescentadas, em 23/09/2026. 1º semestre de 2026: óbitos de janeiro a junho de 2026, dos arquivos preliminares de 2026 (28/09/2026), </w:t>
+            </w:r>
+            <w:r>
+              <w:rPr>
+                <w:sz w:val="20"/>
+                <w:szCs w:val="20"/>
+              </w:rPr>
+              <w:lastRenderedPageBreak/>
+              <w:t>extraídos em 18/10/2026.</w:t>
             </w:r>
           </w:p>
           <w:p>
@@ -4296,7 +4412,7 @@
       <w:pPr>
         <w:pStyle w:val="Ttulo1"/>
       </w:pPr>
-      <w:bookmarkStart w:id="6" w:name="_Toc243245222"/>
+      <w:bookmarkStart w:id="6" w:name="_Toc243245579"/>
       <w:r>
         <w:t>3. Unidades e grupos</w:t>
       </w:r>
@@ -4306,7 +4422,7 @@
       <w:pPr>
         <w:pStyle w:val="Ttulo2"/>
       </w:pPr>
-      <w:bookmarkStart w:id="7" w:name="_Toc243245223"/>
+      <w:bookmarkStart w:id="7" w:name="_Toc243245580"/>
       <w:r>
         <w:t>3.1 Os três grupos de maternidades</w:t>
       </w:r>
@@ -4917,7 +5033,6 @@
           <w:b/>
           <w:bCs/>
         </w:rPr>
-        <w:lastRenderedPageBreak/>
         <w:t xml:space="preserve">Painel de Internação (119 unidades): </w:t>
       </w:r>
       <w:r>
@@ -4976,7 +5091,7 @@
       <w:pPr>
         <w:pStyle w:val="Ttulo2"/>
       </w:pPr>
-      <w:bookmarkStart w:id="8" w:name="_Toc243245224"/>
+      <w:bookmarkStart w:id="8" w:name="_Toc243245581"/>
       <w:r>
         <w:t>3.2 A coluna de referência do comparador em cada painel</w:t>
       </w:r>
@@ -5080,6 +5195,7 @@
           <w:b/>
           <w:bCs/>
         </w:rPr>
+        <w:lastRenderedPageBreak/>
         <w:t xml:space="preserve">Só o próprio grupo: </w:t>
       </w:r>
       <w:r>
@@ -5111,7 +5227,6 @@
         <w:spacing w:after="120" w:line="276" w:lineRule="auto"/>
       </w:pPr>
       <w:r>
-        <w:lastRenderedPageBreak/>
         <w:t>Exemplo da nota: em 2025, as 25 unidades do grupo EBSERH com dados somaram 28.638 partos cesáreos em 50.084 nascidos vivos com via de nascimento informada, o que resulta em 57,2% de cesárea para o grupo. Uma unidade com 64,4% aparece 7,2 pontos percentuais acima da média do seu grupo.</w:t>
       </w:r>
     </w:p>
@@ -5154,7 +5269,7 @@
       <w:pPr>
         <w:pStyle w:val="Ttulo1"/>
       </w:pPr>
-      <w:bookmarkStart w:id="9" w:name="_Toc243245225"/>
+      <w:bookmarkStart w:id="9" w:name="_Toc243245582"/>
       <w:r>
         <w:t>4. Dicionário do Painel de Nascimentos (SINASC)</w:t>
       </w:r>
@@ -5180,7 +5295,7 @@
       <w:pPr>
         <w:pStyle w:val="Ttulo2"/>
       </w:pPr>
-      <w:bookmarkStart w:id="10" w:name="_Toc243245226"/>
+      <w:bookmarkStart w:id="10" w:name="_Toc243245583"/>
       <w:r>
         <w:t>4.1 Bases usadas pelo painel</w:t>
       </w:r>
@@ -5207,6 +5322,7 @@
           <w:sz w:val="20"/>
           <w:szCs w:val="20"/>
         </w:rPr>
+        <w:lastRenderedPageBreak/>
         <w:t>Tabela 5 – Usos específicos de bases no Painel de Nascimentos</w:t>
       </w:r>
     </w:p>
@@ -5442,15 +5558,7 @@
                 <w:sz w:val="20"/>
                 <w:szCs w:val="20"/>
               </w:rPr>
-              <w:t xml:space="preserve">Microdados públicos do SINASC (OpenDataSUS), série 2019-2025, processados por território de residência e ocorrência: todos os nascidos vivos e &lt;1500 g, por região de </w:t>
-            </w:r>
-            <w:r>
-              <w:rPr>
-                <w:sz w:val="20"/>
-                <w:szCs w:val="20"/>
-              </w:rPr>
-              <w:lastRenderedPageBreak/>
-              <w:t>saúde, macro e UF. Nos níveis macro e UF, o percentual agrega os nascidos na própria região de saúde (todos) ou na própria macro (&lt;1500 g), como nas planilhas oficiais. 2025 preliminar. Extração validada contra as planilhas NV por Região e NV por Macro (2019 e 2024).</w:t>
+              <w:t>Microdados públicos do SINASC (OpenDataSUS), série 2019-2025, processados por território de residência e ocorrência: todos os nascidos vivos e &lt;1500 g, por região de saúde, macro e UF. Nos níveis macro e UF, o percentual agrega os nascidos na própria região de saúde (todos) ou na própria macro (&lt;1500 g), como nas planilhas oficiais. 2025 preliminar. Extração validada contra as planilhas NV por Região e NV por Macro (2019 e 2024).</w:t>
             </w:r>
           </w:p>
         </w:tc>
@@ -5479,7 +5587,6 @@
                 <w:sz w:val="20"/>
                 <w:szCs w:val="20"/>
               </w:rPr>
-              <w:lastRenderedPageBreak/>
               <w:t>Localização das unidades</w:t>
             </w:r>
           </w:p>
@@ -5519,7 +5626,7 @@
       <w:pPr>
         <w:pStyle w:val="Ttulo2"/>
       </w:pPr>
-      <w:bookmarkStart w:id="11" w:name="_Toc243245227"/>
+      <w:bookmarkStart w:id="11" w:name="_Toc243245584"/>
       <w:r>
         <w:t>4.2 Indicadores dos mapas e do comparador</w:t>
       </w:r>
@@ -6185,7 +6292,15 @@
                 <w:sz w:val="20"/>
                 <w:szCs w:val="20"/>
               </w:rPr>
-              <w:t>Nascidos vivos totais, excluídos os registros com número de consultas ignorado.</w:t>
+              <w:t xml:space="preserve">Nascidos vivos totais, excluídos os registros com </w:t>
+            </w:r>
+            <w:r>
+              <w:rPr>
+                <w:sz w:val="20"/>
+                <w:szCs w:val="20"/>
+              </w:rPr>
+              <w:lastRenderedPageBreak/>
+              <w:t>número de consultas ignorado.</w:t>
             </w:r>
           </w:p>
         </w:tc>
@@ -6209,6 +6324,7 @@
                 <w:sz w:val="20"/>
                 <w:szCs w:val="20"/>
               </w:rPr>
+              <w:lastRenderedPageBreak/>
               <w:t>Quanto maior, melhor.</w:t>
             </w:r>
           </w:p>
@@ -6375,7 +6491,6 @@
                 <w:sz w:val="20"/>
                 <w:szCs w:val="20"/>
               </w:rPr>
-              <w:lastRenderedPageBreak/>
               <w:t>% de cesárea</w:t>
             </w:r>
           </w:p>
@@ -7162,7 +7277,15 @@
                 <w:sz w:val="20"/>
                 <w:szCs w:val="20"/>
               </w:rPr>
-              <w:t>Nulíparas, feto único cefálico, ≥37 semanas, trabalho de parto espontâneo. Meta ≤10%.</w:t>
+              <w:t xml:space="preserve">Nulíparas, feto único cefálico, ≥37 semanas, trabalho de parto </w:t>
+            </w:r>
+            <w:r>
+              <w:rPr>
+                <w:sz w:val="20"/>
+                <w:szCs w:val="20"/>
+              </w:rPr>
+              <w:lastRenderedPageBreak/>
+              <w:t>espontâneo. Meta ≤10%.</w:t>
             </w:r>
           </w:p>
         </w:tc>
@@ -7186,6 +7309,7 @@
                 <w:sz w:val="20"/>
                 <w:szCs w:val="20"/>
               </w:rPr>
+              <w:lastRenderedPageBreak/>
               <w:t>Partos cesáreos do grupo 1 de Robson.</w:t>
             </w:r>
           </w:p>
@@ -7246,6 +7370,7 @@
                 <w:sz w:val="20"/>
                 <w:szCs w:val="20"/>
               </w:rPr>
+              <w:lastRenderedPageBreak/>
               <w:t>Valor de referência do painel: até 10%.</w:t>
             </w:r>
           </w:p>
@@ -7275,6 +7400,7 @@
                 <w:sz w:val="20"/>
                 <w:szCs w:val="20"/>
               </w:rPr>
+              <w:lastRenderedPageBreak/>
               <w:t>Taxa de cesárea no grupo 2 de Robson</w:t>
             </w:r>
           </w:p>
@@ -7412,7 +7538,6 @@
                 <w:sz w:val="20"/>
                 <w:szCs w:val="20"/>
               </w:rPr>
-              <w:lastRenderedPageBreak/>
               <w:t>Taxa de cesárea no grupo 3 de Robson</w:t>
             </w:r>
           </w:p>
@@ -7803,7 +7928,7 @@
       <w:pPr>
         <w:pStyle w:val="Ttulo2"/>
       </w:pPr>
-      <w:bookmarkStart w:id="12" w:name="_Toc243245228"/>
+      <w:bookmarkStart w:id="12" w:name="_Toc243245585"/>
       <w:r>
         <w:t>4.3 Demais cálculos do painel</w:t>
       </w:r>
@@ -7814,7 +7939,7 @@
         <w:spacing w:after="120" w:line="276" w:lineRule="auto"/>
       </w:pPr>
       <w:r>
-        <w:t>Esta seção reúne os cálculos que não são indicadores do mapa, mas aparecem no dossiê da unidade, no comparativo entre anos e no comparador.</w:t>
+        <w:t>Esta seção reúne os cálculos que não são indicadores do mapa, mas aparecem no perfil da unidade, no comparativo entre anos e no comparador.</w:t>
       </w:r>
     </w:p>
     <w:p>
@@ -8022,7 +8147,7 @@
                 <w:sz w:val="20"/>
                 <w:szCs w:val="20"/>
               </w:rPr>
-              <w:t>% Residentes no município / região de saúde / macro / UF (dossiê, perspectiva Local de residência)</w:t>
+              <w:t>% Residentes no município / região de saúde / macro / UF (perfil da unidade, perspectiva Local de residência)</w:t>
             </w:r>
           </w:p>
         </w:tc>
@@ -8118,7 +8243,7 @@
                 <w:sz w:val="20"/>
                 <w:szCs w:val="20"/>
               </w:rPr>
-              <w:t>Ministério da Saúde – SINASC, 2019 a 2025. Também calculado para os nascidos vivos &lt;1500 g.</w:t>
+              <w:t xml:space="preserve">Ministério da Saúde – SINASC, </w:t>
             </w:r>
           </w:p>
         </w:tc>
@@ -8147,7 +8272,18 @@
                 <w:sz w:val="20"/>
                 <w:szCs w:val="20"/>
               </w:rPr>
-              <w:t>% Município / região de saúde / macro / UF (dossiê, perspectiva Local de ocorrência)</w:t>
+              <w:t xml:space="preserve">% Município / região de saúde / macro / UF (perfil da unidade, </w:t>
+            </w:r>
+            <w:r>
+              <w:rPr>
+                <w:b/>
+                <w:bCs/>
+                <w:color w:val="0A213D"/>
+                <w:sz w:val="20"/>
+                <w:szCs w:val="20"/>
+              </w:rPr>
+              <w:lastRenderedPageBreak/>
+              <w:t>perspectiva Local de ocorrência)</w:t>
             </w:r>
           </w:p>
         </w:tc>
@@ -8171,7 +8307,16 @@
                 <w:sz w:val="20"/>
                 <w:szCs w:val="20"/>
               </w:rPr>
-              <w:t>De todos os nascimentos que acontecem em cada território, quantos ocorrem dentro da maternidade.</w:t>
+              <w:lastRenderedPageBreak/>
+              <w:t xml:space="preserve">De todos os nascimentos que acontecem em cada </w:t>
+            </w:r>
+            <w:r>
+              <w:rPr>
+                <w:sz w:val="20"/>
+                <w:szCs w:val="20"/>
+              </w:rPr>
+              <w:lastRenderedPageBreak/>
+              <w:t>território, quantos ocorrem dentro da maternidade.</w:t>
             </w:r>
           </w:p>
         </w:tc>
@@ -8195,6 +8340,7 @@
                 <w:sz w:val="20"/>
                 <w:szCs w:val="20"/>
               </w:rPr>
+              <w:lastRenderedPageBreak/>
               <w:t>Nascidos vivos ocorridos na maternidade.</w:t>
             </w:r>
           </w:p>
@@ -8219,7 +8365,15 @@
                 <w:sz w:val="20"/>
                 <w:szCs w:val="20"/>
               </w:rPr>
-              <w:t>Nascidos vivos ocorridos no território (município, região de saúde, macro ou UF).</w:t>
+              <w:t xml:space="preserve">Nascidos vivos ocorridos no território </w:t>
+            </w:r>
+            <w:r>
+              <w:rPr>
+                <w:sz w:val="20"/>
+                <w:szCs w:val="20"/>
+              </w:rPr>
+              <w:lastRenderedPageBreak/>
+              <w:t>(município, região de saúde, macro ou UF).</w:t>
             </w:r>
           </w:p>
         </w:tc>
@@ -8243,7 +8397,8 @@
                 <w:sz w:val="20"/>
                 <w:szCs w:val="20"/>
               </w:rPr>
-              <w:t>Ministério da Saúde – SINASC, 2019 a 2025. Também calculado para os nascidos vivos &lt;1500 g.</w:t>
+              <w:lastRenderedPageBreak/>
+              <w:t xml:space="preserve">Ministério da Saúde – SINASC, </w:t>
             </w:r>
           </w:p>
         </w:tc>
@@ -8272,7 +8427,7 @@
                 <w:sz w:val="20"/>
                 <w:szCs w:val="20"/>
               </w:rPr>
-              <w:t>% Primeiro Trimestre (tabela de trimestre do dossiê)</w:t>
+              <w:t>% Primeiro Trimestre (tabela de trimestre do perfil da unidade)</w:t>
             </w:r>
           </w:p>
         </w:tc>
@@ -8344,15 +8499,7 @@
                 <w:sz w:val="20"/>
                 <w:szCs w:val="20"/>
               </w:rPr>
-              <w:t xml:space="preserve">Total de nascidos vivos com ao menos uma consulta, incluindo os registros com trimestre ignorado </w:t>
-            </w:r>
-            <w:r>
-              <w:rPr>
-                <w:sz w:val="20"/>
-                <w:szCs w:val="20"/>
-              </w:rPr>
-              <w:lastRenderedPageBreak/>
-              <w:t>(por isso pode diferir do indicador "% com pré-natal iniciado no 1º trimestre" dos mapas, que exclui os ignorados).</w:t>
+              <w:t>Total de nascidos vivos com ao menos uma consulta, incluindo os registros com trimestre ignorado (por isso pode diferir do indicador "% com pré-natal iniciado no 1º trimestre" dos mapas, que exclui os ignorados).</w:t>
             </w:r>
           </w:p>
         </w:tc>
@@ -8376,8 +8523,7 @@
                 <w:sz w:val="20"/>
                 <w:szCs w:val="20"/>
               </w:rPr>
-              <w:lastRenderedPageBreak/>
-              <w:t>Ministério da Saúde – SINASC, 2019 a 2025.</w:t>
+              <w:t xml:space="preserve">Ministério da Saúde – SINASC, </w:t>
             </w:r>
           </w:p>
         </w:tc>
@@ -8531,7 +8677,7 @@
                 <w:sz w:val="20"/>
                 <w:szCs w:val="20"/>
               </w:rPr>
-              <w:t>Participação da unidade nos nascimentos da UF e do Brasil (topo do dossiê)</w:t>
+              <w:t>Participação da unidade nos nascimentos da UF e do Brasil (topo do perfil da unidade)</w:t>
             </w:r>
           </w:p>
         </w:tc>
@@ -8579,7 +8725,7 @@
                 <w:sz w:val="20"/>
                 <w:szCs w:val="20"/>
               </w:rPr>
-              <w:t>Nascidos vivos ocorridos na unidade em 2025.</w:t>
+              <w:t xml:space="preserve">Nascidos vivos ocorridos na unidade em </w:t>
             </w:r>
           </w:p>
         </w:tc>
@@ -8627,7 +8773,7 @@
                 <w:sz w:val="20"/>
                 <w:szCs w:val="20"/>
               </w:rPr>
-              <w:t>Ministério da Saúde – SINASC, 2025.</w:t>
+              <w:t xml:space="preserve">Ministério da Saúde – SINASC, </w:t>
             </w:r>
           </w:p>
         </w:tc>
@@ -8680,7 +8826,7 @@
                 <w:sz w:val="20"/>
                 <w:szCs w:val="20"/>
               </w:rPr>
-              <w:t xml:space="preserve">Coluna de referência do comparador de unidades: a maternidade é comparada com a média do seu próprio grupo — maternidades estratégicas, unidades EBSERH ou QUALINEO 2026/2027. Nos indicadores percentuais a média é a taxa agregada do grupo (soma dos numeradores dividida pela soma dos denominadores de todas as unidades do grupo, com as mesmas exclusões de ignorados </w:t>
+              <w:t xml:space="preserve">Coluna de referência do comparador de unidades: a maternidade é comparada com a média do seu próprio grupo — maternidades estratégicas, unidades EBSERH ou QUALINEO 2026/2027. Nos </w:t>
             </w:r>
             <w:r>
               <w:rPr>
@@ -8688,7 +8834,14 @@
                 <w:szCs w:val="20"/>
               </w:rPr>
               <w:lastRenderedPageBreak/>
-              <w:t>de cada indicador), a mesma regra de agregação usada nos mapas e no panorama; nos grupos de Robson, a taxa agregada é ponderada pelo número de partos de cada unidade no grupo. No volume de nascidos vivos, mostra-se a média por unidade (total do grupo dividido pelo número de unidades com dado no ano). Unidades que pertencem a mais de um grupo contam na média de todos os grupos a que pertencem. A média do grupo não participa do destaque de melhor posição.</w:t>
+              <w:t>indicadores percentuais a média é a taxa agregada do grupo (soma dos numeradores dividida pela soma dos denominadores de todas as unidades do grupo, com as mesmas exclusões de ignorados de cada indicador), a mesma regra de agregação usada nos mapas e no panorama; nos grupos de Robson, a taxa agregada é ponderada pelo número de partos de cada unidade no grupo. No volume de nascidos vivos, mostra-se a média por unidade (total do grupo dividido pelo número de unidades com dado no ano). Unidades que pertencem a</w:t>
+            </w:r>
+            <w:r>
+              <w:rPr>
+                <w:sz w:val="20"/>
+                <w:szCs w:val="20"/>
+              </w:rPr>
+              <w:t xml:space="preserve"> mais de um grupo contam na média de todos os grupos a que pertencem. A média do grupo não participa do destaque de melhor posição.</w:t>
             </w:r>
           </w:p>
         </w:tc>
@@ -8761,7 +8914,7 @@
                 <w:sz w:val="20"/>
                 <w:szCs w:val="20"/>
               </w:rPr>
-              <w:t>Ministério da Saúde – SINASC, 2019 a 2025.</w:t>
+              <w:t xml:space="preserve">Ministério da Saúde – SINASC, </w:t>
             </w:r>
           </w:p>
         </w:tc>
@@ -8776,9 +8929,9 @@
       <w:pPr>
         <w:pStyle w:val="Ttulo2"/>
       </w:pPr>
-      <w:bookmarkStart w:id="13" w:name="_Toc243245229"/>
+      <w:bookmarkStart w:id="13" w:name="_Toc243245586"/>
       <w:r>
-        <w:t>4.4 Perfil da mãe (quadros do dossiê)</w:t>
+        <w:t>4.4 Perfil da mãe (quadros do perfil da unidade)</w:t>
       </w:r>
       <w:bookmarkEnd w:id="13"/>
     </w:p>
@@ -8811,6 +8964,7 @@
           <w:sz w:val="20"/>
           <w:szCs w:val="20"/>
         </w:rPr>
+        <w:lastRenderedPageBreak/>
         <w:t>Tabela 8 – Perfil sociodemográfico (SINASC): indicadores e regras</w:t>
       </w:r>
     </w:p>
@@ -9106,15 +9260,7 @@
                 <w:sz w:val="20"/>
                 <w:szCs w:val="20"/>
               </w:rPr>
-              <w:t xml:space="preserve">RACACORMAE: 1 Branca, 2 Preta, 3 Amarela, 4 Parda, 5 Indígena. Campo em branco = "Ignorado", </w:t>
-            </w:r>
-            <w:r>
-              <w:rPr>
-                <w:sz w:val="20"/>
-                <w:szCs w:val="20"/>
-              </w:rPr>
-              <w:lastRenderedPageBreak/>
-              <w:t>apresentado como categoria própria (a Declaração de Nascido Vivo não tem a opção "ignorado").</w:t>
+              <w:t>RACACORMAE: 1 Branca, 2 Preta, 3 Amarela, 4 Parda, 5 Indígena. Campo em branco = "Ignorado", apresentado como categoria própria (a Declaração de Nascido Vivo não tem a opção "ignorado").</w:t>
             </w:r>
           </w:p>
           <w:p>
@@ -9155,7 +9301,6 @@
                 <w:sz w:val="20"/>
                 <w:szCs w:val="20"/>
               </w:rPr>
-              <w:lastRenderedPageBreak/>
               <w:t>Distribuição percentual dos nascidos vivos por escolaridade da mãe</w:t>
             </w:r>
           </w:p>
@@ -9567,7 +9712,15 @@
                 <w:sz w:val="20"/>
                 <w:szCs w:val="20"/>
               </w:rPr>
-              <w:t>Título alterado de "partos anteriores" para "gestações anteriores" (decisão da coordenação, 09/09/2026): a variável QTDGESTANT conta gestações. O rótulo será atualizado em conjunto na planilha, no painel e nas apresentações.</w:t>
+              <w:t xml:space="preserve">Título alterado de "partos anteriores" para "gestações anteriores" (decisão da coordenação, 09/09/2026): a variável QTDGESTANT conta </w:t>
+            </w:r>
+            <w:r>
+              <w:rPr>
+                <w:sz w:val="20"/>
+                <w:szCs w:val="20"/>
+              </w:rPr>
+              <w:lastRenderedPageBreak/>
+              <w:t>gestações. O rótulo será atualizado em conjunto na planilha, no painel e nas apresentações.</w:t>
             </w:r>
           </w:p>
         </w:tc>
@@ -9596,6 +9749,7 @@
                 <w:sz w:val="20"/>
                 <w:szCs w:val="20"/>
               </w:rPr>
+              <w:lastRenderedPageBreak/>
               <w:t>Distribuição percentual dos nascidos vivos por número de cesarianas anteriores da mãe</w:t>
             </w:r>
           </w:p>
@@ -9697,7 +9851,6 @@
                 <w:sz w:val="20"/>
                 <w:szCs w:val="20"/>
               </w:rPr>
-              <w:lastRenderedPageBreak/>
               <w:t>Distribuição percentual dos nascidos vivos por tipo de gestação</w:t>
             </w:r>
           </w:p>
@@ -9879,9 +10032,9 @@
       <w:pPr>
         <w:pStyle w:val="Ttulo2"/>
       </w:pPr>
-      <w:bookmarkStart w:id="14" w:name="_Toc243245230"/>
+      <w:bookmarkStart w:id="14" w:name="_Toc243245587"/>
       <w:r>
-        <w:t>4.5 Tabelas do dossiê (blocos de nascidos vivos)</w:t>
+        <w:t>4.5 Tabelas do perfil da unidade (blocos de nascidos vivos)</w:t>
       </w:r>
       <w:bookmarkEnd w:id="14"/>
     </w:p>
@@ -9890,7 +10043,7 @@
         <w:spacing w:after="120" w:line="276" w:lineRule="auto"/>
       </w:pPr>
       <w:r>
-        <w:t>As tabelas do dossiê reproduzem a apresentação de cada maternidade. As categorias de cada tabela seguem as variáveis da Declaração de Nascido Vivo, conforme a Estrutura do SINASC (Ministério da Saúde, versão de 22/02/2024), e as faixas adotadas nas apresentações oficiais das maternidades. A tabela abaixo resume a variável do SINASC e as categorias de cada bloco.</w:t>
+        <w:t>As tabelas do perfil da unidade reproduzem a apresentação de cada maternidade. As categorias de cada tabela seguem as variáveis da Declaração de Nascido Vivo, conforme a Estrutura do SINASC (Ministério da Saúde, versão de 22/02/2024), e as faixas adotadas nas apresentações oficiais das maternidades. A tabela abaixo resume a variável do SINASC e as categorias de cada bloco.</w:t>
       </w:r>
     </w:p>
     <w:p>
@@ -9906,7 +10059,7 @@
           <w:sz w:val="20"/>
           <w:szCs w:val="20"/>
         </w:rPr>
-        <w:t>Tabela 10 – Variáveis e categorias das tabelas do dossiê de nascimentos</w:t>
+        <w:t>Tabela 10 – Variáveis e categorias das tabelas do perfil da unidade no Painel de Nascimentos</w:t>
       </w:r>
     </w:p>
     <w:tbl>
@@ -9955,7 +10108,7 @@
                 <w:sz w:val="20"/>
                 <w:szCs w:val="20"/>
               </w:rPr>
-              <w:t>Tabela do dossiê</w:t>
+              <w:t>Tabela do perfil da unidade</w:t>
             </w:r>
           </w:p>
         </w:tc>
@@ -10194,6 +10347,7 @@
                 <w:sz w:val="20"/>
                 <w:szCs w:val="20"/>
               </w:rPr>
+              <w:lastRenderedPageBreak/>
               <w:t>Consultas de pré-natal</w:t>
             </w:r>
           </w:p>
@@ -10502,7 +10656,6 @@
                 <w:sz w:val="20"/>
                 <w:szCs w:val="20"/>
               </w:rPr>
-              <w:lastRenderedPageBreak/>
               <w:t>Via de nascimento</w:t>
             </w:r>
           </w:p>
@@ -10812,7 +10965,7 @@
       <w:pPr>
         <w:pStyle w:val="Ttulo2"/>
       </w:pPr>
-      <w:bookmarkStart w:id="15" w:name="_Toc243245231"/>
+      <w:bookmarkStart w:id="15" w:name="_Toc243245588"/>
       <w:r>
         <w:t>4.6 Grupos de Robson</w:t>
       </w:r>
@@ -10839,6 +10992,7 @@
           <w:sz w:val="20"/>
           <w:szCs w:val="20"/>
         </w:rPr>
+        <w:lastRenderedPageBreak/>
         <w:t>Tabela 11 – Grupos de Robson: definições da OMS (2015) e valores de referência do manual de implementação da OMS (2017)</w:t>
       </w:r>
     </w:p>
@@ -11204,7 +11358,6 @@
                 <w:sz w:val="20"/>
                 <w:szCs w:val="20"/>
               </w:rPr>
-              <w:lastRenderedPageBreak/>
               <w:t>Grupo 4</w:t>
             </w:r>
           </w:p>
@@ -11758,6 +11911,7 @@
           <w:b/>
           <w:bCs/>
         </w:rPr>
+        <w:lastRenderedPageBreak/>
         <w:t xml:space="preserve">Duas observações de leitura. </w:t>
       </w:r>
       <w:r>
@@ -11768,7 +11922,7 @@
       <w:pPr>
         <w:pStyle w:val="Ttulo1"/>
       </w:pPr>
-      <w:bookmarkStart w:id="16" w:name="_Toc243245232"/>
+      <w:bookmarkStart w:id="16" w:name="_Toc243245589"/>
       <w:r>
         <w:t>5. Dicionário do Painel de Internação (SIH/SUS)</w:t>
       </w:r>
@@ -11779,7 +11933,6 @@
         <w:spacing w:after="120" w:line="276" w:lineRule="auto"/>
       </w:pPr>
       <w:r>
-        <w:lastRenderedPageBreak/>
         <w:t>As regras desta seção são as do Dicionário de indicadores de internação (AIH) do grupo de maternidades, versão final de 10/09/2026. Essa versão consolida as decisões da coordenação tomadas entre 30 de agosto e 9 de setembro de 2026 e substitui as versões anteriores, de 2 e de 7 de setembro de 2026. É a versão aplicada aos indicadores publicados no painel e nas apresentações de setembro de 2026.</w:t>
       </w:r>
     </w:p>
@@ -12134,7 +12287,15 @@
                 <w:sz w:val="20"/>
                 <w:szCs w:val="20"/>
               </w:rPr>
-              <w:t>Parto — vaginal: 0310010039, 0310010047, 0310010055 e 0409060313 (laqueadura tubária na mesma internação do parto normal; Portaria SAES/MS 1.549/2024, vigente desde a competência 04/2024; decisão da coordenação, 09/09/2026: é parto vaginal em todas as listas); cesariana: 0411010026, 0411010034, 0411010042.</w:t>
+              <w:t xml:space="preserve">Parto — vaginal: 0310010039, 0310010047, 0310010055 e 0409060313 (laqueadura tubária na </w:t>
+            </w:r>
+            <w:r>
+              <w:rPr>
+                <w:sz w:val="20"/>
+                <w:szCs w:val="20"/>
+              </w:rPr>
+              <w:lastRenderedPageBreak/>
+              <w:t>mesma internação do parto normal; Portaria SAES/MS 1.549/2024, vigente desde a competência 04/2024; decisão da coordenação, 09/09/2026: é parto vaginal em todas as listas); cesariana: 0411010026, 0411010034, 0411010042.</w:t>
             </w:r>
           </w:p>
           <w:p>
@@ -12158,7 +12319,6 @@
                 <w:sz w:val="20"/>
                 <w:szCs w:val="20"/>
               </w:rPr>
-              <w:lastRenderedPageBreak/>
               <w:t>Outros: demais procedimentos.</w:t>
             </w:r>
           </w:p>
@@ -12487,7 +12647,15 @@
                 <w:sz w:val="20"/>
                 <w:szCs w:val="20"/>
               </w:rPr>
-              <w:t>A curetagem semiótica (0409060046) NÃO entra no denominador: no SIGTAP ela só tem CIDs ginecológicos e não é esvaziamento pós-abortamento (decisão da coordenação, 09/09/2026).</w:t>
+              <w:t>A curetagem semiótica (0409060046) NÃO entra no denominador: no SIGTAP ela só tem CIDs ginecológicos e não é esvaziamento pós-</w:t>
+            </w:r>
+            <w:r>
+              <w:rPr>
+                <w:sz w:val="20"/>
+                <w:szCs w:val="20"/>
+              </w:rPr>
+              <w:lastRenderedPageBreak/>
+              <w:t>abortamento (decisão da coordenação, 09/09/2026).</w:t>
             </w:r>
           </w:p>
         </w:tc>
@@ -12516,6 +12684,7 @@
                 <w:sz w:val="20"/>
                 <w:szCs w:val="20"/>
               </w:rPr>
+              <w:lastRenderedPageBreak/>
               <w:t>Porcentagem de internações que resultaram em parto com presença de acompanhante</w:t>
             </w:r>
           </w:p>
@@ -12588,15 +12757,7 @@
                 <w:sz w:val="20"/>
                 <w:szCs w:val="20"/>
               </w:rPr>
-              <w:t xml:space="preserve">Base: Lei 11.108/2005; Portaria GM/MS 2.418/2005 (autoriza a cobrança das despesas com acompanhante na AIH); Portaria GM/MS 1.459/2011, art. 7º. Limitação: DIAR_ACOM </w:t>
-            </w:r>
-            <w:r>
-              <w:rPr>
-                <w:sz w:val="20"/>
-                <w:szCs w:val="20"/>
-              </w:rPr>
-              <w:lastRenderedPageBreak/>
-              <w:t>registra diárias faturadas, não a presença durante o trabalho de parto.</w:t>
+              <w:t>Base: Lei 11.108/2005; Portaria GM/MS 2.418/2005 (autoriza a cobrança das despesas com acompanhante na AIH); Portaria GM/MS 1.459/2011, art. 7º. Limitação: DIAR_ACOM registra diárias faturadas, não a presença durante o trabalho de parto.</w:t>
             </w:r>
           </w:p>
         </w:tc>
@@ -12625,7 +12786,6 @@
                 <w:sz w:val="20"/>
                 <w:szCs w:val="20"/>
               </w:rPr>
-              <w:lastRenderedPageBreak/>
               <w:t>Porcentagem de internações para assistência ao parto vaginal com presença de acompanhante</w:t>
             </w:r>
           </w:p>
@@ -13054,7 +13214,15 @@
                 <w:sz w:val="20"/>
                 <w:szCs w:val="20"/>
               </w:rPr>
-              <w:t>Denominador: leitos-dia do ano — soma, nas 12 competências, de leitos obstétricos EXISTENTES (QT_EXIST, CODLEITO 10 e 43) × dias do mês —, normalizado para ano de 365 dias (em anos bissextos, ajuste 365/366).</w:t>
+              <w:t xml:space="preserve">Denominador: leitos-dia do ano — soma, nas 12 competências, de leitos obstétricos EXISTENTES (QT_EXIST, CODLEITO 10 e 43) × dias do mês —, </w:t>
+            </w:r>
+            <w:r>
+              <w:rPr>
+                <w:sz w:val="20"/>
+                <w:szCs w:val="20"/>
+              </w:rPr>
+              <w:lastRenderedPageBreak/>
+              <w:t>normalizado para ano de 365 dias (em anos bissextos, ajuste 365/366).</w:t>
             </w:r>
           </w:p>
           <w:p>
@@ -13095,6 +13263,7 @@
                 <w:sz w:val="20"/>
                 <w:szCs w:val="20"/>
               </w:rPr>
+              <w:lastRenderedPageBreak/>
               <w:t>Tempo médio de permanência (geral, parto vaginal, cesariana, aborto, intercorrências clínicas)</w:t>
             </w:r>
           </w:p>
@@ -13155,15 +13324,7 @@
                 <w:sz w:val="20"/>
                 <w:szCs w:val="20"/>
               </w:rPr>
-              <w:t xml:space="preserve">TMP = soma de DIAS_PERM / número de AIH, no geral e por grupo (Parto Vaginal, Cesariana, Aborto, Intercorrências Clínicas), com os mesmos códigos do indicador de motivos (0409060313 incluído em parto vaginal). DIAS_PERM = </w:t>
-            </w:r>
-            <w:r>
-              <w:rPr>
-                <w:sz w:val="20"/>
-                <w:szCs w:val="20"/>
-              </w:rPr>
-              <w:lastRenderedPageBreak/>
-              <w:t>DT_SAIDA − DT_INTER (internação e alta no mesmo dia = 0).</w:t>
+              <w:t>TMP = soma de DIAS_PERM / número de AIH, no geral e por grupo (Parto Vaginal, Cesariana, Aborto, Intercorrências Clínicas), com os mesmos códigos do indicador de motivos (0409060313 incluído em parto vaginal). DIAS_PERM = DT_SAIDA − DT_INTER (internação e alta no mesmo dia = 0).</w:t>
             </w:r>
           </w:p>
           <w:p>
@@ -13623,6 +13784,7 @@
           <w:sz w:val="20"/>
           <w:szCs w:val="20"/>
         </w:rPr>
+        <w:lastRenderedPageBreak/>
         <w:t>Tabela 14 – Internações neonatais: indicadores e regras</w:t>
       </w:r>
     </w:p>
@@ -13918,15 +14080,7 @@
                 <w:sz w:val="20"/>
                 <w:szCs w:val="20"/>
               </w:rPr>
-              <w:t xml:space="preserve">Numerador: NEO = 1 com MARCA_UTI 81 ou 82 (UTI neonatal tipos II e III; Portaria GM/MS </w:t>
-            </w:r>
-            <w:r>
-              <w:rPr>
-                <w:sz w:val="20"/>
-                <w:szCs w:val="20"/>
-              </w:rPr>
-              <w:lastRenderedPageBreak/>
-              <w:t>930/2012, art. 12, parágrafo único, e Portaria GM/MS 2.862/2023, art. 146). Denominador: NEO = 1.</w:t>
+              <w:t>Numerador: NEO = 1 com MARCA_UTI 81 ou 82 (UTI neonatal tipos II e III; Portaria GM/MS 930/2012, art. 12, parágrafo único, e Portaria GM/MS 2.862/2023, art. 146). Denominador: NEO = 1.</w:t>
             </w:r>
           </w:p>
           <w:p>
@@ -13967,7 +14121,6 @@
                 <w:sz w:val="20"/>
                 <w:szCs w:val="20"/>
               </w:rPr>
-              <w:lastRenderedPageBreak/>
               <w:t>Distribuição percentual das internações neonatais por tipo de saída (alta, transferência e óbito)</w:t>
             </w:r>
           </w:p>
@@ -14230,7 +14383,15 @@
                 <w:sz w:val="20"/>
                 <w:szCs w:val="20"/>
               </w:rPr>
-              <w:t>Denominador: leitos-dia de UTIN — leitos EXISTENTES (QT_EXIST, CODLEITO 81 e 82) por competência × dias do mês —, normalizado para ano de 365 dias. Regra transitória aprovada pela coordenação (05/09/2026): o CODLEITO 80 (UTI neonatal tipo I) entra apenas nas competências em que a unidade não tem nenhum leito 81/82 (coerente com a Portaria SAES/MS 2.902/2025, que reclassificou os leitos tipo I).</w:t>
+              <w:t xml:space="preserve">Denominador: leitos-dia de UTIN — leitos EXISTENTES (QT_EXIST, CODLEITO 81 e 82) por competência × dias do mês —, normalizado para ano de 365 dias. Regra transitória aprovada pela coordenação (05/09/2026): o CODLEITO 80 (UTI neonatal tipo I) entra apenas nas competências em que a unidade não tem nenhum leito 81/82 </w:t>
+            </w:r>
+            <w:r>
+              <w:rPr>
+                <w:sz w:val="20"/>
+                <w:szCs w:val="20"/>
+              </w:rPr>
+              <w:lastRenderedPageBreak/>
+              <w:t>(coerente com a Portaria SAES/MS 2.902/2025, que reclassificou os leitos tipo I).</w:t>
             </w:r>
           </w:p>
         </w:tc>
@@ -14420,119 +14581,110 @@
                 <w:sz w:val="20"/>
                 <w:szCs w:val="20"/>
               </w:rPr>
-              <w:t xml:space="preserve">Proporção de internações obstétricas com pelo menos uma condição potencialmente ameaçadora à vida (CPAV), operacionalizada no SIH/SUS conforme o Painel de Vigilância </w:t>
-            </w:r>
+              <w:t>Proporção de internações obstétricas com pelo menos uma condição potencialmente ameaçadora à vida (CPAV), operacionalizada no SIH/SUS conforme o Painel de Vigilância da Saúde Materna do Observatório Obstétrico Brasileiro (OOBr; Domingues et al. 2024). Não corresponde a near miss materno.</w:t>
+            </w:r>
+          </w:p>
+        </w:tc>
+        <w:tc>
+          <w:tcPr>
+            <w:tcW w:w="4338" w:type="dxa"/>
+            <w:shd w:val="clear" w:color="auto" w:fill="FFFFFF"/>
+            <w:tcMar>
+              <w:top w:w="60" w:type="dxa"/>
+              <w:left w:w="90" w:type="dxa"/>
+              <w:bottom w:w="60" w:type="dxa"/>
+              <w:right w:w="90" w:type="dxa"/>
+            </w:tcMar>
+          </w:tcPr>
+          <w:p>
+            <w:pPr>
+              <w:spacing w:after="60" w:line="252" w:lineRule="auto"/>
+            </w:pPr>
+            <w:r>
+              <w:rPr>
+                <w:sz w:val="20"/>
+                <w:szCs w:val="20"/>
+              </w:rPr>
+              <w:t>Fonte: SIH-RD e SIH-SP. Critério reescrito conforme o script do OOBr (decisão da coordenação, 09/09/2026), aplicado sobre o universo obstétrico da planilha (mulheres de 10 a 59 anos). Denominador: universo obstétrico.</w:t>
+            </w:r>
+          </w:p>
+          <w:p>
+            <w:pPr>
+              <w:spacing w:after="60" w:line="252" w:lineRule="auto"/>
+            </w:pPr>
+            <w:r>
+              <w:rPr>
+                <w:sz w:val="20"/>
+                <w:szCs w:val="20"/>
+              </w:rPr>
+              <w:t>Caso = internação do universo com pelo menos um dos critérios:</w:t>
+            </w:r>
+          </w:p>
+          <w:p>
+            <w:pPr>
+              <w:spacing w:after="60" w:line="252" w:lineRule="auto"/>
+            </w:pPr>
+            <w:r>
+              <w:rPr>
+                <w:sz w:val="20"/>
+                <w:szCs w:val="20"/>
+              </w:rPr>
+              <w:t>1. CID (qualquer campo de diagnóstico): descolamento prematuro de placenta O450, O458, O459; gravidez ectópica O000 a O002, O008, O009; hemorragia pós-parto O720 a O722; rotura uterina O710, O711; pré-eclâmpsia grave O141; eclâmpsia O150 a O152, O159; hipertensão grave O11, O13, O149, O16, O100 a O104, O109, I10 a I15; encefalopatia hipertensiva I674; endometrite O85; edema pulmonar J81; insuficiência respiratória J80, J960, J969, R092, I26x, O032, O037, O042, O047, O052, O057, O062, O067, O072, O077, O082,</w:t>
+            </w:r>
+            <w:r>
+              <w:rPr>
+                <w:sz w:val="20"/>
+                <w:szCs w:val="20"/>
+              </w:rPr>
+              <w:t xml:space="preserve"> O880 a O883, O888; convulsões R568; sepse A40x, A41x, A021, A227, A267, A327, A427, B377, O080, O753, O85; choque E86, R570, R571, R578, R579, T811, I460, O083, O751; crise tireotóxica E055; transfusão Z513; histerectomia O822; intubação O29x, O74x, O89x (decisão da coordenação, 09/09/2026).</w:t>
+            </w:r>
+          </w:p>
+          <w:p>
+            <w:pPr>
+              <w:spacing w:after="60" w:line="252" w:lineRule="auto"/>
+            </w:pPr>
+            <w:r>
+              <w:rPr>
+                <w:sz w:val="20"/>
+                <w:szCs w:val="20"/>
+              </w:rPr>
+              <w:t>2. Procedimento (PROC_REA) ou ato profissional (SP_ATOPROF) correspondente aos critérios: hipertensão grave, choque, transfusão, acesso venoso central, histerectomia, diárias de UTI, cirurgias, e ainda 0411020048 (ectópica), 0409060160 (rotura), 0303100028 (eclâmpsia), 0303040211 (encefalopatia), 0303060131 (edema agudo), 0303060140 (insuficiência respiratória).</w:t>
+            </w:r>
+          </w:p>
+          <w:p>
+            <w:pPr>
+              <w:spacing w:after="60" w:line="252" w:lineRule="auto"/>
+            </w:pPr>
+            <w:r>
+              <w:rPr>
+                <w:sz w:val="20"/>
+                <w:szCs w:val="20"/>
+              </w:rPr>
+              <w:t>3. Admissão à UTI: UTI_MES_TO &gt; 0, diária de UTI (0802010083, 0802010091, 0802010105, 0802010296, 0802010318) ou ato de UTI na base SP.</w:t>
+            </w:r>
+          </w:p>
+          <w:p>
+            <w:pPr>
+              <w:spacing w:after="60" w:line="252" w:lineRule="auto"/>
+            </w:pPr>
+            <w:r>
+              <w:rPr>
+                <w:sz w:val="20"/>
+                <w:szCs w:val="20"/>
+              </w:rPr>
+              <w:t>4. Intervenção cirúrgica: procedimentos da lista do OOBr; curetagem 0411020013 apenas em episódio de parto ou com intercorrência puerperal (PROC_REA 0303100010 ou diagnóstico principal O70 a O94).</w:t>
+            </w:r>
+          </w:p>
+          <w:p>
+            <w:pPr>
+              <w:spacing w:after="60" w:line="252" w:lineRule="auto"/>
+            </w:pPr>
             <w:r>
               <w:rPr>
                 <w:sz w:val="20"/>
                 <w:szCs w:val="20"/>
               </w:rPr>
               <w:lastRenderedPageBreak/>
-              <w:t>da Saúde Materna do Observatório Obstétrico Brasileiro (OOBr; Domingues et al. 2024). Não corresponde a near miss materno.</w:t>
-            </w:r>
-          </w:p>
-        </w:tc>
-        <w:tc>
-          <w:tcPr>
-            <w:tcW w:w="4338" w:type="dxa"/>
-            <w:shd w:val="clear" w:color="auto" w:fill="FFFFFF"/>
-            <w:tcMar>
-              <w:top w:w="60" w:type="dxa"/>
-              <w:left w:w="90" w:type="dxa"/>
-              <w:bottom w:w="60" w:type="dxa"/>
-              <w:right w:w="90" w:type="dxa"/>
-            </w:tcMar>
-          </w:tcPr>
-          <w:p>
-            <w:pPr>
-              <w:spacing w:after="60" w:line="252" w:lineRule="auto"/>
-            </w:pPr>
-            <w:r>
-              <w:rPr>
-                <w:sz w:val="20"/>
-                <w:szCs w:val="20"/>
-              </w:rPr>
-              <w:lastRenderedPageBreak/>
-              <w:t>Fonte: SIH-RD e SIH-SP. Critério reescrito conforme o script do OOBr (decisão da coordenação, 09/09/2026), aplicado sobre o universo obstétrico da planilha (mulheres de 10 a 59 anos). Denominador: universo obstétrico.</w:t>
-            </w:r>
-          </w:p>
-          <w:p>
-            <w:pPr>
-              <w:spacing w:after="60" w:line="252" w:lineRule="auto"/>
-            </w:pPr>
-            <w:r>
-              <w:rPr>
-                <w:sz w:val="20"/>
-                <w:szCs w:val="20"/>
-              </w:rPr>
-              <w:lastRenderedPageBreak/>
-              <w:t>Caso = internação do universo com pelo menos um dos critérios:</w:t>
-            </w:r>
-          </w:p>
-          <w:p>
-            <w:pPr>
-              <w:spacing w:after="60" w:line="252" w:lineRule="auto"/>
-            </w:pPr>
-            <w:r>
-              <w:rPr>
-                <w:sz w:val="20"/>
-                <w:szCs w:val="20"/>
-              </w:rPr>
-              <w:t>1. CID (qualquer campo de diagnóstico): descolamento prematuro de placenta O450, O458, O459; gravidez ectópica O000 a O002, O008, O009; hemorragia pós-parto O720 a O722; rotura uterina O710, O711; pré-eclâmpsia grave O141; eclâmpsia O150 a O152, O159; hipertensão grave O11, O13, O149, O16, O100 a O104, O109, I10 a I15; encefalopatia hipertensiva I674; endometrite O85; edema pulmonar J81; insuficiência respiratória J80, J960, J969, R092, I26x, O032, O037, O042, O047, O052, O057, O062, O067, O072, O077, O082,</w:t>
-            </w:r>
-            <w:r>
-              <w:rPr>
-                <w:sz w:val="20"/>
-                <w:szCs w:val="20"/>
-              </w:rPr>
-              <w:t xml:space="preserve"> O880 a O883, O888; convulsões R568; sepse A40x, A41x, A021, A227, A267, A327, A427, B377, O080, O753, O85; choque E86, R570, R571, R578, R579, T811, I460, O083, O751; crise tireotóxica E055; transfusão Z513; histerectomia O822; intubação O29x, O74x, O89x (decisão da coordenação, 09/09/2026).</w:t>
-            </w:r>
-          </w:p>
-          <w:p>
-            <w:pPr>
-              <w:spacing w:after="60" w:line="252" w:lineRule="auto"/>
-            </w:pPr>
-            <w:r>
-              <w:rPr>
-                <w:sz w:val="20"/>
-                <w:szCs w:val="20"/>
-              </w:rPr>
-              <w:t>2. Procedimento (PROC_REA) ou ato profissional (SP_ATOPROF) correspondente aos critérios: hipertensão grave, choque, transfusão, acesso venoso central, histerectomia, diárias de UTI, cirurgias, e ainda 0411020048 (ectópica), 0409060160 (rotura), 0303100028 (eclâmpsia), 0303040211 (encefalopatia), 0303060131 (edema agudo), 0303060140 (insuficiência respiratória).</w:t>
-            </w:r>
-          </w:p>
-          <w:p>
-            <w:pPr>
-              <w:spacing w:after="60" w:line="252" w:lineRule="auto"/>
-            </w:pPr>
-            <w:r>
-              <w:rPr>
-                <w:sz w:val="20"/>
-                <w:szCs w:val="20"/>
-              </w:rPr>
-              <w:t>3. Admissão à UTI: UTI_MES_TO &gt; 0, diária de UTI (0802010083, 0802010091, 0802010105, 0802010296, 0802010318) ou ato de UTI na base SP.</w:t>
-            </w:r>
-          </w:p>
-          <w:p>
-            <w:pPr>
-              <w:spacing w:after="60" w:line="252" w:lineRule="auto"/>
-            </w:pPr>
-            <w:r>
-              <w:rPr>
-                <w:sz w:val="20"/>
-                <w:szCs w:val="20"/>
-              </w:rPr>
-              <w:t>4. Intervenção cirúrgica: procedimentos da lista do OOBr; curetagem 0411020013 apenas em episódio de parto ou com intercorrência puerperal (PROC_REA 0303100010 ou diagnóstico principal O70 a O94).</w:t>
-            </w:r>
-          </w:p>
-          <w:p>
-            <w:pPr>
-              <w:spacing w:after="60" w:line="252" w:lineRule="auto"/>
-            </w:pPr>
-            <w:r>
-              <w:rPr>
-                <w:sz w:val="20"/>
-                <w:szCs w:val="20"/>
-              </w:rPr>
               <w:t>5. Tempo de permanência maior que 7 dias (DT_SAIDA − DT_INTER) apenas em internações de parto (lista de partos do OOBr, incluído o 0409060313), excluindo AIH com diária de acompanhante 0802010024.</w:t>
             </w:r>
           </w:p>
@@ -14659,7 +14811,6 @@
                 <w:sz w:val="20"/>
                 <w:szCs w:val="20"/>
               </w:rPr>
-              <w:lastRenderedPageBreak/>
               <w:t>Complicações tromboembólicas: O880 a O883, O888; I26.</w:t>
             </w:r>
           </w:p>
@@ -14749,7 +14900,6 @@
                 <w:sz w:val="20"/>
                 <w:szCs w:val="20"/>
               </w:rPr>
-              <w:lastRenderedPageBreak/>
               <w:t>Porcentagem de casos de morbidade materna grave com internação em UTI</w:t>
             </w:r>
           </w:p>
@@ -15029,6 +15179,7 @@
                 <w:sz w:val="20"/>
                 <w:szCs w:val="20"/>
               </w:rPr>
+              <w:lastRenderedPageBreak/>
               <w:t>Porcentagem de casos de morbidade materna grave com realização de histerectomia</w:t>
             </w:r>
           </w:p>
@@ -15133,7 +15284,6 @@
           <w:sz w:val="20"/>
           <w:szCs w:val="20"/>
         </w:rPr>
-        <w:lastRenderedPageBreak/>
         <w:t>Tabela 16 – Morbidade neonatal: indicadores e regras</w:t>
       </w:r>
     </w:p>
@@ -15468,7 +15618,7 @@
       <w:pPr>
         <w:pStyle w:val="Ttulo2"/>
       </w:pPr>
-      <w:bookmarkStart w:id="17" w:name="_Toc243245233"/>
+      <w:bookmarkStart w:id="17" w:name="_Toc243245590"/>
       <w:r>
         <w:t>5.1 Comparador e destaques</w:t>
       </w:r>
@@ -15479,14 +15629,18 @@
         <w:spacing w:after="120" w:line="276" w:lineRule="auto"/>
       </w:pPr>
       <w:r>
-        <w:t>No comparador do Painel de Internação, a média do grupo é a média simples das unidades do grupo com dados no ano, e o destaque segue a regra descrita na seção 3.2. Os valores publicados referem-se às 114 unidades calculadas em 9 de setembro de 2026 e às unidades incluídas posteriormente (Pernambuco, em 12 de setembro; Maranhão, Ceará e São Paulo, em 23 de setembro de 2026).</w:t>
+        <w:t xml:space="preserve">No comparador do Painel de Internação, a média do grupo é a média simples das unidades do grupo com dados no ano, e o destaque segue a regra descrita na seção 3.2. Os valores publicados </w:t>
+      </w:r>
+      <w:r>
+        <w:lastRenderedPageBreak/>
+        <w:t>referem-se às 114 unidades calculadas em 9 de setembro de 2026 e às unidades incluídas posteriormente (Pernambuco, em 12 de setembro; Maranhão, Ceará e São Paulo, em 23 de setembro de 2026).</w:t>
       </w:r>
     </w:p>
     <w:p>
       <w:pPr>
         <w:pStyle w:val="Ttulo1"/>
       </w:pPr>
-      <w:bookmarkStart w:id="18" w:name="_Toc243245234"/>
+      <w:bookmarkStart w:id="18" w:name="_Toc243245591"/>
       <w:r>
         <w:t>6. Dicionário do Painel de Mortalidade (SIM)</w:t>
       </w:r>
@@ -15497,11 +15651,10 @@
         <w:spacing w:after="120" w:line="276" w:lineRule="auto"/>
       </w:pPr>
       <w:r>
-        <w:t xml:space="preserve">As regras desta seção são as do Dicionário de indicadores de mortalidade do grupo de maternidades, versão de 11/09/2026. O dicionário descreve os indicadores publicados no painel e nas apresentações por maternidade, calculados em 11 de setembro de 2026 segundo as seguintes regras: óbito materno pela definição do Ministério da Saúde; Lista Brasileira de Causas de Mortes Evitáveis por Intervenções do SUS (LBE), na versão de tabulação para menores de 5 anos do </w:t>
+        <w:t>As regras desta seção são as do Dicionário de indicadores de mortalidade do grupo de maternidades, versão de 11/09/2026. O dicionário descreve os indicadores publicados no painel e nas apresentações por maternidade, calculados em 11 de setembro de 2026 segundo as seguintes regras: óbito materno pela definição do Ministério da Saúde; Lista Brasileira de Causas de Mortes Evitáveis por Intervenções do SUS (LBE), na versão de tabulação para menores de 5 anos do DATASUS e da Secretaria de Vigilância em Saúde (SV</w:t>
       </w:r>
       <w:r>
-        <w:lastRenderedPageBreak/>
-        <w:t>DATASUS e da Secretaria de Vigilância em Saúde (SVS); e recuperação da idade neonatal pelo campo IDADE da Declaração de Óbito.</w:t>
+        <w:t>S); e recuperação da idade neonatal pelo campo IDADE da Declaração de Óbito.</w:t>
       </w:r>
     </w:p>
     <w:p>
@@ -15754,7 +15907,15 @@
                 <w:sz w:val="20"/>
                 <w:szCs w:val="20"/>
               </w:rPr>
-              <w:t>Registros com CODESTAB em branco (óbitos em domicílio, via pública ou sem identificação do estabelecimento) não são atribuídos a nenhuma unidade. HCFAMEMA (Marília, SP): os CNES 2025507 (hospital adulto) e 2025523 (materno-infantil) são tratados como um único complexo: óbitos dos dois códigos e nascidos vivos do 2025523.</w:t>
+              <w:t xml:space="preserve">Registros com CODESTAB em branco (óbitos em domicílio, via pública ou sem identificação do estabelecimento) não são atribuídos a nenhuma unidade. HCFAMEMA (Marília, SP): os CNES 2025507 (hospital adulto) e 2025523 (materno-infantil) são tratados como um único complexo: </w:t>
+            </w:r>
+            <w:r>
+              <w:rPr>
+                <w:sz w:val="20"/>
+                <w:szCs w:val="20"/>
+              </w:rPr>
+              <w:lastRenderedPageBreak/>
+              <w:t>óbitos dos dois códigos e nascidos vivos do 2025523.</w:t>
             </w:r>
           </w:p>
         </w:tc>
@@ -15783,6 +15944,7 @@
                 <w:sz w:val="20"/>
                 <w:szCs w:val="20"/>
               </w:rPr>
+              <w:lastRenderedPageBreak/>
               <w:t>Nascidos vivos (denominador)</w:t>
             </w:r>
           </w:p>
@@ -15884,7 +16046,6 @@
                 <w:sz w:val="20"/>
                 <w:szCs w:val="20"/>
               </w:rPr>
-              <w:lastRenderedPageBreak/>
               <w:t>Situação dos dados</w:t>
             </w:r>
           </w:p>
@@ -16231,7 +16392,15 @@
                 <w:sz w:val="20"/>
                 <w:szCs w:val="20"/>
               </w:rPr>
-              <w:t>Não há filtro de idade. Registros com OBITOGRAV e OBITOPUERP ignorados entram apenas pelas condições (a) e (b). Homens e óbitos com causa presumível sem confirmação do momento (condição c com campos ignorados) não entram: essa era a diferença da regra anterior, que contava todos os B20 a B24 com os campos em branco.</w:t>
+              <w:t xml:space="preserve">Não há filtro de idade. Registros com OBITOGRAV e OBITOPUERP ignorados entram apenas pelas </w:t>
+            </w:r>
+            <w:r>
+              <w:rPr>
+                <w:sz w:val="20"/>
+                <w:szCs w:val="20"/>
+              </w:rPr>
+              <w:lastRenderedPageBreak/>
+              <w:t>condições (a) e (b). Homens e óbitos com causa presumível sem confirmação do momento (condição c com campos ignorados) não entram: essa era a diferença da regra anterior, que contava todos os B20 a B24 com os campos em branco.</w:t>
             </w:r>
           </w:p>
           <w:p>
@@ -16272,6 +16441,7 @@
                 <w:sz w:val="20"/>
                 <w:szCs w:val="20"/>
               </w:rPr>
+              <w:lastRenderedPageBreak/>
               <w:t>Razão de Mortalidade Materna (RMM)</w:t>
             </w:r>
           </w:p>
@@ -16296,15 +16466,7 @@
                 <w:sz w:val="20"/>
                 <w:szCs w:val="20"/>
               </w:rPr>
-              <w:t xml:space="preserve">Número de óbitos maternos ocorridos na unidade, dividido pelo número de nascidos vivos ocorridos na unidade no </w:t>
-            </w:r>
-            <w:r>
-              <w:rPr>
-                <w:sz w:val="20"/>
-                <w:szCs w:val="20"/>
-              </w:rPr>
-              <w:lastRenderedPageBreak/>
-              <w:t>mesmo ano e multiplicado por 100.000.</w:t>
+              <w:t>Número de óbitos maternos ocorridos na unidade, dividido pelo número de nascidos vivos ocorridos na unidade no mesmo ano e multiplicado por 100.000.</w:t>
             </w:r>
           </w:p>
         </w:tc>
@@ -16328,7 +16490,6 @@
                 <w:sz w:val="20"/>
                 <w:szCs w:val="20"/>
               </w:rPr>
-              <w:lastRenderedPageBreak/>
               <w:t>Fonte: SIM-DO e SINASC.</w:t>
             </w:r>
           </w:p>
@@ -16341,15 +16502,7 @@
                 <w:sz w:val="20"/>
                 <w:szCs w:val="20"/>
               </w:rPr>
-              <w:t xml:space="preserve">Numerador: OBITO_MATERNO = 1, por CODESTAB e ano de DTOBITO. Denominador: nascidos vivos por CODESTAB e ano de DTNASC. Sem fator de </w:t>
-            </w:r>
-            <w:r>
-              <w:rPr>
-                <w:sz w:val="20"/>
-                <w:szCs w:val="20"/>
-              </w:rPr>
-              <w:lastRenderedPageBreak/>
-              <w:t>correção (o IDB aplica fator de correção apenas aos agregados de UF e país).</w:t>
+              <w:t>Numerador: OBITO_MATERNO = 1, por CODESTAB e ano de DTOBITO. Denominador: nascidos vivos por CODESTAB e ano de DTNASC. Sem fator de correção (o IDB aplica fator de correção apenas aos agregados de UF e país).</w:t>
             </w:r>
           </w:p>
           <w:p>
@@ -16390,7 +16543,6 @@
                 <w:sz w:val="20"/>
                 <w:szCs w:val="20"/>
               </w:rPr>
-              <w:lastRenderedPageBreak/>
               <w:t>Distribuição dos óbitos maternos por tipo de causa obstétrica (diretas, indiretas e inespecíficas)</w:t>
             </w:r>
           </w:p>
@@ -16660,6 +16812,7 @@
                 <w:sz w:val="20"/>
                 <w:szCs w:val="20"/>
               </w:rPr>
+              <w:lastRenderedPageBreak/>
               <w:t>"Outras causas diretas" = demais causas diretas (O21 a O23, O24.4, O26 a O43, O47 a O66, O68 a O71, O73 a O84, O87, O89, O90, O92, A34, D39.2, E23.0, F53, M83.0).</w:t>
             </w:r>
           </w:p>
@@ -16701,6 +16854,7 @@
                 <w:sz w:val="20"/>
                 <w:szCs w:val="20"/>
               </w:rPr>
+              <w:lastRenderedPageBreak/>
               <w:t>Distribuição dos óbitos maternos indiretos por grupo de causas</w:t>
             </w:r>
           </w:p>
@@ -16725,15 +16879,7 @@
                 <w:sz w:val="20"/>
                 <w:szCs w:val="20"/>
               </w:rPr>
-              <w:t xml:space="preserve">Número de óbitos maternos por causas obstétricas indiretas </w:t>
-            </w:r>
-            <w:r>
-              <w:rPr>
-                <w:sz w:val="20"/>
-                <w:szCs w:val="20"/>
-              </w:rPr>
-              <w:lastRenderedPageBreak/>
-              <w:t>em cada grupo de causas, com o total de indiretas.</w:t>
+              <w:t>Número de óbitos maternos por causas obstétricas indiretas em cada grupo de causas, com o total de indiretas.</w:t>
             </w:r>
           </w:p>
         </w:tc>
@@ -16757,7 +16903,6 @@
                 <w:sz w:val="20"/>
                 <w:szCs w:val="20"/>
               </w:rPr>
-              <w:lastRenderedPageBreak/>
               <w:t>Fonte: SIM-DO.</w:t>
             </w:r>
           </w:p>
@@ -16770,7 +16915,6 @@
                 <w:sz w:val="20"/>
                 <w:szCs w:val="20"/>
               </w:rPr>
-              <w:lastRenderedPageBreak/>
               <w:t>Criada a variável GRUPO_INDIRETA a partir de CAUSABAS dos registros com TIPO_CAUSA = "Indireta":</w:t>
             </w:r>
           </w:p>
@@ -17093,19 +17237,7 @@
                 <w:sz w:val="20"/>
                 <w:szCs w:val="20"/>
               </w:rPr>
-              <w:t>Não entram: registros com idade gestacional inferior a 22 semanas e peso inferior a 500 g; e registros com os dois campos ignorados (branco, 99 ou 9999, ou fora da faixa válida). Este segundo grupo é uma exclusão, não uma estimativa: o IDB recomenda incluir no numerador os óbitos fetais com idade gestacional ignorada. A opção adotada é conservadora e deve constar nas notas das apresentações.</w:t>
-            </w:r>
-          </w:p>
-          <w:p>
-            <w:pPr>
-              <w:spacing w:after="60" w:line="252" w:lineRule="auto"/>
-            </w:pPr>
-            <w:r>
-              <w:rPr>
-                <w:sz w:val="20"/>
-                <w:szCs w:val="20"/>
-              </w:rPr>
-              <w:t xml:space="preserve">Estabelecimento: CODESTAB; ano: DTOBITO. Referência: IDB/DATASUS C.5; CID-10, volume 2 (limite de 22 semanas ou 500 g para as estatísticas perinatais nacionais); Portaria SVS/MS 116/2009 (a DO fetal é obrigatória a partir de 20 semanas, 500 </w:t>
+              <w:t xml:space="preserve">Não entram: registros com idade gestacional inferior a 22 semanas e peso inferior a 500 g; e registros com os dois campos ignorados (branco, 99 ou 9999, ou fora da faixa válida). Este segundo </w:t>
             </w:r>
             <w:r>
               <w:rPr>
@@ -17113,7 +17245,19 @@
                 <w:szCs w:val="20"/>
               </w:rPr>
               <w:lastRenderedPageBreak/>
-              <w:t>g ou 25 cm, por isso o arquivo contém registros abaixo do limite estatístico).</w:t>
+              <w:t>grupo é uma exclusão, não uma estimativa: o IDB recomenda incluir no numerador os óbitos fetais com idade gestacional ignorada. A opção adotada é conservadora e deve constar nas notas das apresentações.</w:t>
+            </w:r>
+          </w:p>
+          <w:p>
+            <w:pPr>
+              <w:spacing w:after="60" w:line="252" w:lineRule="auto"/>
+            </w:pPr>
+            <w:r>
+              <w:rPr>
+                <w:sz w:val="20"/>
+                <w:szCs w:val="20"/>
+              </w:rPr>
+              <w:t>Estabelecimento: CODESTAB; ano: DTOBITO. Referência: IDB/DATASUS C.5; CID-10, volume 2 (limite de 22 semanas ou 500 g para as estatísticas perinatais nacionais); Portaria SVS/MS 116/2009 (a DO fetal é obrigatória a partir de 20 semanas, 500 g ou 25 cm, por isso o arquivo contém registros abaixo do limite estatístico).</w:t>
             </w:r>
           </w:p>
         </w:tc>
@@ -17530,6 +17674,7 @@
                 <w:sz w:val="20"/>
                 <w:szCs w:val="20"/>
               </w:rPr>
+              <w:lastRenderedPageBreak/>
               <w:t>"Transtornos ligados à gestação e crescimento fetal" = P05, P07, P08;</w:t>
             </w:r>
           </w:p>
@@ -17590,7 +17735,6 @@
                 <w:sz w:val="20"/>
                 <w:szCs w:val="20"/>
               </w:rPr>
-              <w:lastRenderedPageBreak/>
               <w:t>"Causas mal definidas" = R00 a R99, P95 (morte fetal de causa não especificada);</w:t>
             </w:r>
           </w:p>
@@ -17983,6 +18127,7 @@
                 <w:sz w:val="20"/>
                 <w:szCs w:val="20"/>
               </w:rPr>
+              <w:lastRenderedPageBreak/>
               <w:t>Distribuição percentual dos óbitos perinatais por faixa de peso</w:t>
             </w:r>
           </w:p>
@@ -18072,18 +18217,7 @@
                 <w:sz w:val="20"/>
                 <w:szCs w:val="20"/>
               </w:rPr>
-              <w:t xml:space="preserve">Distribuição percentual dos óbitos perinatais por </w:t>
-            </w:r>
-            <w:r>
-              <w:rPr>
-                <w:b/>
-                <w:bCs/>
-                <w:color w:val="0A213D"/>
-                <w:sz w:val="20"/>
-                <w:szCs w:val="20"/>
-              </w:rPr>
-              <w:lastRenderedPageBreak/>
-              <w:t>momento do óbito (componente fetal e neonatal precoce)</w:t>
+              <w:t>Distribuição percentual dos óbitos perinatais por momento do óbito (componente fetal e neonatal precoce)</w:t>
             </w:r>
           </w:p>
         </w:tc>
@@ -18107,16 +18241,7 @@
                 <w:sz w:val="20"/>
                 <w:szCs w:val="20"/>
               </w:rPr>
-              <w:lastRenderedPageBreak/>
-              <w:t xml:space="preserve">Total de óbitos perinatais em cada componente (fetal ou </w:t>
-            </w:r>
-            <w:r>
-              <w:rPr>
-                <w:sz w:val="20"/>
-                <w:szCs w:val="20"/>
-              </w:rPr>
-              <w:lastRenderedPageBreak/>
-              <w:t>neonatal precoce), dividido pelo total de óbitos perinatais e multiplicado por 100.</w:t>
+              <w:t>Total de óbitos perinatais em cada componente (fetal ou neonatal precoce), dividido pelo total de óbitos perinatais e multiplicado por 100.</w:t>
             </w:r>
           </w:p>
         </w:tc>
@@ -18140,7 +18265,6 @@
                 <w:sz w:val="20"/>
                 <w:szCs w:val="20"/>
               </w:rPr>
-              <w:lastRenderedPageBreak/>
               <w:t>Fonte: SIM-DOFET e SIM-DO.</w:t>
             </w:r>
           </w:p>
@@ -18153,7 +18277,6 @@
                 <w:sz w:val="20"/>
                 <w:szCs w:val="20"/>
               </w:rPr>
-              <w:lastRenderedPageBreak/>
               <w:t>"Fetal" = OBITO_FETAL = 1 (registro da DOFET); "Neonatal precoce" = óbito da DO com IDADE_DIAS entre 0 e 6. Denominador: OBITO_PERINATAL = 1.</w:t>
             </w:r>
           </w:p>
@@ -18183,7 +18306,6 @@
                 <w:sz w:val="20"/>
                 <w:szCs w:val="20"/>
               </w:rPr>
-              <w:lastRenderedPageBreak/>
               <w:t>Distribuição percentual dos óbitos perinatais por grupo de causas</w:t>
             </w:r>
           </w:p>
@@ -18595,6 +18717,7 @@
                 <w:sz w:val="20"/>
                 <w:szCs w:val="20"/>
               </w:rPr>
+              <w:lastRenderedPageBreak/>
               <w:t>Limitação estrutural: o óbito é atribuído pelo local de ocorrência e a DO não informa o estabelecimento de nascimento. Em maternidades de referência com UTI neonatal, óbitos de recém-nascidos nascidos em outro serviço entram no numerador enquanto o denominador só tem os nascidos vivos da própria unidade, o que eleva a taxa. A taxa por estabelecimento não é comparável à taxa populacional do IDB.</w:t>
             </w:r>
           </w:p>
@@ -19142,6 +19265,7 @@
                 <w:sz w:val="20"/>
                 <w:szCs w:val="20"/>
               </w:rPr>
+              <w:lastRenderedPageBreak/>
               <w:t>"Reduzíveis por imunoprevenção" = A17, A19, A33, A35 a A37, A80, B05, B06, B16, B26, G00.0, P35.0, P35.3;</w:t>
             </w:r>
           </w:p>
@@ -19166,7 +19290,6 @@
                 <w:sz w:val="20"/>
                 <w:szCs w:val="20"/>
               </w:rPr>
-              <w:lastRenderedPageBreak/>
               <w:t>"Reduzíveis por atenção à mulher no parto" = P02.0, P02.1, P02.4 a P02.6, P03, P08, P10 a P15, P20, P21, P24.0 a P24.2, P24.8, P24.9;</w:t>
             </w:r>
           </w:p>
@@ -19271,7 +19394,7 @@
       <w:pPr>
         <w:pStyle w:val="Ttulo2"/>
       </w:pPr>
-      <w:bookmarkStart w:id="19" w:name="_Toc243245235"/>
+      <w:bookmarkStart w:id="19" w:name="_Toc243245592"/>
       <w:r>
         <w:t>6.1 Notas metodológicas do dicionário</w:t>
       </w:r>
@@ -19287,11 +19410,8 @@
         <w:spacing w:after="80" w:line="276" w:lineRule="auto"/>
       </w:pPr>
       <w:r>
-        <w:t xml:space="preserve">Ocorrência versus nascimento. Todos os óbitos são atribuídos ao CNES do local de ocorrência (CODESTAB da DO ou da DOFET). A DO não informa o estabelecimento de nascimento, e as taxas neonatais e perinatais de maternidades de referência incluem recém-nascidos transferidos de outros serviços. A razão de mortalidade materna tem a mesma limitação </w:t>
-      </w:r>
-      <w:r>
         <w:lastRenderedPageBreak/>
-        <w:t>para gestantes e puérperas transferidas. Os indicadores medem a mortalidade ocorrida na unidade, não o risco da população atendida.</w:t>
+        <w:t>Ocorrência versus nascimento. Todos os óbitos são atribuídos ao CNES do local de ocorrência (CODESTAB da DO ou da DOFET). A DO não informa o estabelecimento de nascimento, e as taxas neonatais e perinatais de maternidades de referência incluem recém-nascidos transferidos de outros serviços. A razão de mortalidade materna tem a mesma limitação para gestantes e puérperas transferidas. Os indicadores medem a mortalidade ocorrida na unidade, não o risco da população atendida.</w:t>
       </w:r>
     </w:p>
     <w:p>
@@ -19337,7 +19457,7 @@
       <w:pPr>
         <w:pStyle w:val="Ttulo2"/>
       </w:pPr>
-      <w:bookmarkStart w:id="20" w:name="_Toc243245236"/>
+      <w:bookmarkStart w:id="20" w:name="_Toc243245593"/>
       <w:r>
         <w:t>6.2 Indicadores dos mapas e do comparador</w:t>
       </w:r>
@@ -19348,7 +19468,7 @@
         <w:spacing w:after="120" w:line="276" w:lineRule="auto"/>
       </w:pPr>
       <w:r>
-        <w:t>O Painel de Mortalidade tem 38 indicadores de mapa e comparador, em cinco blocos (visão geral, materna, fetal, perinatal e neonatal), derivados das tabelas do dicionário, mas com denominadores próprios. As fichas abaixo são as da página "Metodologia" do painel. Nas tabelas do dossiê, os percentuais de peso e de momento do óbito incluem a categoria "Ignorado" (o total soma 100%); nos mapas e no comparador, os ignorados ficam fora do denominador.</w:t>
+        <w:t>O Painel de Mortalidade tem 38 indicadores de mapa e comparador, em cinco blocos (visão geral, materna, fetal, perinatal e neonatal), derivados das tabelas do dicionário, mas com denominadores próprios. As fichas abaixo são as da página "Metodologia" do painel. Nas tabelas do perfil da unidade, os percentuais de peso e de momento do óbito incluem a categoria "Ignorado" (o total soma 100%); nos mapas e no comparador, os ignorados ficam fora do denominador.</w:t>
       </w:r>
     </w:p>
     <w:p>
@@ -19725,7 +19845,15 @@
                 <w:sz w:val="20"/>
                 <w:szCs w:val="20"/>
               </w:rPr>
-              <w:t>Óbitos maternos ocorridos na unidade por 100 mil nascidos vivos ocorridos na unidade (definição do Ministério da Saúde para óbito materno).</w:t>
+              <w:t xml:space="preserve">Óbitos maternos ocorridos na unidade por 100 mil nascidos vivos ocorridos na unidade (definição do </w:t>
+            </w:r>
+            <w:r>
+              <w:rPr>
+                <w:sz w:val="20"/>
+                <w:szCs w:val="20"/>
+              </w:rPr>
+              <w:lastRenderedPageBreak/>
+              <w:t>Ministério da Saúde para óbito materno).</w:t>
             </w:r>
           </w:p>
         </w:tc>
@@ -19749,6 +19877,7 @@
                 <w:sz w:val="20"/>
                 <w:szCs w:val="20"/>
               </w:rPr>
+              <w:lastRenderedPageBreak/>
               <w:t>Óbitos maternos ocorridos na unidade no ano (regra acima).</w:t>
             </w:r>
           </w:p>
@@ -19809,7 +19938,7 @@
                 <w:sz w:val="20"/>
                 <w:szCs w:val="20"/>
               </w:rPr>
-              <w:t xml:space="preserve">Razão por estabelecimento de ocorrência: o numerador inclui mulheres cujo parto ocorreu em outro serviço ou transferidas; em unidades com poucos nascidos vivos, um único óbito </w:t>
+              <w:t xml:space="preserve">Razão por estabelecimento de ocorrência: o numerador inclui mulheres cujo parto </w:t>
             </w:r>
             <w:r>
               <w:rPr>
@@ -19817,7 +19946,7 @@
                 <w:szCs w:val="20"/>
               </w:rPr>
               <w:lastRenderedPageBreak/>
-              <w:t>produz valores altos — leia junto com o número absoluto.</w:t>
+              <w:t>ocorreu em outro serviço ou transferidas; em unidades com poucos nascidos vivos, um único óbito produz valores altos — leia junto com o número absoluto.</w:t>
             </w:r>
           </w:p>
           <w:p>
@@ -20265,6 +20394,7 @@
                 <w:sz w:val="20"/>
                 <w:szCs w:val="20"/>
               </w:rPr>
+              <w:lastRenderedPageBreak/>
               <w:t>Quanto menor, melhor.</w:t>
             </w:r>
           </w:p>
@@ -20297,7 +20427,6 @@
           <w:sz w:val="20"/>
           <w:szCs w:val="20"/>
         </w:rPr>
-        <w:lastRenderedPageBreak/>
         <w:t>Tabela 23 – Indicadores do bloco "Mortalidade materna" (mapas e comparador)</w:t>
       </w:r>
     </w:p>
@@ -20925,6 +21054,7 @@
                 <w:sz w:val="20"/>
                 <w:szCs w:val="20"/>
               </w:rPr>
+              <w:lastRenderedPageBreak/>
               <w:t>% de óbitos maternos por causas obstétricas indiretas</w:t>
             </w:r>
           </w:p>
@@ -21062,7 +21192,6 @@
                 <w:sz w:val="20"/>
                 <w:szCs w:val="20"/>
               </w:rPr>
-              <w:lastRenderedPageBreak/>
               <w:t>% dos óbitos maternos diretos por hipertensão</w:t>
             </w:r>
           </w:p>
@@ -21818,6 +21947,7 @@
                 <w:sz w:val="20"/>
                 <w:szCs w:val="20"/>
               </w:rPr>
+              <w:lastRenderedPageBreak/>
               <w:t>Taxa de mortalidade fetal (por mil nascimentos)</w:t>
             </w:r>
           </w:p>
@@ -21955,7 +22085,6 @@
                 <w:sz w:val="20"/>
                 <w:szCs w:val="20"/>
               </w:rPr>
-              <w:lastRenderedPageBreak/>
               <w:t>% de óbitos fetais anteparto</w:t>
             </w:r>
           </w:p>
@@ -22860,7 +22989,15 @@
                 <w:sz w:val="20"/>
                 <w:szCs w:val="20"/>
               </w:rPr>
-              <w:t>Óbitos fetais (22 semanas ou mais, ou 500 g ou mais) mais óbitos neonatais precoces (0 a 6 dias) ocorridos na unidade.</w:t>
+              <w:t xml:space="preserve">Óbitos fetais (22 semanas ou mais, ou </w:t>
+            </w:r>
+            <w:r>
+              <w:rPr>
+                <w:sz w:val="20"/>
+                <w:szCs w:val="20"/>
+              </w:rPr>
+              <w:lastRenderedPageBreak/>
+              <w:t>500 g ou mais) mais óbitos neonatais precoces (0 a 6 dias) ocorridos na unidade.</w:t>
             </w:r>
           </w:p>
         </w:tc>
@@ -22884,7 +23021,16 @@
                 <w:sz w:val="20"/>
                 <w:szCs w:val="20"/>
               </w:rPr>
-              <w:t>Óbitos fetais (≥22 semanas ou ≥500 g) + óbitos de nascidos vivos com 0 a 6 dias de vida (SIM-DO) ocorridos na unidade.</w:t>
+              <w:lastRenderedPageBreak/>
+              <w:t xml:space="preserve">Óbitos fetais (≥22 semanas ou ≥500 g) + </w:t>
+            </w:r>
+            <w:r>
+              <w:rPr>
+                <w:sz w:val="20"/>
+                <w:szCs w:val="20"/>
+              </w:rPr>
+              <w:lastRenderedPageBreak/>
+              <w:t>óbitos de nascidos vivos com 0 a 6 dias de vida (SIM-DO) ocorridos na unidade.</w:t>
             </w:r>
           </w:p>
         </w:tc>
@@ -22908,6 +23054,7 @@
                 <w:sz w:val="20"/>
                 <w:szCs w:val="20"/>
               </w:rPr>
+              <w:lastRenderedPageBreak/>
               <w:t>Não se aplica: é um número absoluto.</w:t>
             </w:r>
           </w:p>
@@ -22944,6 +23091,7 @@
                 <w:sz w:val="20"/>
                 <w:szCs w:val="20"/>
               </w:rPr>
+              <w:lastRenderedPageBreak/>
               <w:t>Quanto menor, melhor.</w:t>
             </w:r>
           </w:p>
@@ -22973,18 +23121,8 @@
                 <w:sz w:val="20"/>
                 <w:szCs w:val="20"/>
               </w:rPr>
-              <w:t xml:space="preserve">Taxa de mortalidade </w:t>
-            </w:r>
-            <w:r>
-              <w:rPr>
-                <w:b/>
-                <w:bCs/>
-                <w:color w:val="0A213D"/>
-                <w:sz w:val="20"/>
-                <w:szCs w:val="20"/>
-              </w:rPr>
               <w:lastRenderedPageBreak/>
-              <w:t>perinatal (por mil nascimentos)</w:t>
+              <w:t>Taxa de mortalidade perinatal (por mil nascimentos)</w:t>
             </w:r>
           </w:p>
         </w:tc>
@@ -23008,16 +23146,7 @@
                 <w:sz w:val="20"/>
                 <w:szCs w:val="20"/>
               </w:rPr>
-              <w:lastRenderedPageBreak/>
-              <w:t xml:space="preserve">Óbitos perinatais por mil nascimentos </w:t>
-            </w:r>
-            <w:r>
-              <w:rPr>
-                <w:sz w:val="20"/>
-                <w:szCs w:val="20"/>
-              </w:rPr>
-              <w:lastRenderedPageBreak/>
-              <w:t>(nascidos vivos + óbitos fetais) ocorridos na unidade.</w:t>
+              <w:t>Óbitos perinatais por mil nascimentos (nascidos vivos + óbitos fetais) ocorridos na unidade.</w:t>
             </w:r>
           </w:p>
         </w:tc>
@@ -23041,7 +23170,6 @@
                 <w:sz w:val="20"/>
                 <w:szCs w:val="20"/>
               </w:rPr>
-              <w:lastRenderedPageBreak/>
               <w:t>Óbitos perinatais (regra acima).</w:t>
             </w:r>
           </w:p>
@@ -23066,15 +23194,7 @@
                 <w:sz w:val="20"/>
                 <w:szCs w:val="20"/>
               </w:rPr>
-              <w:t xml:space="preserve">Nascimentos ocorridos na </w:t>
-            </w:r>
-            <w:r>
-              <w:rPr>
-                <w:sz w:val="20"/>
-                <w:szCs w:val="20"/>
-              </w:rPr>
-              <w:lastRenderedPageBreak/>
-              <w:t>unidade: nascidos vivos + óbitos fetais, × 1.000 (IDB C.5).</w:t>
+              <w:t>Nascimentos ocorridos na unidade: nascidos vivos + óbitos fetais, × 1.000 (IDB C.5).</w:t>
             </w:r>
           </w:p>
         </w:tc>
@@ -23098,7 +23218,6 @@
                 <w:sz w:val="20"/>
                 <w:szCs w:val="20"/>
               </w:rPr>
-              <w:lastRenderedPageBreak/>
               <w:t>SIM-DOFET, SIM-DO e SINASC</w:t>
             </w:r>
           </w:p>
@@ -23111,7 +23230,6 @@
                 <w:sz w:val="20"/>
                 <w:szCs w:val="20"/>
               </w:rPr>
-              <w:lastRenderedPageBreak/>
               <w:t>O componente neonatal precoce é atribuído pelo local do óbito; a DO não informa o estabelecimento de nascimento. Em maternidades com UTI neonatal, recém-nascidos nascidos em outro serviço entram no numerador sem entrar no denominador.</w:t>
             </w:r>
           </w:p>
@@ -23153,7 +23271,6 @@
                 <w:sz w:val="20"/>
                 <w:szCs w:val="20"/>
               </w:rPr>
-              <w:lastRenderedPageBreak/>
               <w:t>% do componente fetal na mortalidade perinatal</w:t>
             </w:r>
           </w:p>
@@ -25888,7 +26005,7 @@
                 <w:sz w:val="20"/>
                 <w:szCs w:val="20"/>
               </w:rPr>
-              <w:t>Grupos de causas dos óbitos fetais, perinatais e neonatais (tabelas do dossiê)</w:t>
+              <w:t>Grupos de causas dos óbitos fetais, perinatais e neonatais (tabelas do perfil da unidade)</w:t>
             </w:r>
           </w:p>
         </w:tc>
@@ -25984,7 +26101,7 @@
                 <w:sz w:val="20"/>
                 <w:szCs w:val="20"/>
               </w:rPr>
-              <w:t>Ministério da Saúde - SIM (DO e DOFET), 2019 a 2025.</w:t>
+              <w:t xml:space="preserve">Ministério da Saúde - SIM (DO e DOFET), </w:t>
             </w:r>
           </w:p>
         </w:tc>
@@ -26013,7 +26130,7 @@
                 <w:sz w:val="20"/>
                 <w:szCs w:val="20"/>
               </w:rPr>
-              <w:t>Grupos de causas maternas diretas e indiretas (tabelas do dossiê)</w:t>
+              <w:t>Grupos de causas maternas diretas e indiretas (tabelas do perfil da unidade)</w:t>
             </w:r>
           </w:p>
         </w:tc>
@@ -26118,7 +26235,7 @@
                 <w:sz w:val="20"/>
                 <w:szCs w:val="20"/>
               </w:rPr>
-              <w:t>Ministério da Saúde - SIM-DO, 2019 a 2025.</w:t>
+              <w:t xml:space="preserve">Ministério da Saúde - SIM-DO, </w:t>
             </w:r>
           </w:p>
         </w:tc>
@@ -26147,7 +26264,7 @@
                 <w:sz w:val="20"/>
                 <w:szCs w:val="20"/>
               </w:rPr>
-              <w:t>Faixas de peso ao nascer (tabelas do dossiê)</w:t>
+              <w:t>Faixas de peso ao nascer (tabelas do perfil da unidade)</w:t>
             </w:r>
           </w:p>
         </w:tc>
@@ -26243,7 +26360,7 @@
                 <w:sz w:val="20"/>
                 <w:szCs w:val="20"/>
               </w:rPr>
-              <w:t>Ministério da Saúde - SIM (DO e DOFET), 2019 a 2025.</w:t>
+              <w:t xml:space="preserve">Ministério da Saúde - SIM (DO e DOFET), </w:t>
             </w:r>
           </w:p>
         </w:tc>
@@ -26368,7 +26485,7 @@
                 <w:sz w:val="20"/>
                 <w:szCs w:val="20"/>
               </w:rPr>
-              <w:t>Ministério da Saúde - SIM e SINASC, 2019 a 2025.</w:t>
+              <w:t xml:space="preserve">Ministério da Saúde - SIM e SINASC, </w:t>
             </w:r>
           </w:p>
         </w:tc>
@@ -26493,7 +26610,7 @@
                 <w:sz w:val="20"/>
                 <w:szCs w:val="20"/>
               </w:rPr>
-              <w:t>Ministério da Saúde - SIM e SINASC, 2019 a 2025.</w:t>
+              <w:t xml:space="preserve">Ministério da Saúde - SIM e SINASC, </w:t>
             </w:r>
           </w:p>
         </w:tc>
@@ -26508,7 +26625,7 @@
       <w:pPr>
         <w:pStyle w:val="Ttulo1"/>
       </w:pPr>
-      <w:bookmarkStart w:id="21" w:name="_Toc243245237"/>
+      <w:bookmarkStart w:id="21" w:name="_Toc243245594"/>
       <w:r>
         <w:t>7. Notas comuns aos três painéis</w:t>
       </w:r>
@@ -26518,7 +26635,7 @@
       <w:pPr>
         <w:pStyle w:val="Ttulo2"/>
       </w:pPr>
-      <w:bookmarkStart w:id="22" w:name="_Toc243245238"/>
+      <w:bookmarkStart w:id="22" w:name="_Toc243245595"/>
       <w:r>
         <w:t>7.1 Notas gerais</w:t>
       </w:r>
@@ -26591,10 +26708,10 @@
         <w:t xml:space="preserve">Ocorrência e residência. </w:t>
       </w:r>
       <w:r>
-        <w:t>Nascimentos e óbitos são atribuídos ao estabelecimento onde ocorreram. A Declaração de Óbito não informa o estabelecimento de nascimento; por isso as taxas neonatais e perinatais de maternidades de referência incluem recém-nascidos transferidos de outros serviços, e a razão de mortalidade materna tem a mesma limitação para gestantes e puérperas transferidas. Os indicadores medem o que ocorreu na unidade, não o risco da população atendida. No Painel de Nascimentos, o dossiê mostra as duas perspectivas, local</w:t>
+        <w:t>Nascimentos e óbitos são atribuídos ao estabelecimento onde ocorreram. A Declaração de Óbito não informa o estabelecimento de nascimento; por isso as taxas neonatais e perinatais de maternidades de referência incluem recém-nascidos transferidos de outros serviços, e a razão de mortalidade materna tem a mesma limitação para gestantes e puérperas transferidas. Os indicadores medem o que ocorreu na unidade, não o risco da população atendida. No Painel de Nascimentos, o perfil da unidade mostra as duas perspect</w:t>
       </w:r>
       <w:r>
-        <w:t xml:space="preserve"> de residência e local de ocorrência (seção 4.3).</w:t>
+        <w:t>ivas, local de residência e local de ocorrência (seção 4.3).</w:t>
       </w:r>
     </w:p>
     <w:p>
@@ -26722,7 +26839,7 @@
       <w:pPr>
         <w:pStyle w:val="Ttulo2"/>
       </w:pPr>
-      <w:bookmarkStart w:id="23" w:name="_Toc243245239"/>
+      <w:bookmarkStart w:id="23" w:name="_Toc243245596"/>
       <w:r>
         <w:t>7.2 Situação dos anos preliminares, por base e painel</w:t>
       </w:r>
@@ -27198,7 +27315,7 @@
       <w:pPr>
         <w:pStyle w:val="Ttulo1"/>
       </w:pPr>
-      <w:bookmarkStart w:id="24" w:name="_Toc243245240"/>
+      <w:bookmarkStart w:id="24" w:name="_Toc243245597"/>
       <w:r>
         <w:t>8. Glossário de siglas e termos</w:t>
       </w:r>
@@ -28436,7 +28553,7 @@
                 <w:sz w:val="20"/>
                 <w:szCs w:val="20"/>
               </w:rPr>
-              <w:t>Dossiê</w:t>
+              <w:t>EBSERH</w:t>
             </w:r>
           </w:p>
         </w:tc>
@@ -28460,7 +28577,7 @@
                 <w:sz w:val="20"/>
                 <w:szCs w:val="20"/>
               </w:rPr>
-              <w:t>Página de detalhe de cada maternidade no painel (seção 1.3).</w:t>
+              <w:t>Empresa Brasileira de Serviços Hospitalares; grupo dos hospitais universitários federais do painel.</w:t>
             </w:r>
           </w:p>
         </w:tc>
@@ -28489,7 +28606,7 @@
                 <w:sz w:val="20"/>
                 <w:szCs w:val="20"/>
               </w:rPr>
-              <w:t>EBSERH</w:t>
+              <w:t>FTP</w:t>
             </w:r>
           </w:p>
         </w:tc>
@@ -28513,7 +28630,7 @@
                 <w:sz w:val="20"/>
                 <w:szCs w:val="20"/>
               </w:rPr>
-              <w:t>Empresa Brasileira de Serviços Hospitalares; grupo dos hospitais universitários federais do painel.</w:t>
+              <w:t>Servidor de arquivos do DATASUS na internet (do inglês file transfer protocol).</w:t>
             </w:r>
           </w:p>
         </w:tc>
@@ -28542,7 +28659,7 @@
                 <w:sz w:val="20"/>
                 <w:szCs w:val="20"/>
               </w:rPr>
-              <w:t>FTP</w:t>
+              <w:t>Habilitações</w:t>
             </w:r>
           </w:p>
         </w:tc>
@@ -28566,7 +28683,7 @@
                 <w:sz w:val="20"/>
                 <w:szCs w:val="20"/>
               </w:rPr>
-              <w:t>Servidor de arquivos do DATASUS na internet (do inglês file transfer protocol).</w:t>
+              <w:t>Serviços que o SUS autoriza o estabelecimento a realizar, registrados no CNES.</w:t>
             </w:r>
           </w:p>
         </w:tc>
@@ -28595,7 +28712,7 @@
                 <w:sz w:val="20"/>
                 <w:szCs w:val="20"/>
               </w:rPr>
-              <w:t>Habilitações</w:t>
+              <w:t>ICD-PM</w:t>
             </w:r>
           </w:p>
         </w:tc>
@@ -28619,7 +28736,7 @@
                 <w:sz w:val="20"/>
                 <w:szCs w:val="20"/>
               </w:rPr>
-              <w:t>Serviços que o SUS autoriza o estabelecimento a realizar, registrados no CNES.</w:t>
+              <w:t>Classificação da OMS para causas de óbitos perinatais (CID-PM), citada no dicionário de mortalidade.</w:t>
             </w:r>
           </w:p>
         </w:tc>
@@ -28648,7 +28765,7 @@
                 <w:sz w:val="20"/>
                 <w:szCs w:val="20"/>
               </w:rPr>
-              <w:t>ICD-PM</w:t>
+              <w:t>IDB</w:t>
             </w:r>
           </w:p>
         </w:tc>
@@ -28672,7 +28789,7 @@
                 <w:sz w:val="20"/>
                 <w:szCs w:val="20"/>
               </w:rPr>
-              <w:t>Classificação da OMS para causas de óbitos perinatais (CID-PM), citada no dicionário de mortalidade.</w:t>
+              <w:t>Indicadores e Dados Básicos para a Saúde, da Rede Interagencial de Informações para a Saúde (RIPSA), publicados pelo DATASUS; fichas C.1.1, C.1.2, C.3 e C.5.</w:t>
             </w:r>
           </w:p>
         </w:tc>
@@ -28701,7 +28818,7 @@
                 <w:sz w:val="20"/>
                 <w:szCs w:val="20"/>
               </w:rPr>
-              <w:t>IDB</w:t>
+              <w:t>IDENT</w:t>
             </w:r>
           </w:p>
         </w:tc>
@@ -28725,7 +28842,7 @@
                 <w:sz w:val="20"/>
                 <w:szCs w:val="20"/>
               </w:rPr>
-              <w:t>Indicadores e Dados Básicos para a Saúde, da Rede Interagencial de Informações para a Saúde (RIPSA), publicados pelo DATASUS; fichas C.1.1, C.1.2, C.3 e C.5.</w:t>
+              <w:t>Campo da AIH que identifica o tipo de AIH (5 = longa permanência).</w:t>
             </w:r>
           </w:p>
         </w:tc>
@@ -28754,7 +28871,7 @@
                 <w:sz w:val="20"/>
                 <w:szCs w:val="20"/>
               </w:rPr>
-              <w:t>IDENT</w:t>
+              <w:t>Ignorado</w:t>
             </w:r>
           </w:p>
         </w:tc>
@@ -28778,7 +28895,7 @@
                 <w:sz w:val="20"/>
                 <w:szCs w:val="20"/>
               </w:rPr>
-              <w:t>Campo da AIH que identifica o tipo de AIH (5 = longa permanência).</w:t>
+              <w:t>Registro com o campo em branco ou com código de "ignorado" (9, 99, 9999); fica fora do numerador e do denominador, salvo indicação em contrário.</w:t>
             </w:r>
           </w:p>
         </w:tc>
@@ -28807,7 +28924,7 @@
                 <w:sz w:val="20"/>
                 <w:szCs w:val="20"/>
               </w:rPr>
-              <w:t>Ignorado</w:t>
+              <w:t>LBE</w:t>
             </w:r>
           </w:p>
         </w:tc>
@@ -28831,7 +28948,7 @@
                 <w:sz w:val="20"/>
                 <w:szCs w:val="20"/>
               </w:rPr>
-              <w:t>Registro com o campo em branco ou com código de "ignorado" (9, 99, 9999); fica fora do numerador e do denominador, salvo indicação em contrário.</w:t>
+              <w:t>Lista Brasileira de Causas de Mortes Evitáveis por Intervenções do SUS, na versão de tabulação para menores de 5 anos do DATASUS/SVS.</w:t>
             </w:r>
           </w:p>
         </w:tc>
@@ -28860,7 +28977,7 @@
                 <w:sz w:val="20"/>
                 <w:szCs w:val="20"/>
               </w:rPr>
-              <w:t>LBE</w:t>
+              <w:t>LT</w:t>
             </w:r>
           </w:p>
         </w:tc>
@@ -28884,7 +29001,7 @@
                 <w:sz w:val="20"/>
                 <w:szCs w:val="20"/>
               </w:rPr>
-              <w:t>Lista Brasileira de Causas de Mortes Evitáveis por Intervenções do SUS, na versão de tabulação para menores de 5 anos do DATASUS/SVS.</w:t>
+              <w:t>Arquivos de leitos do CNES, por estabelecimento e mês.</w:t>
             </w:r>
           </w:p>
         </w:tc>
@@ -28913,7 +29030,7 @@
                 <w:sz w:val="20"/>
                 <w:szCs w:val="20"/>
               </w:rPr>
-              <w:t>LT</w:t>
+              <w:t>MARCA_UTI</w:t>
             </w:r>
           </w:p>
         </w:tc>
@@ -28937,7 +29054,7 @@
                 <w:sz w:val="20"/>
                 <w:szCs w:val="20"/>
               </w:rPr>
-              <w:t>Arquivos de leitos do CNES, por estabelecimento e mês.</w:t>
+              <w:t>Campo da AIH com o tipo de UTI usado (81 e 82 = UTI neonatal tipos II e III).</w:t>
             </w:r>
           </w:p>
         </w:tc>
@@ -28966,7 +29083,7 @@
                 <w:sz w:val="20"/>
                 <w:szCs w:val="20"/>
               </w:rPr>
-              <w:t>MARCA_UTI</w:t>
+              <w:t>Microdados</w:t>
             </w:r>
           </w:p>
         </w:tc>
@@ -28990,7 +29107,7 @@
                 <w:sz w:val="20"/>
                 <w:szCs w:val="20"/>
               </w:rPr>
-              <w:t>Campo da AIH com o tipo de UTI usado (81 e 82 = UTI neonatal tipos II e III).</w:t>
+              <w:t>Registros individuais de uma base (um por nascimento, internação ou óbito), publicados sem identificação pessoal.</w:t>
             </w:r>
           </w:p>
         </w:tc>
@@ -29019,7 +29136,7 @@
                 <w:sz w:val="20"/>
                 <w:szCs w:val="20"/>
               </w:rPr>
-              <w:t>Microdados</w:t>
+              <w:t>MMG</w:t>
             </w:r>
           </w:p>
         </w:tc>
@@ -29043,7 +29160,7 @@
                 <w:sz w:val="20"/>
                 <w:szCs w:val="20"/>
               </w:rPr>
-              <w:t>Registros individuais de uma base (um por nascimento, internação ou óbito), publicados sem identificação pessoal.</w:t>
+              <w:t>Morbidade materna grave.</w:t>
             </w:r>
           </w:p>
         </w:tc>
@@ -29072,7 +29189,7 @@
                 <w:sz w:val="20"/>
                 <w:szCs w:val="20"/>
               </w:rPr>
-              <w:t>MMG</w:t>
+              <w:t>MS</w:t>
             </w:r>
           </w:p>
         </w:tc>
@@ -29096,7 +29213,7 @@
                 <w:sz w:val="20"/>
                 <w:szCs w:val="20"/>
               </w:rPr>
-              <w:t>Morbidade materna grave.</w:t>
+              <w:t>Ministério da Saúde.</w:t>
             </w:r>
           </w:p>
         </w:tc>
@@ -29126,7 +29243,7 @@
                 <w:szCs w:val="20"/>
               </w:rPr>
               <w:lastRenderedPageBreak/>
-              <w:t>MS</w:t>
+              <w:t>NV</w:t>
             </w:r>
           </w:p>
         </w:tc>
@@ -29150,7 +29267,7 @@
                 <w:sz w:val="20"/>
                 <w:szCs w:val="20"/>
               </w:rPr>
-              <w:t>Ministério da Saúde.</w:t>
+              <w:t>Nascidos vivos.</w:t>
             </w:r>
           </w:p>
         </w:tc>
@@ -29179,7 +29296,7 @@
                 <w:sz w:val="20"/>
                 <w:szCs w:val="20"/>
               </w:rPr>
-              <w:t>NV</w:t>
+              <w:t>OMS</w:t>
             </w:r>
           </w:p>
         </w:tc>
@@ -29203,7 +29320,7 @@
                 <w:sz w:val="20"/>
                 <w:szCs w:val="20"/>
               </w:rPr>
-              <w:t>Nascidos vivos.</w:t>
+              <w:t>Organização Mundial da Saúde.</w:t>
             </w:r>
           </w:p>
         </w:tc>
@@ -29232,7 +29349,7 @@
                 <w:sz w:val="20"/>
                 <w:szCs w:val="20"/>
               </w:rPr>
-              <w:t>OMS</w:t>
+              <w:t>OOBr</w:t>
             </w:r>
           </w:p>
         </w:tc>
@@ -29256,7 +29373,7 @@
                 <w:sz w:val="20"/>
                 <w:szCs w:val="20"/>
               </w:rPr>
-              <w:t>Organização Mundial da Saúde.</w:t>
+              <w:t>Observatório Obstétrico Brasileiro.</w:t>
             </w:r>
           </w:p>
         </w:tc>
@@ -29285,7 +29402,7 @@
                 <w:sz w:val="20"/>
                 <w:szCs w:val="20"/>
               </w:rPr>
-              <w:t>OOBr</w:t>
+              <w:t>OpenDataSUS</w:t>
             </w:r>
           </w:p>
         </w:tc>
@@ -29309,7 +29426,7 @@
                 <w:sz w:val="20"/>
                 <w:szCs w:val="20"/>
               </w:rPr>
-              <w:t>Observatório Obstétrico Brasileiro.</w:t>
+              <w:t>Portal de dados abertos do Ministério da Saúde.</w:t>
             </w:r>
           </w:p>
         </w:tc>
@@ -29338,7 +29455,7 @@
                 <w:sz w:val="20"/>
                 <w:szCs w:val="20"/>
               </w:rPr>
-              <w:t>OpenDataSUS</w:t>
+              <w:t>OPM</w:t>
             </w:r>
           </w:p>
         </w:tc>
@@ -29362,7 +29479,7 @@
                 <w:sz w:val="20"/>
                 <w:szCs w:val="20"/>
               </w:rPr>
-              <w:t>Portal de dados abertos do Ministério da Saúde.</w:t>
+              <w:t>Órteses, próteses e materiais especiais (na SIGTAP).</w:t>
             </w:r>
           </w:p>
         </w:tc>
@@ -29391,7 +29508,7 @@
                 <w:sz w:val="20"/>
                 <w:szCs w:val="20"/>
               </w:rPr>
-              <w:t>OPM</w:t>
+              <w:t>Perfil da unidade</w:t>
             </w:r>
           </w:p>
         </w:tc>
@@ -29415,7 +29532,7 @@
                 <w:sz w:val="20"/>
                 <w:szCs w:val="20"/>
               </w:rPr>
-              <w:t>Órteses, próteses e materiais especiais (na SIGTAP).</w:t>
+              <w:t>Página de detalhe de cada maternidade no painel (seção 1.3).</w:t>
             </w:r>
           </w:p>
         </w:tc>
@@ -30596,7 +30713,7 @@
       <w:pPr>
         <w:pStyle w:val="Ttulo1"/>
       </w:pPr>
-      <w:bookmarkStart w:id="25" w:name="_Toc243245241"/>
+      <w:bookmarkStart w:id="25" w:name="_Toc243245598"/>
       <w:r>
         <w:lastRenderedPageBreak/>
         <w:t>9. Referências</w:t>
@@ -30615,7 +30732,7 @@
       <w:pPr>
         <w:pStyle w:val="Ttulo2"/>
       </w:pPr>
-      <w:bookmarkStart w:id="26" w:name="_Toc243245242"/>
+      <w:bookmarkStart w:id="26" w:name="_Toc243245599"/>
       <w:r>
         <w:t>9.1 Bases de dados e sistemas</w:t>
       </w:r>
@@ -30727,7 +30844,7 @@
       <w:pPr>
         <w:pStyle w:val="Ttulo2"/>
       </w:pPr>
-      <w:bookmarkStart w:id="27" w:name="_Toc243245243"/>
+      <w:bookmarkStart w:id="27" w:name="_Toc243245600"/>
       <w:r>
         <w:t>9.2 Normas</w:t>
       </w:r>
@@ -30815,7 +30932,7 @@
       <w:pPr>
         <w:pStyle w:val="Ttulo2"/>
       </w:pPr>
-      <w:bookmarkStart w:id="28" w:name="_Toc243245244"/>
+      <w:bookmarkStart w:id="28" w:name="_Toc243245601"/>
       <w:r>
         <w:lastRenderedPageBreak/>
         <w:t>9.3 Documentos técnicos oficiais</w:t>
@@ -31080,7 +31197,7 @@
       <w:pPr>
         <w:pStyle w:val="Ttulo2"/>
       </w:pPr>
-      <w:bookmarkStart w:id="29" w:name="_Toc243245245"/>
+      <w:bookmarkStart w:id="29" w:name="_Toc243245602"/>
       <w:r>
         <w:t>9.4 Artigos científicos citados nos dicionários</w:t>
       </w:r>
@@ -31156,7 +31273,7 @@
       <w:pPr>
         <w:pStyle w:val="Ttulo2"/>
       </w:pPr>
-      <w:bookmarkStart w:id="30" w:name="_Toc243245246"/>
+      <w:bookmarkStart w:id="30" w:name="_Toc243245603"/>
       <w:r>
         <w:t>9.5 Documentos do projeto</w:t>
       </w:r>
@@ -31442,96 +31559,10 @@
 <file path=word/numbering.xml><?xml version="1.0" encoding="utf-8"?>
 <w:numbering xmlns:wpc="http://schemas.microsoft.com/office/word/2010/wordprocessingCanvas" xmlns:cx="http://schemas.microsoft.com/office/drawing/2014/chartex" xmlns:cx1="http://schemas.microsoft.com/office/drawing/2015/9/8/chartex" xmlns:cx2="http://schemas.microsoft.com/office/drawing/2015/10/21/chartex" xmlns:cx3="http://schemas.microsoft.com/office/drawing/2016/5/9/chartex" xmlns:cx4="http://schemas.microsoft.com/office/drawing/2016/5/10/chartex" xmlns:cx5="http://schemas.microsoft.com/office/drawing/2016/5/11/chartex" xmlns:cx6="http://schemas.microsoft.com/office/drawing/2016/5/12/chartex" xmlns:cx7="http://schemas.microsoft.com/office/drawing/2016/5/13/chartex" xmlns:cx8="http://schemas.microsoft.com/office/drawing/2016/5/14/chartex" xmlns:mc="http://schemas.openxmlformats.org/markup-compatibility/2006" xmlns:aink="http://schemas.microsoft.com/office/drawing/2016/ink" xmlns:am3d="http://schemas.microsoft.com/office/drawing/2017/model3d" xmlns:o="urn:schemas-microsoft-com:office:office" xmlns:oel="http://schemas.microsoft.com/office/2019/extlst" xmlns:r="http://schemas.openxmlformats.org/officeDocument/2006/relationships" xmlns:m="http://schemas.openxmlformats.org/officeDocument/2006/math" xmlns:v="urn:schemas-microsoft-com:vml" xmlns:wp14="http://schemas.microsoft.com/office/word/2010/wordprocessingDrawing" xmlns:wp="http://schemas.openxmlformats.org/drawingml/2006/wordprocessingDrawing" xmlns:w10="urn:schemas-microsoft-com:office:word" xmlns:w="http://schemas.openxmlformats.org/wordprocessingml/2006/main" xmlns:w14="http://schemas.microsoft.com/office/word/2010/wordml" xmlns:w15="http://schemas.microsoft.com/office/word/2012/wordml" xmlns:w16cex="http://schemas.microsoft.com/office/word/2018/wordml/cex" xmlns:w16cid="http://schemas.microsoft.com/office/word/2016/wordml/cid" xmlns:w16="http://schemas.microsoft.com/office/word/2018/wordml" xmlns:w16du="http://schemas.microsoft.com/office/word/2023/wordml/word16du" xmlns:w16sdtdh="http://schemas.microsoft.com/office/word/2020/wordml/sdtdatahash" xmlns:w16sdtfl="http://schemas.microsoft.com/office/word/2024/wordml/sdtformatlock" xmlns:w16se="http://schemas.microsoft.com/office/word/2015/wordml/symex" xmlns:wpg="http://schemas.microsoft.com/office/word/2010/wordprocessingGroup" xmlns:wpi="http://schemas.microsoft.com/office/word/2010/wordprocessingInk" xmlns:wne="http://schemas.microsoft.com/office/word/2006/wordml" xmlns:wps="http://schemas.microsoft.com/office/word/2010/wordprocessingShape" mc:Ignorable="w14 w15 w16se w16cid w16 w16cex w16sdtdh w16sdtfl w16du wp14">
   <w:abstractNum w:abstractNumId="0" w15:restartNumberingAfterBreak="0">
-    <w:nsid w:val="01874C4E"/>
+    <w:nsid w:val="0B3E04E4"/>
     <w:multiLevelType w:val="hybridMultilevel"/>
-    <w:tmpl w:val="C7E4FAC2"/>
-    <w:lvl w:ilvl="0" w:tplc="8BB65372" w:tentative="1">
-      <w:start w:val="1"/>
-      <w:numFmt w:val="bullet"/>
-      <w:lvlText w:val="●"/>
-      <w:lvlJc w:val="left"/>
-      <w:pPr>
-        <w:ind w:left="720" w:hanging="360"/>
-      </w:pPr>
-    </w:lvl>
-    <w:lvl w:ilvl="1" w:tplc="BE7AE376" w:tentative="1">
-      <w:start w:val="1"/>
-      <w:numFmt w:val="bullet"/>
-      <w:lvlText w:val="○"/>
-      <w:lvlJc w:val="left"/>
-      <w:pPr>
-        <w:ind w:left="1440" w:hanging="360"/>
-      </w:pPr>
-    </w:lvl>
-    <w:lvl w:ilvl="2" w:tplc="BBA8C374" w:tentative="1">
-      <w:start w:val="1"/>
-      <w:numFmt w:val="bullet"/>
-      <w:lvlText w:val="■"/>
-      <w:lvlJc w:val="left"/>
-      <w:pPr>
-        <w:ind w:left="2160" w:hanging="360"/>
-      </w:pPr>
-    </w:lvl>
-    <w:lvl w:ilvl="3" w:tplc="DE527698" w:tentative="1">
-      <w:start w:val="1"/>
-      <w:numFmt w:val="bullet"/>
-      <w:lvlText w:val="●"/>
-      <w:lvlJc w:val="left"/>
-      <w:pPr>
-        <w:ind w:left="2880" w:hanging="360"/>
-      </w:pPr>
-    </w:lvl>
-    <w:lvl w:ilvl="4" w:tplc="12A20DA6" w:tentative="1">
-      <w:start w:val="1"/>
-      <w:numFmt w:val="bullet"/>
-      <w:lvlText w:val="○"/>
-      <w:lvlJc w:val="left"/>
-      <w:pPr>
-        <w:ind w:left="3600" w:hanging="360"/>
-      </w:pPr>
-    </w:lvl>
-    <w:lvl w:ilvl="5" w:tplc="DC16E30C" w:tentative="1">
-      <w:start w:val="1"/>
-      <w:numFmt w:val="bullet"/>
-      <w:lvlText w:val="■"/>
-      <w:lvlJc w:val="left"/>
-      <w:pPr>
-        <w:ind w:left="4320" w:hanging="360"/>
-      </w:pPr>
-    </w:lvl>
-    <w:lvl w:ilvl="6" w:tplc="D4DCA794" w:tentative="1">
-      <w:start w:val="1"/>
-      <w:numFmt w:val="bullet"/>
-      <w:lvlText w:val="●"/>
-      <w:lvlJc w:val="left"/>
-      <w:pPr>
-        <w:ind w:left="5040" w:hanging="360"/>
-      </w:pPr>
-    </w:lvl>
-    <w:lvl w:ilvl="7" w:tplc="85BAD11C" w:tentative="1">
-      <w:start w:val="1"/>
-      <w:numFmt w:val="bullet"/>
-      <w:lvlText w:val="●"/>
-      <w:lvlJc w:val="left"/>
-      <w:pPr>
-        <w:ind w:left="5760" w:hanging="360"/>
-      </w:pPr>
-    </w:lvl>
-    <w:lvl w:ilvl="8" w:tplc="A5E00C0E" w:tentative="1">
-      <w:start w:val="1"/>
-      <w:numFmt w:val="bullet"/>
-      <w:lvlText w:val="●"/>
-      <w:lvlJc w:val="left"/>
-      <w:pPr>
-        <w:ind w:left="6480" w:hanging="360"/>
-      </w:pPr>
-    </w:lvl>
-  </w:abstractNum>
-  <w:abstractNum w:abstractNumId="1" w15:restartNumberingAfterBreak="0">
-    <w:nsid w:val="13C80F3E"/>
-    <w:multiLevelType w:val="hybridMultilevel"/>
-    <w:tmpl w:val="D4F20448"/>
-    <w:lvl w:ilvl="0" w:tplc="84226CA8">
+    <w:tmpl w:val="94060E86"/>
+    <w:lvl w:ilvl="0" w:tplc="710AF8E0">
       <w:start w:val="1"/>
       <w:numFmt w:val="bullet"/>
       <w:lvlText w:val="•"/>
@@ -31543,52 +31574,52 @@
         <w:color w:val="1E6E49"/>
       </w:rPr>
     </w:lvl>
-    <w:lvl w:ilvl="1" w:tplc="04162482">
+    <w:lvl w:ilvl="1" w:tplc="46F0C2A2">
       <w:numFmt w:val="decimal"/>
       <w:lvlText w:val=""/>
       <w:lvlJc w:val="left"/>
     </w:lvl>
-    <w:lvl w:ilvl="2" w:tplc="EC3C6102">
+    <w:lvl w:ilvl="2" w:tplc="39DAE2A8">
       <w:numFmt w:val="decimal"/>
       <w:lvlText w:val=""/>
       <w:lvlJc w:val="left"/>
     </w:lvl>
-    <w:lvl w:ilvl="3" w:tplc="F5A44C82">
+    <w:lvl w:ilvl="3" w:tplc="08EC95EA">
       <w:numFmt w:val="decimal"/>
       <w:lvlText w:val=""/>
       <w:lvlJc w:val="left"/>
     </w:lvl>
-    <w:lvl w:ilvl="4" w:tplc="89AAC4AA">
+    <w:lvl w:ilvl="4" w:tplc="C1A0D1B0">
       <w:numFmt w:val="decimal"/>
       <w:lvlText w:val=""/>
       <w:lvlJc w:val="left"/>
     </w:lvl>
-    <w:lvl w:ilvl="5" w:tplc="5388194E">
+    <w:lvl w:ilvl="5" w:tplc="E70C55FC">
       <w:numFmt w:val="decimal"/>
       <w:lvlText w:val=""/>
       <w:lvlJc w:val="left"/>
     </w:lvl>
-    <w:lvl w:ilvl="6" w:tplc="1D72E442">
+    <w:lvl w:ilvl="6" w:tplc="0E16B410">
       <w:numFmt w:val="decimal"/>
       <w:lvlText w:val=""/>
       <w:lvlJc w:val="left"/>
     </w:lvl>
-    <w:lvl w:ilvl="7" w:tplc="3AE009C8">
+    <w:lvl w:ilvl="7" w:tplc="7552502C">
       <w:numFmt w:val="decimal"/>
       <w:lvlText w:val=""/>
       <w:lvlJc w:val="left"/>
     </w:lvl>
-    <w:lvl w:ilvl="8" w:tplc="ACB87EAA">
+    <w:lvl w:ilvl="8" w:tplc="1D20BE10">
       <w:numFmt w:val="decimal"/>
       <w:lvlText w:val=""/>
       <w:lvlJc w:val="left"/>
     </w:lvl>
   </w:abstractNum>
-  <w:abstractNum w:abstractNumId="2" w15:restartNumberingAfterBreak="0">
-    <w:nsid w:val="6F1369F3"/>
+  <w:abstractNum w:abstractNumId="1" w15:restartNumberingAfterBreak="0">
+    <w:nsid w:val="1D172EC8"/>
     <w:multiLevelType w:val="hybridMultilevel"/>
-    <w:tmpl w:val="9E6645FC"/>
-    <w:lvl w:ilvl="0" w:tplc="4552D862">
+    <w:tmpl w:val="D2743750"/>
+    <w:lvl w:ilvl="0" w:tplc="72AA46A6">
       <w:start w:val="1"/>
       <w:numFmt w:val="decimal"/>
       <w:lvlText w:val="%1."/>
@@ -31597,61 +31628,147 @@
         <w:ind w:left="540" w:hanging="360"/>
       </w:pPr>
     </w:lvl>
-    <w:lvl w:ilvl="1" w:tplc="D30C30DC">
+    <w:lvl w:ilvl="1" w:tplc="D7207C4C">
       <w:numFmt w:val="decimal"/>
       <w:lvlText w:val=""/>
       <w:lvlJc w:val="left"/>
     </w:lvl>
-    <w:lvl w:ilvl="2" w:tplc="CD665D98">
+    <w:lvl w:ilvl="2" w:tplc="0F28CF24">
       <w:numFmt w:val="decimal"/>
       <w:lvlText w:val=""/>
       <w:lvlJc w:val="left"/>
     </w:lvl>
-    <w:lvl w:ilvl="3" w:tplc="EE3C017C">
+    <w:lvl w:ilvl="3" w:tplc="3E9677DE">
       <w:numFmt w:val="decimal"/>
       <w:lvlText w:val=""/>
       <w:lvlJc w:val="left"/>
     </w:lvl>
-    <w:lvl w:ilvl="4" w:tplc="6DC24E08">
+    <w:lvl w:ilvl="4" w:tplc="F11C6566">
       <w:numFmt w:val="decimal"/>
       <w:lvlText w:val=""/>
       <w:lvlJc w:val="left"/>
     </w:lvl>
-    <w:lvl w:ilvl="5" w:tplc="E9920D52">
+    <w:lvl w:ilvl="5" w:tplc="7B30684C">
       <w:numFmt w:val="decimal"/>
       <w:lvlText w:val=""/>
       <w:lvlJc w:val="left"/>
     </w:lvl>
-    <w:lvl w:ilvl="6" w:tplc="4766A7B2">
+    <w:lvl w:ilvl="6" w:tplc="A0345DAC">
       <w:numFmt w:val="decimal"/>
       <w:lvlText w:val=""/>
       <w:lvlJc w:val="left"/>
     </w:lvl>
-    <w:lvl w:ilvl="7" w:tplc="07629028">
+    <w:lvl w:ilvl="7" w:tplc="26585ADA">
       <w:numFmt w:val="decimal"/>
       <w:lvlText w:val=""/>
       <w:lvlJc w:val="left"/>
     </w:lvl>
-    <w:lvl w:ilvl="8" w:tplc="EB22FFE8">
+    <w:lvl w:ilvl="8" w:tplc="F622067E">
       <w:numFmt w:val="decimal"/>
       <w:lvlText w:val=""/>
       <w:lvlJc w:val="left"/>
     </w:lvl>
   </w:abstractNum>
-  <w:num w:numId="1" w16cid:durableId="1644693345">
+  <w:abstractNum w:abstractNumId="2" w15:restartNumberingAfterBreak="0">
+    <w:nsid w:val="2FA508A3"/>
+    <w:multiLevelType w:val="hybridMultilevel"/>
+    <w:tmpl w:val="397E21BA"/>
+    <w:lvl w:ilvl="0" w:tplc="66A402EE" w:tentative="1">
+      <w:start w:val="1"/>
+      <w:numFmt w:val="bullet"/>
+      <w:lvlText w:val="●"/>
+      <w:lvlJc w:val="left"/>
+      <w:pPr>
+        <w:ind w:left="720" w:hanging="360"/>
+      </w:pPr>
+    </w:lvl>
+    <w:lvl w:ilvl="1" w:tplc="CBD40854" w:tentative="1">
+      <w:start w:val="1"/>
+      <w:numFmt w:val="bullet"/>
+      <w:lvlText w:val="○"/>
+      <w:lvlJc w:val="left"/>
+      <w:pPr>
+        <w:ind w:left="1440" w:hanging="360"/>
+      </w:pPr>
+    </w:lvl>
+    <w:lvl w:ilvl="2" w:tplc="D9343774" w:tentative="1">
+      <w:start w:val="1"/>
+      <w:numFmt w:val="bullet"/>
+      <w:lvlText w:val="■"/>
+      <w:lvlJc w:val="left"/>
+      <w:pPr>
+        <w:ind w:left="2160" w:hanging="360"/>
+      </w:pPr>
+    </w:lvl>
+    <w:lvl w:ilvl="3" w:tplc="DCD466F0" w:tentative="1">
+      <w:start w:val="1"/>
+      <w:numFmt w:val="bullet"/>
+      <w:lvlText w:val="●"/>
+      <w:lvlJc w:val="left"/>
+      <w:pPr>
+        <w:ind w:left="2880" w:hanging="360"/>
+      </w:pPr>
+    </w:lvl>
+    <w:lvl w:ilvl="4" w:tplc="685C24BE" w:tentative="1">
+      <w:start w:val="1"/>
+      <w:numFmt w:val="bullet"/>
+      <w:lvlText w:val="○"/>
+      <w:lvlJc w:val="left"/>
+      <w:pPr>
+        <w:ind w:left="3600" w:hanging="360"/>
+      </w:pPr>
+    </w:lvl>
+    <w:lvl w:ilvl="5" w:tplc="FC90E5D6" w:tentative="1">
+      <w:start w:val="1"/>
+      <w:numFmt w:val="bullet"/>
+      <w:lvlText w:val="■"/>
+      <w:lvlJc w:val="left"/>
+      <w:pPr>
+        <w:ind w:left="4320" w:hanging="360"/>
+      </w:pPr>
+    </w:lvl>
+    <w:lvl w:ilvl="6" w:tplc="CEAC57B0" w:tentative="1">
+      <w:start w:val="1"/>
+      <w:numFmt w:val="bullet"/>
+      <w:lvlText w:val="●"/>
+      <w:lvlJc w:val="left"/>
+      <w:pPr>
+        <w:ind w:left="5040" w:hanging="360"/>
+      </w:pPr>
+    </w:lvl>
+    <w:lvl w:ilvl="7" w:tplc="710C53CA" w:tentative="1">
+      <w:start w:val="1"/>
+      <w:numFmt w:val="bullet"/>
+      <w:lvlText w:val="●"/>
+      <w:lvlJc w:val="left"/>
+      <w:pPr>
+        <w:ind w:left="5760" w:hanging="360"/>
+      </w:pPr>
+    </w:lvl>
+    <w:lvl w:ilvl="8" w:tplc="F87C4C7E" w:tentative="1">
+      <w:start w:val="1"/>
+      <w:numFmt w:val="bullet"/>
+      <w:lvlText w:val="●"/>
+      <w:lvlJc w:val="left"/>
+      <w:pPr>
+        <w:ind w:left="6480" w:hanging="360"/>
+      </w:pPr>
+    </w:lvl>
+  </w:abstractNum>
+  <w:num w:numId="1" w16cid:durableId="1084687026">
+    <w:abstractNumId w:val="2"/>
+    <w:lvlOverride w:ilvl="0">
+      <w:startOverride w:val="1"/>
+    </w:lvlOverride>
+  </w:num>
+  <w:num w:numId="2" w16cid:durableId="740173422">
     <w:abstractNumId w:val="0"/>
     <w:lvlOverride w:ilvl="0">
       <w:startOverride w:val="1"/>
     </w:lvlOverride>
   </w:num>
-  <w:num w:numId="2" w16cid:durableId="490756262">
+  <w:num w:numId="3" w16cid:durableId="1881478552">
     <w:abstractNumId w:val="1"/>
-    <w:lvlOverride w:ilvl="0">
-      <w:startOverride w:val="1"/>
-    </w:lvlOverride>
-  </w:num>
-  <w:num w:numId="3" w16cid:durableId="1565797653">
-    <w:abstractNumId w:val="2"/>
     <w:lvlOverride w:ilvl="0">
       <w:startOverride w:val="1"/>
     </w:lvlOverride>
@@ -32292,7 +32409,7 @@
     <w:autoRedefine/>
     <w:uiPriority w:val="39"/>
     <w:unhideWhenUsed/>
-    <w:rsid w:val="00871E0A"/>
+    <w:rsid w:val="004C238B"/>
     <w:pPr>
       <w:spacing w:after="100"/>
     </w:pPr>
@@ -32304,7 +32421,7 @@
     <w:autoRedefine/>
     <w:uiPriority w:val="39"/>
     <w:unhideWhenUsed/>
-    <w:rsid w:val="00871E0A"/>
+    <w:rsid w:val="004C238B"/>
     <w:pPr>
       <w:spacing w:after="100"/>
       <w:ind w:left="240"/>
